--- a/Libs/PrintTemp/粪检.docx
+++ b/Libs/PrintTemp/粪检.docx
@@ -1,97 +1,145 @@
 
 <file path=word/document.xml><?xml version="1.0" encoding="utf-8"?>
-<w:document xmlns:w="http://schemas.openxmlformats.org/wordprocessingml/2006/main" xmlns:wps="http://schemas.microsoft.com/office/word/2010/wordprocessingShape" xmlns:mc="http://schemas.openxmlformats.org/markup-compatibility/2006" xmlns:w10="urn:schemas-microsoft-com:office:word" xmlns:v="urn:schemas-microsoft-com:vml" xmlns:wp14="http://schemas.microsoft.com/office/word/2010/wordprocessingDrawing" mc:Ignorable="wp14">
+<w:document xmlns:wpc="http://schemas.microsoft.com/office/word/2010/wordprocessingCanvas" xmlns:mc="http://schemas.openxmlformats.org/markup-compatibility/2006" xmlns:o="urn:schemas-microsoft-com:office:office" xmlns:r="http://schemas.openxmlformats.org/officeDocument/2006/relationships" xmlns:m="http://schemas.openxmlformats.org/officeDocument/2006/math" xmlns:v="urn:schemas-microsoft-com:vml" xmlns:wp14="http://schemas.microsoft.com/office/word/2010/wordprocessingDrawing" xmlns:wp="http://schemas.openxmlformats.org/drawingml/2006/wordprocessingDrawing" xmlns:w="http://schemas.openxmlformats.org/wordprocessingml/2006/main" xmlns:w14="http://schemas.microsoft.com/office/word/2010/wordml" xmlns:w10="urn:schemas-microsoft-com:office:word" xmlns:w15="http://schemas.microsoft.com/office/word/2012/wordml" xmlns:wpg="http://schemas.microsoft.com/office/word/2010/wordprocessingGroup" xmlns:wpi="http://schemas.microsoft.com/office/word/2010/wordprocessingInk" xmlns:wne="http://schemas.microsoft.com/office/word/2006/wordml" xmlns:wps="http://schemas.microsoft.com/office/word/2010/wordprocessingShape" xmlns:wpsCustomData="http://www.wps.cn/officeDocument/2013/wpsCustomData" mc:Ignorable="w14 w15 wp14">
   <w:background w:color="FFFFFF"/>
   <w:body>
     <w:p>
       <w:pPr>
+        <w:spacing w:beforeLines="0" w:afterLines="0"/>
         <w:rPr>
+          <w:rFonts w:hint="default"/>
           <w:sz w:val="20"/>
+          <w:szCs w:val="24"/>
         </w:rPr>
       </w:pPr>
     </w:p>
     <w:p>
       <w:pPr>
+        <w:spacing w:beforeLines="0" w:afterLines="0"/>
         <w:rPr>
-          <w:rFonts w:ascii="微软雅黑" w:hAnsi="微软雅黑"/>
-          <w:b w:val="1"/>
+          <w:rFonts w:hint="eastAsia" w:ascii="微软雅黑" w:hAnsi="微软雅黑" w:eastAsia="微软雅黑" w:cs="微软雅黑"/>
+          <w:b/>
           <w:sz w:val="28"/>
+          <w:szCs w:val="28"/>
         </w:rPr>
       </w:pPr>
       <w:r>
         <w:rPr>
-          <w:rFonts w:ascii="微软雅黑" w:hAnsi="微软雅黑"/>
-          <w:b w:val="1"/>
+          <w:rFonts w:hint="eastAsia" w:ascii="微软雅黑" w:hAnsi="微软雅黑" w:eastAsia="微软雅黑" w:cs="微软雅黑"/>
+          <w:b/>
           <w:sz w:val="28"/>
+          <w:szCs w:val="28"/>
         </w:rPr>
         <w:t>粪检报告单</w:t>
       </w:r>
     </w:p>
     <w:p>
       <w:pPr>
+        <w:spacing w:beforeLines="0" w:afterLines="0"/>
         <w:rPr>
-          <w:rFonts w:ascii="微软雅黑" w:hAnsi="微软雅黑"/>
-          <w:b w:val="1"/>
+          <w:rFonts w:hint="eastAsia" w:ascii="微软雅黑" w:hAnsi="微软雅黑" w:eastAsia="微软雅黑" w:cs="微软雅黑"/>
+          <w:b/>
           <w:sz w:val="10"/>
+          <w:szCs w:val="10"/>
         </w:rPr>
       </w:pPr>
     </w:p>
     <w:p>
       <w:pPr>
+        <w:spacing w:beforeLines="0" w:afterLines="0"/>
         <w:rPr>
-          <w:rFonts w:ascii="微软雅黑" w:hAnsi="微软雅黑"/>
-          <w:b w:val="1"/>
+          <w:rFonts w:hint="eastAsia" w:ascii="微软雅黑" w:hAnsi="微软雅黑" w:eastAsia="微软雅黑" w:cs="微软雅黑"/>
+          <w:b/>
           <w:sz w:val="18"/>
+          <w:szCs w:val="18"/>
         </w:rPr>
       </w:pPr>
       <w:r>
         <w:rPr>
-          <w:rFonts w:ascii="微软雅黑" w:hAnsi="微软雅黑"/>
-          <w:b w:val="1"/>
+          <w:rFonts w:hint="eastAsia" w:ascii="微软雅黑" w:hAnsi="微软雅黑" w:eastAsia="微软雅黑" w:cs="微软雅黑"/>
+          <w:b/>
           <w:sz w:val="18"/>
+          <w:szCs w:val="18"/>
         </w:rPr>
         <w:t>动物主人姓名：{&lt;主人名称&gt;}</w:t>
       </w:r>
     </w:p>
     <w:tbl>
       <w:tblPr>
+        <w:tblStyle w:val="3"/>
         <w:tblW w:w="0" w:type="auto"/>
+        <w:tblInd w:w="0" w:type="dxa"/>
         <w:tblBorders>
-          <w:top w:val="single" w:sz="4" w:space="0" w:shadow="0" w:frame="0" w:color="auto"/>
-          <w:left w:val="single" w:sz="4" w:space="0" w:shadow="0" w:frame="0" w:color="auto"/>
-          <w:bottom w:val="single" w:sz="4" w:space="0" w:shadow="0" w:frame="0" w:color="auto"/>
-          <w:right w:val="single" w:sz="4" w:space="0" w:shadow="0" w:frame="0" w:color="auto"/>
-          <w:insideH w:val="single" w:sz="4" w:space="0" w:shadow="0" w:frame="0" w:color="auto"/>
-          <w:insideV w:val="single" w:sz="4" w:space="0" w:shadow="0" w:frame="0" w:color="auto"/>
+          <w:top w:val="single" w:color="auto" w:sz="4" w:space="0"/>
+          <w:left w:val="single" w:color="auto" w:sz="4" w:space="0"/>
+          <w:bottom w:val="single" w:color="auto" w:sz="4" w:space="0"/>
+          <w:right w:val="single" w:color="auto" w:sz="4" w:space="0"/>
+          <w:insideH w:val="single" w:color="auto" w:sz="4" w:space="0"/>
+          <w:insideV w:val="single" w:color="auto" w:sz="4" w:space="0"/>
         </w:tblBorders>
-        <w:tblLook w:val="04A0"/>
+        <w:tblLayout w:type="autofit"/>
+        <w:tblCellMar>
+          <w:top w:w="0" w:type="dxa"/>
+          <w:left w:w="108" w:type="dxa"/>
+          <w:bottom w:w="0" w:type="dxa"/>
+          <w:right w:w="108" w:type="dxa"/>
+        </w:tblCellMar>
       </w:tblPr>
-      <w:tblGrid/>
+      <w:tblGrid>
+        <w:gridCol w:w="1372"/>
+        <w:gridCol w:w="1790"/>
+        <w:gridCol w:w="954"/>
+        <w:gridCol w:w="1372"/>
+        <w:gridCol w:w="1372"/>
+        <w:gridCol w:w="1372"/>
+        <w:gridCol w:w="1185"/>
+        <w:gridCol w:w="1566"/>
+      </w:tblGrid>
       <w:tr>
+        <w:tblPrEx>
+          <w:tblBorders>
+            <w:top w:val="single" w:color="auto" w:sz="4" w:space="0"/>
+            <w:left w:val="single" w:color="auto" w:sz="4" w:space="0"/>
+            <w:bottom w:val="single" w:color="auto" w:sz="4" w:space="0"/>
+            <w:right w:val="single" w:color="auto" w:sz="4" w:space="0"/>
+            <w:insideH w:val="single" w:color="auto" w:sz="4" w:space="0"/>
+            <w:insideV w:val="single" w:color="auto" w:sz="4" w:space="0"/>
+          </w:tblBorders>
+          <w:tblCellMar>
+            <w:top w:w="0" w:type="dxa"/>
+            <w:left w:w="108" w:type="dxa"/>
+            <w:bottom w:w="0" w:type="dxa"/>
+            <w:right w:w="108" w:type="dxa"/>
+          </w:tblCellMar>
+        </w:tblPrEx>
         <w:tc>
           <w:tcPr>
             <w:tcW w:w="1372" w:type="dxa"/>
             <w:tcBorders>
-              <w:top w:val="single" w:sz="4" w:space="0" w:shadow="0" w:frame="0"/>
+              <w:top w:val="single" w:color="auto" w:sz="4" w:space="0"/>
               <w:left w:val="nil"/>
               <w:bottom w:val="nil"/>
               <w:right w:val="nil"/>
               <w:tl2br w:val="nil"/>
               <w:tr2bl w:val="nil"/>
             </w:tcBorders>
+            <w:noWrap w:val="0"/>
+            <w:vAlign w:val="top"/>
           </w:tcPr>
           <w:p>
             <w:pPr>
               <w:jc w:val="right"/>
               <w:rPr>
-                <w:rFonts w:ascii="微软雅黑" w:hAnsi="微软雅黑"/>
-                <w:sz w:val="18"/>
-              </w:rPr>
-            </w:pPr>
-            <w:r>
-              <w:rPr>
-                <w:rFonts w:ascii="微软雅黑" w:hAnsi="微软雅黑"/>
-                <w:sz w:val="18"/>
+                <w:rFonts w:hint="eastAsia" w:ascii="微软雅黑" w:hAnsi="微软雅黑" w:eastAsia="微软雅黑" w:cs="微软雅黑"/>
+                <w:sz w:val="18"/>
+                <w:szCs w:val="18"/>
+              </w:rPr>
+            </w:pPr>
+            <w:r>
+              <w:rPr>
+                <w:rFonts w:hint="eastAsia" w:ascii="微软雅黑" w:hAnsi="微软雅黑" w:eastAsia="微软雅黑" w:cs="微软雅黑"/>
+                <w:sz w:val="18"/>
+                <w:szCs w:val="18"/>
               </w:rPr>
               <w:t>动物姓名:</w:t>
             </w:r>
@@ -101,25 +149,29 @@
           <w:tcPr>
             <w:tcW w:w="1790" w:type="dxa"/>
             <w:tcBorders>
-              <w:top w:val="single" w:sz="4" w:space="0" w:shadow="0" w:frame="0"/>
+              <w:top w:val="single" w:color="auto" w:sz="4" w:space="0"/>
               <w:left w:val="nil"/>
               <w:bottom w:val="nil"/>
               <w:right w:val="nil"/>
               <w:tl2br w:val="nil"/>
               <w:tr2bl w:val="nil"/>
             </w:tcBorders>
-          </w:tcPr>
-          <w:p>
-            <w:pPr>
-              <w:rPr>
-                <w:rFonts w:ascii="微软雅黑" w:hAnsi="微软雅黑"/>
-                <w:sz w:val="18"/>
-              </w:rPr>
-            </w:pPr>
-            <w:r>
-              <w:rPr>
-                <w:rFonts w:ascii="微软雅黑" w:hAnsi="微软雅黑"/>
-                <w:sz w:val="18"/>
+            <w:noWrap w:val="0"/>
+            <w:vAlign w:val="top"/>
+          </w:tcPr>
+          <w:p>
+            <w:pPr>
+              <w:rPr>
+                <w:rFonts w:hint="eastAsia" w:ascii="微软雅黑" w:hAnsi="微软雅黑" w:eastAsia="微软雅黑" w:cs="微软雅黑"/>
+                <w:sz w:val="18"/>
+                <w:szCs w:val="18"/>
+              </w:rPr>
+            </w:pPr>
+            <w:r>
+              <w:rPr>
+                <w:rFonts w:hint="eastAsia" w:ascii="微软雅黑" w:hAnsi="微软雅黑" w:eastAsia="微软雅黑" w:cs="微软雅黑"/>
+                <w:sz w:val="18"/>
+                <w:szCs w:val="18"/>
               </w:rPr>
               <w:t>{&lt;宠物名称&gt;}</w:t>
             </w:r>
@@ -127,28 +179,32 @@
         </w:tc>
         <w:tc>
           <w:tcPr>
-            <w:tcW w:w="774" w:type="dxa"/>
+            <w:tcW w:w="954" w:type="dxa"/>
             <w:tcBorders>
-              <w:top w:val="single" w:sz="4" w:space="0" w:shadow="0" w:frame="0"/>
+              <w:top w:val="single" w:color="auto" w:sz="4" w:space="0"/>
               <w:left w:val="nil"/>
               <w:bottom w:val="nil"/>
               <w:right w:val="nil"/>
               <w:tl2br w:val="nil"/>
               <w:tr2bl w:val="nil"/>
             </w:tcBorders>
+            <w:noWrap w:val="0"/>
+            <w:vAlign w:val="top"/>
           </w:tcPr>
           <w:p>
             <w:pPr>
               <w:jc w:val="right"/>
               <w:rPr>
-                <w:rFonts w:ascii="微软雅黑" w:hAnsi="微软雅黑"/>
-                <w:sz w:val="18"/>
-              </w:rPr>
-            </w:pPr>
-            <w:r>
-              <w:rPr>
-                <w:rFonts w:ascii="微软雅黑" w:hAnsi="微软雅黑"/>
-                <w:sz w:val="18"/>
+                <w:rFonts w:hint="eastAsia" w:ascii="微软雅黑" w:hAnsi="微软雅黑" w:eastAsia="微软雅黑" w:cs="微软雅黑"/>
+                <w:sz w:val="18"/>
+                <w:szCs w:val="18"/>
+              </w:rPr>
+            </w:pPr>
+            <w:r>
+              <w:rPr>
+                <w:rFonts w:hint="eastAsia" w:ascii="微软雅黑" w:hAnsi="微软雅黑" w:eastAsia="微软雅黑" w:cs="微软雅黑"/>
+                <w:sz w:val="18"/>
+                <w:szCs w:val="18"/>
               </w:rPr>
               <w:t>年龄:</w:t>
             </w:r>
@@ -156,27 +212,31 @@
         </w:tc>
         <w:tc>
           <w:tcPr>
-            <w:tcW w:w="1552" w:type="dxa"/>
+            <w:tcW w:w="1372" w:type="dxa"/>
             <w:tcBorders>
-              <w:top w:val="single" w:sz="4" w:space="0" w:shadow="0" w:frame="0"/>
+              <w:top w:val="single" w:color="auto" w:sz="4" w:space="0"/>
               <w:left w:val="nil"/>
               <w:bottom w:val="nil"/>
               <w:right w:val="nil"/>
               <w:tl2br w:val="nil"/>
               <w:tr2bl w:val="nil"/>
             </w:tcBorders>
-          </w:tcPr>
-          <w:p>
-            <w:pPr>
-              <w:rPr>
-                <w:rFonts w:ascii="微软雅黑" w:hAnsi="微软雅黑"/>
-                <w:sz w:val="18"/>
-              </w:rPr>
-            </w:pPr>
-            <w:r>
-              <w:rPr>
-                <w:rFonts w:ascii="微软雅黑" w:hAnsi="微软雅黑"/>
-                <w:sz w:val="18"/>
+            <w:noWrap w:val="0"/>
+            <w:vAlign w:val="top"/>
+          </w:tcPr>
+          <w:p>
+            <w:pPr>
+              <w:rPr>
+                <w:rFonts w:hint="eastAsia" w:ascii="微软雅黑" w:hAnsi="微软雅黑" w:eastAsia="微软雅黑" w:cs="微软雅黑"/>
+                <w:sz w:val="18"/>
+                <w:szCs w:val="18"/>
+              </w:rPr>
+            </w:pPr>
+            <w:r>
+              <w:rPr>
+                <w:rFonts w:hint="eastAsia" w:ascii="微软雅黑" w:hAnsi="微软雅黑" w:eastAsia="微软雅黑" w:cs="微软雅黑"/>
+                <w:sz w:val="18"/>
+                <w:szCs w:val="18"/>
               </w:rPr>
               <w:t>{&lt;宠物年龄&gt;}</w:t>
             </w:r>
@@ -184,28 +244,32 @@
         </w:tc>
         <w:tc>
           <w:tcPr>
-            <w:tcW w:w="999" w:type="dxa"/>
+            <w:tcW w:w="1372" w:type="dxa"/>
             <w:tcBorders>
-              <w:top w:val="single" w:sz="4" w:space="0" w:shadow="0" w:frame="0"/>
+              <w:top w:val="single" w:color="auto" w:sz="4" w:space="0"/>
               <w:left w:val="nil"/>
               <w:bottom w:val="nil"/>
               <w:right w:val="nil"/>
               <w:tl2br w:val="nil"/>
               <w:tr2bl w:val="nil"/>
             </w:tcBorders>
+            <w:noWrap w:val="0"/>
+            <w:vAlign w:val="top"/>
           </w:tcPr>
           <w:p>
             <w:pPr>
               <w:jc w:val="right"/>
               <w:rPr>
-                <w:rFonts w:ascii="微软雅黑" w:hAnsi="微软雅黑"/>
-                <w:sz w:val="18"/>
-              </w:rPr>
-            </w:pPr>
-            <w:r>
-              <w:rPr>
-                <w:rFonts w:ascii="微软雅黑" w:hAnsi="微软雅黑"/>
-                <w:sz w:val="18"/>
+                <w:rFonts w:hint="eastAsia" w:ascii="微软雅黑" w:hAnsi="微软雅黑" w:eastAsia="微软雅黑" w:cs="微软雅黑"/>
+                <w:sz w:val="18"/>
+                <w:szCs w:val="18"/>
+              </w:rPr>
+            </w:pPr>
+            <w:r>
+              <w:rPr>
+                <w:rFonts w:hint="eastAsia" w:ascii="微软雅黑" w:hAnsi="微软雅黑" w:eastAsia="微软雅黑" w:cs="微软雅黑"/>
+                <w:sz w:val="18"/>
+                <w:szCs w:val="18"/>
               </w:rPr>
               <w:t>物种:</w:t>
             </w:r>
@@ -213,44 +277,50 @@
         </w:tc>
         <w:tc>
           <w:tcPr>
-            <w:tcW w:w="1559" w:type="dxa"/>
+            <w:tcW w:w="1372" w:type="dxa"/>
             <w:tcBorders>
-              <w:top w:val="single" w:sz="4" w:space="0" w:shadow="0" w:frame="0"/>
+              <w:top w:val="single" w:color="auto" w:sz="4" w:space="0"/>
               <w:left w:val="nil"/>
               <w:bottom w:val="nil"/>
               <w:right w:val="nil"/>
               <w:tl2br w:val="nil"/>
               <w:tr2bl w:val="nil"/>
             </w:tcBorders>
-          </w:tcPr>
-          <w:p>
-            <w:pPr>
-              <w:rPr>
-                <w:rFonts w:ascii="微软雅黑" w:hAnsi="微软雅黑"/>
-                <w:sz w:val="18"/>
-              </w:rPr>
-            </w:pPr>
-            <w:r>
-              <w:rPr>
-                <w:rFonts w:ascii="微软雅黑" w:hAnsi="微软雅黑"/>
+            <w:noWrap w:val="0"/>
+            <w:vAlign w:val="top"/>
+          </w:tcPr>
+          <w:p>
+            <w:pPr>
+              <w:rPr>
+                <w:rFonts w:hint="eastAsia" w:ascii="微软雅黑" w:hAnsi="微软雅黑" w:eastAsia="微软雅黑" w:cs="微软雅黑"/>
+                <w:sz w:val="18"/>
+                <w:szCs w:val="18"/>
+              </w:rPr>
+            </w:pPr>
+            <w:r>
+              <w:rPr>
+                <w:rFonts w:hint="eastAsia" w:ascii="微软雅黑" w:hAnsi="微软雅黑" w:eastAsia="微软雅黑" w:cs="微软雅黑"/>
                 <w:color w:val="000000"/>
                 <w:sz w:val="18"/>
+                <w:szCs w:val="18"/>
               </w:rPr>
               <w:t>{&lt;</w:t>
             </w:r>
             <w:r>
               <w:rPr>
-                <w:rFonts w:ascii="新宋体" w:hAnsi="新宋体"/>
+                <w:rFonts w:hint="eastAsia" w:ascii="新宋体" w:hAnsi="新宋体" w:eastAsia="新宋体"/>
                 <w:color w:val="000000"/>
                 <w:sz w:val="19"/>
+                <w:szCs w:val="24"/>
               </w:rPr>
               <w:t>宠物种类</w:t>
             </w:r>
             <w:r>
               <w:rPr>
-                <w:rFonts w:ascii="微软雅黑" w:hAnsi="微软雅黑"/>
+                <w:rFonts w:hint="eastAsia" w:ascii="微软雅黑" w:hAnsi="微软雅黑" w:eastAsia="微软雅黑" w:cs="微软雅黑"/>
                 <w:color w:val="000000"/>
                 <w:sz w:val="18"/>
+                <w:szCs w:val="18"/>
               </w:rPr>
               <w:t>&gt;}</w:t>
             </w:r>
@@ -258,28 +328,32 @@
         </w:tc>
         <w:tc>
           <w:tcPr>
-            <w:tcW w:w="1134" w:type="dxa"/>
+            <w:tcW w:w="1185" w:type="dxa"/>
             <w:tcBorders>
-              <w:top w:val="single" w:sz="4" w:space="0" w:shadow="0" w:frame="0"/>
+              <w:top w:val="single" w:color="auto" w:sz="4" w:space="0"/>
               <w:left w:val="nil"/>
               <w:bottom w:val="nil"/>
               <w:right w:val="nil"/>
               <w:tl2br w:val="nil"/>
               <w:tr2bl w:val="nil"/>
             </w:tcBorders>
+            <w:noWrap w:val="0"/>
+            <w:vAlign w:val="top"/>
           </w:tcPr>
           <w:p>
             <w:pPr>
               <w:jc w:val="right"/>
               <w:rPr>
-                <w:rFonts w:ascii="微软雅黑" w:hAnsi="微软雅黑"/>
-                <w:sz w:val="18"/>
-              </w:rPr>
-            </w:pPr>
-            <w:r>
-              <w:rPr>
-                <w:rFonts w:ascii="微软雅黑" w:hAnsi="微软雅黑"/>
-                <w:sz w:val="18"/>
+                <w:rFonts w:hint="eastAsia" w:ascii="微软雅黑" w:hAnsi="微软雅黑" w:eastAsia="微软雅黑" w:cs="微软雅黑"/>
+                <w:sz w:val="18"/>
+                <w:szCs w:val="18"/>
+              </w:rPr>
+            </w:pPr>
+            <w:r>
+              <w:rPr>
+                <w:rFonts w:hint="eastAsia" w:ascii="微软雅黑" w:hAnsi="微软雅黑" w:eastAsia="微软雅黑" w:cs="微软雅黑"/>
+                <w:sz w:val="18"/>
+                <w:szCs w:val="18"/>
               </w:rPr>
               <w:t>病历号:</w:t>
             </w:r>
@@ -287,43 +361,49 @@
         </w:tc>
         <w:tc>
           <w:tcPr>
-            <w:tcW w:w="1803" w:type="dxa"/>
+            <w:tcW w:w="1566" w:type="dxa"/>
             <w:tcBorders>
-              <w:top w:val="single" w:sz="4" w:space="0" w:shadow="0" w:frame="0"/>
+              <w:top w:val="single" w:color="auto" w:sz="4" w:space="0"/>
               <w:left w:val="nil"/>
               <w:bottom w:val="nil"/>
               <w:right w:val="nil"/>
               <w:tl2br w:val="nil"/>
               <w:tr2bl w:val="nil"/>
             </w:tcBorders>
-          </w:tcPr>
-          <w:p>
-            <w:pPr>
-              <w:rPr>
-                <w:rFonts w:ascii="微软雅黑" w:hAnsi="微软雅黑"/>
-                <w:sz w:val="18"/>
-              </w:rPr>
-            </w:pPr>
-            <w:r>
-              <w:rPr>
-                <w:rFonts w:ascii="微软雅黑" w:hAnsi="微软雅黑"/>
+            <w:noWrap w:val="0"/>
+            <w:vAlign w:val="top"/>
+          </w:tcPr>
+          <w:p>
+            <w:pPr>
+              <w:rPr>
+                <w:rFonts w:hint="eastAsia" w:ascii="微软雅黑" w:hAnsi="微软雅黑" w:eastAsia="微软雅黑" w:cs="微软雅黑"/>
+                <w:sz w:val="18"/>
+                <w:szCs w:val="18"/>
+              </w:rPr>
+            </w:pPr>
+            <w:r>
+              <w:rPr>
+                <w:rFonts w:hint="eastAsia" w:ascii="微软雅黑" w:hAnsi="微软雅黑" w:eastAsia="微软雅黑" w:cs="微软雅黑"/>
                 <w:color w:val="000000"/>
                 <w:sz w:val="18"/>
+                <w:szCs w:val="18"/>
               </w:rPr>
               <w:t>{&lt;</w:t>
             </w:r>
             <w:r>
               <w:rPr>
-                <w:rFonts w:ascii="微软雅黑" w:hAnsi="微软雅黑"/>
-                <w:sz w:val="18"/>
+                <w:rFonts w:hint="eastAsia" w:ascii="微软雅黑" w:hAnsi="微软雅黑" w:eastAsia="微软雅黑" w:cs="微软雅黑"/>
+                <w:sz w:val="18"/>
+                <w:szCs w:val="18"/>
               </w:rPr>
               <w:t>病历号</w:t>
             </w:r>
             <w:r>
               <w:rPr>
-                <w:rFonts w:ascii="微软雅黑" w:hAnsi="微软雅黑"/>
+                <w:rFonts w:hint="eastAsia" w:ascii="微软雅黑" w:hAnsi="微软雅黑" w:eastAsia="微软雅黑" w:cs="微软雅黑"/>
                 <w:color w:val="000000"/>
                 <w:sz w:val="18"/>
+                <w:szCs w:val="18"/>
               </w:rPr>
               <w:t>&gt;}</w:t>
             </w:r>
@@ -331,30 +411,50 @@
         </w:tc>
       </w:tr>
       <w:tr>
+        <w:tblPrEx>
+          <w:tblBorders>
+            <w:top w:val="single" w:color="auto" w:sz="4" w:space="0"/>
+            <w:left w:val="single" w:color="auto" w:sz="4" w:space="0"/>
+            <w:bottom w:val="single" w:color="auto" w:sz="4" w:space="0"/>
+            <w:right w:val="single" w:color="auto" w:sz="4" w:space="0"/>
+            <w:insideH w:val="single" w:color="auto" w:sz="4" w:space="0"/>
+            <w:insideV w:val="single" w:color="auto" w:sz="4" w:space="0"/>
+          </w:tblBorders>
+          <w:tblCellMar>
+            <w:top w:w="0" w:type="dxa"/>
+            <w:left w:w="108" w:type="dxa"/>
+            <w:bottom w:w="0" w:type="dxa"/>
+            <w:right w:w="108" w:type="dxa"/>
+          </w:tblCellMar>
+        </w:tblPrEx>
         <w:tc>
           <w:tcPr>
             <w:tcW w:w="1372" w:type="dxa"/>
             <w:tcBorders>
               <w:top w:val="nil"/>
               <w:left w:val="nil"/>
-              <w:bottom w:val="single" w:sz="4" w:space="0" w:shadow="0" w:frame="0"/>
+              <w:bottom w:val="single" w:color="auto" w:sz="4" w:space="0"/>
               <w:right w:val="nil"/>
               <w:tl2br w:val="nil"/>
               <w:tr2bl w:val="nil"/>
             </w:tcBorders>
+            <w:noWrap w:val="0"/>
+            <w:vAlign w:val="top"/>
           </w:tcPr>
           <w:p>
             <w:pPr>
               <w:jc w:val="right"/>
               <w:rPr>
-                <w:rFonts w:ascii="微软雅黑" w:hAnsi="微软雅黑"/>
-                <w:sz w:val="18"/>
-              </w:rPr>
-            </w:pPr>
-            <w:r>
-              <w:rPr>
-                <w:rFonts w:ascii="微软雅黑" w:hAnsi="微软雅黑"/>
-                <w:sz w:val="18"/>
+                <w:rFonts w:hint="eastAsia" w:ascii="微软雅黑" w:hAnsi="微软雅黑" w:eastAsia="微软雅黑" w:cs="微软雅黑"/>
+                <w:sz w:val="18"/>
+                <w:szCs w:val="18"/>
+              </w:rPr>
+            </w:pPr>
+            <w:r>
+              <w:rPr>
+                <w:rFonts w:hint="eastAsia" w:ascii="微软雅黑" w:hAnsi="微软雅黑" w:eastAsia="微软雅黑" w:cs="微软雅黑"/>
+                <w:sz w:val="18"/>
+                <w:szCs w:val="18"/>
               </w:rPr>
               <w:t>性别:</w:t>
             </w:r>
@@ -366,23 +466,27 @@
             <w:tcBorders>
               <w:top w:val="nil"/>
               <w:left w:val="nil"/>
-              <w:bottom w:val="single" w:sz="4" w:space="0" w:shadow="0" w:frame="0"/>
+              <w:bottom w:val="single" w:color="auto" w:sz="4" w:space="0"/>
               <w:right w:val="nil"/>
               <w:tl2br w:val="nil"/>
               <w:tr2bl w:val="nil"/>
             </w:tcBorders>
-          </w:tcPr>
-          <w:p>
-            <w:pPr>
-              <w:rPr>
-                <w:rFonts w:ascii="微软雅黑" w:hAnsi="微软雅黑"/>
-                <w:sz w:val="18"/>
-              </w:rPr>
-            </w:pPr>
-            <w:r>
-              <w:rPr>
-                <w:rFonts w:ascii="微软雅黑" w:hAnsi="微软雅黑"/>
-                <w:sz w:val="18"/>
+            <w:noWrap w:val="0"/>
+            <w:vAlign w:val="top"/>
+          </w:tcPr>
+          <w:p>
+            <w:pPr>
+              <w:rPr>
+                <w:rFonts w:hint="eastAsia" w:ascii="微软雅黑" w:hAnsi="微软雅黑" w:eastAsia="微软雅黑" w:cs="微软雅黑"/>
+                <w:sz w:val="18"/>
+                <w:szCs w:val="18"/>
+              </w:rPr>
+            </w:pPr>
+            <w:r>
+              <w:rPr>
+                <w:rFonts w:hint="eastAsia" w:ascii="微软雅黑" w:hAnsi="微软雅黑" w:eastAsia="微软雅黑" w:cs="微软雅黑"/>
+                <w:sz w:val="18"/>
+                <w:szCs w:val="18"/>
               </w:rPr>
               <w:t>{&lt;宠物性别&gt;}</w:t>
             </w:r>
@@ -390,28 +494,32 @@
         </w:tc>
         <w:tc>
           <w:tcPr>
-            <w:tcW w:w="774" w:type="dxa"/>
+            <w:tcW w:w="954" w:type="dxa"/>
             <w:tcBorders>
               <w:top w:val="nil"/>
               <w:left w:val="nil"/>
-              <w:bottom w:val="single" w:sz="4" w:space="0" w:shadow="0" w:frame="0"/>
+              <w:bottom w:val="single" w:color="auto" w:sz="4" w:space="0"/>
               <w:right w:val="nil"/>
               <w:tl2br w:val="nil"/>
               <w:tr2bl w:val="nil"/>
             </w:tcBorders>
+            <w:noWrap w:val="0"/>
+            <w:vAlign w:val="top"/>
           </w:tcPr>
           <w:p>
             <w:pPr>
               <w:jc w:val="right"/>
               <w:rPr>
-                <w:rFonts w:ascii="微软雅黑" w:hAnsi="微软雅黑"/>
-                <w:sz w:val="18"/>
-              </w:rPr>
-            </w:pPr>
-            <w:r>
-              <w:rPr>
-                <w:rFonts w:ascii="微软雅黑" w:hAnsi="微软雅黑"/>
-                <w:sz w:val="18"/>
+                <w:rFonts w:hint="eastAsia" w:ascii="微软雅黑" w:hAnsi="微软雅黑" w:eastAsia="微软雅黑" w:cs="微软雅黑"/>
+                <w:sz w:val="18"/>
+                <w:szCs w:val="18"/>
+              </w:rPr>
+            </w:pPr>
+            <w:r>
+              <w:rPr>
+                <w:rFonts w:hint="eastAsia" w:ascii="微软雅黑" w:hAnsi="微软雅黑" w:eastAsia="微软雅黑" w:cs="微软雅黑"/>
+                <w:sz w:val="18"/>
+                <w:szCs w:val="18"/>
               </w:rPr>
               <w:t>绝育:</w:t>
             </w:r>
@@ -419,27 +527,31 @@
         </w:tc>
         <w:tc>
           <w:tcPr>
-            <w:tcW w:w="1552" w:type="dxa"/>
+            <w:tcW w:w="1372" w:type="dxa"/>
             <w:tcBorders>
               <w:top w:val="nil"/>
               <w:left w:val="nil"/>
-              <w:bottom w:val="single" w:sz="4" w:space="0" w:shadow="0" w:frame="0"/>
+              <w:bottom w:val="single" w:color="auto" w:sz="4" w:space="0"/>
               <w:right w:val="nil"/>
               <w:tl2br w:val="nil"/>
               <w:tr2bl w:val="nil"/>
             </w:tcBorders>
-          </w:tcPr>
-          <w:p>
-            <w:pPr>
-              <w:rPr>
-                <w:rFonts w:ascii="微软雅黑" w:hAnsi="微软雅黑"/>
-                <w:sz w:val="18"/>
-              </w:rPr>
-            </w:pPr>
-            <w:r>
-              <w:rPr>
-                <w:rFonts w:ascii="微软雅黑" w:hAnsi="微软雅黑"/>
-                <w:sz w:val="18"/>
+            <w:noWrap w:val="0"/>
+            <w:vAlign w:val="top"/>
+          </w:tcPr>
+          <w:p>
+            <w:pPr>
+              <w:rPr>
+                <w:rFonts w:hint="eastAsia" w:ascii="微软雅黑" w:hAnsi="微软雅黑" w:eastAsia="微软雅黑" w:cs="微软雅黑"/>
+                <w:sz w:val="18"/>
+                <w:szCs w:val="18"/>
+              </w:rPr>
+            </w:pPr>
+            <w:r>
+              <w:rPr>
+                <w:rFonts w:hint="eastAsia" w:ascii="微软雅黑" w:hAnsi="微软雅黑" w:eastAsia="微软雅黑" w:cs="微软雅黑"/>
+                <w:sz w:val="18"/>
+                <w:szCs w:val="18"/>
               </w:rPr>
               <w:t>{&lt;是否绝育&gt;}</w:t>
             </w:r>
@@ -447,28 +559,32 @@
         </w:tc>
         <w:tc>
           <w:tcPr>
-            <w:tcW w:w="999" w:type="dxa"/>
+            <w:tcW w:w="1372" w:type="dxa"/>
             <w:tcBorders>
               <w:top w:val="nil"/>
               <w:left w:val="nil"/>
-              <w:bottom w:val="single" w:sz="4" w:space="0" w:shadow="0" w:frame="0"/>
+              <w:bottom w:val="single" w:color="auto" w:sz="4" w:space="0"/>
               <w:right w:val="nil"/>
               <w:tl2br w:val="nil"/>
               <w:tr2bl w:val="nil"/>
             </w:tcBorders>
+            <w:noWrap w:val="0"/>
+            <w:vAlign w:val="top"/>
           </w:tcPr>
           <w:p>
             <w:pPr>
               <w:jc w:val="right"/>
               <w:rPr>
-                <w:rFonts w:ascii="微软雅黑" w:hAnsi="微软雅黑"/>
-                <w:sz w:val="18"/>
-              </w:rPr>
-            </w:pPr>
-            <w:r>
-              <w:rPr>
-                <w:rFonts w:ascii="微软雅黑" w:hAnsi="微软雅黑"/>
-                <w:sz w:val="18"/>
+                <w:rFonts w:hint="eastAsia" w:ascii="微软雅黑" w:hAnsi="微软雅黑" w:eastAsia="微软雅黑" w:cs="微软雅黑"/>
+                <w:sz w:val="18"/>
+                <w:szCs w:val="18"/>
+              </w:rPr>
+            </w:pPr>
+            <w:r>
+              <w:rPr>
+                <w:rFonts w:hint="eastAsia" w:ascii="微软雅黑" w:hAnsi="微软雅黑" w:eastAsia="微软雅黑" w:cs="微软雅黑"/>
+                <w:sz w:val="18"/>
+                <w:szCs w:val="18"/>
               </w:rPr>
               <w:t>医生:</w:t>
             </w:r>
@@ -476,28 +592,32 @@
         </w:tc>
         <w:tc>
           <w:tcPr>
-            <w:tcW w:w="1559" w:type="dxa"/>
+            <w:tcW w:w="1372" w:type="dxa"/>
             <w:tcBorders>
               <w:top w:val="nil"/>
               <w:left w:val="nil"/>
-              <w:bottom w:val="single" w:sz="4" w:space="0" w:shadow="0" w:frame="0"/>
+              <w:bottom w:val="single" w:color="auto" w:sz="4" w:space="0"/>
               <w:right w:val="nil"/>
               <w:tl2br w:val="nil"/>
               <w:tr2bl w:val="nil"/>
             </w:tcBorders>
-          </w:tcPr>
-          <w:p>
-            <w:pPr>
-              <w:rPr>
-                <w:rFonts w:ascii="微软雅黑" w:hAnsi="微软雅黑"/>
-                <w:sz w:val="18"/>
-              </w:rPr>
-            </w:pPr>
-            <w:r>
-              <w:rPr>
-                <w:rFonts w:ascii="微软雅黑" w:hAnsi="微软雅黑"/>
+            <w:noWrap w:val="0"/>
+            <w:vAlign w:val="top"/>
+          </w:tcPr>
+          <w:p>
+            <w:pPr>
+              <w:rPr>
+                <w:rFonts w:hint="eastAsia" w:ascii="微软雅黑" w:hAnsi="微软雅黑" w:eastAsia="微软雅黑" w:cs="微软雅黑"/>
+                <w:sz w:val="18"/>
+                <w:szCs w:val="18"/>
+              </w:rPr>
+            </w:pPr>
+            <w:r>
+              <w:rPr>
+                <w:rFonts w:hint="eastAsia" w:ascii="微软雅黑" w:hAnsi="微软雅黑" w:eastAsia="微软雅黑" w:cs="微软雅黑"/>
                 <w:color w:val="000000"/>
                 <w:sz w:val="18"/>
+                <w:szCs w:val="18"/>
               </w:rPr>
               <w:t>{&lt;检查医生&gt;}</w:t>
             </w:r>
@@ -505,28 +625,32 @@
         </w:tc>
         <w:tc>
           <w:tcPr>
-            <w:tcW w:w="1134" w:type="dxa"/>
+            <w:tcW w:w="1185" w:type="dxa"/>
             <w:tcBorders>
               <w:top w:val="nil"/>
               <w:left w:val="nil"/>
-              <w:bottom w:val="single" w:sz="4" w:space="0" w:shadow="0" w:frame="0"/>
+              <w:bottom w:val="single" w:color="auto" w:sz="4" w:space="0"/>
               <w:right w:val="nil"/>
               <w:tl2br w:val="nil"/>
               <w:tr2bl w:val="nil"/>
             </w:tcBorders>
+            <w:noWrap w:val="0"/>
+            <w:vAlign w:val="top"/>
           </w:tcPr>
           <w:p>
             <w:pPr>
               <w:jc w:val="right"/>
               <w:rPr>
-                <w:rFonts w:ascii="微软雅黑" w:hAnsi="微软雅黑"/>
-                <w:sz w:val="18"/>
-              </w:rPr>
-            </w:pPr>
-            <w:r>
-              <w:rPr>
-                <w:rFonts w:ascii="微软雅黑" w:hAnsi="微软雅黑"/>
-                <w:sz w:val="18"/>
+                <w:rFonts w:hint="eastAsia" w:ascii="微软雅黑" w:hAnsi="微软雅黑" w:eastAsia="微软雅黑" w:cs="微软雅黑"/>
+                <w:sz w:val="18"/>
+                <w:szCs w:val="18"/>
+              </w:rPr>
+            </w:pPr>
+            <w:r>
+              <w:rPr>
+                <w:rFonts w:hint="eastAsia" w:ascii="微软雅黑" w:hAnsi="微软雅黑" w:eastAsia="微软雅黑" w:cs="微软雅黑"/>
+                <w:sz w:val="18"/>
+                <w:szCs w:val="18"/>
               </w:rPr>
               <w:t>检测时间:</w:t>
             </w:r>
@@ -534,27 +658,31 @@
         </w:tc>
         <w:tc>
           <w:tcPr>
-            <w:tcW w:w="1803" w:type="dxa"/>
+            <w:tcW w:w="1566" w:type="dxa"/>
             <w:tcBorders>
               <w:top w:val="nil"/>
               <w:left w:val="nil"/>
-              <w:bottom w:val="single" w:sz="4" w:space="0" w:shadow="0" w:frame="0"/>
+              <w:bottom w:val="single" w:color="auto" w:sz="4" w:space="0"/>
               <w:right w:val="nil"/>
               <w:tl2br w:val="nil"/>
               <w:tr2bl w:val="nil"/>
             </w:tcBorders>
-          </w:tcPr>
-          <w:p>
-            <w:pPr>
-              <w:rPr>
-                <w:rFonts w:ascii="微软雅黑" w:hAnsi="微软雅黑"/>
-                <w:sz w:val="18"/>
-              </w:rPr>
-            </w:pPr>
-            <w:r>
-              <w:rPr>
-                <w:rFonts w:ascii="微软雅黑" w:hAnsi="微软雅黑"/>
-                <w:sz w:val="18"/>
+            <w:noWrap w:val="0"/>
+            <w:vAlign w:val="top"/>
+          </w:tcPr>
+          <w:p>
+            <w:pPr>
+              <w:rPr>
+                <w:rFonts w:hint="eastAsia" w:ascii="微软雅黑" w:hAnsi="微软雅黑" w:eastAsia="微软雅黑" w:cs="微软雅黑"/>
+                <w:sz w:val="18"/>
+                <w:szCs w:val="18"/>
+              </w:rPr>
+            </w:pPr>
+            <w:r>
+              <w:rPr>
+                <w:rFonts w:hint="eastAsia" w:ascii="微软雅黑" w:hAnsi="微软雅黑" w:eastAsia="微软雅黑" w:cs="微软雅黑"/>
+                <w:sz w:val="18"/>
+                <w:szCs w:val="18"/>
               </w:rPr>
               <w:t>{&lt;检查时间&gt;}</w:t>
             </w:r>
@@ -564,50 +692,105 @@
     </w:tbl>
     <w:p>
       <w:pPr>
+        <w:spacing w:beforeLines="0" w:afterLines="0"/>
         <w:rPr>
-          <w:rFonts w:ascii="微软雅黑" w:hAnsi="微软雅黑"/>
-          <w:b w:val="1"/>
+          <w:rFonts w:hint="eastAsia" w:ascii="微软雅黑" w:hAnsi="微软雅黑" w:eastAsia="微软雅黑" w:cs="微软雅黑"/>
+          <w:b/>
           <w:sz w:val="10"/>
+          <w:szCs w:val="10"/>
         </w:rPr>
       </w:pPr>
     </w:p>
     <w:tbl>
       <w:tblPr>
-        <w:tblStyle w:val="T2"/>
+        <w:tblStyle w:val="6"/>
         <w:tblW w:w="0" w:type="auto"/>
+        <w:tblInd w:w="0" w:type="dxa"/>
         <w:tblBorders>
-          <w:top w:val="single" w:sz="4" w:space="0" w:shadow="0" w:frame="0" w:color="auto"/>
-          <w:left w:val="single" w:sz="4" w:space="0" w:shadow="0" w:frame="0" w:color="auto"/>
-          <w:bottom w:val="single" w:sz="4" w:space="0" w:shadow="0" w:frame="0" w:color="auto"/>
-          <w:right w:val="single" w:sz="4" w:space="0" w:shadow="0" w:frame="0" w:color="auto"/>
-          <w:insideH w:val="single" w:sz="4" w:space="0" w:shadow="0" w:frame="0" w:color="auto"/>
-          <w:insideV w:val="single" w:sz="4" w:space="0" w:shadow="0" w:frame="0" w:color="auto"/>
+          <w:top w:val="single" w:color="auto" w:sz="4" w:space="0"/>
+          <w:left w:val="single" w:color="auto" w:sz="4" w:space="0"/>
+          <w:bottom w:val="single" w:color="auto" w:sz="4" w:space="0"/>
+          <w:right w:val="single" w:color="auto" w:sz="4" w:space="0"/>
+          <w:insideH w:val="single" w:color="auto" w:sz="4" w:space="0"/>
+          <w:insideV w:val="single" w:color="auto" w:sz="4" w:space="0"/>
         </w:tblBorders>
-        <w:tblLook w:val="04A0"/>
+        <w:tblLayout w:type="autofit"/>
+        <w:tblCellMar>
+          <w:top w:w="0" w:type="dxa"/>
+          <w:left w:w="108" w:type="dxa"/>
+          <w:bottom w:w="0" w:type="dxa"/>
+          <w:right w:w="108" w:type="dxa"/>
+        </w:tblCellMar>
       </w:tblPr>
-      <w:tblGrid/>
+      <w:tblGrid>
+        <w:gridCol w:w="1584"/>
+        <w:gridCol w:w="2239"/>
+        <w:gridCol w:w="1338"/>
+        <w:gridCol w:w="5803"/>
+      </w:tblGrid>
       <w:tr>
+        <w:tblPrEx>
+          <w:tblBorders>
+            <w:top w:val="single" w:color="auto" w:sz="4" w:space="0"/>
+            <w:left w:val="single" w:color="auto" w:sz="4" w:space="0"/>
+            <w:bottom w:val="single" w:color="auto" w:sz="4" w:space="0"/>
+            <w:right w:val="single" w:color="auto" w:sz="4" w:space="0"/>
+            <w:insideH w:val="single" w:color="auto" w:sz="4" w:space="0"/>
+            <w:insideV w:val="single" w:color="auto" w:sz="4" w:space="0"/>
+          </w:tblBorders>
+          <w:tblCellMar>
+            <w:top w:w="0" w:type="dxa"/>
+            <w:left w:w="108" w:type="dxa"/>
+            <w:bottom w:w="0" w:type="dxa"/>
+            <w:right w:w="108" w:type="dxa"/>
+          </w:tblCellMar>
+        </w:tblPrEx>
         <w:trPr>
-          <w:trHeight w:hRule="atLeast" w:val="343"/>
+          <w:trHeight w:val="343" w:hRule="atLeast"/>
         </w:trPr>
         <w:tc>
           <w:tcPr>
-            <w:cnfStyle w:val="001000000000"/>
             <w:tcW w:w="1584" w:type="dxa"/>
+            <w:tcBorders>
+              <w:top w:val="single" w:color="C0504D" w:themeColor="accent2" w:sz="4" w:space="0"/>
+              <w:left w:val="single" w:color="C0504D" w:themeColor="accent2" w:sz="4" w:space="0"/>
+              <w:bottom w:val="single" w:color="C0504D" w:themeColor="accent2" w:sz="4" w:space="0"/>
+              <w:right w:val="nil"/>
+              <w:insideH w:val="single" w:sz="4" w:space="0"/>
+              <w:insideV w:val="nil"/>
+            </w:tcBorders>
+            <w:shd w:val="clear" w:color="auto" w:fill="C0504D" w:themeFill="accent2"/>
           </w:tcPr>
           <w:p>
             <w:pPr>
               <w:jc w:val="center"/>
               <w:rPr>
-                <w:rFonts w:ascii="微软雅黑" w:hAnsi="微软雅黑"/>
-                <w:b w:val="0"/>
-                <w:sz w:val="18"/>
-              </w:rPr>
-            </w:pPr>
-            <w:r>
-              <w:rPr>
-                <w:rFonts w:ascii="微软雅黑" w:hAnsi="微软雅黑"/>
-                <w:sz w:val="18"/>
+                <w:rFonts w:hint="eastAsia" w:ascii="微软雅黑" w:hAnsi="微软雅黑" w:eastAsia="微软雅黑" w:cs="微软雅黑"/>
+                <w:b/>
+                <w:bCs/>
+                <w:color w:val="FFFFFF" w:themeColor="background1"/>
+                <w:sz w:val="18"/>
+                <w:szCs w:val="18"/>
+                <w14:textFill>
+                  <w14:solidFill>
+                    <w14:schemeClr w14:val="bg1"/>
+                  </w14:solidFill>
+                </w14:textFill>
+              </w:rPr>
+            </w:pPr>
+            <w:r>
+              <w:rPr>
+                <w:rFonts w:hint="eastAsia" w:ascii="微软雅黑" w:hAnsi="微软雅黑" w:eastAsia="微软雅黑" w:cs="微软雅黑"/>
+                <w:b/>
+                <w:bCs/>
+                <w:color w:val="FFFFFF" w:themeColor="background1"/>
+                <w:sz w:val="18"/>
+                <w:szCs w:val="18"/>
+                <w14:textFill>
+                  <w14:solidFill>
+                    <w14:schemeClr w14:val="bg1"/>
+                  </w14:solidFill>
+                </w14:textFill>
               </w:rPr>
               <w:t>粪便检查</w:t>
             </w:r>
@@ -617,20 +800,45 @@
           <w:tcPr>
             <w:tcW w:w="9380" w:type="dxa"/>
             <w:gridSpan w:val="3"/>
+            <w:tcBorders>
+              <w:top w:val="single" w:color="C0504D" w:themeColor="accent2" w:sz="4" w:space="0"/>
+              <w:bottom w:val="single" w:color="C0504D" w:themeColor="accent2" w:sz="4" w:space="0"/>
+              <w:right w:val="single" w:color="C0504D" w:themeColor="accent2" w:sz="4" w:space="0"/>
+              <w:insideH w:val="single" w:sz="4" w:space="0"/>
+              <w:insideV w:val="nil"/>
+            </w:tcBorders>
+            <w:shd w:val="clear" w:color="auto" w:fill="C0504D" w:themeFill="accent2"/>
           </w:tcPr>
           <w:p>
             <w:pPr>
               <w:jc w:val="center"/>
               <w:rPr>
-                <w:rFonts w:ascii="微软雅黑" w:hAnsi="微软雅黑"/>
-                <w:b w:val="0"/>
-                <w:sz w:val="18"/>
-              </w:rPr>
-            </w:pPr>
-            <w:r>
-              <w:rPr>
-                <w:rFonts w:ascii="微软雅黑" w:hAnsi="微软雅黑"/>
-                <w:sz w:val="18"/>
+                <w:rFonts w:hint="eastAsia" w:ascii="微软雅黑" w:hAnsi="微软雅黑" w:eastAsia="微软雅黑" w:cs="微软雅黑"/>
+                <w:b/>
+                <w:bCs/>
+                <w:color w:val="FFFFFF" w:themeColor="background1"/>
+                <w:sz w:val="18"/>
+                <w:szCs w:val="18"/>
+                <w14:textFill>
+                  <w14:solidFill>
+                    <w14:schemeClr w14:val="bg1"/>
+                  </w14:solidFill>
+                </w14:textFill>
+              </w:rPr>
+            </w:pPr>
+            <w:r>
+              <w:rPr>
+                <w:rFonts w:hint="eastAsia" w:ascii="微软雅黑" w:hAnsi="微软雅黑" w:eastAsia="微软雅黑" w:cs="微软雅黑"/>
+                <w:b/>
+                <w:bCs/>
+                <w:color w:val="FFFFFF" w:themeColor="background1"/>
+                <w:sz w:val="18"/>
+                <w:szCs w:val="18"/>
+                <w14:textFill>
+                  <w14:solidFill>
+                    <w14:schemeClr w14:val="bg1"/>
+                  </w14:solidFill>
+                </w14:textFill>
               </w:rPr>
               <w:t>结果</w:t>
             </w:r>
@@ -638,28 +846,48 @@
         </w:tc>
       </w:tr>
       <w:tr>
+        <w:tblPrEx>
+          <w:tblBorders>
+            <w:top w:val="single" w:color="auto" w:sz="4" w:space="0"/>
+            <w:left w:val="single" w:color="auto" w:sz="4" w:space="0"/>
+            <w:bottom w:val="single" w:color="auto" w:sz="4" w:space="0"/>
+            <w:right w:val="single" w:color="auto" w:sz="4" w:space="0"/>
+            <w:insideH w:val="single" w:color="auto" w:sz="4" w:space="0"/>
+            <w:insideV w:val="single" w:color="auto" w:sz="4" w:space="0"/>
+          </w:tblBorders>
+          <w:tblCellMar>
+            <w:top w:w="0" w:type="dxa"/>
+            <w:left w:w="108" w:type="dxa"/>
+            <w:bottom w:w="0" w:type="dxa"/>
+            <w:right w:w="108" w:type="dxa"/>
+          </w:tblCellMar>
+        </w:tblPrEx>
         <w:trPr>
-          <w:trHeight w:hRule="atLeast" w:val="317"/>
+          <w:trHeight w:val="317" w:hRule="atLeast"/>
         </w:trPr>
         <w:tc>
           <w:tcPr>
-            <w:cnfStyle w:val="001000000000"/>
             <w:tcW w:w="1584" w:type="dxa"/>
-            <w:shd w:val="clear" w:color="auto" w:fill="F2DCDB" w:themeFill="accent2" w:themeFillTint="32"/>
+            <w:shd w:val="clear" w:color="auto" w:fill="F2DBDB" w:themeFill="accent2" w:themeFillTint="33"/>
           </w:tcPr>
           <w:p>
             <w:pPr>
               <w:jc w:val="center"/>
               <w:rPr>
-                <w:rFonts w:ascii="微软雅黑" w:hAnsi="微软雅黑"/>
-                <w:b w:val="0"/>
-                <w:sz w:val="18"/>
-              </w:rPr>
-            </w:pPr>
-            <w:r>
-              <w:rPr>
-                <w:rFonts w:ascii="微软雅黑" w:hAnsi="微软雅黑"/>
-                <w:sz w:val="18"/>
+                <w:rFonts w:hint="eastAsia" w:ascii="微软雅黑" w:hAnsi="微软雅黑" w:eastAsia="微软雅黑" w:cs="微软雅黑"/>
+                <w:b/>
+                <w:bCs/>
+                <w:sz w:val="18"/>
+                <w:szCs w:val="18"/>
+              </w:rPr>
+            </w:pPr>
+            <w:r>
+              <w:rPr>
+                <w:rFonts w:hint="eastAsia" w:ascii="微软雅黑" w:hAnsi="微软雅黑" w:eastAsia="微软雅黑" w:cs="微软雅黑"/>
+                <w:b/>
+                <w:bCs/>
+                <w:sz w:val="18"/>
+                <w:szCs w:val="18"/>
               </w:rPr>
               <w:t>颜色</w:t>
             </w:r>
@@ -669,78 +897,208 @@
           <w:tcPr>
             <w:tcW w:w="9380" w:type="dxa"/>
             <w:gridSpan w:val="3"/>
-            <w:shd w:val="clear" w:color="auto" w:fill="F2DCDB" w:themeFill="accent2" w:themeFillTint="32"/>
+            <w:shd w:val="clear" w:color="auto" w:fill="F2DBDB" w:themeFill="accent2" w:themeFillTint="33"/>
           </w:tcPr>
           <w:p>
             <w:pPr>
               <w:jc w:val="center"/>
               <w:rPr>
-                <w:rFonts w:ascii="微软雅黑" w:hAnsi="微软雅黑"/>
-                <w:b w:val="1"/>
-                <w:sz w:val="18"/>
-              </w:rPr>
-            </w:pPr>
-            <w:r>
-              <w:rPr>
-                <w:rFonts w:ascii="Segoe UI Emoji" w:hAnsi="Segoe UI Emoji"/>
-                <w:b w:val="1"/>
-                <w:sz w:val="18"/>
-              </w:rPr>
-              <w:t>☐</w:t>
-            </w:r>
-            <w:r>
-              <w:rPr>
-                <w:rFonts w:ascii="微软雅黑" w:hAnsi="微软雅黑"/>
-                <w:b w:val="1"/>
-                <w:sz w:val="18"/>
+                <w:rFonts w:hint="eastAsia" w:ascii="微软雅黑" w:hAnsi="微软雅黑" w:eastAsia="微软雅黑" w:cs="微软雅黑"/>
+                <w:b/>
+                <w:bCs/>
+                <w:sz w:val="18"/>
+                <w:szCs w:val="18"/>
+              </w:rPr>
+            </w:pPr>
+            <w:sdt>
+              <w:sdtPr>
+                <w:rPr>
+                  <w:rFonts w:hint="eastAsia" w:ascii="微软雅黑" w:hAnsi="微软雅黑" w:eastAsia="微软雅黑" w:cs="微软雅黑"/>
+                  <w:b/>
+                  <w:bCs/>
+                  <w:sz w:val="18"/>
+                  <w:szCs w:val="18"/>
+                </w:rPr>
+                <w:id w:val="521674689"/>
+                <w14:checkbox>
+                  <w14:checked w14:val="0"/>
+                  <w14:checkedState w14:val="2612" w14:font="MS Gothic"/>
+                  <w14:uncheckedState w14:val="2610" w14:font="MS Gothic"/>
+                </w14:checkbox>
+              </w:sdtPr>
+              <w:sdtEndPr>
+                <w:rPr>
+                  <w:rFonts w:hint="eastAsia" w:ascii="微软雅黑" w:hAnsi="微软雅黑" w:eastAsia="微软雅黑" w:cs="微软雅黑"/>
+                  <w:b/>
+                  <w:bCs/>
+                  <w:sz w:val="18"/>
+                  <w:szCs w:val="18"/>
+                </w:rPr>
+              </w:sdtEndPr>
+              <w:sdtContent>
+                <w:r>
+                  <w:rPr>
+                    <w:rFonts w:hint="eastAsia" w:ascii="微软雅黑" w:hAnsi="微软雅黑" w:eastAsia="微软雅黑" w:cs="微软雅黑"/>
+                    <w:b/>
+                    <w:bCs/>
+                    <w:sz w:val="18"/>
+                    <w:szCs w:val="18"/>
+                  </w:rPr>
+                  <w:t>☐</w:t>
+                </w:r>
+              </w:sdtContent>
+            </w:sdt>
+            <w:r>
+              <w:rPr>
+                <w:rFonts w:hint="eastAsia" w:ascii="微软雅黑" w:hAnsi="微软雅黑" w:eastAsia="微软雅黑" w:cs="微软雅黑"/>
+                <w:b/>
+                <w:bCs/>
+                <w:sz w:val="18"/>
+                <w:szCs w:val="18"/>
               </w:rPr>
               <w:t xml:space="preserve">黄褐色     </w:t>
             </w:r>
-            <w:r>
-              <w:rPr>
-                <w:rFonts w:ascii="Segoe UI Emoji" w:hAnsi="Segoe UI Emoji"/>
-                <w:b w:val="1"/>
-                <w:sz w:val="18"/>
-              </w:rPr>
-              <w:t>☐</w:t>
-            </w:r>
-            <w:r>
-              <w:rPr>
-                <w:rFonts w:ascii="微软雅黑" w:hAnsi="微软雅黑"/>
-                <w:b w:val="1"/>
-                <w:sz w:val="18"/>
+            <w:sdt>
+              <w:sdtPr>
+                <w:rPr>
+                  <w:rFonts w:hint="eastAsia" w:ascii="微软雅黑" w:hAnsi="微软雅黑" w:eastAsia="微软雅黑" w:cs="微软雅黑"/>
+                  <w:b/>
+                  <w:bCs/>
+                  <w:sz w:val="18"/>
+                  <w:szCs w:val="18"/>
+                </w:rPr>
+                <w:id w:val="-1002888246"/>
+                <w14:checkbox>
+                  <w14:checked w14:val="0"/>
+                  <w14:checkedState w14:val="2612" w14:font="MS Gothic"/>
+                  <w14:uncheckedState w14:val="2610" w14:font="MS Gothic"/>
+                </w14:checkbox>
+              </w:sdtPr>
+              <w:sdtEndPr>
+                <w:rPr>
+                  <w:rFonts w:hint="eastAsia" w:ascii="微软雅黑" w:hAnsi="微软雅黑" w:eastAsia="微软雅黑" w:cs="微软雅黑"/>
+                  <w:b/>
+                  <w:bCs/>
+                  <w:sz w:val="18"/>
+                  <w:szCs w:val="18"/>
+                </w:rPr>
+              </w:sdtEndPr>
+              <w:sdtContent>
+                <w:r>
+                  <w:rPr>
+                    <w:rFonts w:hint="eastAsia" w:ascii="微软雅黑" w:hAnsi="微软雅黑" w:eastAsia="微软雅黑" w:cs="微软雅黑"/>
+                    <w:b/>
+                    <w:bCs/>
+                    <w:sz w:val="18"/>
+                    <w:szCs w:val="18"/>
+                  </w:rPr>
+                  <w:t>☐</w:t>
+                </w:r>
+              </w:sdtContent>
+            </w:sdt>
+            <w:r>
+              <w:rPr>
+                <w:rFonts w:hint="eastAsia" w:ascii="微软雅黑" w:hAnsi="微软雅黑" w:eastAsia="微软雅黑" w:cs="微软雅黑"/>
+                <w:b/>
+                <w:bCs/>
+                <w:sz w:val="18"/>
+                <w:szCs w:val="18"/>
               </w:rPr>
               <w:t xml:space="preserve">红褐色    </w:t>
             </w:r>
-            <w:r>
-              <w:rPr>
-                <w:rFonts w:ascii="Segoe UI Emoji" w:hAnsi="Segoe UI Emoji"/>
-                <w:b w:val="1"/>
-                <w:sz w:val="18"/>
-              </w:rPr>
-              <w:t>☐</w:t>
-            </w:r>
-            <w:r>
-              <w:rPr>
-                <w:rFonts w:ascii="微软雅黑" w:hAnsi="微软雅黑"/>
-                <w:b w:val="1"/>
-                <w:sz w:val="18"/>
+            <w:sdt>
+              <w:sdtPr>
+                <w:rPr>
+                  <w:rFonts w:hint="eastAsia" w:ascii="微软雅黑" w:hAnsi="微软雅黑" w:eastAsia="微软雅黑" w:cs="微软雅黑"/>
+                  <w:b/>
+                  <w:bCs/>
+                  <w:sz w:val="18"/>
+                  <w:szCs w:val="18"/>
+                </w:rPr>
+                <w:id w:val="-1524781734"/>
+                <w14:checkbox>
+                  <w14:checked w14:val="0"/>
+                  <w14:checkedState w14:val="2612" w14:font="MS Gothic"/>
+                  <w14:uncheckedState w14:val="2610" w14:font="MS Gothic"/>
+                </w14:checkbox>
+              </w:sdtPr>
+              <w:sdtEndPr>
+                <w:rPr>
+                  <w:rFonts w:hint="eastAsia" w:ascii="微软雅黑" w:hAnsi="微软雅黑" w:eastAsia="微软雅黑" w:cs="微软雅黑"/>
+                  <w:b/>
+                  <w:bCs/>
+                  <w:sz w:val="18"/>
+                  <w:szCs w:val="18"/>
+                </w:rPr>
+              </w:sdtEndPr>
+              <w:sdtContent>
+                <w:r>
+                  <w:rPr>
+                    <w:rFonts w:hint="eastAsia" w:ascii="微软雅黑" w:hAnsi="微软雅黑" w:eastAsia="微软雅黑" w:cs="微软雅黑"/>
+                    <w:b/>
+                    <w:bCs/>
+                    <w:sz w:val="18"/>
+                    <w:szCs w:val="18"/>
+                  </w:rPr>
+                  <w:t>☐</w:t>
+                </w:r>
+              </w:sdtContent>
+            </w:sdt>
+            <w:r>
+              <w:rPr>
+                <w:rFonts w:hint="eastAsia" w:ascii="微软雅黑" w:hAnsi="微软雅黑" w:eastAsia="微软雅黑" w:cs="微软雅黑"/>
+                <w:b/>
+                <w:bCs/>
+                <w:sz w:val="18"/>
+                <w:szCs w:val="18"/>
               </w:rPr>
               <w:t xml:space="preserve">棕色    </w:t>
             </w:r>
-            <w:r>
-              <w:rPr>
-                <w:rFonts w:ascii="Segoe UI Emoji" w:hAnsi="Segoe UI Emoji"/>
-                <w:b w:val="1"/>
-                <w:sz w:val="18"/>
-              </w:rPr>
-              <w:t>☐</w:t>
-            </w:r>
-            <w:r>
-              <w:rPr>
-                <w:rFonts w:ascii="微软雅黑" w:hAnsi="微软雅黑"/>
-                <w:b w:val="1"/>
-                <w:sz w:val="18"/>
+            <w:sdt>
+              <w:sdtPr>
+                <w:rPr>
+                  <w:rFonts w:hint="eastAsia" w:ascii="微软雅黑" w:hAnsi="微软雅黑" w:eastAsia="微软雅黑" w:cs="微软雅黑"/>
+                  <w:b/>
+                  <w:bCs/>
+                  <w:sz w:val="18"/>
+                  <w:szCs w:val="18"/>
+                </w:rPr>
+                <w:id w:val="116804768"/>
+                <w14:checkbox>
+                  <w14:checked w14:val="0"/>
+                  <w14:checkedState w14:val="2612" w14:font="MS Gothic"/>
+                  <w14:uncheckedState w14:val="2610" w14:font="MS Gothic"/>
+                </w14:checkbox>
+              </w:sdtPr>
+              <w:sdtEndPr>
+                <w:rPr>
+                  <w:rFonts w:hint="eastAsia" w:ascii="微软雅黑" w:hAnsi="微软雅黑" w:eastAsia="微软雅黑" w:cs="微软雅黑"/>
+                  <w:b/>
+                  <w:bCs/>
+                  <w:sz w:val="18"/>
+                  <w:szCs w:val="18"/>
+                </w:rPr>
+              </w:sdtEndPr>
+              <w:sdtContent>
+                <w:r>
+                  <w:rPr>
+                    <w:rFonts w:hint="eastAsia" w:ascii="微软雅黑" w:hAnsi="微软雅黑" w:eastAsia="微软雅黑" w:cs="微软雅黑"/>
+                    <w:b/>
+                    <w:bCs/>
+                    <w:sz w:val="18"/>
+                    <w:szCs w:val="18"/>
+                  </w:rPr>
+                  <w:t>☐</w:t>
+                </w:r>
+              </w:sdtContent>
+            </w:sdt>
+            <w:r>
+              <w:rPr>
+                <w:rFonts w:hint="eastAsia" w:ascii="微软雅黑" w:hAnsi="微软雅黑" w:eastAsia="微软雅黑" w:cs="微软雅黑"/>
+                <w:b/>
+                <w:bCs/>
+                <w:sz w:val="18"/>
+                <w:szCs w:val="18"/>
               </w:rPr>
               <w:t>黑色</w:t>
             </w:r>
@@ -748,24 +1106,44 @@
         </w:tc>
       </w:tr>
       <w:tr>
-        <w:tc>
-          <w:tcPr>
-            <w:cnfStyle w:val="001000000000"/>
+        <w:tblPrEx>
+          <w:tblBorders>
+            <w:top w:val="single" w:color="auto" w:sz="4" w:space="0"/>
+            <w:left w:val="single" w:color="auto" w:sz="4" w:space="0"/>
+            <w:bottom w:val="single" w:color="auto" w:sz="4" w:space="0"/>
+            <w:right w:val="single" w:color="auto" w:sz="4" w:space="0"/>
+            <w:insideH w:val="single" w:color="auto" w:sz="4" w:space="0"/>
+            <w:insideV w:val="single" w:color="auto" w:sz="4" w:space="0"/>
+          </w:tblBorders>
+          <w:tblCellMar>
+            <w:top w:w="0" w:type="dxa"/>
+            <w:left w:w="108" w:type="dxa"/>
+            <w:bottom w:w="0" w:type="dxa"/>
+            <w:right w:w="108" w:type="dxa"/>
+          </w:tblCellMar>
+        </w:tblPrEx>
+        <w:tc>
+          <w:tcPr>
             <w:tcW w:w="1584" w:type="dxa"/>
           </w:tcPr>
           <w:p>
             <w:pPr>
               <w:jc w:val="center"/>
               <w:rPr>
-                <w:rFonts w:ascii="微软雅黑" w:hAnsi="微软雅黑"/>
-                <w:b w:val="0"/>
-                <w:sz w:val="18"/>
-              </w:rPr>
-            </w:pPr>
-            <w:r>
-              <w:rPr>
-                <w:rFonts w:ascii="微软雅黑" w:hAnsi="微软雅黑"/>
-                <w:sz w:val="18"/>
+                <w:rFonts w:hint="eastAsia" w:ascii="微软雅黑" w:hAnsi="微软雅黑" w:eastAsia="微软雅黑" w:cs="微软雅黑"/>
+                <w:b/>
+                <w:bCs/>
+                <w:sz w:val="18"/>
+                <w:szCs w:val="18"/>
+              </w:rPr>
+            </w:pPr>
+            <w:r>
+              <w:rPr>
+                <w:rFonts w:hint="eastAsia" w:ascii="微软雅黑" w:hAnsi="微软雅黑" w:eastAsia="微软雅黑" w:cs="微软雅黑"/>
+                <w:b/>
+                <w:bCs/>
+                <w:sz w:val="18"/>
+                <w:szCs w:val="18"/>
               </w:rPr>
               <w:t>形状</w:t>
             </w:r>
@@ -780,33 +1158,54 @@
             <w:pPr>
               <w:jc w:val="center"/>
               <w:rPr>
-                <w:rFonts w:ascii="微软雅黑" w:hAnsi="微软雅黑"/>
-                <w:sz w:val="18"/>
+                <w:rFonts w:hint="eastAsia" w:ascii="微软雅黑" w:hAnsi="微软雅黑" w:eastAsia="微软雅黑" w:cs="微软雅黑"/>
+                <w:sz w:val="18"/>
+                <w:szCs w:val="18"/>
               </w:rPr>
             </w:pPr>
           </w:p>
         </w:tc>
       </w:tr>
       <w:tr>
-        <w:tc>
-          <w:tcPr>
-            <w:cnfStyle w:val="001000000000"/>
+        <w:tblPrEx>
+          <w:tblBorders>
+            <w:top w:val="single" w:color="auto" w:sz="4" w:space="0"/>
+            <w:left w:val="single" w:color="auto" w:sz="4" w:space="0"/>
+            <w:bottom w:val="single" w:color="auto" w:sz="4" w:space="0"/>
+            <w:right w:val="single" w:color="auto" w:sz="4" w:space="0"/>
+            <w:insideH w:val="single" w:color="auto" w:sz="4" w:space="0"/>
+            <w:insideV w:val="single" w:color="auto" w:sz="4" w:space="0"/>
+          </w:tblBorders>
+          <w:tblCellMar>
+            <w:top w:w="0" w:type="dxa"/>
+            <w:left w:w="108" w:type="dxa"/>
+            <w:bottom w:w="0" w:type="dxa"/>
+            <w:right w:w="108" w:type="dxa"/>
+          </w:tblCellMar>
+        </w:tblPrEx>
+        <w:tc>
+          <w:tcPr>
             <w:tcW w:w="1584" w:type="dxa"/>
-            <w:shd w:val="clear" w:color="auto" w:fill="F2DCDB" w:themeFill="accent2" w:themeFillTint="32"/>
+            <w:shd w:val="clear" w:color="auto" w:fill="F2DBDB" w:themeFill="accent2" w:themeFillTint="33"/>
           </w:tcPr>
           <w:p>
             <w:pPr>
               <w:jc w:val="center"/>
               <w:rPr>
-                <w:rFonts w:ascii="微软雅黑" w:hAnsi="微软雅黑"/>
-                <w:b w:val="0"/>
-                <w:sz w:val="18"/>
-              </w:rPr>
-            </w:pPr>
-            <w:r>
-              <w:rPr>
-                <w:rFonts w:ascii="微软雅黑" w:hAnsi="微软雅黑"/>
-                <w:sz w:val="18"/>
+                <w:rFonts w:hint="eastAsia" w:ascii="微软雅黑" w:hAnsi="微软雅黑" w:eastAsia="微软雅黑" w:cs="微软雅黑"/>
+                <w:b/>
+                <w:bCs/>
+                <w:sz w:val="18"/>
+                <w:szCs w:val="18"/>
+              </w:rPr>
+            </w:pPr>
+            <w:r>
+              <w:rPr>
+                <w:rFonts w:hint="eastAsia" w:ascii="微软雅黑" w:hAnsi="微软雅黑" w:eastAsia="微软雅黑" w:cs="微软雅黑"/>
+                <w:b/>
+                <w:bCs/>
+                <w:sz w:val="18"/>
+                <w:szCs w:val="18"/>
               </w:rPr>
               <w:t>寄生虫</w:t>
             </w:r>
@@ -816,41 +1215,94 @@
           <w:tcPr>
             <w:tcW w:w="3577" w:type="dxa"/>
             <w:gridSpan w:val="2"/>
-            <w:shd w:val="clear" w:color="auto" w:fill="F2DCDB" w:themeFill="accent2" w:themeFillTint="32"/>
+            <w:shd w:val="clear" w:color="auto" w:fill="F2DBDB" w:themeFill="accent2" w:themeFillTint="33"/>
           </w:tcPr>
           <w:p>
             <w:pPr>
               <w:jc w:val="center"/>
               <w:rPr>
-                <w:rFonts w:ascii="微软雅黑" w:hAnsi="微软雅黑"/>
-                <w:sz w:val="18"/>
-              </w:rPr>
-            </w:pPr>
-            <w:r>
-              <w:rPr>
-                <w:rFonts w:ascii="Segoe UI Emoji" w:hAnsi="Segoe UI Emoji"/>
-                <w:sz w:val="18"/>
-              </w:rPr>
-              <w:t>☐</w:t>
-            </w:r>
-            <w:r>
-              <w:rPr>
-                <w:rFonts w:ascii="微软雅黑" w:hAnsi="微软雅黑"/>
-                <w:sz w:val="18"/>
+                <w:rFonts w:hint="eastAsia" w:ascii="微软雅黑" w:hAnsi="微软雅黑" w:eastAsia="微软雅黑" w:cs="微软雅黑"/>
+                <w:sz w:val="18"/>
+                <w:szCs w:val="18"/>
+              </w:rPr>
+            </w:pPr>
+            <w:sdt>
+              <w:sdtPr>
+                <w:rPr>
+                  <w:rFonts w:hint="eastAsia" w:ascii="微软雅黑" w:hAnsi="微软雅黑" w:eastAsia="微软雅黑" w:cs="微软雅黑"/>
+                  <w:sz w:val="18"/>
+                  <w:szCs w:val="18"/>
+                </w:rPr>
+                <w:id w:val="2089578895"/>
+                <w14:checkbox>
+                  <w14:checked w14:val="0"/>
+                  <w14:checkedState w14:val="2612" w14:font="MS Gothic"/>
+                  <w14:uncheckedState w14:val="2610" w14:font="MS Gothic"/>
+                </w14:checkbox>
+              </w:sdtPr>
+              <w:sdtEndPr>
+                <w:rPr>
+                  <w:rFonts w:hint="eastAsia" w:ascii="微软雅黑" w:hAnsi="微软雅黑" w:eastAsia="微软雅黑" w:cs="微软雅黑"/>
+                  <w:sz w:val="18"/>
+                  <w:szCs w:val="18"/>
+                </w:rPr>
+              </w:sdtEndPr>
+              <w:sdtContent>
+                <w:r>
+                  <w:rPr>
+                    <w:rFonts w:hint="eastAsia" w:ascii="微软雅黑" w:hAnsi="微软雅黑" w:eastAsia="微软雅黑" w:cs="微软雅黑"/>
+                    <w:sz w:val="18"/>
+                    <w:szCs w:val="18"/>
+                  </w:rPr>
+                  <w:t>☐</w:t>
+                </w:r>
+              </w:sdtContent>
+            </w:sdt>
+            <w:r>
+              <w:rPr>
+                <w:rFonts w:hint="eastAsia" w:ascii="微软雅黑" w:hAnsi="微软雅黑" w:eastAsia="微软雅黑" w:cs="微软雅黑"/>
+                <w:sz w:val="18"/>
+                <w:szCs w:val="18"/>
               </w:rPr>
               <w:t xml:space="preserve">有      </w:t>
             </w:r>
-            <w:r>
-              <w:rPr>
-                <w:rFonts w:ascii="Segoe UI Emoji" w:hAnsi="Segoe UI Emoji"/>
-                <w:sz w:val="18"/>
-              </w:rPr>
-              <w:t>☐</w:t>
-            </w:r>
-            <w:r>
-              <w:rPr>
-                <w:rFonts w:ascii="微软雅黑" w:hAnsi="微软雅黑"/>
-                <w:sz w:val="18"/>
+            <w:sdt>
+              <w:sdtPr>
+                <w:rPr>
+                  <w:rFonts w:hint="eastAsia" w:ascii="微软雅黑" w:hAnsi="微软雅黑" w:eastAsia="微软雅黑" w:cs="微软雅黑"/>
+                  <w:sz w:val="18"/>
+                  <w:szCs w:val="18"/>
+                </w:rPr>
+                <w:id w:val="-415627428"/>
+                <w14:checkbox>
+                  <w14:checked w14:val="0"/>
+                  <w14:checkedState w14:val="2612" w14:font="MS Gothic"/>
+                  <w14:uncheckedState w14:val="2610" w14:font="MS Gothic"/>
+                </w14:checkbox>
+              </w:sdtPr>
+              <w:sdtEndPr>
+                <w:rPr>
+                  <w:rFonts w:hint="eastAsia" w:ascii="微软雅黑" w:hAnsi="微软雅黑" w:eastAsia="微软雅黑" w:cs="微软雅黑"/>
+                  <w:sz w:val="18"/>
+                  <w:szCs w:val="18"/>
+                </w:rPr>
+              </w:sdtEndPr>
+              <w:sdtContent>
+                <w:r>
+                  <w:rPr>
+                    <w:rFonts w:hint="eastAsia" w:ascii="微软雅黑" w:hAnsi="微软雅黑" w:eastAsia="微软雅黑" w:cs="微软雅黑"/>
+                    <w:sz w:val="18"/>
+                    <w:szCs w:val="18"/>
+                  </w:rPr>
+                  <w:t>☐</w:t>
+                </w:r>
+              </w:sdtContent>
+            </w:sdt>
+            <w:r>
+              <w:rPr>
+                <w:rFonts w:hint="eastAsia" w:ascii="微软雅黑" w:hAnsi="微软雅黑" w:eastAsia="微软雅黑" w:cs="微软雅黑"/>
+                <w:sz w:val="18"/>
+                <w:szCs w:val="18"/>
               </w:rPr>
               <w:t>无</w:t>
             </w:r>
@@ -859,20 +1311,22 @@
         <w:tc>
           <w:tcPr>
             <w:tcW w:w="5803" w:type="dxa"/>
-            <w:shd w:val="clear" w:color="auto" w:fill="F2DCDB" w:themeFill="accent2" w:themeFillTint="32"/>
+            <w:shd w:val="clear" w:color="auto" w:fill="F2DBDB" w:themeFill="accent2" w:themeFillTint="33"/>
           </w:tcPr>
           <w:p>
             <w:pPr>
               <w:jc w:val="center"/>
               <w:rPr>
-                <w:rFonts w:ascii="微软雅黑" w:hAnsi="微软雅黑"/>
-                <w:sz w:val="18"/>
-              </w:rPr>
-            </w:pPr>
-            <w:r>
-              <w:rPr>
-                <w:rFonts w:ascii="微软雅黑" w:hAnsi="微软雅黑"/>
-                <w:sz w:val="18"/>
+                <w:rFonts w:hint="eastAsia" w:ascii="微软雅黑" w:hAnsi="微软雅黑" w:eastAsia="微软雅黑" w:cs="微软雅黑"/>
+                <w:sz w:val="18"/>
+                <w:szCs w:val="18"/>
+              </w:rPr>
+            </w:pPr>
+            <w:r>
+              <w:rPr>
+                <w:rFonts w:hint="eastAsia" w:ascii="微软雅黑" w:hAnsi="微软雅黑" w:eastAsia="微软雅黑" w:cs="微软雅黑"/>
+                <w:sz w:val="18"/>
+                <w:szCs w:val="18"/>
               </w:rPr>
               <w:t>若有，约（）个/（）倍视野</w:t>
             </w:r>
@@ -880,24 +1334,44 @@
         </w:tc>
       </w:tr>
       <w:tr>
-        <w:tc>
-          <w:tcPr>
-            <w:cnfStyle w:val="001000000000"/>
+        <w:tblPrEx>
+          <w:tblBorders>
+            <w:top w:val="single" w:color="auto" w:sz="4" w:space="0"/>
+            <w:left w:val="single" w:color="auto" w:sz="4" w:space="0"/>
+            <w:bottom w:val="single" w:color="auto" w:sz="4" w:space="0"/>
+            <w:right w:val="single" w:color="auto" w:sz="4" w:space="0"/>
+            <w:insideH w:val="single" w:color="auto" w:sz="4" w:space="0"/>
+            <w:insideV w:val="single" w:color="auto" w:sz="4" w:space="0"/>
+          </w:tblBorders>
+          <w:tblCellMar>
+            <w:top w:w="0" w:type="dxa"/>
+            <w:left w:w="108" w:type="dxa"/>
+            <w:bottom w:w="0" w:type="dxa"/>
+            <w:right w:w="108" w:type="dxa"/>
+          </w:tblCellMar>
+        </w:tblPrEx>
+        <w:tc>
+          <w:tcPr>
             <w:tcW w:w="1584" w:type="dxa"/>
           </w:tcPr>
           <w:p>
             <w:pPr>
               <w:jc w:val="center"/>
               <w:rPr>
-                <w:rFonts w:ascii="微软雅黑" w:hAnsi="微软雅黑"/>
-                <w:b w:val="0"/>
-                <w:sz w:val="18"/>
-              </w:rPr>
-            </w:pPr>
-            <w:r>
-              <w:rPr>
-                <w:rFonts w:ascii="微软雅黑" w:hAnsi="微软雅黑"/>
-                <w:sz w:val="18"/>
+                <w:rFonts w:hint="eastAsia" w:ascii="微软雅黑" w:hAnsi="微软雅黑" w:eastAsia="微软雅黑" w:cs="微软雅黑"/>
+                <w:b/>
+                <w:bCs/>
+                <w:sz w:val="18"/>
+                <w:szCs w:val="18"/>
+              </w:rPr>
+            </w:pPr>
+            <w:r>
+              <w:rPr>
+                <w:rFonts w:hint="eastAsia" w:ascii="微软雅黑" w:hAnsi="微软雅黑" w:eastAsia="微软雅黑" w:cs="微软雅黑"/>
+                <w:b/>
+                <w:bCs/>
+                <w:sz w:val="18"/>
+                <w:szCs w:val="18"/>
               </w:rPr>
               <w:t>红细胞</w:t>
             </w:r>
@@ -912,35 +1386,88 @@
             <w:pPr>
               <w:jc w:val="center"/>
               <w:rPr>
-                <w:rFonts w:ascii="微软雅黑" w:hAnsi="微软雅黑"/>
-                <w:sz w:val="18"/>
-              </w:rPr>
-            </w:pPr>
-            <w:r>
-              <w:rPr>
-                <w:rFonts w:ascii="Segoe UI Emoji" w:hAnsi="Segoe UI Emoji"/>
-                <w:sz w:val="18"/>
-              </w:rPr>
-              <w:t>☐</w:t>
-            </w:r>
-            <w:r>
-              <w:rPr>
-                <w:rFonts w:ascii="微软雅黑" w:hAnsi="微软雅黑"/>
-                <w:sz w:val="18"/>
+                <w:rFonts w:hint="eastAsia" w:ascii="微软雅黑" w:hAnsi="微软雅黑" w:eastAsia="微软雅黑" w:cs="微软雅黑"/>
+                <w:sz w:val="18"/>
+                <w:szCs w:val="18"/>
+              </w:rPr>
+            </w:pPr>
+            <w:sdt>
+              <w:sdtPr>
+                <w:rPr>
+                  <w:rFonts w:hint="eastAsia" w:ascii="微软雅黑" w:hAnsi="微软雅黑" w:eastAsia="微软雅黑" w:cs="微软雅黑"/>
+                  <w:sz w:val="18"/>
+                  <w:szCs w:val="18"/>
+                </w:rPr>
+                <w:id w:val="1411891984"/>
+                <w14:checkbox>
+                  <w14:checked w14:val="0"/>
+                  <w14:checkedState w14:val="2612" w14:font="MS Gothic"/>
+                  <w14:uncheckedState w14:val="2610" w14:font="MS Gothic"/>
+                </w14:checkbox>
+              </w:sdtPr>
+              <w:sdtEndPr>
+                <w:rPr>
+                  <w:rFonts w:hint="eastAsia" w:ascii="微软雅黑" w:hAnsi="微软雅黑" w:eastAsia="微软雅黑" w:cs="微软雅黑"/>
+                  <w:sz w:val="18"/>
+                  <w:szCs w:val="18"/>
+                </w:rPr>
+              </w:sdtEndPr>
+              <w:sdtContent>
+                <w:r>
+                  <w:rPr>
+                    <w:rFonts w:hint="eastAsia" w:ascii="微软雅黑" w:hAnsi="微软雅黑" w:eastAsia="微软雅黑" w:cs="微软雅黑"/>
+                    <w:sz w:val="18"/>
+                    <w:szCs w:val="18"/>
+                  </w:rPr>
+                  <w:t>☐</w:t>
+                </w:r>
+              </w:sdtContent>
+            </w:sdt>
+            <w:r>
+              <w:rPr>
+                <w:rFonts w:hint="eastAsia" w:ascii="微软雅黑" w:hAnsi="微软雅黑" w:eastAsia="微软雅黑" w:cs="微软雅黑"/>
+                <w:sz w:val="18"/>
+                <w:szCs w:val="18"/>
               </w:rPr>
               <w:t xml:space="preserve">有      </w:t>
             </w:r>
-            <w:r>
-              <w:rPr>
-                <w:rFonts w:ascii="Segoe UI Emoji" w:hAnsi="Segoe UI Emoji"/>
-                <w:sz w:val="18"/>
-              </w:rPr>
-              <w:t>☐</w:t>
-            </w:r>
-            <w:r>
-              <w:rPr>
-                <w:rFonts w:ascii="微软雅黑" w:hAnsi="微软雅黑"/>
-                <w:sz w:val="18"/>
+            <w:sdt>
+              <w:sdtPr>
+                <w:rPr>
+                  <w:rFonts w:hint="eastAsia" w:ascii="微软雅黑" w:hAnsi="微软雅黑" w:eastAsia="微软雅黑" w:cs="微软雅黑"/>
+                  <w:sz w:val="18"/>
+                  <w:szCs w:val="18"/>
+                </w:rPr>
+                <w:id w:val="-1471752926"/>
+                <w14:checkbox>
+                  <w14:checked w14:val="0"/>
+                  <w14:checkedState w14:val="2612" w14:font="MS Gothic"/>
+                  <w14:uncheckedState w14:val="2610" w14:font="MS Gothic"/>
+                </w14:checkbox>
+              </w:sdtPr>
+              <w:sdtEndPr>
+                <w:rPr>
+                  <w:rFonts w:hint="eastAsia" w:ascii="微软雅黑" w:hAnsi="微软雅黑" w:eastAsia="微软雅黑" w:cs="微软雅黑"/>
+                  <w:sz w:val="18"/>
+                  <w:szCs w:val="18"/>
+                </w:rPr>
+              </w:sdtEndPr>
+              <w:sdtContent>
+                <w:r>
+                  <w:rPr>
+                    <w:rFonts w:hint="eastAsia" w:ascii="微软雅黑" w:hAnsi="微软雅黑" w:eastAsia="微软雅黑" w:cs="微软雅黑"/>
+                    <w:sz w:val="18"/>
+                    <w:szCs w:val="18"/>
+                  </w:rPr>
+                  <w:t>☐</w:t>
+                </w:r>
+              </w:sdtContent>
+            </w:sdt>
+            <w:r>
+              <w:rPr>
+                <w:rFonts w:hint="eastAsia" w:ascii="微软雅黑" w:hAnsi="微软雅黑" w:eastAsia="微软雅黑" w:cs="微软雅黑"/>
+                <w:sz w:val="18"/>
+                <w:szCs w:val="18"/>
               </w:rPr>
               <w:t>无</w:t>
             </w:r>
@@ -954,14 +1481,16 @@
             <w:pPr>
               <w:jc w:val="center"/>
               <w:rPr>
-                <w:rFonts w:ascii="微软雅黑" w:hAnsi="微软雅黑"/>
-                <w:sz w:val="18"/>
-              </w:rPr>
-            </w:pPr>
-            <w:r>
-              <w:rPr>
-                <w:rFonts w:ascii="微软雅黑" w:hAnsi="微软雅黑"/>
-                <w:sz w:val="18"/>
+                <w:rFonts w:hint="eastAsia" w:ascii="微软雅黑" w:hAnsi="微软雅黑" w:eastAsia="微软雅黑" w:cs="微软雅黑"/>
+                <w:sz w:val="18"/>
+                <w:szCs w:val="18"/>
+              </w:rPr>
+            </w:pPr>
+            <w:r>
+              <w:rPr>
+                <w:rFonts w:hint="eastAsia" w:ascii="微软雅黑" w:hAnsi="微软雅黑" w:eastAsia="微软雅黑" w:cs="微软雅黑"/>
+                <w:sz w:val="18"/>
+                <w:szCs w:val="18"/>
               </w:rPr>
               <w:t>若有，约（）个/（）倍视野</w:t>
             </w:r>
@@ -969,28 +1498,48 @@
         </w:tc>
       </w:tr>
       <w:tr>
+        <w:tblPrEx>
+          <w:tblBorders>
+            <w:top w:val="single" w:color="auto" w:sz="4" w:space="0"/>
+            <w:left w:val="single" w:color="auto" w:sz="4" w:space="0"/>
+            <w:bottom w:val="single" w:color="auto" w:sz="4" w:space="0"/>
+            <w:right w:val="single" w:color="auto" w:sz="4" w:space="0"/>
+            <w:insideH w:val="single" w:color="auto" w:sz="4" w:space="0"/>
+            <w:insideV w:val="single" w:color="auto" w:sz="4" w:space="0"/>
+          </w:tblBorders>
+          <w:tblCellMar>
+            <w:top w:w="0" w:type="dxa"/>
+            <w:left w:w="108" w:type="dxa"/>
+            <w:bottom w:w="0" w:type="dxa"/>
+            <w:right w:w="108" w:type="dxa"/>
+          </w:tblCellMar>
+        </w:tblPrEx>
         <w:trPr>
-          <w:trHeight w:hRule="atLeast" w:val="43"/>
+          <w:trHeight w:val="43" w:hRule="atLeast"/>
         </w:trPr>
         <w:tc>
           <w:tcPr>
-            <w:cnfStyle w:val="001000000000"/>
             <w:tcW w:w="1584" w:type="dxa"/>
-            <w:shd w:val="clear" w:color="auto" w:fill="F2DCDB" w:themeFill="accent2" w:themeFillTint="32"/>
+            <w:shd w:val="clear" w:color="auto" w:fill="F2DBDB" w:themeFill="accent2" w:themeFillTint="33"/>
           </w:tcPr>
           <w:p>
             <w:pPr>
               <w:jc w:val="center"/>
               <w:rPr>
-                <w:rFonts w:ascii="微软雅黑" w:hAnsi="微软雅黑"/>
-                <w:b w:val="0"/>
-                <w:sz w:val="18"/>
-              </w:rPr>
-            </w:pPr>
-            <w:r>
-              <w:rPr>
-                <w:rFonts w:ascii="微软雅黑" w:hAnsi="微软雅黑"/>
-                <w:sz w:val="18"/>
+                <w:rFonts w:hint="eastAsia" w:ascii="微软雅黑" w:hAnsi="微软雅黑" w:eastAsia="微软雅黑" w:cs="微软雅黑"/>
+                <w:b/>
+                <w:bCs/>
+                <w:sz w:val="18"/>
+                <w:szCs w:val="18"/>
+              </w:rPr>
+            </w:pPr>
+            <w:r>
+              <w:rPr>
+                <w:rFonts w:hint="eastAsia" w:ascii="微软雅黑" w:hAnsi="微软雅黑" w:eastAsia="微软雅黑" w:cs="微软雅黑"/>
+                <w:b/>
+                <w:bCs/>
+                <w:sz w:val="18"/>
+                <w:szCs w:val="18"/>
               </w:rPr>
               <w:t>白细胞</w:t>
             </w:r>
@@ -1000,41 +1549,94 @@
           <w:tcPr>
             <w:tcW w:w="3577" w:type="dxa"/>
             <w:gridSpan w:val="2"/>
-            <w:shd w:val="clear" w:color="auto" w:fill="F2DCDB" w:themeFill="accent2" w:themeFillTint="32"/>
+            <w:shd w:val="clear" w:color="auto" w:fill="F2DBDB" w:themeFill="accent2" w:themeFillTint="33"/>
           </w:tcPr>
           <w:p>
             <w:pPr>
               <w:jc w:val="center"/>
               <w:rPr>
-                <w:rFonts w:ascii="微软雅黑" w:hAnsi="微软雅黑"/>
-                <w:sz w:val="18"/>
-              </w:rPr>
-            </w:pPr>
-            <w:r>
-              <w:rPr>
-                <w:rFonts w:ascii="Segoe UI Emoji" w:hAnsi="Segoe UI Emoji"/>
-                <w:sz w:val="18"/>
-              </w:rPr>
-              <w:t>☐</w:t>
-            </w:r>
-            <w:r>
-              <w:rPr>
-                <w:rFonts w:ascii="微软雅黑" w:hAnsi="微软雅黑"/>
-                <w:sz w:val="18"/>
+                <w:rFonts w:hint="eastAsia" w:ascii="微软雅黑" w:hAnsi="微软雅黑" w:eastAsia="微软雅黑" w:cs="微软雅黑"/>
+                <w:sz w:val="18"/>
+                <w:szCs w:val="18"/>
+              </w:rPr>
+            </w:pPr>
+            <w:sdt>
+              <w:sdtPr>
+                <w:rPr>
+                  <w:rFonts w:hint="eastAsia" w:ascii="微软雅黑" w:hAnsi="微软雅黑" w:eastAsia="微软雅黑" w:cs="微软雅黑"/>
+                  <w:sz w:val="18"/>
+                  <w:szCs w:val="18"/>
+                </w:rPr>
+                <w:id w:val="-321356657"/>
+                <w14:checkbox>
+                  <w14:checked w14:val="0"/>
+                  <w14:checkedState w14:val="2612" w14:font="MS Gothic"/>
+                  <w14:uncheckedState w14:val="2610" w14:font="MS Gothic"/>
+                </w14:checkbox>
+              </w:sdtPr>
+              <w:sdtEndPr>
+                <w:rPr>
+                  <w:rFonts w:hint="eastAsia" w:ascii="微软雅黑" w:hAnsi="微软雅黑" w:eastAsia="微软雅黑" w:cs="微软雅黑"/>
+                  <w:sz w:val="18"/>
+                  <w:szCs w:val="18"/>
+                </w:rPr>
+              </w:sdtEndPr>
+              <w:sdtContent>
+                <w:r>
+                  <w:rPr>
+                    <w:rFonts w:hint="eastAsia" w:ascii="微软雅黑" w:hAnsi="微软雅黑" w:eastAsia="微软雅黑" w:cs="微软雅黑"/>
+                    <w:sz w:val="18"/>
+                    <w:szCs w:val="18"/>
+                  </w:rPr>
+                  <w:t>☐</w:t>
+                </w:r>
+              </w:sdtContent>
+            </w:sdt>
+            <w:r>
+              <w:rPr>
+                <w:rFonts w:hint="eastAsia" w:ascii="微软雅黑" w:hAnsi="微软雅黑" w:eastAsia="微软雅黑" w:cs="微软雅黑"/>
+                <w:sz w:val="18"/>
+                <w:szCs w:val="18"/>
               </w:rPr>
               <w:t xml:space="preserve">有      </w:t>
             </w:r>
-            <w:r>
-              <w:rPr>
-                <w:rFonts w:ascii="Segoe UI Emoji" w:hAnsi="Segoe UI Emoji"/>
-                <w:sz w:val="18"/>
-              </w:rPr>
-              <w:t>☐</w:t>
-            </w:r>
-            <w:r>
-              <w:rPr>
-                <w:rFonts w:ascii="微软雅黑" w:hAnsi="微软雅黑"/>
-                <w:sz w:val="18"/>
+            <w:sdt>
+              <w:sdtPr>
+                <w:rPr>
+                  <w:rFonts w:hint="eastAsia" w:ascii="微软雅黑" w:hAnsi="微软雅黑" w:eastAsia="微软雅黑" w:cs="微软雅黑"/>
+                  <w:sz w:val="18"/>
+                  <w:szCs w:val="18"/>
+                </w:rPr>
+                <w:id w:val="-449786284"/>
+                <w14:checkbox>
+                  <w14:checked w14:val="0"/>
+                  <w14:checkedState w14:val="2612" w14:font="MS Gothic"/>
+                  <w14:uncheckedState w14:val="2610" w14:font="MS Gothic"/>
+                </w14:checkbox>
+              </w:sdtPr>
+              <w:sdtEndPr>
+                <w:rPr>
+                  <w:rFonts w:hint="eastAsia" w:ascii="微软雅黑" w:hAnsi="微软雅黑" w:eastAsia="微软雅黑" w:cs="微软雅黑"/>
+                  <w:sz w:val="18"/>
+                  <w:szCs w:val="18"/>
+                </w:rPr>
+              </w:sdtEndPr>
+              <w:sdtContent>
+                <w:r>
+                  <w:rPr>
+                    <w:rFonts w:hint="eastAsia" w:ascii="微软雅黑" w:hAnsi="微软雅黑" w:eastAsia="微软雅黑" w:cs="微软雅黑"/>
+                    <w:sz w:val="18"/>
+                    <w:szCs w:val="18"/>
+                  </w:rPr>
+                  <w:t>☐</w:t>
+                </w:r>
+              </w:sdtContent>
+            </w:sdt>
+            <w:r>
+              <w:rPr>
+                <w:rFonts w:hint="eastAsia" w:ascii="微软雅黑" w:hAnsi="微软雅黑" w:eastAsia="微软雅黑" w:cs="微软雅黑"/>
+                <w:sz w:val="18"/>
+                <w:szCs w:val="18"/>
               </w:rPr>
               <w:t>无</w:t>
             </w:r>
@@ -1043,20 +1645,22 @@
         <w:tc>
           <w:tcPr>
             <w:tcW w:w="5803" w:type="dxa"/>
-            <w:shd w:val="clear" w:color="auto" w:fill="F2DCDB" w:themeFill="accent2" w:themeFillTint="32"/>
+            <w:shd w:val="clear" w:color="auto" w:fill="F2DBDB" w:themeFill="accent2" w:themeFillTint="33"/>
           </w:tcPr>
           <w:p>
             <w:pPr>
               <w:jc w:val="center"/>
               <w:rPr>
-                <w:rFonts w:ascii="微软雅黑" w:hAnsi="微软雅黑"/>
-                <w:sz w:val="18"/>
-              </w:rPr>
-            </w:pPr>
-            <w:r>
-              <w:rPr>
-                <w:rFonts w:ascii="微软雅黑" w:hAnsi="微软雅黑"/>
-                <w:sz w:val="18"/>
+                <w:rFonts w:hint="eastAsia" w:ascii="微软雅黑" w:hAnsi="微软雅黑" w:eastAsia="微软雅黑" w:cs="微软雅黑"/>
+                <w:sz w:val="18"/>
+                <w:szCs w:val="18"/>
+              </w:rPr>
+            </w:pPr>
+            <w:r>
+              <w:rPr>
+                <w:rFonts w:hint="eastAsia" w:ascii="微软雅黑" w:hAnsi="微软雅黑" w:eastAsia="微软雅黑" w:cs="微软雅黑"/>
+                <w:sz w:val="18"/>
+                <w:szCs w:val="18"/>
               </w:rPr>
               <w:t>若有，约（）个/（）倍视野</w:t>
             </w:r>
@@ -1064,24 +1668,44 @@
         </w:tc>
       </w:tr>
       <w:tr>
-        <w:tc>
-          <w:tcPr>
-            <w:cnfStyle w:val="001000000000"/>
+        <w:tblPrEx>
+          <w:tblBorders>
+            <w:top w:val="single" w:color="auto" w:sz="4" w:space="0"/>
+            <w:left w:val="single" w:color="auto" w:sz="4" w:space="0"/>
+            <w:bottom w:val="single" w:color="auto" w:sz="4" w:space="0"/>
+            <w:right w:val="single" w:color="auto" w:sz="4" w:space="0"/>
+            <w:insideH w:val="single" w:color="auto" w:sz="4" w:space="0"/>
+            <w:insideV w:val="single" w:color="auto" w:sz="4" w:space="0"/>
+          </w:tblBorders>
+          <w:tblCellMar>
+            <w:top w:w="0" w:type="dxa"/>
+            <w:left w:w="108" w:type="dxa"/>
+            <w:bottom w:w="0" w:type="dxa"/>
+            <w:right w:w="108" w:type="dxa"/>
+          </w:tblCellMar>
+        </w:tblPrEx>
+        <w:tc>
+          <w:tcPr>
             <w:tcW w:w="1584" w:type="dxa"/>
           </w:tcPr>
           <w:p>
             <w:pPr>
               <w:jc w:val="center"/>
               <w:rPr>
-                <w:rFonts w:ascii="微软雅黑" w:hAnsi="微软雅黑"/>
-                <w:b w:val="0"/>
-                <w:sz w:val="18"/>
-              </w:rPr>
-            </w:pPr>
-            <w:r>
-              <w:rPr>
-                <w:rFonts w:ascii="微软雅黑" w:hAnsi="微软雅黑"/>
-                <w:sz w:val="18"/>
+                <w:rFonts w:hint="eastAsia" w:ascii="微软雅黑" w:hAnsi="微软雅黑" w:eastAsia="微软雅黑" w:cs="微软雅黑"/>
+                <w:b/>
+                <w:bCs/>
+                <w:sz w:val="18"/>
+                <w:szCs w:val="18"/>
+              </w:rPr>
+            </w:pPr>
+            <w:r>
+              <w:rPr>
+                <w:rFonts w:hint="eastAsia" w:ascii="微软雅黑" w:hAnsi="微软雅黑" w:eastAsia="微软雅黑" w:cs="微软雅黑"/>
+                <w:b/>
+                <w:bCs/>
+                <w:sz w:val="18"/>
+                <w:szCs w:val="18"/>
               </w:rPr>
               <w:t>中性脂肪</w:t>
             </w:r>
@@ -1096,35 +1720,88 @@
             <w:pPr>
               <w:jc w:val="center"/>
               <w:rPr>
-                <w:rFonts w:ascii="微软雅黑" w:hAnsi="微软雅黑"/>
-                <w:sz w:val="18"/>
-              </w:rPr>
-            </w:pPr>
-            <w:r>
-              <w:rPr>
-                <w:rFonts w:ascii="Segoe UI Emoji" w:hAnsi="Segoe UI Emoji"/>
-                <w:sz w:val="18"/>
-              </w:rPr>
-              <w:t>☐</w:t>
-            </w:r>
-            <w:r>
-              <w:rPr>
-                <w:rFonts w:ascii="微软雅黑" w:hAnsi="微软雅黑"/>
-                <w:sz w:val="18"/>
+                <w:rFonts w:hint="eastAsia" w:ascii="微软雅黑" w:hAnsi="微软雅黑" w:eastAsia="微软雅黑" w:cs="微软雅黑"/>
+                <w:sz w:val="18"/>
+                <w:szCs w:val="18"/>
+              </w:rPr>
+            </w:pPr>
+            <w:sdt>
+              <w:sdtPr>
+                <w:rPr>
+                  <w:rFonts w:hint="eastAsia" w:ascii="微软雅黑" w:hAnsi="微软雅黑" w:eastAsia="微软雅黑" w:cs="微软雅黑"/>
+                  <w:sz w:val="18"/>
+                  <w:szCs w:val="18"/>
+                </w:rPr>
+                <w:id w:val="-650059522"/>
+                <w14:checkbox>
+                  <w14:checked w14:val="0"/>
+                  <w14:checkedState w14:val="2612" w14:font="MS Gothic"/>
+                  <w14:uncheckedState w14:val="2610" w14:font="MS Gothic"/>
+                </w14:checkbox>
+              </w:sdtPr>
+              <w:sdtEndPr>
+                <w:rPr>
+                  <w:rFonts w:hint="eastAsia" w:ascii="微软雅黑" w:hAnsi="微软雅黑" w:eastAsia="微软雅黑" w:cs="微软雅黑"/>
+                  <w:sz w:val="18"/>
+                  <w:szCs w:val="18"/>
+                </w:rPr>
+              </w:sdtEndPr>
+              <w:sdtContent>
+                <w:r>
+                  <w:rPr>
+                    <w:rFonts w:hint="eastAsia" w:ascii="微软雅黑" w:hAnsi="微软雅黑" w:eastAsia="微软雅黑" w:cs="微软雅黑"/>
+                    <w:sz w:val="18"/>
+                    <w:szCs w:val="18"/>
+                  </w:rPr>
+                  <w:t>☐</w:t>
+                </w:r>
+              </w:sdtContent>
+            </w:sdt>
+            <w:r>
+              <w:rPr>
+                <w:rFonts w:hint="eastAsia" w:ascii="微软雅黑" w:hAnsi="微软雅黑" w:eastAsia="微软雅黑" w:cs="微软雅黑"/>
+                <w:sz w:val="18"/>
+                <w:szCs w:val="18"/>
               </w:rPr>
               <w:t xml:space="preserve">有      </w:t>
             </w:r>
-            <w:r>
-              <w:rPr>
-                <w:rFonts w:ascii="Segoe UI Emoji" w:hAnsi="Segoe UI Emoji"/>
-                <w:sz w:val="18"/>
-              </w:rPr>
-              <w:t>☐</w:t>
-            </w:r>
-            <w:r>
-              <w:rPr>
-                <w:rFonts w:ascii="微软雅黑" w:hAnsi="微软雅黑"/>
-                <w:sz w:val="18"/>
+            <w:sdt>
+              <w:sdtPr>
+                <w:rPr>
+                  <w:rFonts w:hint="eastAsia" w:ascii="微软雅黑" w:hAnsi="微软雅黑" w:eastAsia="微软雅黑" w:cs="微软雅黑"/>
+                  <w:sz w:val="18"/>
+                  <w:szCs w:val="18"/>
+                </w:rPr>
+                <w:id w:val="-378317292"/>
+                <w14:checkbox>
+                  <w14:checked w14:val="0"/>
+                  <w14:checkedState w14:val="2612" w14:font="MS Gothic"/>
+                  <w14:uncheckedState w14:val="2610" w14:font="MS Gothic"/>
+                </w14:checkbox>
+              </w:sdtPr>
+              <w:sdtEndPr>
+                <w:rPr>
+                  <w:rFonts w:hint="eastAsia" w:ascii="微软雅黑" w:hAnsi="微软雅黑" w:eastAsia="微软雅黑" w:cs="微软雅黑"/>
+                  <w:sz w:val="18"/>
+                  <w:szCs w:val="18"/>
+                </w:rPr>
+              </w:sdtEndPr>
+              <w:sdtContent>
+                <w:r>
+                  <w:rPr>
+                    <w:rFonts w:hint="eastAsia" w:ascii="微软雅黑" w:hAnsi="微软雅黑" w:eastAsia="微软雅黑" w:cs="微软雅黑"/>
+                    <w:sz w:val="18"/>
+                    <w:szCs w:val="18"/>
+                  </w:rPr>
+                  <w:t>☐</w:t>
+                </w:r>
+              </w:sdtContent>
+            </w:sdt>
+            <w:r>
+              <w:rPr>
+                <w:rFonts w:hint="eastAsia" w:ascii="微软雅黑" w:hAnsi="微软雅黑" w:eastAsia="微软雅黑" w:cs="微软雅黑"/>
+                <w:sz w:val="18"/>
+                <w:szCs w:val="18"/>
               </w:rPr>
               <w:t>无</w:t>
             </w:r>
@@ -1138,14 +1815,16 @@
             <w:pPr>
               <w:jc w:val="center"/>
               <w:rPr>
-                <w:rFonts w:ascii="微软雅黑" w:hAnsi="微软雅黑"/>
-                <w:sz w:val="18"/>
-              </w:rPr>
-            </w:pPr>
-            <w:r>
-              <w:rPr>
-                <w:rFonts w:ascii="微软雅黑" w:hAnsi="微软雅黑"/>
-                <w:sz w:val="18"/>
+                <w:rFonts w:hint="eastAsia" w:ascii="微软雅黑" w:hAnsi="微软雅黑" w:eastAsia="微软雅黑" w:cs="微软雅黑"/>
+                <w:sz w:val="18"/>
+                <w:szCs w:val="18"/>
+              </w:rPr>
+            </w:pPr>
+            <w:r>
+              <w:rPr>
+                <w:rFonts w:hint="eastAsia" w:ascii="微软雅黑" w:hAnsi="微软雅黑" w:eastAsia="微软雅黑" w:cs="微软雅黑"/>
+                <w:sz w:val="18"/>
+                <w:szCs w:val="18"/>
               </w:rPr>
               <w:t>若有，约（）个/（）倍视野</w:t>
             </w:r>
@@ -1153,25 +1832,45 @@
         </w:tc>
       </w:tr>
       <w:tr>
-        <w:tc>
-          <w:tcPr>
-            <w:cnfStyle w:val="001000000000"/>
+        <w:tblPrEx>
+          <w:tblBorders>
+            <w:top w:val="single" w:color="auto" w:sz="4" w:space="0"/>
+            <w:left w:val="single" w:color="auto" w:sz="4" w:space="0"/>
+            <w:bottom w:val="single" w:color="auto" w:sz="4" w:space="0"/>
+            <w:right w:val="single" w:color="auto" w:sz="4" w:space="0"/>
+            <w:insideH w:val="single" w:color="auto" w:sz="4" w:space="0"/>
+            <w:insideV w:val="single" w:color="auto" w:sz="4" w:space="0"/>
+          </w:tblBorders>
+          <w:tblCellMar>
+            <w:top w:w="0" w:type="dxa"/>
+            <w:left w:w="108" w:type="dxa"/>
+            <w:bottom w:w="0" w:type="dxa"/>
+            <w:right w:w="108" w:type="dxa"/>
+          </w:tblCellMar>
+        </w:tblPrEx>
+        <w:tc>
+          <w:tcPr>
             <w:tcW w:w="1584" w:type="dxa"/>
-            <w:shd w:val="clear" w:color="auto" w:fill="F2DCDB" w:themeFill="accent2" w:themeFillTint="32"/>
+            <w:shd w:val="clear" w:color="auto" w:fill="F2DBDB" w:themeFill="accent2" w:themeFillTint="33"/>
           </w:tcPr>
           <w:p>
             <w:pPr>
               <w:jc w:val="center"/>
               <w:rPr>
-                <w:rFonts w:ascii="微软雅黑" w:hAnsi="微软雅黑"/>
-                <w:b w:val="0"/>
-                <w:sz w:val="18"/>
-              </w:rPr>
-            </w:pPr>
-            <w:r>
-              <w:rPr>
-                <w:rFonts w:ascii="微软雅黑" w:hAnsi="微软雅黑"/>
-                <w:sz w:val="18"/>
+                <w:rFonts w:hint="eastAsia" w:ascii="微软雅黑" w:hAnsi="微软雅黑" w:eastAsia="微软雅黑" w:cs="微软雅黑"/>
+                <w:b/>
+                <w:bCs/>
+                <w:sz w:val="18"/>
+                <w:szCs w:val="18"/>
+              </w:rPr>
+            </w:pPr>
+            <w:r>
+              <w:rPr>
+                <w:rFonts w:hint="eastAsia" w:ascii="微软雅黑" w:hAnsi="微软雅黑" w:eastAsia="微软雅黑" w:cs="微软雅黑"/>
+                <w:b/>
+                <w:bCs/>
+                <w:sz w:val="18"/>
+                <w:szCs w:val="18"/>
               </w:rPr>
               <w:t>淀粉颗粒</w:t>
             </w:r>
@@ -1181,41 +1880,94 @@
           <w:tcPr>
             <w:tcW w:w="3577" w:type="dxa"/>
             <w:gridSpan w:val="2"/>
-            <w:shd w:val="clear" w:color="auto" w:fill="F2DCDB" w:themeFill="accent2" w:themeFillTint="32"/>
+            <w:shd w:val="clear" w:color="auto" w:fill="F2DBDB" w:themeFill="accent2" w:themeFillTint="33"/>
           </w:tcPr>
           <w:p>
             <w:pPr>
               <w:jc w:val="center"/>
               <w:rPr>
-                <w:rFonts w:ascii="微软雅黑" w:hAnsi="微软雅黑"/>
-                <w:sz w:val="18"/>
-              </w:rPr>
-            </w:pPr>
-            <w:r>
-              <w:rPr>
-                <w:rFonts w:ascii="Segoe UI Emoji" w:hAnsi="Segoe UI Emoji"/>
-                <w:sz w:val="18"/>
-              </w:rPr>
-              <w:t>☐</w:t>
-            </w:r>
-            <w:r>
-              <w:rPr>
-                <w:rFonts w:ascii="微软雅黑" w:hAnsi="微软雅黑"/>
-                <w:sz w:val="18"/>
+                <w:rFonts w:hint="eastAsia" w:ascii="微软雅黑" w:hAnsi="微软雅黑" w:eastAsia="微软雅黑" w:cs="微软雅黑"/>
+                <w:sz w:val="18"/>
+                <w:szCs w:val="18"/>
+              </w:rPr>
+            </w:pPr>
+            <w:sdt>
+              <w:sdtPr>
+                <w:rPr>
+                  <w:rFonts w:hint="eastAsia" w:ascii="微软雅黑" w:hAnsi="微软雅黑" w:eastAsia="微软雅黑" w:cs="微软雅黑"/>
+                  <w:sz w:val="18"/>
+                  <w:szCs w:val="18"/>
+                </w:rPr>
+                <w:id w:val="-474302438"/>
+                <w14:checkbox>
+                  <w14:checked w14:val="0"/>
+                  <w14:checkedState w14:val="2612" w14:font="MS Gothic"/>
+                  <w14:uncheckedState w14:val="2610" w14:font="MS Gothic"/>
+                </w14:checkbox>
+              </w:sdtPr>
+              <w:sdtEndPr>
+                <w:rPr>
+                  <w:rFonts w:hint="eastAsia" w:ascii="微软雅黑" w:hAnsi="微软雅黑" w:eastAsia="微软雅黑" w:cs="微软雅黑"/>
+                  <w:sz w:val="18"/>
+                  <w:szCs w:val="18"/>
+                </w:rPr>
+              </w:sdtEndPr>
+              <w:sdtContent>
+                <w:r>
+                  <w:rPr>
+                    <w:rFonts w:hint="eastAsia" w:ascii="微软雅黑" w:hAnsi="微软雅黑" w:eastAsia="微软雅黑" w:cs="微软雅黑"/>
+                    <w:sz w:val="18"/>
+                    <w:szCs w:val="18"/>
+                  </w:rPr>
+                  <w:t>☐</w:t>
+                </w:r>
+              </w:sdtContent>
+            </w:sdt>
+            <w:r>
+              <w:rPr>
+                <w:rFonts w:hint="eastAsia" w:ascii="微软雅黑" w:hAnsi="微软雅黑" w:eastAsia="微软雅黑" w:cs="微软雅黑"/>
+                <w:sz w:val="18"/>
+                <w:szCs w:val="18"/>
               </w:rPr>
               <w:t xml:space="preserve">有      </w:t>
             </w:r>
-            <w:r>
-              <w:rPr>
-                <w:rFonts w:ascii="Segoe UI Emoji" w:hAnsi="Segoe UI Emoji"/>
-                <w:sz w:val="18"/>
-              </w:rPr>
-              <w:t>☐</w:t>
-            </w:r>
-            <w:r>
-              <w:rPr>
-                <w:rFonts w:ascii="微软雅黑" w:hAnsi="微软雅黑"/>
-                <w:sz w:val="18"/>
+            <w:sdt>
+              <w:sdtPr>
+                <w:rPr>
+                  <w:rFonts w:hint="eastAsia" w:ascii="微软雅黑" w:hAnsi="微软雅黑" w:eastAsia="微软雅黑" w:cs="微软雅黑"/>
+                  <w:sz w:val="18"/>
+                  <w:szCs w:val="18"/>
+                </w:rPr>
+                <w:id w:val="528531424"/>
+                <w14:checkbox>
+                  <w14:checked w14:val="0"/>
+                  <w14:checkedState w14:val="2612" w14:font="MS Gothic"/>
+                  <w14:uncheckedState w14:val="2610" w14:font="MS Gothic"/>
+                </w14:checkbox>
+              </w:sdtPr>
+              <w:sdtEndPr>
+                <w:rPr>
+                  <w:rFonts w:hint="eastAsia" w:ascii="微软雅黑" w:hAnsi="微软雅黑" w:eastAsia="微软雅黑" w:cs="微软雅黑"/>
+                  <w:sz w:val="18"/>
+                  <w:szCs w:val="18"/>
+                </w:rPr>
+              </w:sdtEndPr>
+              <w:sdtContent>
+                <w:r>
+                  <w:rPr>
+                    <w:rFonts w:hint="eastAsia" w:ascii="微软雅黑" w:hAnsi="微软雅黑" w:eastAsia="微软雅黑" w:cs="微软雅黑"/>
+                    <w:sz w:val="18"/>
+                    <w:szCs w:val="18"/>
+                  </w:rPr>
+                  <w:t>☐</w:t>
+                </w:r>
+              </w:sdtContent>
+            </w:sdt>
+            <w:r>
+              <w:rPr>
+                <w:rFonts w:hint="eastAsia" w:ascii="微软雅黑" w:hAnsi="微软雅黑" w:eastAsia="微软雅黑" w:cs="微软雅黑"/>
+                <w:sz w:val="18"/>
+                <w:szCs w:val="18"/>
               </w:rPr>
               <w:t>无</w:t>
             </w:r>
@@ -1224,38 +1976,59 @@
         <w:tc>
           <w:tcPr>
             <w:tcW w:w="5803" w:type="dxa"/>
-            <w:shd w:val="clear" w:color="auto" w:fill="F2DCDB" w:themeFill="accent2" w:themeFillTint="32"/>
+            <w:shd w:val="clear" w:color="auto" w:fill="F2DBDB" w:themeFill="accent2" w:themeFillTint="33"/>
           </w:tcPr>
           <w:p>
             <w:pPr>
               <w:jc w:val="center"/>
               <w:rPr>
-                <w:rFonts w:ascii="微软雅黑" w:hAnsi="微软雅黑"/>
-                <w:sz w:val="18"/>
+                <w:rFonts w:hint="eastAsia" w:ascii="微软雅黑" w:hAnsi="微软雅黑" w:eastAsia="微软雅黑" w:cs="微软雅黑"/>
+                <w:sz w:val="18"/>
+                <w:szCs w:val="18"/>
               </w:rPr>
             </w:pPr>
           </w:p>
         </w:tc>
       </w:tr>
       <w:tr>
-        <w:tc>
-          <w:tcPr>
-            <w:cnfStyle w:val="001000000000"/>
+        <w:tblPrEx>
+          <w:tblBorders>
+            <w:top w:val="single" w:color="auto" w:sz="4" w:space="0"/>
+            <w:left w:val="single" w:color="auto" w:sz="4" w:space="0"/>
+            <w:bottom w:val="single" w:color="auto" w:sz="4" w:space="0"/>
+            <w:right w:val="single" w:color="auto" w:sz="4" w:space="0"/>
+            <w:insideH w:val="single" w:color="auto" w:sz="4" w:space="0"/>
+            <w:insideV w:val="single" w:color="auto" w:sz="4" w:space="0"/>
+          </w:tblBorders>
+          <w:tblCellMar>
+            <w:top w:w="0" w:type="dxa"/>
+            <w:left w:w="108" w:type="dxa"/>
+            <w:bottom w:w="0" w:type="dxa"/>
+            <w:right w:w="108" w:type="dxa"/>
+          </w:tblCellMar>
+        </w:tblPrEx>
+        <w:tc>
+          <w:tcPr>
             <w:tcW w:w="1584" w:type="dxa"/>
           </w:tcPr>
           <w:p>
             <w:pPr>
               <w:jc w:val="center"/>
               <w:rPr>
-                <w:rFonts w:ascii="微软雅黑" w:hAnsi="微软雅黑"/>
-                <w:b w:val="0"/>
-                <w:sz w:val="18"/>
-              </w:rPr>
-            </w:pPr>
-            <w:r>
-              <w:rPr>
-                <w:rFonts w:ascii="微软雅黑" w:hAnsi="微软雅黑"/>
-                <w:sz w:val="18"/>
+                <w:rFonts w:hint="eastAsia" w:ascii="微软雅黑" w:hAnsi="微软雅黑" w:eastAsia="微软雅黑" w:cs="微软雅黑"/>
+                <w:b/>
+                <w:bCs/>
+                <w:sz w:val="18"/>
+                <w:szCs w:val="18"/>
+              </w:rPr>
+            </w:pPr>
+            <w:r>
+              <w:rPr>
+                <w:rFonts w:hint="eastAsia" w:ascii="微软雅黑" w:hAnsi="微软雅黑" w:eastAsia="微软雅黑" w:cs="微软雅黑"/>
+                <w:b/>
+                <w:bCs/>
+                <w:sz w:val="18"/>
+                <w:szCs w:val="18"/>
               </w:rPr>
               <w:t>肌纤维</w:t>
             </w:r>
@@ -1270,35 +2043,88 @@
             <w:pPr>
               <w:jc w:val="center"/>
               <w:rPr>
-                <w:rFonts w:ascii="微软雅黑" w:hAnsi="微软雅黑"/>
-                <w:sz w:val="18"/>
-              </w:rPr>
-            </w:pPr>
-            <w:r>
-              <w:rPr>
-                <w:rFonts w:ascii="Segoe UI Emoji" w:hAnsi="Segoe UI Emoji"/>
-                <w:sz w:val="18"/>
-              </w:rPr>
-              <w:t>☐</w:t>
-            </w:r>
-            <w:r>
-              <w:rPr>
-                <w:rFonts w:ascii="微软雅黑" w:hAnsi="微软雅黑"/>
-                <w:sz w:val="18"/>
+                <w:rFonts w:hint="eastAsia" w:ascii="微软雅黑" w:hAnsi="微软雅黑" w:eastAsia="微软雅黑" w:cs="微软雅黑"/>
+                <w:sz w:val="18"/>
+                <w:szCs w:val="18"/>
+              </w:rPr>
+            </w:pPr>
+            <w:sdt>
+              <w:sdtPr>
+                <w:rPr>
+                  <w:rFonts w:hint="eastAsia" w:ascii="微软雅黑" w:hAnsi="微软雅黑" w:eastAsia="微软雅黑" w:cs="微软雅黑"/>
+                  <w:sz w:val="18"/>
+                  <w:szCs w:val="18"/>
+                </w:rPr>
+                <w:id w:val="707379255"/>
+                <w14:checkbox>
+                  <w14:checked w14:val="0"/>
+                  <w14:checkedState w14:val="2612" w14:font="MS Gothic"/>
+                  <w14:uncheckedState w14:val="2610" w14:font="MS Gothic"/>
+                </w14:checkbox>
+              </w:sdtPr>
+              <w:sdtEndPr>
+                <w:rPr>
+                  <w:rFonts w:hint="eastAsia" w:ascii="微软雅黑" w:hAnsi="微软雅黑" w:eastAsia="微软雅黑" w:cs="微软雅黑"/>
+                  <w:sz w:val="18"/>
+                  <w:szCs w:val="18"/>
+                </w:rPr>
+              </w:sdtEndPr>
+              <w:sdtContent>
+                <w:r>
+                  <w:rPr>
+                    <w:rFonts w:hint="eastAsia" w:ascii="微软雅黑" w:hAnsi="微软雅黑" w:eastAsia="微软雅黑" w:cs="微软雅黑"/>
+                    <w:sz w:val="18"/>
+                    <w:szCs w:val="18"/>
+                  </w:rPr>
+                  <w:t>☐</w:t>
+                </w:r>
+              </w:sdtContent>
+            </w:sdt>
+            <w:r>
+              <w:rPr>
+                <w:rFonts w:hint="eastAsia" w:ascii="微软雅黑" w:hAnsi="微软雅黑" w:eastAsia="微软雅黑" w:cs="微软雅黑"/>
+                <w:sz w:val="18"/>
+                <w:szCs w:val="18"/>
               </w:rPr>
               <w:t xml:space="preserve">有      </w:t>
             </w:r>
-            <w:r>
-              <w:rPr>
-                <w:rFonts w:ascii="Segoe UI Emoji" w:hAnsi="Segoe UI Emoji"/>
-                <w:sz w:val="18"/>
-              </w:rPr>
-              <w:t>☐</w:t>
-            </w:r>
-            <w:r>
-              <w:rPr>
-                <w:rFonts w:ascii="微软雅黑" w:hAnsi="微软雅黑"/>
-                <w:sz w:val="18"/>
+            <w:sdt>
+              <w:sdtPr>
+                <w:rPr>
+                  <w:rFonts w:hint="eastAsia" w:ascii="微软雅黑" w:hAnsi="微软雅黑" w:eastAsia="微软雅黑" w:cs="微软雅黑"/>
+                  <w:sz w:val="18"/>
+                  <w:szCs w:val="18"/>
+                </w:rPr>
+                <w:id w:val="1445040398"/>
+                <w14:checkbox>
+                  <w14:checked w14:val="0"/>
+                  <w14:checkedState w14:val="2612" w14:font="MS Gothic"/>
+                  <w14:uncheckedState w14:val="2610" w14:font="MS Gothic"/>
+                </w14:checkbox>
+              </w:sdtPr>
+              <w:sdtEndPr>
+                <w:rPr>
+                  <w:rFonts w:hint="eastAsia" w:ascii="微软雅黑" w:hAnsi="微软雅黑" w:eastAsia="微软雅黑" w:cs="微软雅黑"/>
+                  <w:sz w:val="18"/>
+                  <w:szCs w:val="18"/>
+                </w:rPr>
+              </w:sdtEndPr>
+              <w:sdtContent>
+                <w:r>
+                  <w:rPr>
+                    <w:rFonts w:hint="eastAsia" w:ascii="微软雅黑" w:hAnsi="微软雅黑" w:eastAsia="微软雅黑" w:cs="微软雅黑"/>
+                    <w:sz w:val="18"/>
+                    <w:szCs w:val="18"/>
+                  </w:rPr>
+                  <w:t>☐</w:t>
+                </w:r>
+              </w:sdtContent>
+            </w:sdt>
+            <w:r>
+              <w:rPr>
+                <w:rFonts w:hint="eastAsia" w:ascii="微软雅黑" w:hAnsi="微软雅黑" w:eastAsia="微软雅黑" w:cs="微软雅黑"/>
+                <w:sz w:val="18"/>
+                <w:szCs w:val="18"/>
               </w:rPr>
               <w:t>无</w:t>
             </w:r>
@@ -1312,33 +2138,54 @@
             <w:pPr>
               <w:jc w:val="center"/>
               <w:rPr>
-                <w:rFonts w:ascii="微软雅黑" w:hAnsi="微软雅黑"/>
-                <w:sz w:val="18"/>
+                <w:rFonts w:hint="eastAsia" w:ascii="微软雅黑" w:hAnsi="微软雅黑" w:eastAsia="微软雅黑" w:cs="微软雅黑"/>
+                <w:sz w:val="18"/>
+                <w:szCs w:val="18"/>
               </w:rPr>
             </w:pPr>
           </w:p>
         </w:tc>
       </w:tr>
       <w:tr>
-        <w:tc>
-          <w:tcPr>
-            <w:cnfStyle w:val="001000000000"/>
+        <w:tblPrEx>
+          <w:tblBorders>
+            <w:top w:val="single" w:color="auto" w:sz="4" w:space="0"/>
+            <w:left w:val="single" w:color="auto" w:sz="4" w:space="0"/>
+            <w:bottom w:val="single" w:color="auto" w:sz="4" w:space="0"/>
+            <w:right w:val="single" w:color="auto" w:sz="4" w:space="0"/>
+            <w:insideH w:val="single" w:color="auto" w:sz="4" w:space="0"/>
+            <w:insideV w:val="single" w:color="auto" w:sz="4" w:space="0"/>
+          </w:tblBorders>
+          <w:tblCellMar>
+            <w:top w:w="0" w:type="dxa"/>
+            <w:left w:w="108" w:type="dxa"/>
+            <w:bottom w:w="0" w:type="dxa"/>
+            <w:right w:w="108" w:type="dxa"/>
+          </w:tblCellMar>
+        </w:tblPrEx>
+        <w:tc>
+          <w:tcPr>
             <w:tcW w:w="1584" w:type="dxa"/>
-            <w:shd w:val="clear" w:color="auto" w:fill="F2DCDB" w:themeFill="accent2" w:themeFillTint="32"/>
+            <w:shd w:val="clear" w:color="auto" w:fill="F2DBDB" w:themeFill="accent2" w:themeFillTint="33"/>
           </w:tcPr>
           <w:p>
             <w:pPr>
               <w:jc w:val="center"/>
               <w:rPr>
-                <w:rFonts w:ascii="微软雅黑" w:hAnsi="微软雅黑"/>
-                <w:b w:val="0"/>
-                <w:sz w:val="18"/>
-              </w:rPr>
-            </w:pPr>
-            <w:r>
-              <w:rPr>
-                <w:rFonts w:ascii="微软雅黑" w:hAnsi="微软雅黑"/>
-                <w:sz w:val="18"/>
+                <w:rFonts w:hint="eastAsia" w:ascii="微软雅黑" w:hAnsi="微软雅黑" w:eastAsia="微软雅黑" w:cs="微软雅黑"/>
+                <w:b/>
+                <w:bCs/>
+                <w:sz w:val="18"/>
+                <w:szCs w:val="18"/>
+              </w:rPr>
+            </w:pPr>
+            <w:r>
+              <w:rPr>
+                <w:rFonts w:hint="eastAsia" w:ascii="微软雅黑" w:hAnsi="微软雅黑" w:eastAsia="微软雅黑" w:cs="微软雅黑"/>
+                <w:b/>
+                <w:bCs/>
+                <w:sz w:val="18"/>
+                <w:szCs w:val="18"/>
               </w:rPr>
               <w:t>真菌</w:t>
             </w:r>
@@ -1348,41 +2195,94 @@
           <w:tcPr>
             <w:tcW w:w="3577" w:type="dxa"/>
             <w:gridSpan w:val="2"/>
-            <w:shd w:val="clear" w:color="auto" w:fill="F2DCDB" w:themeFill="accent2" w:themeFillTint="32"/>
+            <w:shd w:val="clear" w:color="auto" w:fill="F2DBDB" w:themeFill="accent2" w:themeFillTint="33"/>
           </w:tcPr>
           <w:p>
             <w:pPr>
               <w:jc w:val="center"/>
               <w:rPr>
-                <w:rFonts w:ascii="微软雅黑" w:hAnsi="微软雅黑"/>
-                <w:sz w:val="18"/>
-              </w:rPr>
-            </w:pPr>
-            <w:r>
-              <w:rPr>
-                <w:rFonts w:ascii="Segoe UI Emoji" w:hAnsi="Segoe UI Emoji"/>
-                <w:sz w:val="18"/>
-              </w:rPr>
-              <w:t>☐</w:t>
-            </w:r>
-            <w:r>
-              <w:rPr>
-                <w:rFonts w:ascii="微软雅黑" w:hAnsi="微软雅黑"/>
-                <w:sz w:val="18"/>
+                <w:rFonts w:hint="eastAsia" w:ascii="微软雅黑" w:hAnsi="微软雅黑" w:eastAsia="微软雅黑" w:cs="微软雅黑"/>
+                <w:sz w:val="18"/>
+                <w:szCs w:val="18"/>
+              </w:rPr>
+            </w:pPr>
+            <w:sdt>
+              <w:sdtPr>
+                <w:rPr>
+                  <w:rFonts w:hint="eastAsia" w:ascii="微软雅黑" w:hAnsi="微软雅黑" w:eastAsia="微软雅黑" w:cs="微软雅黑"/>
+                  <w:sz w:val="18"/>
+                  <w:szCs w:val="18"/>
+                </w:rPr>
+                <w:id w:val="1920053094"/>
+                <w14:checkbox>
+                  <w14:checked w14:val="0"/>
+                  <w14:checkedState w14:val="2612" w14:font="MS Gothic"/>
+                  <w14:uncheckedState w14:val="2610" w14:font="MS Gothic"/>
+                </w14:checkbox>
+              </w:sdtPr>
+              <w:sdtEndPr>
+                <w:rPr>
+                  <w:rFonts w:hint="eastAsia" w:ascii="微软雅黑" w:hAnsi="微软雅黑" w:eastAsia="微软雅黑" w:cs="微软雅黑"/>
+                  <w:sz w:val="18"/>
+                  <w:szCs w:val="18"/>
+                </w:rPr>
+              </w:sdtEndPr>
+              <w:sdtContent>
+                <w:r>
+                  <w:rPr>
+                    <w:rFonts w:hint="eastAsia" w:ascii="微软雅黑" w:hAnsi="微软雅黑" w:eastAsia="微软雅黑" w:cs="微软雅黑"/>
+                    <w:sz w:val="18"/>
+                    <w:szCs w:val="18"/>
+                  </w:rPr>
+                  <w:t>☐</w:t>
+                </w:r>
+              </w:sdtContent>
+            </w:sdt>
+            <w:r>
+              <w:rPr>
+                <w:rFonts w:hint="eastAsia" w:ascii="微软雅黑" w:hAnsi="微软雅黑" w:eastAsia="微软雅黑" w:cs="微软雅黑"/>
+                <w:sz w:val="18"/>
+                <w:szCs w:val="18"/>
               </w:rPr>
               <w:t xml:space="preserve">有      </w:t>
             </w:r>
-            <w:r>
-              <w:rPr>
-                <w:rFonts w:ascii="Segoe UI Emoji" w:hAnsi="Segoe UI Emoji"/>
-                <w:sz w:val="18"/>
-              </w:rPr>
-              <w:t>☐</w:t>
-            </w:r>
-            <w:r>
-              <w:rPr>
-                <w:rFonts w:ascii="微软雅黑" w:hAnsi="微软雅黑"/>
-                <w:sz w:val="18"/>
+            <w:sdt>
+              <w:sdtPr>
+                <w:rPr>
+                  <w:rFonts w:hint="eastAsia" w:ascii="微软雅黑" w:hAnsi="微软雅黑" w:eastAsia="微软雅黑" w:cs="微软雅黑"/>
+                  <w:sz w:val="18"/>
+                  <w:szCs w:val="18"/>
+                </w:rPr>
+                <w:id w:val="1192116407"/>
+                <w14:checkbox>
+                  <w14:checked w14:val="0"/>
+                  <w14:checkedState w14:val="2612" w14:font="MS Gothic"/>
+                  <w14:uncheckedState w14:val="2610" w14:font="MS Gothic"/>
+                </w14:checkbox>
+              </w:sdtPr>
+              <w:sdtEndPr>
+                <w:rPr>
+                  <w:rFonts w:hint="eastAsia" w:ascii="微软雅黑" w:hAnsi="微软雅黑" w:eastAsia="微软雅黑" w:cs="微软雅黑"/>
+                  <w:sz w:val="18"/>
+                  <w:szCs w:val="18"/>
+                </w:rPr>
+              </w:sdtEndPr>
+              <w:sdtContent>
+                <w:r>
+                  <w:rPr>
+                    <w:rFonts w:hint="eastAsia" w:ascii="微软雅黑" w:hAnsi="微软雅黑" w:eastAsia="微软雅黑" w:cs="微软雅黑"/>
+                    <w:sz w:val="18"/>
+                    <w:szCs w:val="18"/>
+                  </w:rPr>
+                  <w:t>☐</w:t>
+                </w:r>
+              </w:sdtContent>
+            </w:sdt>
+            <w:r>
+              <w:rPr>
+                <w:rFonts w:hint="eastAsia" w:ascii="微软雅黑" w:hAnsi="微软雅黑" w:eastAsia="微软雅黑" w:cs="微软雅黑"/>
+                <w:sz w:val="18"/>
+                <w:szCs w:val="18"/>
               </w:rPr>
               <w:t>无</w:t>
             </w:r>
@@ -1391,38 +2291,59 @@
         <w:tc>
           <w:tcPr>
             <w:tcW w:w="5803" w:type="dxa"/>
-            <w:shd w:val="clear" w:color="auto" w:fill="F2DCDB" w:themeFill="accent2" w:themeFillTint="32"/>
+            <w:shd w:val="clear" w:color="auto" w:fill="F2DBDB" w:themeFill="accent2" w:themeFillTint="33"/>
           </w:tcPr>
           <w:p>
             <w:pPr>
               <w:jc w:val="center"/>
               <w:rPr>
-                <w:rFonts w:ascii="微软雅黑" w:hAnsi="微软雅黑"/>
-                <w:sz w:val="18"/>
+                <w:rFonts w:hint="eastAsia" w:ascii="微软雅黑" w:hAnsi="微软雅黑" w:eastAsia="微软雅黑" w:cs="微软雅黑"/>
+                <w:sz w:val="18"/>
+                <w:szCs w:val="18"/>
               </w:rPr>
             </w:pPr>
           </w:p>
         </w:tc>
       </w:tr>
       <w:tr>
-        <w:tc>
-          <w:tcPr>
-            <w:cnfStyle w:val="001000000000"/>
+        <w:tblPrEx>
+          <w:tblBorders>
+            <w:top w:val="single" w:color="auto" w:sz="4" w:space="0"/>
+            <w:left w:val="single" w:color="auto" w:sz="4" w:space="0"/>
+            <w:bottom w:val="single" w:color="auto" w:sz="4" w:space="0"/>
+            <w:right w:val="single" w:color="auto" w:sz="4" w:space="0"/>
+            <w:insideH w:val="single" w:color="auto" w:sz="4" w:space="0"/>
+            <w:insideV w:val="single" w:color="auto" w:sz="4" w:space="0"/>
+          </w:tblBorders>
+          <w:tblCellMar>
+            <w:top w:w="0" w:type="dxa"/>
+            <w:left w:w="108" w:type="dxa"/>
+            <w:bottom w:w="0" w:type="dxa"/>
+            <w:right w:w="108" w:type="dxa"/>
+          </w:tblCellMar>
+        </w:tblPrEx>
+        <w:tc>
+          <w:tcPr>
             <w:tcW w:w="1584" w:type="dxa"/>
           </w:tcPr>
           <w:p>
             <w:pPr>
               <w:jc w:val="center"/>
               <w:rPr>
-                <w:rFonts w:ascii="微软雅黑" w:hAnsi="微软雅黑"/>
-                <w:b w:val="0"/>
-                <w:sz w:val="18"/>
-              </w:rPr>
-            </w:pPr>
-            <w:r>
-              <w:rPr>
-                <w:rFonts w:ascii="微软雅黑" w:hAnsi="微软雅黑"/>
-                <w:sz w:val="18"/>
+                <w:rFonts w:hint="eastAsia" w:ascii="微软雅黑" w:hAnsi="微软雅黑" w:eastAsia="微软雅黑" w:cs="微软雅黑"/>
+                <w:b/>
+                <w:bCs/>
+                <w:sz w:val="18"/>
+                <w:szCs w:val="18"/>
+              </w:rPr>
+            </w:pPr>
+            <w:r>
+              <w:rPr>
+                <w:rFonts w:hint="eastAsia" w:ascii="微软雅黑" w:hAnsi="微软雅黑" w:eastAsia="微软雅黑" w:cs="微软雅黑"/>
+                <w:b/>
+                <w:bCs/>
+                <w:sz w:val="18"/>
+                <w:szCs w:val="18"/>
               </w:rPr>
               <w:t>上皮细胞</w:t>
             </w:r>
@@ -1437,35 +2358,88 @@
             <w:pPr>
               <w:jc w:val="center"/>
               <w:rPr>
-                <w:rFonts w:ascii="微软雅黑" w:hAnsi="微软雅黑"/>
-                <w:sz w:val="18"/>
-              </w:rPr>
-            </w:pPr>
-            <w:r>
-              <w:rPr>
-                <w:rFonts w:ascii="Segoe UI Emoji" w:hAnsi="Segoe UI Emoji"/>
-                <w:sz w:val="18"/>
-              </w:rPr>
-              <w:t>☐</w:t>
-            </w:r>
-            <w:r>
-              <w:rPr>
-                <w:rFonts w:ascii="微软雅黑" w:hAnsi="微软雅黑"/>
-                <w:sz w:val="18"/>
+                <w:rFonts w:hint="eastAsia" w:ascii="微软雅黑" w:hAnsi="微软雅黑" w:eastAsia="微软雅黑" w:cs="微软雅黑"/>
+                <w:sz w:val="18"/>
+                <w:szCs w:val="18"/>
+              </w:rPr>
+            </w:pPr>
+            <w:sdt>
+              <w:sdtPr>
+                <w:rPr>
+                  <w:rFonts w:hint="eastAsia" w:ascii="微软雅黑" w:hAnsi="微软雅黑" w:eastAsia="微软雅黑" w:cs="微软雅黑"/>
+                  <w:sz w:val="18"/>
+                  <w:szCs w:val="18"/>
+                </w:rPr>
+                <w:id w:val="1391771666"/>
+                <w14:checkbox>
+                  <w14:checked w14:val="0"/>
+                  <w14:checkedState w14:val="2612" w14:font="MS Gothic"/>
+                  <w14:uncheckedState w14:val="2610" w14:font="MS Gothic"/>
+                </w14:checkbox>
+              </w:sdtPr>
+              <w:sdtEndPr>
+                <w:rPr>
+                  <w:rFonts w:hint="eastAsia" w:ascii="微软雅黑" w:hAnsi="微软雅黑" w:eastAsia="微软雅黑" w:cs="微软雅黑"/>
+                  <w:sz w:val="18"/>
+                  <w:szCs w:val="18"/>
+                </w:rPr>
+              </w:sdtEndPr>
+              <w:sdtContent>
+                <w:r>
+                  <w:rPr>
+                    <w:rFonts w:hint="eastAsia" w:ascii="微软雅黑" w:hAnsi="微软雅黑" w:eastAsia="微软雅黑" w:cs="微软雅黑"/>
+                    <w:sz w:val="18"/>
+                    <w:szCs w:val="18"/>
+                  </w:rPr>
+                  <w:t>☐</w:t>
+                </w:r>
+              </w:sdtContent>
+            </w:sdt>
+            <w:r>
+              <w:rPr>
+                <w:rFonts w:hint="eastAsia" w:ascii="微软雅黑" w:hAnsi="微软雅黑" w:eastAsia="微软雅黑" w:cs="微软雅黑"/>
+                <w:sz w:val="18"/>
+                <w:szCs w:val="18"/>
               </w:rPr>
               <w:t xml:space="preserve">有      </w:t>
             </w:r>
-            <w:r>
-              <w:rPr>
-                <w:rFonts w:ascii="Segoe UI Emoji" w:hAnsi="Segoe UI Emoji"/>
-                <w:sz w:val="18"/>
-              </w:rPr>
-              <w:t>☐</w:t>
-            </w:r>
-            <w:r>
-              <w:rPr>
-                <w:rFonts w:ascii="微软雅黑" w:hAnsi="微软雅黑"/>
-                <w:sz w:val="18"/>
+            <w:sdt>
+              <w:sdtPr>
+                <w:rPr>
+                  <w:rFonts w:hint="eastAsia" w:ascii="微软雅黑" w:hAnsi="微软雅黑" w:eastAsia="微软雅黑" w:cs="微软雅黑"/>
+                  <w:sz w:val="18"/>
+                  <w:szCs w:val="18"/>
+                </w:rPr>
+                <w:id w:val="-803460664"/>
+                <w14:checkbox>
+                  <w14:checked w14:val="0"/>
+                  <w14:checkedState w14:val="2612" w14:font="MS Gothic"/>
+                  <w14:uncheckedState w14:val="2610" w14:font="MS Gothic"/>
+                </w14:checkbox>
+              </w:sdtPr>
+              <w:sdtEndPr>
+                <w:rPr>
+                  <w:rFonts w:hint="eastAsia" w:ascii="微软雅黑" w:hAnsi="微软雅黑" w:eastAsia="微软雅黑" w:cs="微软雅黑"/>
+                  <w:sz w:val="18"/>
+                  <w:szCs w:val="18"/>
+                </w:rPr>
+              </w:sdtEndPr>
+              <w:sdtContent>
+                <w:r>
+                  <w:rPr>
+                    <w:rFonts w:hint="eastAsia" w:ascii="微软雅黑" w:hAnsi="微软雅黑" w:eastAsia="微软雅黑" w:cs="微软雅黑"/>
+                    <w:sz w:val="18"/>
+                    <w:szCs w:val="18"/>
+                  </w:rPr>
+                  <w:t>☐</w:t>
+                </w:r>
+              </w:sdtContent>
+            </w:sdt>
+            <w:r>
+              <w:rPr>
+                <w:rFonts w:hint="eastAsia" w:ascii="微软雅黑" w:hAnsi="微软雅黑" w:eastAsia="微软雅黑" w:cs="微软雅黑"/>
+                <w:sz w:val="18"/>
+                <w:szCs w:val="18"/>
               </w:rPr>
               <w:t>无</w:t>
             </w:r>
@@ -1479,33 +2453,54 @@
             <w:pPr>
               <w:jc w:val="center"/>
               <w:rPr>
-                <w:rFonts w:ascii="微软雅黑" w:hAnsi="微软雅黑"/>
-                <w:sz w:val="18"/>
+                <w:rFonts w:hint="eastAsia" w:ascii="微软雅黑" w:hAnsi="微软雅黑" w:eastAsia="微软雅黑" w:cs="微软雅黑"/>
+                <w:sz w:val="18"/>
+                <w:szCs w:val="18"/>
               </w:rPr>
             </w:pPr>
           </w:p>
         </w:tc>
       </w:tr>
       <w:tr>
-        <w:tc>
-          <w:tcPr>
-            <w:cnfStyle w:val="001000000000"/>
+        <w:tblPrEx>
+          <w:tblBorders>
+            <w:top w:val="single" w:color="auto" w:sz="4" w:space="0"/>
+            <w:left w:val="single" w:color="auto" w:sz="4" w:space="0"/>
+            <w:bottom w:val="single" w:color="auto" w:sz="4" w:space="0"/>
+            <w:right w:val="single" w:color="auto" w:sz="4" w:space="0"/>
+            <w:insideH w:val="single" w:color="auto" w:sz="4" w:space="0"/>
+            <w:insideV w:val="single" w:color="auto" w:sz="4" w:space="0"/>
+          </w:tblBorders>
+          <w:tblCellMar>
+            <w:top w:w="0" w:type="dxa"/>
+            <w:left w:w="108" w:type="dxa"/>
+            <w:bottom w:w="0" w:type="dxa"/>
+            <w:right w:w="108" w:type="dxa"/>
+          </w:tblCellMar>
+        </w:tblPrEx>
+        <w:tc>
+          <w:tcPr>
             <w:tcW w:w="1584" w:type="dxa"/>
-            <w:shd w:val="clear" w:color="auto" w:fill="F2DCDB" w:themeFill="accent2" w:themeFillTint="32"/>
+            <w:shd w:val="clear" w:color="auto" w:fill="F2DBDB" w:themeFill="accent2" w:themeFillTint="33"/>
           </w:tcPr>
           <w:p>
             <w:pPr>
               <w:jc w:val="center"/>
               <w:rPr>
-                <w:rFonts w:ascii="微软雅黑" w:hAnsi="微软雅黑"/>
-                <w:b w:val="0"/>
-                <w:sz w:val="18"/>
-              </w:rPr>
-            </w:pPr>
-            <w:r>
-              <w:rPr>
-                <w:rFonts w:ascii="微软雅黑" w:hAnsi="微软雅黑"/>
-                <w:sz w:val="18"/>
+                <w:rFonts w:hint="eastAsia" w:ascii="微软雅黑" w:hAnsi="微软雅黑" w:eastAsia="微软雅黑" w:cs="微软雅黑"/>
+                <w:b/>
+                <w:bCs/>
+                <w:sz w:val="18"/>
+                <w:szCs w:val="18"/>
+              </w:rPr>
+            </w:pPr>
+            <w:r>
+              <w:rPr>
+                <w:rFonts w:hint="eastAsia" w:ascii="微软雅黑" w:hAnsi="微软雅黑" w:eastAsia="微软雅黑" w:cs="微软雅黑"/>
+                <w:b/>
+                <w:bCs/>
+                <w:sz w:val="18"/>
+                <w:szCs w:val="18"/>
               </w:rPr>
               <w:t>细菌</w:t>
             </w:r>
@@ -1515,41 +2510,94 @@
           <w:tcPr>
             <w:tcW w:w="3577" w:type="dxa"/>
             <w:gridSpan w:val="2"/>
-            <w:shd w:val="clear" w:color="auto" w:fill="F2DCDB" w:themeFill="accent2" w:themeFillTint="32"/>
+            <w:shd w:val="clear" w:color="auto" w:fill="F2DBDB" w:themeFill="accent2" w:themeFillTint="33"/>
           </w:tcPr>
           <w:p>
             <w:pPr>
               <w:jc w:val="center"/>
               <w:rPr>
-                <w:rFonts w:ascii="微软雅黑" w:hAnsi="微软雅黑"/>
-                <w:sz w:val="18"/>
-              </w:rPr>
-            </w:pPr>
-            <w:r>
-              <w:rPr>
-                <w:rFonts w:ascii="Segoe UI Emoji" w:hAnsi="Segoe UI Emoji"/>
-                <w:sz w:val="18"/>
-              </w:rPr>
-              <w:t>☐</w:t>
-            </w:r>
-            <w:r>
-              <w:rPr>
-                <w:rFonts w:ascii="微软雅黑" w:hAnsi="微软雅黑"/>
-                <w:sz w:val="18"/>
+                <w:rFonts w:hint="eastAsia" w:ascii="微软雅黑" w:hAnsi="微软雅黑" w:eastAsia="微软雅黑" w:cs="微软雅黑"/>
+                <w:sz w:val="18"/>
+                <w:szCs w:val="18"/>
+              </w:rPr>
+            </w:pPr>
+            <w:sdt>
+              <w:sdtPr>
+                <w:rPr>
+                  <w:rFonts w:hint="eastAsia" w:ascii="微软雅黑" w:hAnsi="微软雅黑" w:eastAsia="微软雅黑" w:cs="微软雅黑"/>
+                  <w:sz w:val="18"/>
+                  <w:szCs w:val="18"/>
+                </w:rPr>
+                <w:id w:val="794647641"/>
+                <w14:checkbox>
+                  <w14:checked w14:val="0"/>
+                  <w14:checkedState w14:val="2612" w14:font="MS Gothic"/>
+                  <w14:uncheckedState w14:val="2610" w14:font="MS Gothic"/>
+                </w14:checkbox>
+              </w:sdtPr>
+              <w:sdtEndPr>
+                <w:rPr>
+                  <w:rFonts w:hint="eastAsia" w:ascii="微软雅黑" w:hAnsi="微软雅黑" w:eastAsia="微软雅黑" w:cs="微软雅黑"/>
+                  <w:sz w:val="18"/>
+                  <w:szCs w:val="18"/>
+                </w:rPr>
+              </w:sdtEndPr>
+              <w:sdtContent>
+                <w:r>
+                  <w:rPr>
+                    <w:rFonts w:hint="eastAsia" w:ascii="微软雅黑" w:hAnsi="微软雅黑" w:eastAsia="微软雅黑" w:cs="微软雅黑"/>
+                    <w:sz w:val="18"/>
+                    <w:szCs w:val="18"/>
+                  </w:rPr>
+                  <w:t>☐</w:t>
+                </w:r>
+              </w:sdtContent>
+            </w:sdt>
+            <w:r>
+              <w:rPr>
+                <w:rFonts w:hint="eastAsia" w:ascii="微软雅黑" w:hAnsi="微软雅黑" w:eastAsia="微软雅黑" w:cs="微软雅黑"/>
+                <w:sz w:val="18"/>
+                <w:szCs w:val="18"/>
               </w:rPr>
               <w:t xml:space="preserve">有      </w:t>
             </w:r>
-            <w:r>
-              <w:rPr>
-                <w:rFonts w:ascii="Segoe UI Emoji" w:hAnsi="Segoe UI Emoji"/>
-                <w:sz w:val="18"/>
-              </w:rPr>
-              <w:t>☐</w:t>
-            </w:r>
-            <w:r>
-              <w:rPr>
-                <w:rFonts w:ascii="微软雅黑" w:hAnsi="微软雅黑"/>
-                <w:sz w:val="18"/>
+            <w:sdt>
+              <w:sdtPr>
+                <w:rPr>
+                  <w:rFonts w:hint="eastAsia" w:ascii="微软雅黑" w:hAnsi="微软雅黑" w:eastAsia="微软雅黑" w:cs="微软雅黑"/>
+                  <w:sz w:val="18"/>
+                  <w:szCs w:val="18"/>
+                </w:rPr>
+                <w:id w:val="341983737"/>
+                <w14:checkbox>
+                  <w14:checked w14:val="0"/>
+                  <w14:checkedState w14:val="2612" w14:font="MS Gothic"/>
+                  <w14:uncheckedState w14:val="2610" w14:font="MS Gothic"/>
+                </w14:checkbox>
+              </w:sdtPr>
+              <w:sdtEndPr>
+                <w:rPr>
+                  <w:rFonts w:hint="eastAsia" w:ascii="微软雅黑" w:hAnsi="微软雅黑" w:eastAsia="微软雅黑" w:cs="微软雅黑"/>
+                  <w:sz w:val="18"/>
+                  <w:szCs w:val="18"/>
+                </w:rPr>
+              </w:sdtEndPr>
+              <w:sdtContent>
+                <w:r>
+                  <w:rPr>
+                    <w:rFonts w:hint="eastAsia" w:ascii="微软雅黑" w:hAnsi="微软雅黑" w:eastAsia="微软雅黑" w:cs="微软雅黑"/>
+                    <w:sz w:val="18"/>
+                    <w:szCs w:val="18"/>
+                  </w:rPr>
+                  <w:t>☐</w:t>
+                </w:r>
+              </w:sdtContent>
+            </w:sdt>
+            <w:r>
+              <w:rPr>
+                <w:rFonts w:hint="eastAsia" w:ascii="微软雅黑" w:hAnsi="微软雅黑" w:eastAsia="微软雅黑" w:cs="微软雅黑"/>
+                <w:sz w:val="18"/>
+                <w:szCs w:val="18"/>
               </w:rPr>
               <w:t>无</w:t>
             </w:r>
@@ -1558,38 +2606,59 @@
         <w:tc>
           <w:tcPr>
             <w:tcW w:w="5803" w:type="dxa"/>
-            <w:shd w:val="clear" w:color="auto" w:fill="F2DCDB" w:themeFill="accent2" w:themeFillTint="32"/>
+            <w:shd w:val="clear" w:color="auto" w:fill="F2DBDB" w:themeFill="accent2" w:themeFillTint="33"/>
           </w:tcPr>
           <w:p>
             <w:pPr>
               <w:jc w:val="center"/>
               <w:rPr>
-                <w:rFonts w:ascii="微软雅黑" w:hAnsi="微软雅黑"/>
-                <w:sz w:val="18"/>
+                <w:rFonts w:hint="eastAsia" w:ascii="微软雅黑" w:hAnsi="微软雅黑" w:eastAsia="微软雅黑" w:cs="微软雅黑"/>
+                <w:sz w:val="18"/>
+                <w:szCs w:val="18"/>
               </w:rPr>
             </w:pPr>
           </w:p>
         </w:tc>
       </w:tr>
       <w:tr>
-        <w:tc>
-          <w:tcPr>
-            <w:cnfStyle w:val="001000000000"/>
+        <w:tblPrEx>
+          <w:tblBorders>
+            <w:top w:val="single" w:color="auto" w:sz="4" w:space="0"/>
+            <w:left w:val="single" w:color="auto" w:sz="4" w:space="0"/>
+            <w:bottom w:val="single" w:color="auto" w:sz="4" w:space="0"/>
+            <w:right w:val="single" w:color="auto" w:sz="4" w:space="0"/>
+            <w:insideH w:val="single" w:color="auto" w:sz="4" w:space="0"/>
+            <w:insideV w:val="single" w:color="auto" w:sz="4" w:space="0"/>
+          </w:tblBorders>
+          <w:tblCellMar>
+            <w:top w:w="0" w:type="dxa"/>
+            <w:left w:w="108" w:type="dxa"/>
+            <w:bottom w:w="0" w:type="dxa"/>
+            <w:right w:w="108" w:type="dxa"/>
+          </w:tblCellMar>
+        </w:tblPrEx>
+        <w:tc>
+          <w:tcPr>
             <w:tcW w:w="1584" w:type="dxa"/>
           </w:tcPr>
           <w:p>
             <w:pPr>
               <w:jc w:val="center"/>
               <w:rPr>
-                <w:rFonts w:ascii="微软雅黑" w:hAnsi="微软雅黑"/>
-                <w:b w:val="0"/>
-                <w:sz w:val="18"/>
-              </w:rPr>
-            </w:pPr>
-            <w:r>
-              <w:rPr>
-                <w:rFonts w:ascii="微软雅黑" w:hAnsi="微软雅黑"/>
-                <w:sz w:val="18"/>
+                <w:rFonts w:hint="eastAsia" w:ascii="微软雅黑" w:hAnsi="微软雅黑" w:eastAsia="微软雅黑" w:cs="微软雅黑"/>
+                <w:b/>
+                <w:bCs/>
+                <w:sz w:val="18"/>
+                <w:szCs w:val="18"/>
+              </w:rPr>
+            </w:pPr>
+            <w:r>
+              <w:rPr>
+                <w:rFonts w:hint="eastAsia" w:ascii="微软雅黑" w:hAnsi="微软雅黑" w:eastAsia="微软雅黑" w:cs="微软雅黑"/>
+                <w:b/>
+                <w:bCs/>
+                <w:sz w:val="18"/>
+                <w:szCs w:val="18"/>
               </w:rPr>
               <w:t>其他</w:t>
             </w:r>
@@ -1604,35 +2673,88 @@
             <w:pPr>
               <w:jc w:val="center"/>
               <w:rPr>
-                <w:rFonts w:ascii="微软雅黑" w:hAnsi="微软雅黑"/>
-                <w:sz w:val="18"/>
-              </w:rPr>
-            </w:pPr>
-            <w:r>
-              <w:rPr>
-                <w:rFonts w:ascii="Segoe UI Emoji" w:hAnsi="Segoe UI Emoji"/>
-                <w:sz w:val="18"/>
-              </w:rPr>
-              <w:t>☐</w:t>
-            </w:r>
-            <w:r>
-              <w:rPr>
-                <w:rFonts w:ascii="微软雅黑" w:hAnsi="微软雅黑"/>
-                <w:sz w:val="18"/>
+                <w:rFonts w:hint="eastAsia" w:ascii="微软雅黑" w:hAnsi="微软雅黑" w:eastAsia="微软雅黑" w:cs="微软雅黑"/>
+                <w:sz w:val="18"/>
+                <w:szCs w:val="18"/>
+              </w:rPr>
+            </w:pPr>
+            <w:sdt>
+              <w:sdtPr>
+                <w:rPr>
+                  <w:rFonts w:hint="eastAsia" w:ascii="微软雅黑" w:hAnsi="微软雅黑" w:eastAsia="微软雅黑" w:cs="微软雅黑"/>
+                  <w:sz w:val="18"/>
+                  <w:szCs w:val="18"/>
+                </w:rPr>
+                <w:id w:val="61690227"/>
+                <w14:checkbox>
+                  <w14:checked w14:val="0"/>
+                  <w14:checkedState w14:val="2612" w14:font="MS Gothic"/>
+                  <w14:uncheckedState w14:val="2610" w14:font="MS Gothic"/>
+                </w14:checkbox>
+              </w:sdtPr>
+              <w:sdtEndPr>
+                <w:rPr>
+                  <w:rFonts w:hint="eastAsia" w:ascii="微软雅黑" w:hAnsi="微软雅黑" w:eastAsia="微软雅黑" w:cs="微软雅黑"/>
+                  <w:sz w:val="18"/>
+                  <w:szCs w:val="18"/>
+                </w:rPr>
+              </w:sdtEndPr>
+              <w:sdtContent>
+                <w:r>
+                  <w:rPr>
+                    <w:rFonts w:hint="eastAsia" w:ascii="微软雅黑" w:hAnsi="微软雅黑" w:eastAsia="微软雅黑" w:cs="微软雅黑"/>
+                    <w:sz w:val="18"/>
+                    <w:szCs w:val="18"/>
+                  </w:rPr>
+                  <w:t>☐</w:t>
+                </w:r>
+              </w:sdtContent>
+            </w:sdt>
+            <w:r>
+              <w:rPr>
+                <w:rFonts w:hint="eastAsia" w:ascii="微软雅黑" w:hAnsi="微软雅黑" w:eastAsia="微软雅黑" w:cs="微软雅黑"/>
+                <w:sz w:val="18"/>
+                <w:szCs w:val="18"/>
               </w:rPr>
               <w:t xml:space="preserve">有      </w:t>
             </w:r>
-            <w:r>
-              <w:rPr>
-                <w:rFonts w:ascii="Segoe UI Emoji" w:hAnsi="Segoe UI Emoji"/>
-                <w:sz w:val="18"/>
-              </w:rPr>
-              <w:t>☐</w:t>
-            </w:r>
-            <w:r>
-              <w:rPr>
-                <w:rFonts w:ascii="微软雅黑" w:hAnsi="微软雅黑"/>
-                <w:sz w:val="18"/>
+            <w:sdt>
+              <w:sdtPr>
+                <w:rPr>
+                  <w:rFonts w:hint="eastAsia" w:ascii="微软雅黑" w:hAnsi="微软雅黑" w:eastAsia="微软雅黑" w:cs="微软雅黑"/>
+                  <w:sz w:val="18"/>
+                  <w:szCs w:val="18"/>
+                </w:rPr>
+                <w:id w:val="-125165067"/>
+                <w14:checkbox>
+                  <w14:checked w14:val="0"/>
+                  <w14:checkedState w14:val="2612" w14:font="MS Gothic"/>
+                  <w14:uncheckedState w14:val="2610" w14:font="MS Gothic"/>
+                </w14:checkbox>
+              </w:sdtPr>
+              <w:sdtEndPr>
+                <w:rPr>
+                  <w:rFonts w:hint="eastAsia" w:ascii="微软雅黑" w:hAnsi="微软雅黑" w:eastAsia="微软雅黑" w:cs="微软雅黑"/>
+                  <w:sz w:val="18"/>
+                  <w:szCs w:val="18"/>
+                </w:rPr>
+              </w:sdtEndPr>
+              <w:sdtContent>
+                <w:r>
+                  <w:rPr>
+                    <w:rFonts w:hint="eastAsia" w:ascii="微软雅黑" w:hAnsi="微软雅黑" w:eastAsia="微软雅黑" w:cs="微软雅黑"/>
+                    <w:sz w:val="18"/>
+                    <w:szCs w:val="18"/>
+                  </w:rPr>
+                  <w:t>☐</w:t>
+                </w:r>
+              </w:sdtContent>
+            </w:sdt>
+            <w:r>
+              <w:rPr>
+                <w:rFonts w:hint="eastAsia" w:ascii="微软雅黑" w:hAnsi="微软雅黑" w:eastAsia="微软雅黑" w:cs="微软雅黑"/>
+                <w:sz w:val="18"/>
+                <w:szCs w:val="18"/>
               </w:rPr>
               <w:t>无</w:t>
             </w:r>
@@ -1646,29 +2768,48 @@
             <w:pPr>
               <w:jc w:val="center"/>
               <w:rPr>
-                <w:rFonts w:ascii="微软雅黑" w:hAnsi="微软雅黑"/>
-                <w:sz w:val="18"/>
+                <w:rFonts w:hint="eastAsia" w:ascii="微软雅黑" w:hAnsi="微软雅黑" w:eastAsia="微软雅黑" w:cs="微软雅黑"/>
+                <w:sz w:val="18"/>
+                <w:szCs w:val="18"/>
               </w:rPr>
             </w:pPr>
           </w:p>
         </w:tc>
       </w:tr>
       <w:tr>
+        <w:tblPrEx>
+          <w:tblBorders>
+            <w:top w:val="single" w:color="auto" w:sz="4" w:space="0"/>
+            <w:left w:val="single" w:color="auto" w:sz="4" w:space="0"/>
+            <w:bottom w:val="single" w:color="auto" w:sz="4" w:space="0"/>
+            <w:right w:val="single" w:color="auto" w:sz="4" w:space="0"/>
+            <w:insideH w:val="single" w:color="auto" w:sz="4" w:space="0"/>
+            <w:insideV w:val="single" w:color="auto" w:sz="4" w:space="0"/>
+          </w:tblBorders>
+          <w:tblCellMar>
+            <w:top w:w="0" w:type="dxa"/>
+            <w:left w:w="108" w:type="dxa"/>
+            <w:bottom w:w="0" w:type="dxa"/>
+            <w:right w:w="108" w:type="dxa"/>
+          </w:tblCellMar>
+        </w:tblPrEx>
         <w:trPr>
-          <w:trHeight w:hRule="atLeast" w:val="956"/>
+          <w:trHeight w:val="956" w:hRule="atLeast"/>
         </w:trPr>
         <w:tc>
           <w:tcPr>
-            <w:cnfStyle w:val="001000000000"/>
             <w:tcW w:w="1584" w:type="dxa"/>
-            <w:shd w:val="clear" w:color="auto" w:fill="F2DCDB" w:themeFill="accent2" w:themeFillTint="32"/>
+            <w:shd w:val="clear" w:color="auto" w:fill="F2DBDB" w:themeFill="accent2" w:themeFillTint="33"/>
           </w:tcPr>
           <w:p>
             <w:pPr>
               <w:jc w:val="center"/>
               <w:rPr>
-                <w:rFonts w:ascii="微软雅黑" w:hAnsi="微软雅黑"/>
-                <w:sz w:val="18"/>
+                <w:rFonts w:hint="eastAsia" w:ascii="微软雅黑" w:hAnsi="微软雅黑" w:eastAsia="微软雅黑" w:cs="微软雅黑"/>
+                <w:b w:val="0"/>
+                <w:bCs w:val="0"/>
+                <w:sz w:val="18"/>
+                <w:szCs w:val="18"/>
               </w:rPr>
             </w:pPr>
           </w:p>
@@ -1676,15 +2817,20 @@
             <w:pPr>
               <w:jc w:val="center"/>
               <w:rPr>
-                <w:rFonts w:ascii="微软雅黑" w:hAnsi="微软雅黑"/>
-                <w:b w:val="0"/>
-                <w:sz w:val="18"/>
-              </w:rPr>
-            </w:pPr>
-            <w:r>
-              <w:rPr>
-                <w:rFonts w:ascii="微软雅黑" w:hAnsi="微软雅黑"/>
-                <w:sz w:val="18"/>
+                <w:rFonts w:hint="eastAsia" w:ascii="微软雅黑" w:hAnsi="微软雅黑" w:eastAsia="微软雅黑" w:cs="微软雅黑"/>
+                <w:b/>
+                <w:bCs/>
+                <w:sz w:val="18"/>
+                <w:szCs w:val="18"/>
+              </w:rPr>
+            </w:pPr>
+            <w:r>
+              <w:rPr>
+                <w:rFonts w:hint="eastAsia" w:ascii="微软雅黑" w:hAnsi="微软雅黑" w:eastAsia="微软雅黑" w:cs="微软雅黑"/>
+                <w:b/>
+                <w:bCs/>
+                <w:sz w:val="18"/>
+                <w:szCs w:val="18"/>
               </w:rPr>
               <w:t>镜下可见</w:t>
             </w:r>
@@ -1694,19 +2840,23 @@
           <w:tcPr>
             <w:tcW w:w="9380" w:type="dxa"/>
             <w:gridSpan w:val="3"/>
-            <w:shd w:val="clear" w:color="auto" w:fill="F2DCDB" w:themeFill="accent2" w:themeFillTint="32"/>
-          </w:tcPr>
-          <w:p>
-            <w:pPr>
-              <w:rPr>
-                <w:rFonts w:ascii="微软雅黑" w:hAnsi="微软雅黑"/>
-                <w:sz w:val="18"/>
-              </w:rPr>
-            </w:pPr>
-            <w:r>
-              <w:rPr>
-                <w:rFonts w:ascii="微软雅黑" w:hAnsi="微软雅黑"/>
-                <w:sz w:val="18"/>
+            <w:shd w:val="clear" w:color="auto" w:fill="F2DBDB" w:themeFill="accent2" w:themeFillTint="33"/>
+          </w:tcPr>
+          <w:p>
+            <w:pPr>
+              <w:rPr>
+                <w:rFonts w:hint="default" w:ascii="微软雅黑" w:hAnsi="微软雅黑" w:eastAsia="微软雅黑" w:cs="微软雅黑"/>
+                <w:sz w:val="18"/>
+                <w:szCs w:val="18"/>
+                <w:lang w:val="en-US" w:eastAsia="zh-CN"/>
+              </w:rPr>
+            </w:pPr>
+            <w:r>
+              <w:rPr>
+                <w:rFonts w:hint="eastAsia" w:ascii="微软雅黑" w:hAnsi="微软雅黑" w:eastAsia="微软雅黑" w:cs="微软雅黑"/>
+                <w:sz w:val="18"/>
+                <w:szCs w:val="18"/>
+                <w:lang w:val="en-US" w:eastAsia="zh-CN"/>
               </w:rPr>
               <w:t>{&lt;检查所见&gt;}</w:t>
             </w:r>
@@ -1714,9 +2864,24 @@
         </w:tc>
       </w:tr>
       <w:tr>
-        <w:tc>
-          <w:tcPr>
-            <w:cnfStyle w:val="001000000000"/>
+        <w:tblPrEx>
+          <w:tblBorders>
+            <w:top w:val="single" w:color="auto" w:sz="4" w:space="0"/>
+            <w:left w:val="single" w:color="auto" w:sz="4" w:space="0"/>
+            <w:bottom w:val="single" w:color="auto" w:sz="4" w:space="0"/>
+            <w:right w:val="single" w:color="auto" w:sz="4" w:space="0"/>
+            <w:insideH w:val="single" w:color="auto" w:sz="4" w:space="0"/>
+            <w:insideV w:val="single" w:color="auto" w:sz="4" w:space="0"/>
+          </w:tblBorders>
+          <w:tblCellMar>
+            <w:top w:w="0" w:type="dxa"/>
+            <w:left w:w="108" w:type="dxa"/>
+            <w:bottom w:w="0" w:type="dxa"/>
+            <w:right w:w="108" w:type="dxa"/>
+          </w:tblCellMar>
+        </w:tblPrEx>
+        <w:tc>
+          <w:tcPr>
             <w:tcW w:w="10964" w:type="dxa"/>
             <w:gridSpan w:val="4"/>
           </w:tcPr>
@@ -1724,15 +2889,20 @@
             <w:pPr>
               <w:jc w:val="center"/>
               <w:rPr>
-                <w:rFonts w:ascii="微软雅黑" w:hAnsi="微软雅黑"/>
-                <w:b w:val="0"/>
-                <w:sz w:val="18"/>
-              </w:rPr>
-            </w:pPr>
-            <w:r>
-              <w:rPr>
-                <w:rFonts w:ascii="微软雅黑" w:hAnsi="微软雅黑"/>
-                <w:sz w:val="18"/>
+                <w:rFonts w:hint="eastAsia" w:ascii="微软雅黑" w:hAnsi="微软雅黑" w:eastAsia="微软雅黑" w:cs="微软雅黑"/>
+                <w:b/>
+                <w:bCs/>
+                <w:sz w:val="18"/>
+                <w:szCs w:val="18"/>
+              </w:rPr>
+            </w:pPr>
+            <w:r>
+              <w:rPr>
+                <w:rFonts w:hint="eastAsia" w:ascii="微软雅黑" w:hAnsi="微软雅黑" w:eastAsia="微软雅黑" w:cs="微软雅黑"/>
+                <w:b/>
+                <w:bCs/>
+                <w:sz w:val="18"/>
+                <w:szCs w:val="18"/>
               </w:rPr>
               <w:t>本检验结果仅反映此份样本情况，仅对当日结果负责。</w:t>
             </w:r>
@@ -1740,27 +2910,47 @@
         </w:tc>
       </w:tr>
       <w:tr>
+        <w:tblPrEx>
+          <w:tblBorders>
+            <w:top w:val="single" w:color="auto" w:sz="4" w:space="0"/>
+            <w:left w:val="single" w:color="auto" w:sz="4" w:space="0"/>
+            <w:bottom w:val="single" w:color="auto" w:sz="4" w:space="0"/>
+            <w:right w:val="single" w:color="auto" w:sz="4" w:space="0"/>
+            <w:insideH w:val="single" w:color="auto" w:sz="4" w:space="0"/>
+            <w:insideV w:val="single" w:color="auto" w:sz="4" w:space="0"/>
+          </w:tblBorders>
+          <w:tblCellMar>
+            <w:top w:w="0" w:type="dxa"/>
+            <w:left w:w="108" w:type="dxa"/>
+            <w:bottom w:w="0" w:type="dxa"/>
+            <w:right w:w="108" w:type="dxa"/>
+          </w:tblCellMar>
+        </w:tblPrEx>
         <w:trPr>
-          <w:trHeight w:hRule="atLeast" w:val="209"/>
+          <w:trHeight w:val="209" w:hRule="atLeast"/>
         </w:trPr>
         <w:tc>
           <w:tcPr>
-            <w:cnfStyle w:val="001000000000"/>
             <w:tcW w:w="1584" w:type="dxa"/>
-            <w:shd w:val="clear" w:color="auto" w:fill="F2DCDB" w:themeFill="accent2" w:themeFillTint="32"/>
-          </w:tcPr>
-          <w:p>
-            <w:pPr>
-              <w:rPr>
-                <w:rFonts w:ascii="微软雅黑" w:hAnsi="微软雅黑"/>
-                <w:b w:val="0"/>
-                <w:sz w:val="18"/>
-              </w:rPr>
-            </w:pPr>
-            <w:r>
-              <w:rPr>
-                <w:rFonts w:ascii="微软雅黑" w:hAnsi="微软雅黑"/>
-                <w:sz w:val="18"/>
+            <w:shd w:val="clear" w:color="auto" w:fill="F2DBDB" w:themeFill="accent2" w:themeFillTint="33"/>
+          </w:tcPr>
+          <w:p>
+            <w:pPr>
+              <w:rPr>
+                <w:rFonts w:hint="eastAsia" w:ascii="微软雅黑" w:hAnsi="微软雅黑" w:eastAsia="微软雅黑" w:cs="微软雅黑"/>
+                <w:b/>
+                <w:bCs/>
+                <w:sz w:val="18"/>
+                <w:szCs w:val="18"/>
+              </w:rPr>
+            </w:pPr>
+            <w:r>
+              <w:rPr>
+                <w:rFonts w:hint="eastAsia" w:ascii="微软雅黑" w:hAnsi="微软雅黑" w:eastAsia="微软雅黑" w:cs="微软雅黑"/>
+                <w:b/>
+                <w:bCs/>
+                <w:sz w:val="18"/>
+                <w:szCs w:val="18"/>
               </w:rPr>
               <w:t>化验师：</w:t>
             </w:r>
@@ -1769,34 +2959,47 @@
         <w:tc>
           <w:tcPr>
             <w:tcW w:w="2239" w:type="dxa"/>
-            <w:shd w:val="clear" w:color="auto" w:fill="F2DCDB" w:themeFill="accent2" w:themeFillTint="32"/>
-          </w:tcPr>
-          <w:p>
-            <w:pPr>
-              <w:rPr>
-                <w:rFonts w:ascii="微软雅黑" w:hAnsi="微软雅黑"/>
-                <w:sz w:val="18"/>
-              </w:rPr>
-            </w:pPr>
+            <w:shd w:val="clear" w:color="auto" w:fill="F2DBDB" w:themeFill="accent2" w:themeFillTint="33"/>
+          </w:tcPr>
+          <w:p>
+            <w:pPr>
+              <w:rPr>
+                <w:rFonts w:hint="eastAsia" w:ascii="微软雅黑" w:hAnsi="微软雅黑" w:eastAsia="微软雅黑" w:cs="微软雅黑"/>
+                <w:sz w:val="18"/>
+                <w:szCs w:val="18"/>
+              </w:rPr>
+            </w:pPr>
+            <w:r>
+              <w:rPr>
+                <w:rFonts w:hint="eastAsia" w:ascii="微软雅黑" w:hAnsi="微软雅黑" w:eastAsia="微软雅黑" w:cs="微软雅黑"/>
+                <w:color w:val="000000"/>
+                <w:sz w:val="18"/>
+                <w:szCs w:val="18"/>
+              </w:rPr>
+              <w:t>{&lt;检查医生&gt;}</w:t>
+            </w:r>
           </w:p>
         </w:tc>
         <w:tc>
           <w:tcPr>
             <w:tcW w:w="1338" w:type="dxa"/>
-            <w:shd w:val="clear" w:color="auto" w:fill="F2DCDB" w:themeFill="accent2" w:themeFillTint="32"/>
-          </w:tcPr>
-          <w:p>
-            <w:pPr>
-              <w:rPr>
-                <w:rFonts w:ascii="微软雅黑" w:hAnsi="微软雅黑"/>
-                <w:sz w:val="18"/>
-              </w:rPr>
-            </w:pPr>
-            <w:r>
-              <w:rPr>
-                <w:rFonts w:ascii="微软雅黑" w:hAnsi="微软雅黑"/>
-                <w:b w:val="1"/>
-                <w:sz w:val="18"/>
+            <w:shd w:val="clear" w:color="auto" w:fill="F2DBDB" w:themeFill="accent2" w:themeFillTint="33"/>
+          </w:tcPr>
+          <w:p>
+            <w:pPr>
+              <w:rPr>
+                <w:rFonts w:hint="eastAsia" w:ascii="微软雅黑" w:hAnsi="微软雅黑" w:eastAsia="微软雅黑" w:cs="微软雅黑"/>
+                <w:sz w:val="18"/>
+                <w:szCs w:val="18"/>
+              </w:rPr>
+            </w:pPr>
+            <w:r>
+              <w:rPr>
+                <w:rFonts w:hint="eastAsia" w:ascii="微软雅黑" w:hAnsi="微软雅黑" w:eastAsia="微软雅黑" w:cs="微软雅黑"/>
+                <w:b/>
+                <w:bCs/>
+                <w:sz w:val="18"/>
+                <w:szCs w:val="18"/>
               </w:rPr>
               <w:t>日期：</w:t>
             </w:r>
@@ -1805,75 +3008,95 @@
         <w:tc>
           <w:tcPr>
             <w:tcW w:w="5803" w:type="dxa"/>
-            <w:shd w:val="clear" w:color="auto" w:fill="F2DCDB" w:themeFill="accent2" w:themeFillTint="32"/>
-          </w:tcPr>
-          <w:p>
-            <w:pPr>
-              <w:rPr>
-                <w:rFonts w:ascii="微软雅黑" w:hAnsi="微软雅黑"/>
-                <w:sz w:val="18"/>
-              </w:rPr>
-            </w:pPr>
+            <w:shd w:val="clear" w:color="auto" w:fill="F2DBDB" w:themeFill="accent2" w:themeFillTint="33"/>
+          </w:tcPr>
+          <w:p>
+            <w:pPr>
+              <w:rPr>
+                <w:rFonts w:hint="eastAsia" w:ascii="微软雅黑" w:hAnsi="微软雅黑" w:eastAsia="微软雅黑" w:cs="微软雅黑"/>
+                <w:sz w:val="18"/>
+                <w:szCs w:val="18"/>
+              </w:rPr>
+            </w:pPr>
+            <w:r>
+              <w:rPr>
+                <w:rFonts w:hint="eastAsia" w:ascii="微软雅黑" w:hAnsi="微软雅黑" w:eastAsia="微软雅黑" w:cs="微软雅黑"/>
+                <w:sz w:val="18"/>
+                <w:szCs w:val="18"/>
+              </w:rPr>
+              <w:t>{&lt;检查时间&gt;}</w:t>
+            </w:r>
+            <w:bookmarkStart w:id="0" w:name="_GoBack"/>
+            <w:bookmarkEnd w:id="0"/>
           </w:p>
         </w:tc>
       </w:tr>
     </w:tbl>
     <w:p>
       <w:pPr>
+        <w:spacing w:beforeLines="0" w:afterLines="0"/>
         <w:rPr>
-          <w:rFonts w:ascii="微软雅黑" w:hAnsi="微软雅黑"/>
-          <w:b w:val="1"/>
+          <w:rFonts w:hint="eastAsia" w:ascii="微软雅黑" w:hAnsi="微软雅黑" w:eastAsia="微软雅黑" w:cs="微软雅黑"/>
+          <w:b/>
           <w:sz w:val="10"/>
+          <w:szCs w:val="10"/>
         </w:rPr>
       </w:pPr>
     </w:p>
     <w:p>
       <w:pPr>
+        <w:spacing w:beforeLines="0" w:afterLines="0"/>
         <w:rPr>
-          <w:rFonts w:ascii="微软雅黑" w:hAnsi="微软雅黑"/>
-          <w:b w:val="1"/>
+          <w:rFonts w:hint="eastAsia" w:ascii="微软雅黑" w:hAnsi="微软雅黑" w:eastAsia="微软雅黑" w:cs="微软雅黑"/>
+          <w:b/>
           <w:sz w:val="28"/>
+          <w:szCs w:val="28"/>
         </w:rPr>
       </w:pPr>
       <w:r>
         <w:rPr>
-          <w:rFonts w:ascii="微软雅黑" w:hAnsi="微软雅黑"/>
-          <w:b w:val="1"/>
+          <w:rFonts w:hint="eastAsia" w:ascii="微软雅黑" w:hAnsi="微软雅黑" w:eastAsia="微软雅黑" w:cs="微软雅黑"/>
+          <w:b/>
           <w:sz w:val="28"/>
+          <w:szCs w:val="28"/>
         </w:rPr>
         <w:t>{&lt;image 200*200&gt;}</w:t>
       </w:r>
     </w:p>
     <w:sectPr>
-      <w:headerReference xmlns:r="http://schemas.openxmlformats.org/officeDocument/2006/relationships" w:type="default" r:id="RelHdr1"/>
-      <w:footerReference xmlns:r="http://schemas.openxmlformats.org/officeDocument/2006/relationships" w:type="default" r:id="RelFtr1"/>
-      <w:type w:val="nextPage"/>
-      <w:pgSz w:w="11906" w:h="16838" w:code="0"/>
-      <w:pgMar w:left="567" w:right="567" w:top="567" w:bottom="567" w:header="720" w:footer="720" w:gutter="0"/>
-      <w:cols w:equalWidth="1" w:space="720"/>
+      <w:headerReference r:id="rId4" w:type="default"/>
+      <w:footerReference r:id="rId5" w:type="default"/>
+      <w:pgSz w:w="11906" w:h="16838"/>
+      <w:pgMar w:top="567" w:right="567" w:bottom="567" w:left="567" w:header="720" w:footer="720" w:gutter="0"/>
+      <w:lnNumType w:countBy="0" w:distance="360"/>
+      <w:cols w:space="720" w:num="1"/>
+      <w:docGrid w:linePitch="360" w:charSpace="0"/>
     </w:sectPr>
   </w:body>
 </w:document>
 </file>
 
 <file path=word/footer1.xml><?xml version="1.0" encoding="utf-8"?>
-<w:ftr xmlns:w="http://schemas.openxmlformats.org/wordprocessingml/2006/main" xmlns:wps="http://schemas.microsoft.com/office/word/2010/wordprocessingShape" xmlns:mc="http://schemas.openxmlformats.org/markup-compatibility/2006" xmlns:w10="urn:schemas-microsoft-com:office:word" xmlns:v="urn:schemas-microsoft-com:vml" xmlns:wp14="http://schemas.microsoft.com/office/word/2010/wordprocessingDrawing" mc:Ignorable="wp14">
+<w:ftr xmlns:wpc="http://schemas.microsoft.com/office/word/2010/wordprocessingCanvas" xmlns:mc="http://schemas.openxmlformats.org/markup-compatibility/2006" xmlns:o="urn:schemas-microsoft-com:office:office" xmlns:r="http://schemas.openxmlformats.org/officeDocument/2006/relationships" xmlns:m="http://schemas.openxmlformats.org/officeDocument/2006/math" xmlns:v="urn:schemas-microsoft-com:vml" xmlns:wp14="http://schemas.microsoft.com/office/word/2010/wordprocessingDrawing" xmlns:wp="http://schemas.openxmlformats.org/drawingml/2006/wordprocessingDrawing" xmlns:w10="urn:schemas-microsoft-com:office:word" xmlns:w="http://schemas.openxmlformats.org/wordprocessingml/2006/main" xmlns:w14="http://schemas.microsoft.com/office/word/2010/wordml" xmlns:w15="http://schemas.microsoft.com/office/word/2012/wordml" xmlns:wpg="http://schemas.microsoft.com/office/word/2010/wordprocessingGroup" xmlns:wpi="http://schemas.microsoft.com/office/word/2010/wordprocessingInk" xmlns:wne="http://schemas.microsoft.com/office/word/2006/wordml" xmlns:wps="http://schemas.microsoft.com/office/word/2010/wordprocessingShape" xmlns:wpsCustomData="http://www.wps.cn/officeDocument/2013/wpsCustomData" mc:Ignorable="w14 w15 wp14">
   <w:p>
     <w:pPr>
+      <w:spacing w:beforeLines="0" w:afterLines="0"/>
       <w:rPr>
-        <w:rFonts w:ascii="微软雅黑" w:hAnsi="微软雅黑"/>
-        <w:b w:val="1"/>
+        <w:rFonts w:hint="eastAsia" w:ascii="微软雅黑" w:hAnsi="微软雅黑" w:eastAsia="微软雅黑" w:cs="微软雅黑"/>
+        <w:b/>
         <w:color w:val="FF671F"/>
         <w:sz w:val="20"/>
+        <w:szCs w:val="20"/>
         <w:lang w:bidi="ar"/>
       </w:rPr>
     </w:pPr>
     <w:r>
       <w:rPr>
-        <w:rFonts w:ascii="微软雅黑" w:hAnsi="微软雅黑"/>
-        <w:b w:val="1"/>
+        <w:rFonts w:hint="eastAsia" w:ascii="微软雅黑" w:hAnsi="微软雅黑" w:eastAsia="微软雅黑" w:cs="微软雅黑"/>
+        <w:b/>
         <w:color w:val="FF671F"/>
         <w:sz w:val="20"/>
+        <w:szCs w:val="20"/>
         <w:lang w:bidi="ar"/>
       </w:rPr>
       <w:t>本检测结果仅对该样本负责，仅作为临床医生诊断参考。</w:t>
@@ -1881,128 +3104,143 @@
   </w:p>
   <w:p>
     <w:pPr>
+      <w:spacing w:beforeLines="0" w:afterLines="0"/>
       <w:jc w:val="center"/>
       <w:rPr>
-        <w:rFonts w:ascii="MicrosoftYaHei-Bold" w:hAnsi="MicrosoftYaHei-Bold"/>
-        <w:b w:val="1"/>
+        <w:rFonts w:hint="default" w:ascii="MicrosoftYaHei-Bold" w:hAnsi="MicrosoftYaHei-Bold" w:eastAsia="MicrosoftYaHei-Bold" w:cs="MicrosoftYaHei-Bold"/>
+        <w:b/>
         <w:color w:val="FF671F"/>
         <w:sz w:val="15"/>
+        <w:szCs w:val="15"/>
         <w:lang w:bidi="ar"/>
       </w:rPr>
     </w:pPr>
     <w:r>
       <w:rPr>
-        <w:rFonts w:ascii="宋体" w:hAnsi="宋体"/>
+        <w:rFonts w:hint="eastAsia" w:ascii="宋体" w:hAnsi="宋体" w:eastAsia="宋体" w:cs="宋体"/>
         <w:color w:val="000000"/>
         <w:sz w:val="20"/>
+        <w:szCs w:val="20"/>
         <w:lang w:bidi="ar"/>
       </w:rPr>
       <w:t xml:space="preserve">第 </w:t>
     </w:r>
     <w:r>
       <w:rPr>
-        <w:rFonts w:ascii="宋体" w:hAnsi="宋体"/>
+        <w:rFonts w:hint="eastAsia" w:ascii="宋体" w:hAnsi="宋体" w:eastAsia="宋体" w:cs="宋体"/>
         <w:color w:val="000000"/>
         <w:sz w:val="20"/>
+        <w:szCs w:val="20"/>
         <w:lang w:bidi="ar"/>
       </w:rPr>
       <w:fldChar w:fldCharType="begin"/>
     </w:r>
     <w:r>
       <w:rPr>
-        <w:rFonts w:ascii="宋体" w:hAnsi="宋体"/>
+        <w:rFonts w:hint="eastAsia" w:ascii="宋体" w:hAnsi="宋体" w:eastAsia="宋体" w:cs="宋体"/>
         <w:color w:val="000000"/>
         <w:sz w:val="20"/>
+        <w:szCs w:val="20"/>
         <w:lang w:bidi="ar"/>
       </w:rPr>
       <w:instrText xml:space="preserve"> PAGE  \* MERGEFORMAT </w:instrText>
     </w:r>
     <w:r>
       <w:rPr>
-        <w:rFonts w:ascii="宋体" w:hAnsi="宋体"/>
+        <w:rFonts w:hint="eastAsia" w:ascii="宋体" w:hAnsi="宋体" w:eastAsia="宋体" w:cs="宋体"/>
         <w:color w:val="000000"/>
         <w:sz w:val="20"/>
+        <w:szCs w:val="20"/>
         <w:lang w:bidi="ar"/>
       </w:rPr>
       <w:fldChar w:fldCharType="separate"/>
     </w:r>
     <w:r>
       <w:rPr>
-        <w:rFonts w:ascii="宋体" w:hAnsi="宋体"/>
+        <w:rFonts w:hint="eastAsia" w:ascii="宋体" w:hAnsi="宋体" w:eastAsia="宋体" w:cs="宋体"/>
         <w:color w:val="000000"/>
         <w:sz w:val="20"/>
+        <w:szCs w:val="20"/>
         <w:lang w:bidi="ar"/>
       </w:rPr>
-      <w:t>#</w:t>
+      <w:t>1</w:t>
     </w:r>
     <w:r>
       <w:rPr>
-        <w:rFonts w:ascii="宋体" w:hAnsi="宋体"/>
+        <w:rFonts w:hint="eastAsia" w:ascii="宋体" w:hAnsi="宋体" w:eastAsia="宋体" w:cs="宋体"/>
         <w:color w:val="000000"/>
         <w:sz w:val="20"/>
+        <w:szCs w:val="20"/>
         <w:lang w:bidi="ar"/>
       </w:rPr>
       <w:fldChar w:fldCharType="end"/>
     </w:r>
     <w:r>
       <w:rPr>
-        <w:rFonts w:ascii="宋体" w:hAnsi="宋体"/>
+        <w:rFonts w:hint="eastAsia" w:ascii="宋体" w:hAnsi="宋体" w:eastAsia="宋体" w:cs="宋体"/>
         <w:color w:val="000000"/>
         <w:sz w:val="20"/>
+        <w:szCs w:val="20"/>
         <w:lang w:bidi="ar"/>
       </w:rPr>
       <w:t xml:space="preserve"> 页 共 </w:t>
     </w:r>
     <w:r>
       <w:rPr>
-        <w:rFonts w:ascii="宋体" w:hAnsi="宋体"/>
+        <w:rFonts w:hint="eastAsia" w:ascii="宋体" w:hAnsi="宋体" w:eastAsia="宋体" w:cs="宋体"/>
         <w:color w:val="000000"/>
         <w:sz w:val="20"/>
+        <w:szCs w:val="20"/>
         <w:lang w:bidi="ar"/>
       </w:rPr>
       <w:fldChar w:fldCharType="begin"/>
     </w:r>
     <w:r>
       <w:rPr>
-        <w:rFonts w:ascii="宋体" w:hAnsi="宋体"/>
+        <w:rFonts w:hint="eastAsia" w:ascii="宋体" w:hAnsi="宋体" w:eastAsia="宋体" w:cs="宋体"/>
         <w:color w:val="000000"/>
         <w:sz w:val="20"/>
+        <w:szCs w:val="20"/>
         <w:lang w:bidi="ar"/>
       </w:rPr>
       <w:instrText xml:space="preserve"> NUMPAGES  \* MERGEFORMAT </w:instrText>
     </w:r>
     <w:r>
       <w:rPr>
-        <w:rFonts w:ascii="宋体" w:hAnsi="宋体"/>
+        <w:rFonts w:hint="eastAsia" w:ascii="宋体" w:hAnsi="宋体" w:eastAsia="宋体" w:cs="宋体"/>
         <w:color w:val="000000"/>
         <w:sz w:val="20"/>
+        <w:szCs w:val="20"/>
         <w:lang w:bidi="ar"/>
       </w:rPr>
       <w:fldChar w:fldCharType="separate"/>
     </w:r>
     <w:r>
       <w:rPr>
-        <w:rFonts w:ascii="宋体" w:hAnsi="宋体"/>
+        <w:rFonts w:hint="eastAsia" w:ascii="宋体" w:hAnsi="宋体" w:eastAsia="宋体" w:cs="宋体"/>
         <w:color w:val="000000"/>
         <w:sz w:val="20"/>
+        <w:szCs w:val="20"/>
         <w:lang w:bidi="ar"/>
       </w:rPr>
-      <w:t>#</w:t>
+      <w:t>1</w:t>
     </w:r>
     <w:r>
       <w:rPr>
-        <w:rFonts w:ascii="宋体" w:hAnsi="宋体"/>
+        <w:rFonts w:hint="eastAsia" w:ascii="宋体" w:hAnsi="宋体" w:eastAsia="宋体" w:cs="宋体"/>
         <w:color w:val="000000"/>
         <w:sz w:val="20"/>
+        <w:szCs w:val="20"/>
         <w:lang w:bidi="ar"/>
       </w:rPr>
       <w:fldChar w:fldCharType="end"/>
     </w:r>
     <w:r>
       <w:rPr>
-        <w:rFonts w:ascii="宋体" w:hAnsi="宋体"/>
+        <w:rFonts w:hint="eastAsia" w:ascii="宋体" w:hAnsi="宋体" w:eastAsia="宋体" w:cs="宋体"/>
         <w:color w:val="000000"/>
         <w:sz w:val="20"/>
+        <w:szCs w:val="20"/>
         <w:lang w:bidi="ar"/>
       </w:rPr>
       <w:t xml:space="preserve"> 页</w:t>
@@ -2011,27 +3249,80 @@
 </w:ftr>
 </file>
 
+<file path=word/footnotes.xml><?xml version="1.0" encoding="utf-8"?>
+<w:footnotes xmlns:wpc="http://schemas.microsoft.com/office/word/2010/wordprocessingCanvas" xmlns:mc="http://schemas.openxmlformats.org/markup-compatibility/2006" xmlns:o="urn:schemas-microsoft-com:office:office" xmlns:r="http://schemas.openxmlformats.org/officeDocument/2006/relationships" xmlns:m="http://schemas.openxmlformats.org/officeDocument/2006/math" xmlns:v="urn:schemas-microsoft-com:vml" xmlns:wp14="http://schemas.microsoft.com/office/word/2010/wordprocessingDrawing" xmlns:wp="http://schemas.openxmlformats.org/drawingml/2006/wordprocessingDrawing" xmlns:w="http://schemas.openxmlformats.org/wordprocessingml/2006/main" xmlns:w14="http://schemas.microsoft.com/office/word/2010/wordml" xmlns:w15="http://schemas.microsoft.com/office/word/2012/wordml" xmlns:w10="urn:schemas-microsoft-com:office:word" xmlns:wpg="http://schemas.microsoft.com/office/word/2010/wordprocessingGroup" xmlns:wpi="http://schemas.microsoft.com/office/word/2010/wordprocessingInk" xmlns:wne="http://schemas.microsoft.com/office/word/2006/wordml" xmlns:wps="http://schemas.microsoft.com/office/word/2010/wordprocessingShape" xmlns:wpsCustomData="http://www.wps.cn/officeDocument/2013/wpsCustomData" mc:Ignorable="w14 w15 wp14">
+  <w:footnote w:type="separator" w:id="0">
+    <w:p>
+      <w:pPr>
+        <w:spacing w:before="0" w:after="0"/>
+      </w:pPr>
+      <w:r>
+        <w:separator/>
+      </w:r>
+    </w:p>
+  </w:footnote>
+  <w:footnote w:type="continuationSeparator" w:id="1">
+    <w:p>
+      <w:pPr>
+        <w:spacing w:before="0" w:after="0"/>
+      </w:pPr>
+      <w:r>
+        <w:continuationSeparator/>
+      </w:r>
+    </w:p>
+  </w:footnote>
+</w:footnotes>
+</file>
+
 <file path=word/header1.xml><?xml version="1.0" encoding="utf-8"?>
-<w:hdr xmlns:w="http://schemas.openxmlformats.org/wordprocessingml/2006/main" xmlns:wps="http://schemas.microsoft.com/office/word/2010/wordprocessingShape" xmlns:mc="http://schemas.openxmlformats.org/markup-compatibility/2006" xmlns:w10="urn:schemas-microsoft-com:office:word" xmlns:v="urn:schemas-microsoft-com:vml" xmlns:wp14="http://schemas.microsoft.com/office/word/2010/wordprocessingDrawing" mc:Ignorable="wp14">
+<w:hdr xmlns:wpc="http://schemas.microsoft.com/office/word/2010/wordprocessingCanvas" xmlns:mc="http://schemas.openxmlformats.org/markup-compatibility/2006" xmlns:o="urn:schemas-microsoft-com:office:office" xmlns:r="http://schemas.openxmlformats.org/officeDocument/2006/relationships" xmlns:m="http://schemas.openxmlformats.org/officeDocument/2006/math" xmlns:v="urn:schemas-microsoft-com:vml" xmlns:wp14="http://schemas.microsoft.com/office/word/2010/wordprocessingDrawing" xmlns:wp="http://schemas.openxmlformats.org/drawingml/2006/wordprocessingDrawing" xmlns:w10="urn:schemas-microsoft-com:office:word" xmlns:w="http://schemas.openxmlformats.org/wordprocessingml/2006/main" xmlns:w14="http://schemas.microsoft.com/office/word/2010/wordml" xmlns:w15="http://schemas.microsoft.com/office/word/2012/wordml" xmlns:wpg="http://schemas.microsoft.com/office/word/2010/wordprocessingGroup" xmlns:wpi="http://schemas.microsoft.com/office/word/2010/wordprocessingInk" xmlns:wne="http://schemas.microsoft.com/office/word/2006/wordml" xmlns:wps="http://schemas.microsoft.com/office/word/2010/wordprocessingShape" xmlns:wpsCustomData="http://www.wps.cn/officeDocument/2013/wpsCustomData" mc:Ignorable="w14 w15 wp14">
   <w:tbl>
     <w:tblPr>
-      <w:tblpPr w:leftFromText="180" w:rightFromText="180" w:tblpX="565" w:tblpY="498" w:horzAnchor="page" w:vertAnchor="page"/>
+      <w:tblStyle w:val="3"/>
+      <w:tblpPr w:leftFromText="180" w:rightFromText="180" w:vertAnchor="page" w:horzAnchor="page" w:tblpX="565" w:tblpY="498"/>
       <w:tblOverlap w:val="never"/>
       <w:tblW w:w="0" w:type="auto"/>
+      <w:tblInd w:w="0" w:type="dxa"/>
       <w:tblBorders>
-        <w:top w:val="single" w:sz="4" w:space="0" w:shadow="0" w:frame="0" w:color="auto"/>
-        <w:left w:val="single" w:sz="4" w:space="0" w:shadow="0" w:frame="0" w:color="auto"/>
-        <w:bottom w:val="single" w:sz="4" w:space="0" w:shadow="0" w:frame="0" w:color="auto"/>
-        <w:right w:val="single" w:sz="4" w:space="0" w:shadow="0" w:frame="0" w:color="auto"/>
-        <w:insideH w:val="single" w:sz="4" w:space="0" w:shadow="0" w:frame="0" w:color="auto"/>
-        <w:insideV w:val="single" w:sz="4" w:space="0" w:shadow="0" w:frame="0" w:color="auto"/>
+        <w:top w:val="single" w:color="auto" w:sz="4" w:space="0"/>
+        <w:left w:val="single" w:color="auto" w:sz="4" w:space="0"/>
+        <w:bottom w:val="single" w:color="auto" w:sz="4" w:space="0"/>
+        <w:right w:val="single" w:color="auto" w:sz="4" w:space="0"/>
+        <w:insideH w:val="single" w:color="auto" w:sz="4" w:space="0"/>
+        <w:insideV w:val="single" w:color="auto" w:sz="4" w:space="0"/>
       </w:tblBorders>
-      <w:tblLook w:val="04A0"/>
+      <w:tblLayout w:type="autofit"/>
+      <w:tblCellMar>
+        <w:top w:w="0" w:type="dxa"/>
+        <w:left w:w="108" w:type="dxa"/>
+        <w:bottom w:w="0" w:type="dxa"/>
+        <w:right w:w="108" w:type="dxa"/>
+      </w:tblCellMar>
     </w:tblPr>
-    <w:tblGrid/>
+    <w:tblGrid>
+      <w:gridCol w:w="2842"/>
+      <w:gridCol w:w="4148"/>
+      <w:gridCol w:w="3848"/>
+    </w:tblGrid>
     <w:tr>
+      <w:tblPrEx>
+        <w:tblBorders>
+          <w:top w:val="single" w:color="auto" w:sz="4" w:space="0"/>
+          <w:left w:val="single" w:color="auto" w:sz="4" w:space="0"/>
+          <w:bottom w:val="single" w:color="auto" w:sz="4" w:space="0"/>
+          <w:right w:val="single" w:color="auto" w:sz="4" w:space="0"/>
+          <w:insideH w:val="single" w:color="auto" w:sz="4" w:space="0"/>
+          <w:insideV w:val="single" w:color="auto" w:sz="4" w:space="0"/>
+        </w:tblBorders>
+        <w:tblCellMar>
+          <w:top w:w="0" w:type="dxa"/>
+          <w:left w:w="108" w:type="dxa"/>
+          <w:bottom w:w="0" w:type="dxa"/>
+          <w:right w:w="108" w:type="dxa"/>
+        </w:tblCellMar>
+      </w:tblPrEx>
       <w:trPr>
-        <w:trHeight w:hRule="atLeast" w:val="360"/>
+        <w:trHeight w:val="360" w:hRule="atLeast"/>
       </w:trPr>
       <w:tc>
         <w:tcPr>
@@ -2044,25 +3335,43 @@
             <w:tl2br w:val="nil"/>
             <w:tr2bl w:val="nil"/>
           </w:tcBorders>
+          <w:noWrap w:val="0"/>
+          <w:vAlign w:val="top"/>
         </w:tcPr>
         <w:p>
           <w:pPr>
-            <w:pStyle w:val="P2"/>
+            <w:pStyle w:val="5"/>
+            <w:rPr>
+              <w:rFonts w:hint="eastAsia"/>
+              <w:sz w:val="18"/>
+              <w:szCs w:val="18"/>
+            </w:rPr>
           </w:pPr>
           <w:r>
+            <w:rPr>
+              <w:rFonts w:hint="default"/>
+              <w:sz w:val="18"/>
+              <w:szCs w:val="18"/>
+            </w:rPr>
             <w:drawing>
-              <wp:inline xmlns:wp="http://schemas.openxmlformats.org/drawingml/2006/wordprocessingDrawing">
+              <wp:inline distT="0" distB="0" distL="114300" distR="114300">
                 <wp:extent cx="622935" cy="259715"/>
-                <wp:docPr id="1" name="Picture 1"/>
+                <wp:effectExtent l="0" t="0" r="5715" b="6985"/>
+                <wp:docPr id="2" name="Picture 1" descr="硕腾Logo"/>
+                <wp:cNvGraphicFramePr>
+                  <a:graphicFrameLocks xmlns:a="http://schemas.openxmlformats.org/drawingml/2006/main" noChangeAspect="1"/>
+                </wp:cNvGraphicFramePr>
                 <a:graphic xmlns:a="http://schemas.openxmlformats.org/drawingml/2006/main">
                   <a:graphicData uri="http://schemas.openxmlformats.org/drawingml/2006/picture">
                     <pic:pic xmlns:pic="http://schemas.openxmlformats.org/drawingml/2006/picture">
                       <pic:nvPicPr>
-                        <pic:cNvPr id="1" name="Picture 1"/>
-                        <pic:cNvPicPr/>
+                        <pic:cNvPr id="2" name="Picture 1" descr="硕腾Logo"/>
+                        <pic:cNvPicPr>
+                          <a:picLocks noChangeAspect="1"/>
+                        </pic:cNvPicPr>
                       </pic:nvPicPr>
                       <pic:blipFill>
-                        <a:blip xmlns:r="http://schemas.openxmlformats.org/officeDocument/2006/relationships" r:embed="Relimage1"/>
+                        <a:blip r:embed="rId1"/>
                         <a:stretch>
                           <a:fillRect/>
                         </a:stretch>
@@ -2072,8 +3381,13 @@
                           <a:off x="0" y="0"/>
                           <a:ext cx="622935" cy="259715"/>
                         </a:xfrm>
-                        <a:prstGeom prst="rect"/>
+                        <a:prstGeom prst="rect">
+                          <a:avLst/>
+                        </a:prstGeom>
                         <a:noFill/>
+                        <a:ln>
+                          <a:noFill/>
+                        </a:ln>
                       </pic:spPr>
                     </pic:pic>
                   </a:graphicData>
@@ -2094,18 +3408,26 @@
             <w:tl2br w:val="nil"/>
             <w:tr2bl w:val="nil"/>
           </w:tcBorders>
+          <w:noWrap w:val="0"/>
+          <w:vAlign w:val="top"/>
         </w:tcPr>
         <w:p>
           <w:pPr>
-            <w:pStyle w:val="P2"/>
+            <w:pStyle w:val="5"/>
             <w:jc w:val="center"/>
+            <w:rPr>
+              <w:rFonts w:hint="default"/>
+              <w:sz w:val="18"/>
+              <w:szCs w:val="18"/>
+            </w:rPr>
           </w:pPr>
           <w:r>
             <w:rPr>
-              <w:rFonts w:ascii="微软雅黑" w:hAnsi="微软雅黑"/>
-              <w:b w:val="1"/>
+              <w:rFonts w:hint="eastAsia" w:ascii="微软雅黑" w:hAnsi="微软雅黑" w:eastAsia="微软雅黑" w:cs="微软雅黑"/>
+              <w:b/>
               <w:color w:val="000000"/>
               <w:sz w:val="28"/>
+              <w:szCs w:val="28"/>
               <w:lang w:bidi="ar"/>
             </w:rPr>
             <w:t>沈阳市道格凯特动物医院</w:t>
@@ -2123,17 +3445,26 @@
             <w:tl2br w:val="nil"/>
             <w:tr2bl w:val="nil"/>
           </w:tcBorders>
+          <w:noWrap w:val="0"/>
+          <w:vAlign w:val="top"/>
         </w:tcPr>
         <w:p>
           <w:pPr>
-            <w:pStyle w:val="P2"/>
+            <w:pStyle w:val="5"/>
+            <w:rPr>
+              <w:rFonts w:hint="default"/>
+              <w:sz w:val="18"/>
+              <w:szCs w:val="18"/>
+            </w:rPr>
           </w:pPr>
           <w:r>
             <w:rPr>
-              <w:noProof w:val="1"/>
+              <w:rFonts w:hint="default"/>
+              <w:sz w:val="18"/>
+              <w:szCs w:val="18"/>
             </w:rPr>
             <w:drawing>
-              <wp:anchor xmlns:wp="http://schemas.openxmlformats.org/drawingml/2006/wordprocessingDrawing" simplePos="0" allowOverlap="1" behindDoc="1" layoutInCell="1" locked="0" relativeHeight="1" distL="114300" distR="114300">
+              <wp:anchor distT="0" distB="0" distL="114300" distR="114300" simplePos="0" relativeHeight="251659264" behindDoc="1" locked="0" layoutInCell="1" allowOverlap="1">
                 <wp:simplePos x="0" y="0"/>
                 <wp:positionH relativeFrom="column">
                   <wp:posOffset>1273175</wp:posOffset>
@@ -2142,8 +3473,9 @@
                   <wp:posOffset>21590</wp:posOffset>
                 </wp:positionV>
                 <wp:extent cx="523875" cy="262255"/>
+                <wp:effectExtent l="0" t="0" r="0" b="4445"/>
                 <wp:wrapNone/>
-                <wp:docPr id="2" name="Picture 4"/>
+                <wp:docPr id="1" name="Picture 4"/>
                 <wp:cNvGraphicFramePr>
                   <a:graphicFrameLocks xmlns:a="http://schemas.openxmlformats.org/drawingml/2006/main" noChangeAspect="1"/>
                 </wp:cNvGraphicFramePr>
@@ -2151,11 +3483,13 @@
                   <a:graphicData uri="http://schemas.openxmlformats.org/drawingml/2006/picture">
                     <pic:pic xmlns:pic="http://schemas.openxmlformats.org/drawingml/2006/picture">
                       <pic:nvPicPr>
-                        <pic:cNvPr id="2" name="Picture 2"/>
-                        <pic:cNvPicPr/>
+                        <pic:cNvPr id="1" name="Picture 4"/>
+                        <pic:cNvPicPr>
+                          <a:picLocks noChangeAspect="1"/>
+                        </pic:cNvPicPr>
                       </pic:nvPicPr>
                       <pic:blipFill>
-                        <a:blip xmlns:r="http://schemas.openxmlformats.org/officeDocument/2006/relationships" r:embed="Relimage2"/>
+                        <a:blip r:embed="rId2"/>
                         <a:stretch>
                           <a:fillRect/>
                         </a:stretch>
@@ -2165,7 +3499,9 @@
                           <a:off x="0" y="0"/>
                           <a:ext cx="523875" cy="262255"/>
                         </a:xfrm>
-                        <a:prstGeom prst="rect"/>
+                        <a:prstGeom prst="rect">
+                          <a:avLst/>
+                        </a:prstGeom>
                         <a:noFill/>
                         <a:ln>
                           <a:noFill/>
@@ -2181,8 +3517,24 @@
       </w:tc>
     </w:tr>
     <w:tr>
+      <w:tblPrEx>
+        <w:tblBorders>
+          <w:top w:val="single" w:color="auto" w:sz="4" w:space="0"/>
+          <w:left w:val="single" w:color="auto" w:sz="4" w:space="0"/>
+          <w:bottom w:val="single" w:color="auto" w:sz="4" w:space="0"/>
+          <w:right w:val="single" w:color="auto" w:sz="4" w:space="0"/>
+          <w:insideH w:val="single" w:color="auto" w:sz="4" w:space="0"/>
+          <w:insideV w:val="single" w:color="auto" w:sz="4" w:space="0"/>
+        </w:tblBorders>
+        <w:tblCellMar>
+          <w:top w:w="0" w:type="dxa"/>
+          <w:left w:w="108" w:type="dxa"/>
+          <w:bottom w:w="0" w:type="dxa"/>
+          <w:right w:w="108" w:type="dxa"/>
+        </w:tblCellMar>
+      </w:tblPrEx>
       <w:trPr>
-        <w:trHeight w:hRule="atLeast" w:val="279"/>
+        <w:trHeight w:val="279" w:hRule="atLeast"/>
       </w:trPr>
       <w:tc>
         <w:tcPr>
@@ -2195,10 +3547,17 @@
             <w:tl2br w:val="nil"/>
             <w:tr2bl w:val="nil"/>
           </w:tcBorders>
+          <w:noWrap w:val="0"/>
+          <w:vAlign w:val="top"/>
         </w:tcPr>
         <w:p>
           <w:pPr>
-            <w:pStyle w:val="P2"/>
+            <w:pStyle w:val="5"/>
+            <w:rPr>
+              <w:rFonts w:hint="default"/>
+              <w:sz w:val="18"/>
+              <w:szCs w:val="18"/>
+            </w:rPr>
           </w:pPr>
         </w:p>
       </w:tc>
@@ -2213,16 +3572,25 @@
             <w:tl2br w:val="nil"/>
             <w:tr2bl w:val="nil"/>
           </w:tcBorders>
+          <w:noWrap w:val="0"/>
+          <w:vAlign w:val="top"/>
         </w:tcPr>
         <w:p>
           <w:pPr>
-            <w:pStyle w:val="P2"/>
+            <w:pStyle w:val="5"/>
             <w:jc w:val="center"/>
+            <w:rPr>
+              <w:rFonts w:hint="default"/>
+              <w:sz w:val="18"/>
+              <w:szCs w:val="18"/>
+            </w:rPr>
           </w:pPr>
           <w:r>
             <w:rPr>
-              <w:rFonts w:ascii="微软雅黑" w:hAnsi="微软雅黑"/>
+              <w:rFonts w:hint="eastAsia" w:ascii="微软雅黑" w:hAnsi="微软雅黑" w:eastAsia="微软雅黑" w:cs="微软雅黑"/>
               <w:color w:val="000000"/>
+              <w:sz w:val="18"/>
+              <w:szCs w:val="18"/>
               <w:lang w:bidi="ar"/>
             </w:rPr>
             <w:t>心脏专科、肿瘤专科、猫专科、24小时全诊</w:t>
@@ -2240,26 +3608,26 @@
             <w:tl2br w:val="nil"/>
             <w:tr2bl w:val="nil"/>
           </w:tcBorders>
+          <w:noWrap w:val="0"/>
+          <w:vAlign w:val="top"/>
         </w:tcPr>
         <w:p>
           <w:pPr>
-            <w:pStyle w:val="P2"/>
+            <w:pStyle w:val="5"/>
             <w:jc w:val="right"/>
+            <w:rPr>
+              <w:rFonts w:hint="default"/>
+              <w:sz w:val="18"/>
+              <w:szCs w:val="18"/>
+            </w:rPr>
           </w:pPr>
           <w:r>
             <w:rPr>
-              <w:rFonts w:ascii="微软雅黑" w:hAnsi="微软雅黑"/>
+              <w:rFonts w:hint="eastAsia"/>
+              <w:sz w:val="18"/>
+              <w:szCs w:val="18"/>
             </w:rPr>
-            <w:t>沈阳市铁西区卫工南街</w:t>
-          </w:r>
-          <w:r>
-            <w:t>40-1</w:t>
-          </w:r>
-          <w:r>
-            <w:rPr>
-              <w:rFonts w:ascii="微软雅黑" w:hAnsi="微软雅黑"/>
-            </w:rPr>
-            <w:t>号</w:t>
+            <w:t>沈阳市铁西区卫工南街40-1号</w:t>
           </w:r>
         </w:p>
       </w:tc>
@@ -2267,109 +3635,308 @@
   </w:tbl>
   <w:p>
     <w:pPr>
-      <w:pStyle w:val="P2"/>
+      <w:pStyle w:val="5"/>
+      <w:spacing w:beforeLines="0" w:afterLines="0"/>
+      <w:rPr>
+        <w:rFonts w:hint="default"/>
+        <w:sz w:val="18"/>
+        <w:szCs w:val="18"/>
+      </w:rPr>
     </w:pPr>
   </w:p>
 </w:hdr>
 </file>
 
-<file path=word/numbering.xml><?xml version="1.0" encoding="utf-8"?>
-<w:numbering xmlns:w="http://schemas.openxmlformats.org/wordprocessingml/2006/main"/>
-</file>
-
 <file path=word/styles.xml><?xml version="1.0" encoding="utf-8"?>
-<w:styles xmlns:w="http://schemas.openxmlformats.org/wordprocessingml/2006/main">
+<w:styles xmlns:mc="http://schemas.openxmlformats.org/markup-compatibility/2006" xmlns:o="urn:schemas-microsoft-com:office:office" xmlns:r="http://schemas.openxmlformats.org/officeDocument/2006/relationships" xmlns:m="http://schemas.openxmlformats.org/officeDocument/2006/math" xmlns:v="urn:schemas-microsoft-com:vml" xmlns:w="http://schemas.openxmlformats.org/wordprocessingml/2006/main" xmlns:w14="http://schemas.microsoft.com/office/word/2010/wordml" xmlns:w10="urn:schemas-microsoft-com:office:word" xmlns:sl="http://schemas.openxmlformats.org/schemaLibrary/2006/main" xmlns:wpsCustomData="http://www.wps.cn/officeDocument/2013/wpsCustomData" mc:Ignorable="w14">
   <w:docDefaults>
     <w:rPrDefault>
       <w:rPr>
-        <w:rFonts w:ascii="Times New Roman" w:hAnsi="Times New Roman"/>
-        <w:b w:val="0"/>
-        <w:i w:val="0"/>
-        <w:caps w:val="0"/>
-        <w:strike w:val="0"/>
-        <w:noProof w:val="0"/>
-        <w:vanish w:val="0"/>
-        <w:color w:val="auto"/>
-        <w:sz w:val="20"/>
-        <w:u w:val="none"/>
-        <w:shd w:val="clear" w:color="auto" w:fill="auto"/>
-        <w:vertAlign w:val="baseline"/>
-        <w:lang w:val="en-US" w:bidi="ar-SA" w:eastAsia="zh-CN"/>
+        <w:rFonts w:ascii="Times New Roman" w:hAnsi="Times New Roman" w:eastAsia="宋体" w:cs="Times New Roman"/>
       </w:rPr>
     </w:rPrDefault>
-    <w:pPrDefault>
-      <w:pPr>
-        <w:keepNext w:val="0"/>
-        <w:keepLines w:val="0"/>
-        <w:widowControl w:val="1"/>
-        <w:suppressLineNumbers w:val="0"/>
-        <w:shd w:val="clear" w:fill="auto"/>
-        <w:suppressAutoHyphens w:val="0"/>
-        <w:spacing w:lineRule="auto" w:line="240" w:before="0" w:after="0" w:beforeAutospacing="0" w:afterAutospacing="0"/>
-        <w:ind w:firstLine="0" w:left="0" w:right="0"/>
-        <w:contextualSpacing w:val="0"/>
-        <w:jc w:val="left"/>
-      </w:pPr>
-    </w:pPrDefault>
+    <w:pPrDefault/>
   </w:docDefaults>
-  <w:style w:type="paragraph" w:styleId="P0" w:default="1">
+  <w:latentStyles w:count="260" w:defQFormat="0" w:defUnhideWhenUsed="1" w:defSemiHidden="1" w:defUIPriority="99" w:defLockedState="0">
+    <w:lsdException w:qFormat="1" w:uiPriority="0" w:semiHidden="0" w:name="Normal"/>
+    <w:lsdException w:qFormat="1" w:unhideWhenUsed="0" w:uiPriority="0" w:semiHidden="0" w:name="heading 1"/>
+    <w:lsdException w:qFormat="1" w:unhideWhenUsed="0" w:uiPriority="0" w:semiHidden="0" w:name="heading 2"/>
+    <w:lsdException w:qFormat="1" w:unhideWhenUsed="0" w:uiPriority="0" w:semiHidden="0" w:name="heading 3"/>
+    <w:lsdException w:qFormat="1" w:unhideWhenUsed="0" w:uiPriority="0" w:semiHidden="0" w:name="heading 4"/>
+    <w:lsdException w:qFormat="1" w:unhideWhenUsed="0" w:uiPriority="0" w:semiHidden="0" w:name="heading 5"/>
+    <w:lsdException w:qFormat="1" w:unhideWhenUsed="0" w:uiPriority="0" w:semiHidden="0" w:name="heading 6"/>
+    <w:lsdException w:qFormat="1" w:unhideWhenUsed="0" w:uiPriority="0" w:semiHidden="0" w:name="heading 7"/>
+    <w:lsdException w:qFormat="1" w:unhideWhenUsed="0" w:uiPriority="0" w:semiHidden="0" w:name="heading 8"/>
+    <w:lsdException w:qFormat="1" w:unhideWhenUsed="0" w:uiPriority="0" w:semiHidden="0" w:name="heading 9"/>
+    <w:lsdException w:qFormat="1" w:unhideWhenUsed="0" w:uiPriority="0" w:semiHidden="0" w:name="index 1"/>
+    <w:lsdException w:qFormat="1" w:unhideWhenUsed="0" w:uiPriority="0" w:semiHidden="0" w:name="index 2"/>
+    <w:lsdException w:qFormat="1" w:unhideWhenUsed="0" w:uiPriority="0" w:semiHidden="0" w:name="index 3"/>
+    <w:lsdException w:qFormat="1" w:unhideWhenUsed="0" w:uiPriority="0" w:semiHidden="0" w:name="index 4"/>
+    <w:lsdException w:qFormat="1" w:unhideWhenUsed="0" w:uiPriority="0" w:semiHidden="0" w:name="index 5"/>
+    <w:lsdException w:qFormat="1" w:unhideWhenUsed="0" w:uiPriority="0" w:semiHidden="0" w:name="index 6"/>
+    <w:lsdException w:qFormat="1" w:unhideWhenUsed="0" w:uiPriority="0" w:semiHidden="0" w:name="index 7"/>
+    <w:lsdException w:qFormat="1" w:unhideWhenUsed="0" w:uiPriority="0" w:semiHidden="0" w:name="index 8"/>
+    <w:lsdException w:qFormat="1" w:unhideWhenUsed="0" w:uiPriority="0" w:semiHidden="0" w:name="index 9"/>
+    <w:lsdException w:qFormat="1" w:unhideWhenUsed="0" w:uiPriority="0" w:semiHidden="0" w:name="toc 1"/>
+    <w:lsdException w:qFormat="1" w:unhideWhenUsed="0" w:uiPriority="0" w:semiHidden="0" w:name="toc 2"/>
+    <w:lsdException w:qFormat="1" w:unhideWhenUsed="0" w:uiPriority="0" w:semiHidden="0" w:name="toc 3"/>
+    <w:lsdException w:qFormat="1" w:unhideWhenUsed="0" w:uiPriority="0" w:semiHidden="0" w:name="toc 4"/>
+    <w:lsdException w:qFormat="1" w:unhideWhenUsed="0" w:uiPriority="0" w:semiHidden="0" w:name="toc 5"/>
+    <w:lsdException w:qFormat="1" w:unhideWhenUsed="0" w:uiPriority="0" w:semiHidden="0" w:name="toc 6"/>
+    <w:lsdException w:qFormat="1" w:unhideWhenUsed="0" w:uiPriority="0" w:semiHidden="0" w:name="toc 7"/>
+    <w:lsdException w:qFormat="1" w:unhideWhenUsed="0" w:uiPriority="0" w:semiHidden="0" w:name="toc 8"/>
+    <w:lsdException w:qFormat="1" w:unhideWhenUsed="0" w:uiPriority="0" w:semiHidden="0" w:name="toc 9"/>
+    <w:lsdException w:qFormat="1" w:unhideWhenUsed="0" w:uiPriority="0" w:semiHidden="0" w:name="Normal Indent"/>
+    <w:lsdException w:qFormat="1" w:unhideWhenUsed="0" w:uiPriority="0" w:semiHidden="0" w:name="footnote text"/>
+    <w:lsdException w:qFormat="1" w:unhideWhenUsed="0" w:uiPriority="0" w:semiHidden="0" w:name="annotation text"/>
+    <w:lsdException w:qFormat="1" w:uiPriority="0" w:semiHidden="0" w:name="header"/>
+    <w:lsdException w:qFormat="1" w:uiPriority="0" w:semiHidden="0" w:name="footer"/>
+    <w:lsdException w:qFormat="1" w:unhideWhenUsed="0" w:uiPriority="0" w:semiHidden="0" w:name="index heading"/>
+    <w:lsdException w:qFormat="1" w:unhideWhenUsed="0" w:uiPriority="0" w:semiHidden="0" w:name="caption"/>
+    <w:lsdException w:qFormat="1" w:unhideWhenUsed="0" w:uiPriority="0" w:semiHidden="0" w:name="table of figures"/>
+    <w:lsdException w:qFormat="1" w:unhideWhenUsed="0" w:uiPriority="0" w:semiHidden="0" w:name="envelope address"/>
+    <w:lsdException w:qFormat="1" w:unhideWhenUsed="0" w:uiPriority="0" w:semiHidden="0" w:name="envelope return"/>
+    <w:lsdException w:qFormat="1" w:unhideWhenUsed="0" w:uiPriority="0" w:semiHidden="0" w:name="footnote reference"/>
+    <w:lsdException w:qFormat="1" w:unhideWhenUsed="0" w:uiPriority="0" w:semiHidden="0" w:name="annotation reference"/>
+    <w:lsdException w:qFormat="1" w:unhideWhenUsed="0" w:uiPriority="0" w:semiHidden="0" w:name="line number"/>
+    <w:lsdException w:qFormat="1" w:unhideWhenUsed="0" w:uiPriority="0" w:semiHidden="0" w:name="page number"/>
+    <w:lsdException w:qFormat="1" w:unhideWhenUsed="0" w:uiPriority="0" w:semiHidden="0" w:name="endnote reference"/>
+    <w:lsdException w:qFormat="1" w:unhideWhenUsed="0" w:uiPriority="0" w:semiHidden="0" w:name="endnote text"/>
+    <w:lsdException w:qFormat="1" w:unhideWhenUsed="0" w:uiPriority="0" w:semiHidden="0" w:name="table of authorities"/>
+    <w:lsdException w:qFormat="1" w:unhideWhenUsed="0" w:uiPriority="0" w:semiHidden="0" w:name="macro"/>
+    <w:lsdException w:qFormat="1" w:unhideWhenUsed="0" w:uiPriority="0" w:semiHidden="0" w:name="toa heading"/>
+    <w:lsdException w:qFormat="1" w:unhideWhenUsed="0" w:uiPriority="0" w:semiHidden="0" w:name="List"/>
+    <w:lsdException w:qFormat="1" w:unhideWhenUsed="0" w:uiPriority="0" w:semiHidden="0" w:name="List Bullet"/>
+    <w:lsdException w:qFormat="1" w:unhideWhenUsed="0" w:uiPriority="0" w:semiHidden="0" w:name="List Number"/>
+    <w:lsdException w:qFormat="1" w:unhideWhenUsed="0" w:uiPriority="0" w:semiHidden="0" w:name="List 2"/>
+    <w:lsdException w:qFormat="1" w:unhideWhenUsed="0" w:uiPriority="0" w:semiHidden="0" w:name="List 3"/>
+    <w:lsdException w:qFormat="1" w:unhideWhenUsed="0" w:uiPriority="0" w:semiHidden="0" w:name="List 4"/>
+    <w:lsdException w:qFormat="1" w:unhideWhenUsed="0" w:uiPriority="0" w:semiHidden="0" w:name="List 5"/>
+    <w:lsdException w:qFormat="1" w:unhideWhenUsed="0" w:uiPriority="0" w:semiHidden="0" w:name="List Bullet 2"/>
+    <w:lsdException w:qFormat="1" w:unhideWhenUsed="0" w:uiPriority="0" w:semiHidden="0" w:name="List Bullet 3"/>
+    <w:lsdException w:qFormat="1" w:unhideWhenUsed="0" w:uiPriority="0" w:semiHidden="0" w:name="List Bullet 4"/>
+    <w:lsdException w:qFormat="1" w:unhideWhenUsed="0" w:uiPriority="0" w:semiHidden="0" w:name="List Bullet 5"/>
+    <w:lsdException w:qFormat="1" w:unhideWhenUsed="0" w:uiPriority="0" w:semiHidden="0" w:name="List Number 2"/>
+    <w:lsdException w:qFormat="1" w:unhideWhenUsed="0" w:uiPriority="0" w:semiHidden="0" w:name="List Number 3"/>
+    <w:lsdException w:qFormat="1" w:unhideWhenUsed="0" w:uiPriority="0" w:semiHidden="0" w:name="List Number 4"/>
+    <w:lsdException w:qFormat="1" w:unhideWhenUsed="0" w:uiPriority="0" w:semiHidden="0" w:name="List Number 5"/>
+    <w:lsdException w:qFormat="1" w:unhideWhenUsed="0" w:uiPriority="0" w:semiHidden="0" w:name="Title"/>
+    <w:lsdException w:qFormat="1" w:unhideWhenUsed="0" w:uiPriority="0" w:semiHidden="0" w:name="Closing"/>
+    <w:lsdException w:qFormat="1" w:unhideWhenUsed="0" w:uiPriority="0" w:semiHidden="0" w:name="Signature"/>
+    <w:lsdException w:uiPriority="0" w:semiHidden="0" w:name="Default Paragraph Font"/>
+    <w:lsdException w:qFormat="1" w:unhideWhenUsed="0" w:uiPriority="0" w:semiHidden="0" w:name="Body Text"/>
+    <w:lsdException w:qFormat="1" w:unhideWhenUsed="0" w:uiPriority="0" w:semiHidden="0" w:name="Body Text Indent"/>
+    <w:lsdException w:qFormat="1" w:unhideWhenUsed="0" w:uiPriority="0" w:semiHidden="0" w:name="List Continue"/>
+    <w:lsdException w:qFormat="1" w:unhideWhenUsed="0" w:uiPriority="0" w:semiHidden="0" w:name="List Continue 2"/>
+    <w:lsdException w:qFormat="1" w:unhideWhenUsed="0" w:uiPriority="0" w:semiHidden="0" w:name="List Continue 3"/>
+    <w:lsdException w:qFormat="1" w:unhideWhenUsed="0" w:uiPriority="0" w:semiHidden="0" w:name="List Continue 4"/>
+    <w:lsdException w:qFormat="1" w:unhideWhenUsed="0" w:uiPriority="0" w:semiHidden="0" w:name="List Continue 5"/>
+    <w:lsdException w:qFormat="1" w:unhideWhenUsed="0" w:uiPriority="0" w:semiHidden="0" w:name="Message Header"/>
+    <w:lsdException w:qFormat="1" w:unhideWhenUsed="0" w:uiPriority="0" w:semiHidden="0" w:name="Subtitle"/>
+    <w:lsdException w:qFormat="1" w:unhideWhenUsed="0" w:uiPriority="0" w:semiHidden="0" w:name="Salutation"/>
+    <w:lsdException w:qFormat="1" w:unhideWhenUsed="0" w:uiPriority="0" w:semiHidden="0" w:name="Date"/>
+    <w:lsdException w:qFormat="1" w:unhideWhenUsed="0" w:uiPriority="0" w:semiHidden="0" w:name="Body Text First Indent"/>
+    <w:lsdException w:qFormat="1" w:unhideWhenUsed="0" w:uiPriority="0" w:semiHidden="0" w:name="Body Text First Indent 2"/>
+    <w:lsdException w:qFormat="1" w:unhideWhenUsed="0" w:uiPriority="0" w:semiHidden="0" w:name="Note Heading"/>
+    <w:lsdException w:qFormat="1" w:unhideWhenUsed="0" w:uiPriority="0" w:semiHidden="0" w:name="Body Text 2"/>
+    <w:lsdException w:qFormat="1" w:unhideWhenUsed="0" w:uiPriority="0" w:semiHidden="0" w:name="Body Text 3"/>
+    <w:lsdException w:qFormat="1" w:unhideWhenUsed="0" w:uiPriority="0" w:semiHidden="0" w:name="Body Text Indent 2"/>
+    <w:lsdException w:qFormat="1" w:unhideWhenUsed="0" w:uiPriority="0" w:semiHidden="0" w:name="Body Text Indent 3"/>
+    <w:lsdException w:qFormat="1" w:unhideWhenUsed="0" w:uiPriority="0" w:semiHidden="0" w:name="Block Text"/>
+    <w:lsdException w:qFormat="1" w:unhideWhenUsed="0" w:uiPriority="0" w:semiHidden="0" w:name="Hyperlink"/>
+    <w:lsdException w:qFormat="1" w:unhideWhenUsed="0" w:uiPriority="0" w:semiHidden="0" w:name="FollowedHyperlink"/>
+    <w:lsdException w:qFormat="1" w:unhideWhenUsed="0" w:uiPriority="0" w:semiHidden="0" w:name="Strong"/>
+    <w:lsdException w:qFormat="1" w:unhideWhenUsed="0" w:uiPriority="0" w:semiHidden="0" w:name="Emphasis"/>
+    <w:lsdException w:qFormat="1" w:unhideWhenUsed="0" w:uiPriority="0" w:semiHidden="0" w:name="Document Map"/>
+    <w:lsdException w:qFormat="1" w:unhideWhenUsed="0" w:uiPriority="0" w:semiHidden="0" w:name="Plain Text"/>
+    <w:lsdException w:qFormat="1" w:unhideWhenUsed="0" w:uiPriority="0" w:semiHidden="0" w:name="E-mail Signature"/>
+    <w:lsdException w:qFormat="1" w:unhideWhenUsed="0" w:uiPriority="0" w:semiHidden="0" w:name="Normal (Web)"/>
+    <w:lsdException w:qFormat="1" w:unhideWhenUsed="0" w:uiPriority="0" w:semiHidden="0" w:name="HTML Acronym"/>
+    <w:lsdException w:qFormat="1" w:unhideWhenUsed="0" w:uiPriority="0" w:semiHidden="0" w:name="HTML Address"/>
+    <w:lsdException w:qFormat="1" w:unhideWhenUsed="0" w:uiPriority="0" w:semiHidden="0" w:name="HTML Cite"/>
+    <w:lsdException w:qFormat="1" w:unhideWhenUsed="0" w:uiPriority="0" w:semiHidden="0" w:name="HTML Code"/>
+    <w:lsdException w:qFormat="1" w:unhideWhenUsed="0" w:uiPriority="0" w:semiHidden="0" w:name="HTML Definition"/>
+    <w:lsdException w:qFormat="1" w:unhideWhenUsed="0" w:uiPriority="0" w:semiHidden="0" w:name="HTML Keyboard"/>
+    <w:lsdException w:qFormat="1" w:unhideWhenUsed="0" w:uiPriority="0" w:semiHidden="0" w:name="HTML Preformatted"/>
+    <w:lsdException w:qFormat="1" w:unhideWhenUsed="0" w:uiPriority="0" w:semiHidden="0" w:name="HTML Sample"/>
+    <w:lsdException w:qFormat="1" w:unhideWhenUsed="0" w:uiPriority="0" w:semiHidden="0" w:name="HTML Typewriter"/>
+    <w:lsdException w:qFormat="1" w:unhideWhenUsed="0" w:uiPriority="0" w:semiHidden="0" w:name="HTML Variable"/>
+    <w:lsdException w:qFormat="1" w:unhideWhenUsed="0" w:uiPriority="99" w:semiHidden="0" w:name="Normal Table"/>
+    <w:lsdException w:qFormat="1" w:unhideWhenUsed="0" w:uiPriority="0" w:semiHidden="0" w:name="annotation subject"/>
+    <w:lsdException w:qFormat="1" w:unhideWhenUsed="0" w:uiPriority="0" w:semiHidden="0" w:name="Table Simple 1"/>
+    <w:lsdException w:qFormat="1" w:unhideWhenUsed="0" w:uiPriority="0" w:semiHidden="0" w:name="Table Simple 2"/>
+    <w:lsdException w:qFormat="1" w:unhideWhenUsed="0" w:uiPriority="0" w:semiHidden="0" w:name="Table Simple 3"/>
+    <w:lsdException w:qFormat="1" w:unhideWhenUsed="0" w:uiPriority="0" w:semiHidden="0" w:name="Table Classic 1"/>
+    <w:lsdException w:qFormat="1" w:unhideWhenUsed="0" w:uiPriority="0" w:semiHidden="0" w:name="Table Classic 2"/>
+    <w:lsdException w:qFormat="1" w:unhideWhenUsed="0" w:uiPriority="0" w:semiHidden="0" w:name="Table Classic 3"/>
+    <w:lsdException w:qFormat="1" w:unhideWhenUsed="0" w:uiPriority="0" w:semiHidden="0" w:name="Table Classic 4"/>
+    <w:lsdException w:qFormat="1" w:unhideWhenUsed="0" w:uiPriority="0" w:semiHidden="0" w:name="Table Colorful 1"/>
+    <w:lsdException w:qFormat="1" w:unhideWhenUsed="0" w:uiPriority="0" w:semiHidden="0" w:name="Table Colorful 2"/>
+    <w:lsdException w:qFormat="1" w:unhideWhenUsed="0" w:uiPriority="0" w:semiHidden="0" w:name="Table Colorful 3"/>
+    <w:lsdException w:qFormat="1" w:unhideWhenUsed="0" w:uiPriority="0" w:semiHidden="0" w:name="Table Columns 1"/>
+    <w:lsdException w:qFormat="1" w:unhideWhenUsed="0" w:uiPriority="0" w:semiHidden="0" w:name="Table Columns 2"/>
+    <w:lsdException w:qFormat="1" w:unhideWhenUsed="0" w:uiPriority="0" w:semiHidden="0" w:name="Table Columns 3"/>
+    <w:lsdException w:qFormat="1" w:unhideWhenUsed="0" w:uiPriority="0" w:semiHidden="0" w:name="Table Columns 4"/>
+    <w:lsdException w:qFormat="1" w:unhideWhenUsed="0" w:uiPriority="0" w:semiHidden="0" w:name="Table Columns 5"/>
+    <w:lsdException w:qFormat="1" w:unhideWhenUsed="0" w:uiPriority="0" w:semiHidden="0" w:name="Table Grid 1"/>
+    <w:lsdException w:qFormat="1" w:unhideWhenUsed="0" w:uiPriority="0" w:semiHidden="0" w:name="Table Grid 2"/>
+    <w:lsdException w:qFormat="1" w:unhideWhenUsed="0" w:uiPriority="0" w:semiHidden="0" w:name="Table Grid 3"/>
+    <w:lsdException w:qFormat="1" w:unhideWhenUsed="0" w:uiPriority="0" w:semiHidden="0" w:name="Table Grid 4"/>
+    <w:lsdException w:qFormat="1" w:unhideWhenUsed="0" w:uiPriority="0" w:semiHidden="0" w:name="Table Grid 5"/>
+    <w:lsdException w:qFormat="1" w:unhideWhenUsed="0" w:uiPriority="0" w:semiHidden="0" w:name="Table Grid 6"/>
+    <w:lsdException w:qFormat="1" w:unhideWhenUsed="0" w:uiPriority="0" w:semiHidden="0" w:name="Table Grid 7"/>
+    <w:lsdException w:qFormat="1" w:unhideWhenUsed="0" w:uiPriority="0" w:semiHidden="0" w:name="Table Grid 8"/>
+    <w:lsdException w:qFormat="1" w:unhideWhenUsed="0" w:uiPriority="0" w:semiHidden="0" w:name="Table List 1"/>
+    <w:lsdException w:qFormat="1" w:unhideWhenUsed="0" w:uiPriority="0" w:semiHidden="0" w:name="Table List 2"/>
+    <w:lsdException w:qFormat="1" w:unhideWhenUsed="0" w:uiPriority="0" w:semiHidden="0" w:name="Table List 3"/>
+    <w:lsdException w:qFormat="1" w:unhideWhenUsed="0" w:uiPriority="0" w:semiHidden="0" w:name="Table List 4"/>
+    <w:lsdException w:qFormat="1" w:unhideWhenUsed="0" w:uiPriority="0" w:semiHidden="0" w:name="Table List 5"/>
+    <w:lsdException w:qFormat="1" w:unhideWhenUsed="0" w:uiPriority="0" w:semiHidden="0" w:name="Table List 6"/>
+    <w:lsdException w:qFormat="1" w:unhideWhenUsed="0" w:uiPriority="0" w:semiHidden="0" w:name="Table List 7"/>
+    <w:lsdException w:qFormat="1" w:unhideWhenUsed="0" w:uiPriority="0" w:semiHidden="0" w:name="Table List 8"/>
+    <w:lsdException w:qFormat="1" w:unhideWhenUsed="0" w:uiPriority="0" w:semiHidden="0" w:name="Table 3D effects 1"/>
+    <w:lsdException w:qFormat="1" w:unhideWhenUsed="0" w:uiPriority="0" w:semiHidden="0" w:name="Table 3D effects 2"/>
+    <w:lsdException w:qFormat="1" w:unhideWhenUsed="0" w:uiPriority="0" w:semiHidden="0" w:name="Table 3D effects 3"/>
+    <w:lsdException w:qFormat="1" w:unhideWhenUsed="0" w:uiPriority="0" w:semiHidden="0" w:name="Table Contemporary"/>
+    <w:lsdException w:qFormat="1" w:unhideWhenUsed="0" w:uiPriority="0" w:semiHidden="0" w:name="Table Elegant"/>
+    <w:lsdException w:qFormat="1" w:unhideWhenUsed="0" w:uiPriority="0" w:semiHidden="0" w:name="Table Professional"/>
+    <w:lsdException w:qFormat="1" w:unhideWhenUsed="0" w:uiPriority="0" w:semiHidden="0" w:name="Table Subtle 1"/>
+    <w:lsdException w:qFormat="1" w:unhideWhenUsed="0" w:uiPriority="0" w:semiHidden="0" w:name="Table Subtle 2"/>
+    <w:lsdException w:qFormat="1" w:unhideWhenUsed="0" w:uiPriority="0" w:semiHidden="0" w:name="Table Web 1"/>
+    <w:lsdException w:qFormat="1" w:unhideWhenUsed="0" w:uiPriority="0" w:semiHidden="0" w:name="Table Web 2"/>
+    <w:lsdException w:qFormat="1" w:unhideWhenUsed="0" w:uiPriority="0" w:semiHidden="0" w:name="Table Web 3"/>
+    <w:lsdException w:qFormat="1" w:unhideWhenUsed="0" w:uiPriority="0" w:semiHidden="0" w:name="Balloon Text"/>
+    <w:lsdException w:qFormat="1" w:unhideWhenUsed="0" w:uiPriority="0" w:semiHidden="0" w:name="Table Grid"/>
+    <w:lsdException w:qFormat="1" w:unhideWhenUsed="0" w:uiPriority="0" w:semiHidden="0" w:name="Table Theme"/>
+    <w:lsdException w:unhideWhenUsed="0" w:uiPriority="60" w:semiHidden="0" w:name="Light Shading"/>
+    <w:lsdException w:unhideWhenUsed="0" w:uiPriority="61" w:semiHidden="0" w:name="Light List"/>
+    <w:lsdException w:unhideWhenUsed="0" w:uiPriority="62" w:semiHidden="0" w:name="Light Grid"/>
+    <w:lsdException w:unhideWhenUsed="0" w:uiPriority="63" w:semiHidden="0" w:name="Medium Shading 1"/>
+    <w:lsdException w:unhideWhenUsed="0" w:uiPriority="64" w:semiHidden="0" w:name="Medium Shading 2"/>
+    <w:lsdException w:unhideWhenUsed="0" w:uiPriority="65" w:semiHidden="0" w:name="Medium List 1"/>
+    <w:lsdException w:unhideWhenUsed="0" w:uiPriority="66" w:semiHidden="0" w:name="Medium List 2"/>
+    <w:lsdException w:unhideWhenUsed="0" w:uiPriority="67" w:semiHidden="0" w:name="Medium Grid 1"/>
+    <w:lsdException w:unhideWhenUsed="0" w:uiPriority="68" w:semiHidden="0" w:name="Medium Grid 2"/>
+    <w:lsdException w:unhideWhenUsed="0" w:uiPriority="69" w:semiHidden="0" w:name="Medium Grid 3"/>
+    <w:lsdException w:unhideWhenUsed="0" w:uiPriority="70" w:semiHidden="0" w:name="Dark List"/>
+    <w:lsdException w:unhideWhenUsed="0" w:uiPriority="71" w:semiHidden="0" w:name="Colorful Shading"/>
+    <w:lsdException w:unhideWhenUsed="0" w:uiPriority="72" w:semiHidden="0" w:name="Colorful List"/>
+    <w:lsdException w:unhideWhenUsed="0" w:uiPriority="73" w:semiHidden="0" w:name="Colorful Grid"/>
+    <w:lsdException w:unhideWhenUsed="0" w:uiPriority="60" w:semiHidden="0" w:name="Light Shading Accent 1"/>
+    <w:lsdException w:unhideWhenUsed="0" w:uiPriority="61" w:semiHidden="0" w:name="Light List Accent 1"/>
+    <w:lsdException w:unhideWhenUsed="0" w:uiPriority="62" w:semiHidden="0" w:name="Light Grid Accent 1"/>
+    <w:lsdException w:unhideWhenUsed="0" w:uiPriority="63" w:semiHidden="0" w:name="Medium Shading 1 Accent 1"/>
+    <w:lsdException w:unhideWhenUsed="0" w:uiPriority="64" w:semiHidden="0" w:name="Medium Shading 2 Accent 1"/>
+    <w:lsdException w:unhideWhenUsed="0" w:uiPriority="65" w:semiHidden="0" w:name="Medium List 1 Accent 1"/>
+    <w:lsdException w:unhideWhenUsed="0" w:uiPriority="66" w:semiHidden="0" w:name="Medium List 2 Accent 1"/>
+    <w:lsdException w:unhideWhenUsed="0" w:uiPriority="67" w:semiHidden="0" w:name="Medium Grid 1 Accent 1"/>
+    <w:lsdException w:unhideWhenUsed="0" w:uiPriority="68" w:semiHidden="0" w:name="Medium Grid 2 Accent 1"/>
+    <w:lsdException w:unhideWhenUsed="0" w:uiPriority="69" w:semiHidden="0" w:name="Medium Grid 3 Accent 1"/>
+    <w:lsdException w:unhideWhenUsed="0" w:uiPriority="70" w:semiHidden="0" w:name="Dark List Accent 1"/>
+    <w:lsdException w:unhideWhenUsed="0" w:uiPriority="71" w:semiHidden="0" w:name="Colorful Shading Accent 1"/>
+    <w:lsdException w:unhideWhenUsed="0" w:uiPriority="72" w:semiHidden="0" w:name="Colorful List Accent 1"/>
+    <w:lsdException w:unhideWhenUsed="0" w:uiPriority="73" w:semiHidden="0" w:name="Colorful Grid Accent 1"/>
+    <w:lsdException w:unhideWhenUsed="0" w:uiPriority="60" w:semiHidden="0" w:name="Light Shading Accent 2"/>
+    <w:lsdException w:unhideWhenUsed="0" w:uiPriority="61" w:semiHidden="0" w:name="Light List Accent 2"/>
+    <w:lsdException w:unhideWhenUsed="0" w:uiPriority="62" w:semiHidden="0" w:name="Light Grid Accent 2"/>
+    <w:lsdException w:unhideWhenUsed="0" w:uiPriority="63" w:semiHidden="0" w:name="Medium Shading 1 Accent 2"/>
+    <w:lsdException w:unhideWhenUsed="0" w:uiPriority="64" w:semiHidden="0" w:name="Medium Shading 2 Accent 2"/>
+    <w:lsdException w:unhideWhenUsed="0" w:uiPriority="65" w:semiHidden="0" w:name="Medium List 1 Accent 2"/>
+    <w:lsdException w:unhideWhenUsed="0" w:uiPriority="66" w:semiHidden="0" w:name="Medium List 2 Accent 2"/>
+    <w:lsdException w:unhideWhenUsed="0" w:uiPriority="67" w:semiHidden="0" w:name="Medium Grid 1 Accent 2"/>
+    <w:lsdException w:unhideWhenUsed="0" w:uiPriority="68" w:semiHidden="0" w:name="Medium Grid 2 Accent 2"/>
+    <w:lsdException w:unhideWhenUsed="0" w:uiPriority="69" w:semiHidden="0" w:name="Medium Grid 3 Accent 2"/>
+    <w:lsdException w:unhideWhenUsed="0" w:uiPriority="70" w:semiHidden="0" w:name="Dark List Accent 2"/>
+    <w:lsdException w:unhideWhenUsed="0" w:uiPriority="71" w:semiHidden="0" w:name="Colorful Shading Accent 2"/>
+    <w:lsdException w:unhideWhenUsed="0" w:uiPriority="72" w:semiHidden="0" w:name="Colorful List Accent 2"/>
+    <w:lsdException w:unhideWhenUsed="0" w:uiPriority="73" w:semiHidden="0" w:name="Colorful Grid Accent 2"/>
+    <w:lsdException w:unhideWhenUsed="0" w:uiPriority="60" w:semiHidden="0" w:name="Light Shading Accent 3"/>
+    <w:lsdException w:unhideWhenUsed="0" w:uiPriority="61" w:semiHidden="0" w:name="Light List Accent 3"/>
+    <w:lsdException w:unhideWhenUsed="0" w:uiPriority="62" w:semiHidden="0" w:name="Light Grid Accent 3"/>
+    <w:lsdException w:unhideWhenUsed="0" w:uiPriority="63" w:semiHidden="0" w:name="Medium Shading 1 Accent 3"/>
+    <w:lsdException w:unhideWhenUsed="0" w:uiPriority="64" w:semiHidden="0" w:name="Medium Shading 2 Accent 3"/>
+    <w:lsdException w:unhideWhenUsed="0" w:uiPriority="65" w:semiHidden="0" w:name="Medium List 1 Accent 3"/>
+    <w:lsdException w:unhideWhenUsed="0" w:uiPriority="66" w:semiHidden="0" w:name="Medium List 2 Accent 3"/>
+    <w:lsdException w:unhideWhenUsed="0" w:uiPriority="67" w:semiHidden="0" w:name="Medium Grid 1 Accent 3"/>
+    <w:lsdException w:unhideWhenUsed="0" w:uiPriority="68" w:semiHidden="0" w:name="Medium Grid 2 Accent 3"/>
+    <w:lsdException w:unhideWhenUsed="0" w:uiPriority="69" w:semiHidden="0" w:name="Medium Grid 3 Accent 3"/>
+    <w:lsdException w:unhideWhenUsed="0" w:uiPriority="70" w:semiHidden="0" w:name="Dark List Accent 3"/>
+    <w:lsdException w:unhideWhenUsed="0" w:uiPriority="71" w:semiHidden="0" w:name="Colorful Shading Accent 3"/>
+    <w:lsdException w:unhideWhenUsed="0" w:uiPriority="72" w:semiHidden="0" w:name="Colorful List Accent 3"/>
+    <w:lsdException w:unhideWhenUsed="0" w:uiPriority="73" w:semiHidden="0" w:name="Colorful Grid Accent 3"/>
+    <w:lsdException w:unhideWhenUsed="0" w:uiPriority="60" w:semiHidden="0" w:name="Light Shading Accent 4"/>
+    <w:lsdException w:unhideWhenUsed="0" w:uiPriority="61" w:semiHidden="0" w:name="Light List Accent 4"/>
+    <w:lsdException w:unhideWhenUsed="0" w:uiPriority="62" w:semiHidden="0" w:name="Light Grid Accent 4"/>
+    <w:lsdException w:unhideWhenUsed="0" w:uiPriority="63" w:semiHidden="0" w:name="Medium Shading 1 Accent 4"/>
+    <w:lsdException w:unhideWhenUsed="0" w:uiPriority="64" w:semiHidden="0" w:name="Medium Shading 2 Accent 4"/>
+    <w:lsdException w:unhideWhenUsed="0" w:uiPriority="65" w:semiHidden="0" w:name="Medium List 1 Accent 4"/>
+    <w:lsdException w:unhideWhenUsed="0" w:uiPriority="66" w:semiHidden="0" w:name="Medium List 2 Accent 4"/>
+    <w:lsdException w:unhideWhenUsed="0" w:uiPriority="67" w:semiHidden="0" w:name="Medium Grid 1 Accent 4"/>
+    <w:lsdException w:unhideWhenUsed="0" w:uiPriority="68" w:semiHidden="0" w:name="Medium Grid 2 Accent 4"/>
+    <w:lsdException w:unhideWhenUsed="0" w:uiPriority="69" w:semiHidden="0" w:name="Medium Grid 3 Accent 4"/>
+    <w:lsdException w:unhideWhenUsed="0" w:uiPriority="70" w:semiHidden="0" w:name="Dark List Accent 4"/>
+    <w:lsdException w:unhideWhenUsed="0" w:uiPriority="71" w:semiHidden="0" w:name="Colorful Shading Accent 4"/>
+    <w:lsdException w:unhideWhenUsed="0" w:uiPriority="72" w:semiHidden="0" w:name="Colorful List Accent 4"/>
+    <w:lsdException w:unhideWhenUsed="0" w:uiPriority="73" w:semiHidden="0" w:name="Colorful Grid Accent 4"/>
+    <w:lsdException w:unhideWhenUsed="0" w:uiPriority="60" w:semiHidden="0" w:name="Light Shading Accent 5"/>
+    <w:lsdException w:unhideWhenUsed="0" w:uiPriority="61" w:semiHidden="0" w:name="Light List Accent 5"/>
+    <w:lsdException w:unhideWhenUsed="0" w:uiPriority="62" w:semiHidden="0" w:name="Light Grid Accent 5"/>
+    <w:lsdException w:unhideWhenUsed="0" w:uiPriority="63" w:semiHidden="0" w:name="Medium Shading 1 Accent 5"/>
+    <w:lsdException w:unhideWhenUsed="0" w:uiPriority="64" w:semiHidden="0" w:name="Medium Shading 2 Accent 5"/>
+    <w:lsdException w:unhideWhenUsed="0" w:uiPriority="65" w:semiHidden="0" w:name="Medium List 1 Accent 5"/>
+    <w:lsdException w:unhideWhenUsed="0" w:uiPriority="66" w:semiHidden="0" w:name="Medium List 2 Accent 5"/>
+    <w:lsdException w:unhideWhenUsed="0" w:uiPriority="67" w:semiHidden="0" w:name="Medium Grid 1 Accent 5"/>
+    <w:lsdException w:unhideWhenUsed="0" w:uiPriority="68" w:semiHidden="0" w:name="Medium Grid 2 Accent 5"/>
+    <w:lsdException w:unhideWhenUsed="0" w:uiPriority="69" w:semiHidden="0" w:name="Medium Grid 3 Accent 5"/>
+    <w:lsdException w:unhideWhenUsed="0" w:uiPriority="70" w:semiHidden="0" w:name="Dark List Accent 5"/>
+    <w:lsdException w:unhideWhenUsed="0" w:uiPriority="71" w:semiHidden="0" w:name="Colorful Shading Accent 5"/>
+    <w:lsdException w:unhideWhenUsed="0" w:uiPriority="72" w:semiHidden="0" w:name="Colorful List Accent 5"/>
+    <w:lsdException w:unhideWhenUsed="0" w:uiPriority="73" w:semiHidden="0" w:name="Colorful Grid Accent 5"/>
+    <w:lsdException w:unhideWhenUsed="0" w:uiPriority="60" w:semiHidden="0" w:name="Light Shading Accent 6"/>
+    <w:lsdException w:unhideWhenUsed="0" w:uiPriority="61" w:semiHidden="0" w:name="Light List Accent 6"/>
+    <w:lsdException w:unhideWhenUsed="0" w:uiPriority="62" w:semiHidden="0" w:name="Light Grid Accent 6"/>
+    <w:lsdException w:unhideWhenUsed="0" w:uiPriority="63" w:semiHidden="0" w:name="Medium Shading 1 Accent 6"/>
+    <w:lsdException w:unhideWhenUsed="0" w:uiPriority="64" w:semiHidden="0" w:name="Medium Shading 2 Accent 6"/>
+    <w:lsdException w:unhideWhenUsed="0" w:uiPriority="65" w:semiHidden="0" w:name="Medium List 1 Accent 6"/>
+    <w:lsdException w:unhideWhenUsed="0" w:uiPriority="66" w:semiHidden="0" w:name="Medium List 2 Accent 6"/>
+    <w:lsdException w:unhideWhenUsed="0" w:uiPriority="67" w:semiHidden="0" w:name="Medium Grid 1 Accent 6"/>
+    <w:lsdException w:unhideWhenUsed="0" w:uiPriority="68" w:semiHidden="0" w:name="Medium Grid 2 Accent 6"/>
+    <w:lsdException w:unhideWhenUsed="0" w:uiPriority="69" w:semiHidden="0" w:name="Medium Grid 3 Accent 6"/>
+    <w:lsdException w:unhideWhenUsed="0" w:uiPriority="70" w:semiHidden="0" w:name="Dark List Accent 6"/>
+    <w:lsdException w:unhideWhenUsed="0" w:uiPriority="71" w:semiHidden="0" w:name="Colorful Shading Accent 6"/>
+    <w:lsdException w:unhideWhenUsed="0" w:uiPriority="72" w:semiHidden="0" w:name="Colorful List Accent 6"/>
+    <w:lsdException w:unhideWhenUsed="0" w:uiPriority="73" w:semiHidden="0" w:name="Colorful Grid Accent 6"/>
+  </w:latentStyles>
+  <w:style w:type="paragraph" w:default="1" w:styleId="1">
     <w:name w:val="Normal"/>
+    <w:unhideWhenUsed/>
     <w:qFormat/>
-    <w:pPr/>
+    <w:uiPriority w:val="0"/>
+    <w:pPr>
+      <w:spacing w:beforeLines="0" w:afterLines="0"/>
+    </w:pPr>
     <w:rPr>
-      <w:rFonts w:ascii="Calibri" w:hAnsi="Calibri"/>
+      <w:rFonts w:hint="default" w:ascii="Calibri" w:hAnsi="Calibri" w:eastAsia="等线" w:cs="Times New Roman"/>
       <w:sz w:val="24"/>
+      <w:szCs w:val="24"/>
+      <w:lang w:val="en-US" w:eastAsia="zh-CN" w:bidi="ar-SA"/>
     </w:rPr>
   </w:style>
-  <w:style w:type="paragraph" w:styleId="P1">
-    <w:name w:val="footer"/>
-    <w:basedOn w:val="P0"/>
-    <w:pPr>
-      <w:tabs>
-        <w:tab w:val="center" w:pos="4153" w:leader="none"/>
-        <w:tab w:val="right" w:pos="8306" w:leader="none"/>
-      </w:tabs>
-    </w:pPr>
+  <w:style w:type="character" w:default="1" w:styleId="2">
+    <w:name w:val="Default Paragraph Font"/>
+    <w:unhideWhenUsed/>
+    <w:uiPriority w:val="0"/>
     <w:rPr>
-      <w:sz w:val="18"/>
+      <w:rFonts w:hint="default"/>
+      <w:sz w:val="24"/>
+      <w:szCs w:val="24"/>
     </w:rPr>
   </w:style>
-  <w:style w:type="paragraph" w:styleId="P2">
-    <w:name w:val="header"/>
-    <w:basedOn w:val="P0"/>
-    <w:pPr>
-      <w:tabs>
-        <w:tab w:val="center" w:pos="4153" w:leader="none"/>
-        <w:tab w:val="right" w:pos="8306" w:leader="none"/>
-      </w:tabs>
-    </w:pPr>
-    <w:rPr>
-      <w:sz w:val="18"/>
-    </w:rPr>
-  </w:style>
-  <w:style w:type="character" w:styleId="C0" w:default="1">
-    <w:name w:val="Default Paragraph Font"/>
-    <w:semiHidden/>
-    <w:rPr/>
-  </w:style>
-  <w:style w:type="character" w:styleId="C1">
-    <w:name w:val="Line Number"/>
-    <w:basedOn w:val="C0"/>
-    <w:semiHidden/>
-    <w:rPr/>
-  </w:style>
-  <w:style w:type="character" w:styleId="C2">
-    <w:name w:val="Hyperlink"/>
-    <w:rPr>
-      <w:color w:val="0000FF"/>
-      <w:u w:val="single"/>
-    </w:rPr>
-  </w:style>
-  <w:style w:type="table" w:styleId="T0" w:default="1">
+  <w:style w:type="table" w:default="1" w:styleId="3">
     <w:name w:val="Normal Table"/>
-    <w:semiHidden/>
+    <w:qFormat/>
+    <w:uiPriority w:val="99"/>
     <w:tblPr>
-      <w:tblInd w:w="0" w:type="dxa"/>
       <w:tblCellMar>
         <w:top w:w="0" w:type="dxa"/>
         <w:left w:w="108" w:type="dxa"/>
@@ -2377,111 +3944,118 @@
         <w:right w:w="108" w:type="dxa"/>
       </w:tblCellMar>
     </w:tblPr>
-    <w:trPr/>
-    <w:tcPr/>
   </w:style>
-  <w:style w:type="table" w:styleId="T1">
-    <w:name w:val="Table Simple 1"/>
-    <w:basedOn w:val="T0"/>
+  <w:style w:type="paragraph" w:styleId="4">
+    <w:name w:val="footer"/>
+    <w:basedOn w:val="1"/>
+    <w:unhideWhenUsed/>
+    <w:qFormat/>
+    <w:uiPriority w:val="0"/>
+    <w:pPr>
+      <w:tabs>
+        <w:tab w:val="center" w:pos="4153"/>
+        <w:tab w:val="right" w:pos="8306"/>
+      </w:tabs>
+      <w:snapToGrid w:val="0"/>
+      <w:spacing w:beforeLines="0" w:afterLines="0"/>
+    </w:pPr>
+    <w:rPr>
+      <w:rFonts w:hint="default"/>
+      <w:sz w:val="18"/>
+      <w:szCs w:val="18"/>
+    </w:rPr>
+  </w:style>
+  <w:style w:type="paragraph" w:styleId="5">
+    <w:name w:val="header"/>
+    <w:basedOn w:val="1"/>
+    <w:unhideWhenUsed/>
+    <w:qFormat/>
+    <w:uiPriority w:val="0"/>
+    <w:pPr>
+      <w:tabs>
+        <w:tab w:val="center" w:pos="4153"/>
+        <w:tab w:val="right" w:pos="8306"/>
+      </w:tabs>
+      <w:snapToGrid w:val="0"/>
+      <w:spacing w:beforeLines="0" w:afterLines="0"/>
+    </w:pPr>
+    <w:rPr>
+      <w:rFonts w:hint="default"/>
+      <w:sz w:val="18"/>
+      <w:szCs w:val="18"/>
+    </w:rPr>
+  </w:style>
+  <w:style w:type="table" w:customStyle="1" w:styleId="6">
+    <w:name w:val="Grid Table 4 Accent 2"/>
+    <w:basedOn w:val="3"/>
+    <w:qFormat/>
+    <w:uiPriority w:val="49"/>
     <w:tblPr>
       <w:tblBorders>
-        <w:top w:val="single" w:sz="4" w:space="0" w:shadow="0" w:frame="0" w:color="000000"/>
-        <w:left w:val="single" w:sz="4" w:space="0" w:shadow="0" w:frame="0" w:color="000000"/>
-        <w:bottom w:val="single" w:sz="4" w:space="0" w:shadow="0" w:frame="0" w:color="000000"/>
-        <w:right w:val="single" w:sz="4" w:space="0" w:shadow="0" w:frame="0" w:color="000000"/>
-        <w:insideH w:val="single" w:sz="4" w:space="0" w:shadow="0" w:frame="0" w:color="000000"/>
-        <w:insideV w:val="single" w:sz="4" w:space="0" w:shadow="0" w:frame="0" w:color="000000"/>
-      </w:tblBorders>
-      <w:tblCellMar>
-        <w:top w:w="0" w:type="dxa"/>
-        <w:left w:w="108" w:type="dxa"/>
-        <w:bottom w:w="0" w:type="dxa"/>
-        <w:right w:w="108" w:type="dxa"/>
-      </w:tblCellMar>
-    </w:tblPr>
-    <w:trPr/>
-    <w:tcPr/>
-  </w:style>
-  <w:style w:type="table" w:styleId="T2">
-    <w:name w:val="网格表 4 - 着色 21"/>
-    <w:basedOn w:val="T0"/>
-    <w:qFormat/>
-    <w:tblPr>
-      <w:tblBorders>
-        <w:top w:val="single" w:sz="4" w:space="0" w:shadow="0" w:frame="0" w:color="D99694" w:themeColor="accent2" w:themeTint="99"/>
-        <w:left w:val="single" w:sz="4" w:space="0" w:shadow="0" w:frame="0" w:color="D99694" w:themeColor="accent2" w:themeTint="99"/>
-        <w:bottom w:val="single" w:sz="4" w:space="0" w:shadow="0" w:frame="0" w:color="D99694" w:themeColor="accent2" w:themeTint="99"/>
-        <w:right w:val="single" w:sz="4" w:space="0" w:shadow="0" w:frame="0" w:color="D99694" w:themeColor="accent2" w:themeTint="99"/>
-        <w:insideH w:val="single" w:sz="4" w:space="0" w:shadow="0" w:frame="0" w:color="D99694" w:themeColor="accent2" w:themeTint="99"/>
-        <w:insideV w:val="single" w:sz="4" w:space="0" w:shadow="0" w:frame="0" w:color="D99694" w:themeColor="accent2" w:themeTint="99"/>
+        <w:top w:val="single" w:color="D99594" w:themeColor="accent2" w:themeTint="99" w:sz="4" w:space="0"/>
+        <w:left w:val="single" w:color="D99594" w:themeColor="accent2" w:themeTint="99" w:sz="4" w:space="0"/>
+        <w:bottom w:val="single" w:color="D99594" w:themeColor="accent2" w:themeTint="99" w:sz="4" w:space="0"/>
+        <w:right w:val="single" w:color="D99594" w:themeColor="accent2" w:themeTint="99" w:sz="4" w:space="0"/>
+        <w:insideH w:val="single" w:color="D99594" w:themeColor="accent2" w:themeTint="99" w:sz="4" w:space="0"/>
+        <w:insideV w:val="single" w:color="D99594" w:themeColor="accent2" w:themeTint="99" w:sz="4" w:space="0"/>
       </w:tblBorders>
     </w:tblPr>
-    <w:trPr/>
-    <w:tcPr/>
-    <w:tblStylePr w:type="band1Horz">
-      <w:tblPr/>
-      <w:trPr/>
-      <w:tcPr>
-        <w:shd w:val="clear" w:color="auto" w:fill="F2DCDB" w:themeFill="accent2" w:themeFillTint="32"/>
-      </w:tcPr>
-    </w:tblStylePr>
-    <w:tblStylePr w:type="band1Vert">
-      <w:tblPr/>
-      <w:trPr/>
-      <w:tcPr>
-        <w:shd w:val="clear" w:color="auto" w:fill="F2DCDB" w:themeFill="accent2" w:themeFillTint="32"/>
-      </w:tcPr>
-    </w:tblStylePr>
-    <w:tblStylePr w:type="lastCol">
+    <w:tblStylePr w:type="firstRow">
       <w:rPr>
-        <w:b w:val="1"/>
+        <w:b/>
+        <w:bCs/>
+        <w:color w:val="FFFFFF" w:themeColor="background1"/>
+        <w14:textFill>
+          <w14:solidFill>
+            <w14:schemeClr w14:val="bg1"/>
+          </w14:solidFill>
+        </w14:textFill>
       </w:rPr>
-      <w:tblPr/>
-      <w:trPr/>
-      <w:tcPr/>
-    </w:tblStylePr>
-    <w:tblStylePr w:type="firstCol">
-      <w:rPr>
-        <w:b w:val="1"/>
-      </w:rPr>
-      <w:tblPr/>
-      <w:trPr/>
-      <w:tcPr/>
-    </w:tblStylePr>
-    <w:tblStylePr w:type="lastRow">
-      <w:rPr>
-        <w:b w:val="1"/>
-      </w:rPr>
-      <w:tblPr/>
-      <w:trPr/>
       <w:tcPr>
         <w:tcBorders>
-          <w:top w:val="double" w:sz="4" w:space="0" w:shadow="0" w:frame="0" w:color="C0504D" w:themeColor="accent2"/>
-        </w:tcBorders>
-      </w:tcPr>
-    </w:tblStylePr>
-    <w:tblStylePr w:type="firstRow">
-      <w:rPr>
-        <w:b w:val="1"/>
-        <w:color w:val="FFFFFF" w:themeColor="background1"/>
-      </w:rPr>
-      <w:tblPr/>
-      <w:trPr/>
-      <w:tcPr>
-        <w:tcBorders>
-          <w:top w:val="single" w:sz="4" w:space="0" w:shadow="0" w:frame="0" w:color="C0504D" w:themeColor="accent2"/>
-          <w:left w:val="single" w:sz="4" w:space="0" w:shadow="0" w:frame="0" w:color="C0504D" w:themeColor="accent2"/>
-          <w:bottom w:val="single" w:sz="4" w:space="0" w:shadow="0" w:frame="0" w:color="C0504D" w:themeColor="accent2"/>
-          <w:right w:val="single" w:sz="4" w:space="0" w:shadow="0" w:frame="0" w:color="C0504D" w:themeColor="accent2"/>
+          <w:top w:val="single" w:color="C0504D" w:themeColor="accent2" w:sz="4" w:space="0"/>
+          <w:left w:val="single" w:color="C0504D" w:themeColor="accent2" w:sz="4" w:space="0"/>
+          <w:bottom w:val="single" w:color="C0504D" w:themeColor="accent2" w:sz="4" w:space="0"/>
+          <w:right w:val="single" w:color="C0504D" w:themeColor="accent2" w:sz="4" w:space="0"/>
           <w:insideH w:val="nil"/>
           <w:insideV w:val="nil"/>
         </w:tcBorders>
         <w:shd w:val="clear" w:color="auto" w:fill="C0504D" w:themeFill="accent2"/>
       </w:tcPr>
     </w:tblStylePr>
-  </w:style>
-  <w:style w:type="numbering" w:styleId="N0">
-    <w:name w:val="No List"/>
+    <w:tblStylePr w:type="lastRow">
+      <w:rPr>
+        <w:b/>
+        <w:bCs/>
+      </w:rPr>
+      <w:tcPr>
+        <w:tcBorders>
+          <w:top w:val="double" w:color="C0504D" w:themeColor="accent2" w:sz="4" w:space="0"/>
+        </w:tcBorders>
+      </w:tcPr>
+    </w:tblStylePr>
+    <w:tblStylePr w:type="firstCol">
+      <w:rPr>
+        <w:b/>
+        <w:bCs/>
+      </w:rPr>
+    </w:tblStylePr>
+    <w:tblStylePr w:type="lastCol">
+      <w:rPr>
+        <w:b/>
+        <w:bCs/>
+      </w:rPr>
+    </w:tblStylePr>
+    <w:tblStylePr w:type="band1Vert">
+      <w:tcPr>
+        <w:shd w:val="clear" w:color="auto" w:fill="F2DBDB" w:themeFill="accent2" w:themeFillTint="33"/>
+      </w:tcPr>
+    </w:tblStylePr>
+    <w:tblStylePr w:type="band1Horz">
+      <w:tcPr>
+        <w:shd w:val="clear" w:color="auto" w:fill="F2DBDB" w:themeFill="accent2" w:themeFillTint="33"/>
+      </w:tcPr>
+    </w:tblStylePr>
   </w:style>
 </w:styles>
 </file>
@@ -2729,8 +4303,8 @@
             <a:gs pos="40000">
               <a:schemeClr val="phClr">
                 <a:tint val="45000"/>
+                <a:satMod val="350000"/>
                 <a:shade val="99000"/>
-                <a:satMod val="350000"/>
               </a:schemeClr>
             </a:gs>
             <a:gs pos="100000">
@@ -2767,6 +4341,5 @@
     </a:fmtScheme>
   </a:themeElements>
   <a:objectDefaults/>
-  <a:extraClrSchemeLst/>
 </a:theme>
 </file>
--- a/Libs/PrintTemp/粪检.docx
+++ b/Libs/PrintTemp/粪检.docx
@@ -2969,15 +2969,6 @@
                 <w:szCs w:val="18"/>
               </w:rPr>
             </w:pPr>
-            <w:r>
-              <w:rPr>
-                <w:rFonts w:hint="eastAsia" w:ascii="微软雅黑" w:hAnsi="微软雅黑" w:eastAsia="微软雅黑" w:cs="微软雅黑"/>
-                <w:color w:val="000000"/>
-                <w:sz w:val="18"/>
-                <w:szCs w:val="18"/>
-              </w:rPr>
-              <w:t>{&lt;检查医生&gt;}</w:t>
-            </w:r>
           </w:p>
         </w:tc>
         <w:tc>
@@ -3026,8 +3017,6 @@
               </w:rPr>
               <w:t>{&lt;检查时间&gt;}</w:t>
             </w:r>
-            <w:bookmarkStart w:id="0" w:name="_GoBack"/>
-            <w:bookmarkEnd w:id="0"/>
           </w:p>
         </w:tc>
       </w:tr>
@@ -3060,8 +3049,48 @@
           <w:sz w:val="28"/>
           <w:szCs w:val="28"/>
         </w:rPr>
-        <w:t>{&lt;image 200*200&gt;}</w:t>
+        <w:t xml:space="preserve">{&lt;image </w:t>
       </w:r>
+      <w:r>
+        <w:rPr>
+          <w:rFonts w:hint="eastAsia" w:ascii="微软雅黑" w:hAnsi="微软雅黑" w:eastAsia="微软雅黑" w:cs="微软雅黑"/>
+          <w:b/>
+          <w:sz w:val="28"/>
+          <w:szCs w:val="28"/>
+          <w:lang w:val="en-US" w:eastAsia="zh-CN"/>
+        </w:rPr>
+        <w:t>6</w:t>
+      </w:r>
+      <w:r>
+        <w:rPr>
+          <w:rFonts w:hint="eastAsia" w:ascii="微软雅黑" w:hAnsi="微软雅黑" w:eastAsia="微软雅黑" w:cs="微软雅黑"/>
+          <w:b/>
+          <w:sz w:val="28"/>
+          <w:szCs w:val="28"/>
+        </w:rPr>
+        <w:t>00*</w:t>
+      </w:r>
+      <w:r>
+        <w:rPr>
+          <w:rFonts w:hint="eastAsia" w:ascii="微软雅黑" w:hAnsi="微软雅黑" w:eastAsia="微软雅黑" w:cs="微软雅黑"/>
+          <w:b/>
+          <w:sz w:val="28"/>
+          <w:szCs w:val="28"/>
+          <w:lang w:val="en-US" w:eastAsia="zh-CN"/>
+        </w:rPr>
+        <w:t>6</w:t>
+      </w:r>
+      <w:r>
+        <w:rPr>
+          <w:rFonts w:hint="eastAsia" w:ascii="微软雅黑" w:hAnsi="微软雅黑" w:eastAsia="微软雅黑" w:cs="微软雅黑"/>
+          <w:b/>
+          <w:sz w:val="28"/>
+          <w:szCs w:val="28"/>
+        </w:rPr>
+        <w:t>00&gt;}</w:t>
+      </w:r>
+      <w:bookmarkStart w:id="0" w:name="_GoBack"/>
+      <w:bookmarkEnd w:id="0"/>
     </w:p>
     <w:sectPr>
       <w:headerReference r:id="rId4" w:type="default"/>
@@ -3301,8 +3330,8 @@
     </w:tblPr>
     <w:tblGrid>
       <w:gridCol w:w="2842"/>
-      <w:gridCol w:w="4148"/>
-      <w:gridCol w:w="3848"/>
+      <w:gridCol w:w="4502"/>
+      <w:gridCol w:w="3494"/>
     </w:tblGrid>
     <w:tr>
       <w:tblPrEx>
@@ -3399,7 +3428,7 @@
       </w:tc>
       <w:tc>
         <w:tcPr>
-          <w:tcW w:w="4148" w:type="dxa"/>
+          <w:tcW w:w="4502" w:type="dxa"/>
           <w:tcBorders>
             <w:top w:val="nil"/>
             <w:left w:val="nil"/>
@@ -3436,7 +3465,7 @@
       </w:tc>
       <w:tc>
         <w:tcPr>
-          <w:tcW w:w="3848" w:type="dxa"/>
+          <w:tcW w:w="3494" w:type="dxa"/>
           <w:tcBorders>
             <w:top w:val="nil"/>
             <w:left w:val="nil"/>
@@ -3563,7 +3592,7 @@
       </w:tc>
       <w:tc>
         <w:tcPr>
-          <w:tcW w:w="4148" w:type="dxa"/>
+          <w:tcW w:w="4502" w:type="dxa"/>
           <w:tcBorders>
             <w:top w:val="nil"/>
             <w:left w:val="nil"/>
@@ -3599,7 +3628,7 @@
       </w:tc>
       <w:tc>
         <w:tcPr>
-          <w:tcW w:w="3848" w:type="dxa"/>
+          <w:tcW w:w="3494" w:type="dxa"/>
           <w:tcBorders>
             <w:top w:val="nil"/>
             <w:left w:val="nil"/>

--- a/Libs/PrintTemp/粪检.docx
+++ b/Libs/PrintTemp/粪检.docx
@@ -1,27 +1,20 @@
 
 <file path=word/document.xml><?xml version="1.0" encoding="utf-8"?>
-<w:document xmlns:w="http://schemas.openxmlformats.org/wordprocessingml/2006/main" xmlns:wps="http://schemas.microsoft.com/office/word/2010/wordprocessingShape" xmlns:mc="http://schemas.openxmlformats.org/markup-compatibility/2006" xmlns:w10="urn:schemas-microsoft-com:office:word" xmlns:v="urn:schemas-microsoft-com:vml" xmlns:wp14="http://schemas.microsoft.com/office/word/2010/wordprocessingDrawing" mc:Ignorable="wp14">
+<w:document xmlns:wpc="http://schemas.microsoft.com/office/word/2010/wordprocessingCanvas" xmlns:cx="http://schemas.microsoft.com/office/drawing/2014/chartex" xmlns:cx1="http://schemas.microsoft.com/office/drawing/2015/9/8/chartex" xmlns:cx2="http://schemas.microsoft.com/office/drawing/2015/10/21/chartex" xmlns:cx3="http://schemas.microsoft.com/office/drawing/2016/5/9/chartex" xmlns:cx4="http://schemas.microsoft.com/office/drawing/2016/5/10/chartex" xmlns:cx5="http://schemas.microsoft.com/office/drawing/2016/5/11/chartex" xmlns:cx6="http://schemas.microsoft.com/office/drawing/2016/5/12/chartex" xmlns:cx7="http://schemas.microsoft.com/office/drawing/2016/5/13/chartex" xmlns:cx8="http://schemas.microsoft.com/office/drawing/2016/5/14/chartex" xmlns:mc="http://schemas.openxmlformats.org/markup-compatibility/2006" xmlns:aink="http://schemas.microsoft.com/office/drawing/2016/ink" xmlns:am3d="http://schemas.microsoft.com/office/drawing/2017/model3d" xmlns:o="urn:schemas-microsoft-com:office:office" xmlns:oel="http://schemas.microsoft.com/office/2019/extlst" xmlns:r="http://schemas.openxmlformats.org/officeDocument/2006/relationships" xmlns:m="http://schemas.openxmlformats.org/officeDocument/2006/math" xmlns:v="urn:schemas-microsoft-com:vml" xmlns:wp14="http://schemas.microsoft.com/office/word/2010/wordprocessingDrawing" xmlns:wp="http://schemas.openxmlformats.org/drawingml/2006/wordprocessingDrawing" xmlns:w10="urn:schemas-microsoft-com:office:word" xmlns:w="http://schemas.openxmlformats.org/wordprocessingml/2006/main" xmlns:w14="http://schemas.microsoft.com/office/word/2010/wordml" xmlns:w15="http://schemas.microsoft.com/office/word/2012/wordml" xmlns:w16cex="http://schemas.microsoft.com/office/word/2018/wordml/cex" xmlns:w16cid="http://schemas.microsoft.com/office/word/2016/wordml/cid" xmlns:w16="http://schemas.microsoft.com/office/word/2018/wordml" xmlns:w16du="http://schemas.microsoft.com/office/word/2023/wordml/word16du" xmlns:w16sdtdh="http://schemas.microsoft.com/office/word/2020/wordml/sdtdatahash" xmlns:w16se="http://schemas.microsoft.com/office/word/2015/wordml/symex" xmlns:wpg="http://schemas.microsoft.com/office/word/2010/wordprocessingGroup" xmlns:wpi="http://schemas.microsoft.com/office/word/2010/wordprocessingInk" xmlns:wne="http://schemas.microsoft.com/office/word/2006/wordml" xmlns:wps="http://schemas.microsoft.com/office/word/2010/wordprocessingShape" mc:Ignorable="w14 w15 w16se w16cid w16 w16cex w16sdtdh wp14">
   <w:background w:color="FFFFFF"/>
   <w:body>
     <w:p>
       <w:pPr>
         <w:rPr>
-          <w:sz w:val="20"/>
-        </w:rPr>
-      </w:pPr>
-    </w:p>
-    <w:p>
-      <w:pPr>
-        <w:rPr>
           <w:rFonts w:ascii="微软雅黑" w:hAnsi="微软雅黑"/>
-          <w:b w:val="1"/>
+          <w:b/>
           <w:sz w:val="28"/>
         </w:rPr>
       </w:pPr>
       <w:r>
         <w:rPr>
           <w:rFonts w:ascii="微软雅黑" w:hAnsi="微软雅黑"/>
-          <w:b w:val="1"/>
+          <w:b/>
           <w:sz w:val="28"/>
         </w:rPr>
         <w:t>粪检报告单</w:t>
@@ -31,7 +24,7 @@
       <w:pPr>
         <w:rPr>
           <w:rFonts w:ascii="微软雅黑" w:hAnsi="微软雅黑"/>
-          <w:b w:val="1"/>
+          <w:b/>
           <w:sz w:val="10"/>
         </w:rPr>
       </w:pPr>
@@ -40,39 +33,72 @@
       <w:pPr>
         <w:rPr>
           <w:rFonts w:ascii="微软雅黑" w:hAnsi="微软雅黑"/>
-          <w:b w:val="1"/>
+          <w:b/>
           <w:sz w:val="18"/>
         </w:rPr>
       </w:pPr>
       <w:r>
         <w:rPr>
           <w:rFonts w:ascii="微软雅黑" w:hAnsi="微软雅黑"/>
-          <w:b w:val="1"/>
+          <w:b/>
           <w:sz w:val="18"/>
         </w:rPr>
-        <w:t>动物主人姓名：{&lt;主人名称&gt;}</w:t>
+        <w:t>动物主人姓名：</w:t>
+      </w:r>
+      <w:r>
+        <w:rPr>
+          <w:rFonts w:ascii="微软雅黑" w:hAnsi="微软雅黑"/>
+          <w:b/>
+          <w:sz w:val="18"/>
+        </w:rPr>
+        <w:t>{&lt;</w:t>
+      </w:r>
+      <w:r>
+        <w:rPr>
+          <w:rFonts w:ascii="微软雅黑" w:hAnsi="微软雅黑"/>
+          <w:b/>
+          <w:sz w:val="18"/>
+        </w:rPr>
+        <w:t>主人名称</w:t>
+      </w:r>
+      <w:r>
+        <w:rPr>
+          <w:rFonts w:ascii="微软雅黑" w:hAnsi="微软雅黑"/>
+          <w:b/>
+          <w:sz w:val="18"/>
+        </w:rPr>
+        <w:t>&gt;}</w:t>
       </w:r>
     </w:p>
     <w:tbl>
       <w:tblPr>
         <w:tblW w:w="0" w:type="auto"/>
         <w:tblBorders>
-          <w:top w:val="single" w:sz="4" w:space="0" w:shadow="0" w:frame="0" w:color="auto"/>
-          <w:left w:val="single" w:sz="4" w:space="0" w:shadow="0" w:frame="0" w:color="auto"/>
-          <w:bottom w:val="single" w:sz="4" w:space="0" w:shadow="0" w:frame="0" w:color="auto"/>
-          <w:right w:val="single" w:sz="4" w:space="0" w:shadow="0" w:frame="0" w:color="auto"/>
-          <w:insideH w:val="single" w:sz="4" w:space="0" w:shadow="0" w:frame="0" w:color="auto"/>
-          <w:insideV w:val="single" w:sz="4" w:space="0" w:shadow="0" w:frame="0" w:color="auto"/>
+          <w:top w:val="single" w:sz="4" w:space="0" w:color="auto"/>
+          <w:left w:val="single" w:sz="4" w:space="0" w:color="auto"/>
+          <w:bottom w:val="single" w:sz="4" w:space="0" w:color="auto"/>
+          <w:right w:val="single" w:sz="4" w:space="0" w:color="auto"/>
+          <w:insideH w:val="single" w:sz="4" w:space="0" w:color="auto"/>
+          <w:insideV w:val="single" w:sz="4" w:space="0" w:color="auto"/>
         </w:tblBorders>
-        <w:tblLook w:val="04A0"/>
+        <w:tblLook w:val="04A0" w:firstRow="1" w:lastRow="0" w:firstColumn="1" w:lastColumn="0" w:noHBand="0" w:noVBand="1"/>
       </w:tblPr>
-      <w:tblGrid/>
+      <w:tblGrid>
+        <w:gridCol w:w="1344"/>
+        <w:gridCol w:w="1753"/>
+        <w:gridCol w:w="938"/>
+        <w:gridCol w:w="1348"/>
+        <w:gridCol w:w="1343"/>
+        <w:gridCol w:w="1496"/>
+        <w:gridCol w:w="1014"/>
+        <w:gridCol w:w="1536"/>
+      </w:tblGrid>
       <w:tr>
         <w:tc>
           <w:tcPr>
-            <w:tcW w:w="1372" w:type="dxa"/>
+            <w:tcW w:w="1344" w:type="dxa"/>
             <w:tcBorders>
-              <w:top w:val="single" w:sz="4" w:space="0" w:shadow="0" w:frame="0"/>
+              <w:top w:val="single" w:sz="4" w:space="0" w:color="auto"/>
               <w:left w:val="nil"/>
               <w:bottom w:val="nil"/>
               <w:right w:val="nil"/>
@@ -93,15 +119,22 @@
                 <w:rFonts w:ascii="微软雅黑" w:hAnsi="微软雅黑"/>
                 <w:sz w:val="18"/>
               </w:rPr>
-              <w:t>动物姓名:</w:t>
-            </w:r>
-          </w:p>
-        </w:tc>
-        <w:tc>
-          <w:tcPr>
-            <w:tcW w:w="1790" w:type="dxa"/>
+              <w:t>动物姓名</w:t>
+            </w:r>
+            <w:r>
+              <w:rPr>
+                <w:rFonts w:ascii="微软雅黑" w:hAnsi="微软雅黑"/>
+                <w:sz w:val="18"/>
+              </w:rPr>
+              <w:t>:</w:t>
+            </w:r>
+          </w:p>
+        </w:tc>
+        <w:tc>
+          <w:tcPr>
+            <w:tcW w:w="1753" w:type="dxa"/>
             <w:tcBorders>
-              <w:top w:val="single" w:sz="4" w:space="0" w:shadow="0" w:frame="0"/>
+              <w:top w:val="single" w:sz="4" w:space="0" w:color="auto"/>
               <w:left w:val="nil"/>
               <w:bottom w:val="nil"/>
               <w:right w:val="nil"/>
@@ -121,15 +154,29 @@
                 <w:rFonts w:ascii="微软雅黑" w:hAnsi="微软雅黑"/>
                 <w:sz w:val="18"/>
               </w:rPr>
-              <w:t>{&lt;宠物名称&gt;}</w:t>
-            </w:r>
-          </w:p>
-        </w:tc>
-        <w:tc>
-          <w:tcPr>
-            <w:tcW w:w="954" w:type="dxa"/>
+              <w:t>{&lt;</w:t>
+            </w:r>
+            <w:r>
+              <w:rPr>
+                <w:rFonts w:ascii="微软雅黑" w:hAnsi="微软雅黑"/>
+                <w:sz w:val="18"/>
+              </w:rPr>
+              <w:t>宠物名称</w:t>
+            </w:r>
+            <w:r>
+              <w:rPr>
+                <w:rFonts w:ascii="微软雅黑" w:hAnsi="微软雅黑"/>
+                <w:sz w:val="18"/>
+              </w:rPr>
+              <w:t>&gt;}</w:t>
+            </w:r>
+          </w:p>
+        </w:tc>
+        <w:tc>
+          <w:tcPr>
+            <w:tcW w:w="938" w:type="dxa"/>
             <w:tcBorders>
-              <w:top w:val="single" w:sz="4" w:space="0" w:shadow="0" w:frame="0"/>
+              <w:top w:val="single" w:sz="4" w:space="0" w:color="auto"/>
               <w:left w:val="nil"/>
               <w:bottom w:val="nil"/>
               <w:right w:val="nil"/>
@@ -150,15 +197,22 @@
                 <w:rFonts w:ascii="微软雅黑" w:hAnsi="微软雅黑"/>
                 <w:sz w:val="18"/>
               </w:rPr>
-              <w:t>年龄:</w:t>
-            </w:r>
-          </w:p>
-        </w:tc>
-        <w:tc>
-          <w:tcPr>
-            <w:tcW w:w="1372" w:type="dxa"/>
+              <w:t>年龄</w:t>
+            </w:r>
+            <w:r>
+              <w:rPr>
+                <w:rFonts w:ascii="微软雅黑" w:hAnsi="微软雅黑"/>
+                <w:sz w:val="18"/>
+              </w:rPr>
+              <w:t>:</w:t>
+            </w:r>
+          </w:p>
+        </w:tc>
+        <w:tc>
+          <w:tcPr>
+            <w:tcW w:w="1348" w:type="dxa"/>
             <w:tcBorders>
-              <w:top w:val="single" w:sz="4" w:space="0" w:shadow="0" w:frame="0"/>
+              <w:top w:val="single" w:sz="4" w:space="0" w:color="auto"/>
               <w:left w:val="nil"/>
               <w:bottom w:val="nil"/>
               <w:right w:val="nil"/>
@@ -178,15 +232,29 @@
                 <w:rFonts w:ascii="微软雅黑" w:hAnsi="微软雅黑"/>
                 <w:sz w:val="18"/>
               </w:rPr>
-              <w:t>{&lt;宠物年龄&gt;}</w:t>
-            </w:r>
-          </w:p>
-        </w:tc>
-        <w:tc>
-          <w:tcPr>
-            <w:tcW w:w="1372" w:type="dxa"/>
+              <w:t>{&lt;</w:t>
+            </w:r>
+            <w:r>
+              <w:rPr>
+                <w:rFonts w:ascii="微软雅黑" w:hAnsi="微软雅黑"/>
+                <w:sz w:val="18"/>
+              </w:rPr>
+              <w:t>宠物年龄</w:t>
+            </w:r>
+            <w:r>
+              <w:rPr>
+                <w:rFonts w:ascii="微软雅黑" w:hAnsi="微软雅黑"/>
+                <w:sz w:val="18"/>
+              </w:rPr>
+              <w:t>&gt;}</w:t>
+            </w:r>
+          </w:p>
+        </w:tc>
+        <w:tc>
+          <w:tcPr>
+            <w:tcW w:w="1343" w:type="dxa"/>
             <w:tcBorders>
-              <w:top w:val="single" w:sz="4" w:space="0" w:shadow="0" w:frame="0"/>
+              <w:top w:val="single" w:sz="4" w:space="0" w:color="auto"/>
               <w:left w:val="nil"/>
               <w:bottom w:val="nil"/>
               <w:right w:val="nil"/>
@@ -207,15 +275,22 @@
                 <w:rFonts w:ascii="微软雅黑" w:hAnsi="微软雅黑"/>
                 <w:sz w:val="18"/>
               </w:rPr>
-              <w:t>物种:</w:t>
-            </w:r>
-          </w:p>
-        </w:tc>
-        <w:tc>
-          <w:tcPr>
-            <w:tcW w:w="1372" w:type="dxa"/>
+              <w:t>物种</w:t>
+            </w:r>
+            <w:r>
+              <w:rPr>
+                <w:rFonts w:ascii="微软雅黑" w:hAnsi="微软雅黑"/>
+                <w:sz w:val="18"/>
+              </w:rPr>
+              <w:t>:</w:t>
+            </w:r>
+          </w:p>
+        </w:tc>
+        <w:tc>
+          <w:tcPr>
+            <w:tcW w:w="1496" w:type="dxa"/>
             <w:tcBorders>
-              <w:top w:val="single" w:sz="4" w:space="0" w:shadow="0" w:frame="0"/>
+              <w:top w:val="single" w:sz="4" w:space="0" w:color="auto"/>
               <w:left w:val="nil"/>
               <w:bottom w:val="nil"/>
               <w:right w:val="nil"/>
@@ -258,9 +333,9 @@
         </w:tc>
         <w:tc>
           <w:tcPr>
-            <w:tcW w:w="1185" w:type="dxa"/>
+            <w:tcW w:w="1014" w:type="dxa"/>
             <w:tcBorders>
-              <w:top w:val="single" w:sz="4" w:space="0" w:shadow="0" w:frame="0"/>
+              <w:top w:val="single" w:sz="4" w:space="0" w:color="auto"/>
               <w:left w:val="nil"/>
               <w:bottom w:val="nil"/>
               <w:right w:val="nil"/>
@@ -281,15 +356,22 @@
                 <w:rFonts w:ascii="微软雅黑" w:hAnsi="微软雅黑"/>
                 <w:sz w:val="18"/>
               </w:rPr>
-              <w:t>病历号:</w:t>
-            </w:r>
-          </w:p>
-        </w:tc>
-        <w:tc>
-          <w:tcPr>
-            <w:tcW w:w="1566" w:type="dxa"/>
+              <w:t>病历号</w:t>
+            </w:r>
+            <w:r>
+              <w:rPr>
+                <w:rFonts w:ascii="微软雅黑" w:hAnsi="微软雅黑"/>
+                <w:sz w:val="18"/>
+              </w:rPr>
+              <w:t>:</w:t>
+            </w:r>
+          </w:p>
+        </w:tc>
+        <w:tc>
+          <w:tcPr>
+            <w:tcW w:w="1536" w:type="dxa"/>
             <w:tcBorders>
-              <w:top w:val="single" w:sz="4" w:space="0" w:shadow="0" w:frame="0"/>
+              <w:top w:val="single" w:sz="4" w:space="0" w:color="auto"/>
               <w:left w:val="nil"/>
               <w:bottom w:val="nil"/>
               <w:right w:val="nil"/>
@@ -333,11 +415,11 @@
       <w:tr>
         <w:tc>
           <w:tcPr>
-            <w:tcW w:w="1372" w:type="dxa"/>
+            <w:tcW w:w="1344" w:type="dxa"/>
             <w:tcBorders>
               <w:top w:val="nil"/>
               <w:left w:val="nil"/>
-              <w:bottom w:val="single" w:sz="4" w:space="0" w:shadow="0" w:frame="0"/>
+              <w:bottom w:val="single" w:sz="4" w:space="0" w:color="auto"/>
               <w:right w:val="nil"/>
               <w:tl2br w:val="nil"/>
               <w:tr2bl w:val="nil"/>
@@ -356,17 +438,24 @@
                 <w:rFonts w:ascii="微软雅黑" w:hAnsi="微软雅黑"/>
                 <w:sz w:val="18"/>
               </w:rPr>
-              <w:t>性别:</w:t>
-            </w:r>
-          </w:p>
-        </w:tc>
-        <w:tc>
-          <w:tcPr>
-            <w:tcW w:w="1790" w:type="dxa"/>
+              <w:t>性别</w:t>
+            </w:r>
+            <w:r>
+              <w:rPr>
+                <w:rFonts w:ascii="微软雅黑" w:hAnsi="微软雅黑"/>
+                <w:sz w:val="18"/>
+              </w:rPr>
+              <w:t>:</w:t>
+            </w:r>
+          </w:p>
+        </w:tc>
+        <w:tc>
+          <w:tcPr>
+            <w:tcW w:w="1753" w:type="dxa"/>
             <w:tcBorders>
               <w:top w:val="nil"/>
               <w:left w:val="nil"/>
-              <w:bottom w:val="single" w:sz="4" w:space="0" w:shadow="0" w:frame="0"/>
+              <w:bottom w:val="single" w:sz="4" w:space="0" w:color="auto"/>
               <w:right w:val="nil"/>
               <w:tl2br w:val="nil"/>
               <w:tr2bl w:val="nil"/>
@@ -384,17 +473,31 @@
                 <w:rFonts w:ascii="微软雅黑" w:hAnsi="微软雅黑"/>
                 <w:sz w:val="18"/>
               </w:rPr>
-              <w:t>{&lt;宠物性别&gt;}</w:t>
-            </w:r>
-          </w:p>
-        </w:tc>
-        <w:tc>
-          <w:tcPr>
-            <w:tcW w:w="954" w:type="dxa"/>
+              <w:t>{&lt;</w:t>
+            </w:r>
+            <w:r>
+              <w:rPr>
+                <w:rFonts w:ascii="微软雅黑" w:hAnsi="微软雅黑"/>
+                <w:sz w:val="18"/>
+              </w:rPr>
+              <w:t>宠物性别</w:t>
+            </w:r>
+            <w:r>
+              <w:rPr>
+                <w:rFonts w:ascii="微软雅黑" w:hAnsi="微软雅黑"/>
+                <w:sz w:val="18"/>
+              </w:rPr>
+              <w:t>&gt;}</w:t>
+            </w:r>
+          </w:p>
+        </w:tc>
+        <w:tc>
+          <w:tcPr>
+            <w:tcW w:w="938" w:type="dxa"/>
             <w:tcBorders>
               <w:top w:val="nil"/>
               <w:left w:val="nil"/>
-              <w:bottom w:val="single" w:sz="4" w:space="0" w:shadow="0" w:frame="0"/>
+              <w:bottom w:val="single" w:sz="4" w:space="0" w:color="auto"/>
               <w:right w:val="nil"/>
               <w:tl2br w:val="nil"/>
               <w:tr2bl w:val="nil"/>
@@ -413,17 +516,24 @@
                 <w:rFonts w:ascii="微软雅黑" w:hAnsi="微软雅黑"/>
                 <w:sz w:val="18"/>
               </w:rPr>
-              <w:t>绝育:</w:t>
-            </w:r>
-          </w:p>
-        </w:tc>
-        <w:tc>
-          <w:tcPr>
-            <w:tcW w:w="1372" w:type="dxa"/>
+              <w:t>绝育</w:t>
+            </w:r>
+            <w:r>
+              <w:rPr>
+                <w:rFonts w:ascii="微软雅黑" w:hAnsi="微软雅黑"/>
+                <w:sz w:val="18"/>
+              </w:rPr>
+              <w:t>:</w:t>
+            </w:r>
+          </w:p>
+        </w:tc>
+        <w:tc>
+          <w:tcPr>
+            <w:tcW w:w="1348" w:type="dxa"/>
             <w:tcBorders>
               <w:top w:val="nil"/>
               <w:left w:val="nil"/>
-              <w:bottom w:val="single" w:sz="4" w:space="0" w:shadow="0" w:frame="0"/>
+              <w:bottom w:val="single" w:sz="4" w:space="0" w:color="auto"/>
               <w:right w:val="nil"/>
               <w:tl2br w:val="nil"/>
               <w:tr2bl w:val="nil"/>
@@ -441,17 +551,31 @@
                 <w:rFonts w:ascii="微软雅黑" w:hAnsi="微软雅黑"/>
                 <w:sz w:val="18"/>
               </w:rPr>
-              <w:t>{&lt;是否绝育&gt;}</w:t>
-            </w:r>
-          </w:p>
-        </w:tc>
-        <w:tc>
-          <w:tcPr>
-            <w:tcW w:w="1372" w:type="dxa"/>
+              <w:t>{&lt;</w:t>
+            </w:r>
+            <w:r>
+              <w:rPr>
+                <w:rFonts w:ascii="微软雅黑" w:hAnsi="微软雅黑"/>
+                <w:sz w:val="18"/>
+              </w:rPr>
+              <w:t>是否绝育</w:t>
+            </w:r>
+            <w:r>
+              <w:rPr>
+                <w:rFonts w:ascii="微软雅黑" w:hAnsi="微软雅黑"/>
+                <w:sz w:val="18"/>
+              </w:rPr>
+              <w:t>&gt;}</w:t>
+            </w:r>
+          </w:p>
+        </w:tc>
+        <w:tc>
+          <w:tcPr>
+            <w:tcW w:w="1343" w:type="dxa"/>
             <w:tcBorders>
               <w:top w:val="nil"/>
               <w:left w:val="nil"/>
-              <w:bottom w:val="single" w:sz="4" w:space="0" w:shadow="0" w:frame="0"/>
+              <w:bottom w:val="single" w:sz="4" w:space="0" w:color="auto"/>
               <w:right w:val="nil"/>
               <w:tl2br w:val="nil"/>
               <w:tr2bl w:val="nil"/>
@@ -470,17 +594,24 @@
                 <w:rFonts w:ascii="微软雅黑" w:hAnsi="微软雅黑"/>
                 <w:sz w:val="18"/>
               </w:rPr>
-              <w:t>医生:</w:t>
-            </w:r>
-          </w:p>
-        </w:tc>
-        <w:tc>
-          <w:tcPr>
-            <w:tcW w:w="1372" w:type="dxa"/>
+              <w:t>医生</w:t>
+            </w:r>
+            <w:r>
+              <w:rPr>
+                <w:rFonts w:ascii="微软雅黑" w:hAnsi="微软雅黑"/>
+                <w:sz w:val="18"/>
+              </w:rPr>
+              <w:t>:</w:t>
+            </w:r>
+          </w:p>
+        </w:tc>
+        <w:tc>
+          <w:tcPr>
+            <w:tcW w:w="1496" w:type="dxa"/>
             <w:tcBorders>
               <w:top w:val="nil"/>
               <w:left w:val="nil"/>
-              <w:bottom w:val="single" w:sz="4" w:space="0" w:shadow="0" w:frame="0"/>
+              <w:bottom w:val="single" w:sz="4" w:space="0" w:color="auto"/>
               <w:right w:val="nil"/>
               <w:tl2br w:val="nil"/>
               <w:tr2bl w:val="nil"/>
@@ -499,17 +630,33 @@
                 <w:color w:val="000000"/>
                 <w:sz w:val="18"/>
               </w:rPr>
-              <w:t>{&lt;检查医生&gt;}</w:t>
-            </w:r>
-          </w:p>
-        </w:tc>
-        <w:tc>
-          <w:tcPr>
-            <w:tcW w:w="1185" w:type="dxa"/>
+              <w:t>{&lt;</w:t>
+            </w:r>
+            <w:r>
+              <w:rPr>
+                <w:rFonts w:ascii="微软雅黑" w:hAnsi="微软雅黑"/>
+                <w:color w:val="000000"/>
+                <w:sz w:val="18"/>
+              </w:rPr>
+              <w:t>检查医生</w:t>
+            </w:r>
+            <w:r>
+              <w:rPr>
+                <w:rFonts w:ascii="微软雅黑" w:hAnsi="微软雅黑"/>
+                <w:color w:val="000000"/>
+                <w:sz w:val="18"/>
+              </w:rPr>
+              <w:t>&gt;}</w:t>
+            </w:r>
+          </w:p>
+        </w:tc>
+        <w:tc>
+          <w:tcPr>
+            <w:tcW w:w="1014" w:type="dxa"/>
             <w:tcBorders>
               <w:top w:val="nil"/>
               <w:left w:val="nil"/>
-              <w:bottom w:val="single" w:sz="4" w:space="0" w:shadow="0" w:frame="0"/>
+              <w:bottom w:val="single" w:sz="4" w:space="0" w:color="auto"/>
               <w:right w:val="nil"/>
               <w:tl2br w:val="nil"/>
               <w:tr2bl w:val="nil"/>
@@ -528,17 +675,24 @@
                 <w:rFonts w:ascii="微软雅黑" w:hAnsi="微软雅黑"/>
                 <w:sz w:val="18"/>
               </w:rPr>
-              <w:t>检测时间:</w:t>
-            </w:r>
-          </w:p>
-        </w:tc>
-        <w:tc>
-          <w:tcPr>
-            <w:tcW w:w="1566" w:type="dxa"/>
+              <w:t>检测时间</w:t>
+            </w:r>
+            <w:r>
+              <w:rPr>
+                <w:rFonts w:ascii="微软雅黑" w:hAnsi="微软雅黑"/>
+                <w:sz w:val="18"/>
+              </w:rPr>
+              <w:t>:</w:t>
+            </w:r>
+          </w:p>
+        </w:tc>
+        <w:tc>
+          <w:tcPr>
+            <w:tcW w:w="1536" w:type="dxa"/>
             <w:tcBorders>
               <w:top w:val="nil"/>
               <w:left w:val="nil"/>
-              <w:bottom w:val="single" w:sz="4" w:space="0" w:shadow="0" w:frame="0"/>
+              <w:bottom w:val="single" w:sz="4" w:space="0" w:color="auto"/>
               <w:right w:val="nil"/>
               <w:tl2br w:val="nil"/>
               <w:tr2bl w:val="nil"/>
@@ -556,7 +710,21 @@
                 <w:rFonts w:ascii="微软雅黑" w:hAnsi="微软雅黑"/>
                 <w:sz w:val="18"/>
               </w:rPr>
-              <w:t>{&lt;检查时间&gt;}</w:t>
+              <w:t>{&lt;</w:t>
+            </w:r>
+            <w:r>
+              <w:rPr>
+                <w:rFonts w:ascii="微软雅黑" w:hAnsi="微软雅黑"/>
+                <w:sz w:val="18"/>
+              </w:rPr>
+              <w:t>检查时间</w:t>
+            </w:r>
+            <w:r>
+              <w:rPr>
+                <w:rFonts w:ascii="微软雅黑" w:hAnsi="微软雅黑"/>
+                <w:sz w:val="18"/>
+              </w:rPr>
+              <w:t>&gt;}</w:t>
             </w:r>
           </w:p>
         </w:tc>
@@ -566,33 +734,39 @@
       <w:pPr>
         <w:rPr>
           <w:rFonts w:ascii="微软雅黑" w:hAnsi="微软雅黑"/>
-          <w:b w:val="1"/>
+          <w:b/>
           <w:sz w:val="10"/>
         </w:rPr>
       </w:pPr>
     </w:p>
     <w:tbl>
       <w:tblPr>
-        <w:tblStyle w:val="T2"/>
+        <w:tblStyle w:val="4-21"/>
         <w:tblW w:w="0" w:type="auto"/>
         <w:tblBorders>
-          <w:top w:val="single" w:sz="4" w:space="0" w:shadow="0" w:frame="0" w:color="auto"/>
-          <w:left w:val="single" w:sz="4" w:space="0" w:shadow="0" w:frame="0" w:color="auto"/>
-          <w:bottom w:val="single" w:sz="4" w:space="0" w:shadow="0" w:frame="0" w:color="auto"/>
-          <w:right w:val="single" w:sz="4" w:space="0" w:shadow="0" w:frame="0" w:color="auto"/>
-          <w:insideH w:val="single" w:sz="4" w:space="0" w:shadow="0" w:frame="0" w:color="auto"/>
-          <w:insideV w:val="single" w:sz="4" w:space="0" w:shadow="0" w:frame="0" w:color="auto"/>
+          <w:top w:val="single" w:sz="4" w:space="0" w:color="auto"/>
+          <w:left w:val="single" w:sz="4" w:space="0" w:color="auto"/>
+          <w:bottom w:val="single" w:sz="4" w:space="0" w:color="auto"/>
+          <w:right w:val="single" w:sz="4" w:space="0" w:color="auto"/>
+          <w:insideH w:val="single" w:sz="4" w:space="0" w:color="auto"/>
+          <w:insideV w:val="single" w:sz="4" w:space="0" w:color="auto"/>
         </w:tblBorders>
-        <w:tblLook w:val="04A0"/>
+        <w:tblLook w:val="04A0" w:firstRow="1" w:lastRow="0" w:firstColumn="1" w:lastColumn="0" w:noHBand="0" w:noVBand="1"/>
       </w:tblPr>
-      <w:tblGrid/>
+      <w:tblGrid>
+        <w:gridCol w:w="1561"/>
+        <w:gridCol w:w="2194"/>
+        <w:gridCol w:w="1321"/>
+        <w:gridCol w:w="5686"/>
+      </w:tblGrid>
       <w:tr>
         <w:trPr>
-          <w:trHeight w:hRule="atLeast" w:val="343"/>
+          <w:cnfStyle w:val="100000000000" w:firstRow="1" w:lastRow="0" w:firstColumn="0" w:lastColumn="0" w:oddVBand="0" w:evenVBand="0" w:oddHBand="0" w:evenHBand="0" w:firstRowFirstColumn="0" w:firstRowLastColumn="0" w:lastRowFirstColumn="0" w:lastRowLastColumn="0"/>
+          <w:trHeight w:val="343"/>
         </w:trPr>
         <w:tc>
           <w:tcPr>
-            <w:cnfStyle w:val="001000000000"/>
+            <w:cnfStyle w:val="001000000000" w:firstRow="0" w:lastRow="0" w:firstColumn="1" w:lastColumn="0" w:oddVBand="0" w:evenVBand="0" w:oddHBand="0" w:evenHBand="0" w:firstRowFirstColumn="0" w:firstRowLastColumn="0" w:lastRowFirstColumn="0" w:lastRowLastColumn="0"/>
             <w:tcW w:w="1584" w:type="dxa"/>
           </w:tcPr>
           <w:p>
@@ -621,9 +795,9 @@
           <w:p>
             <w:pPr>
               <w:jc w:val="center"/>
-              <w:rPr>
-                <w:rFonts w:ascii="微软雅黑" w:hAnsi="微软雅黑"/>
-                <w:b w:val="0"/>
+              <w:cnfStyle w:val="100000000000" w:firstRow="1" w:lastRow="0" w:firstColumn="0" w:lastColumn="0" w:oddVBand="0" w:evenVBand="0" w:oddHBand="0" w:evenHBand="0" w:firstRowFirstColumn="0" w:firstRowLastColumn="0" w:lastRowFirstColumn="0" w:lastRowLastColumn="0"/>
+              <w:rPr>
+                <w:rFonts w:ascii="微软雅黑" w:hAnsi="微软雅黑"/>
                 <w:sz w:val="18"/>
               </w:rPr>
             </w:pPr>
@@ -639,13 +813,13 @@
       </w:tr>
       <w:tr>
         <w:trPr>
-          <w:trHeight w:hRule="atLeast" w:val="317"/>
+          <w:trHeight w:val="317"/>
         </w:trPr>
         <w:tc>
           <w:tcPr>
-            <w:cnfStyle w:val="001000000000"/>
+            <w:cnfStyle w:val="001000000000" w:firstRow="0" w:lastRow="0" w:firstColumn="1" w:lastColumn="0" w:oddVBand="0" w:evenVBand="0" w:oddHBand="0" w:evenHBand="0" w:firstRowFirstColumn="0" w:firstRowLastColumn="0" w:lastRowFirstColumn="0" w:lastRowLastColumn="0"/>
             <w:tcW w:w="1584" w:type="dxa"/>
-            <w:shd w:val="clear" w:color="auto" w:fill="F2DCDB" w:themeFill="accent2" w:themeFillTint="32"/>
+            <w:shd w:val="clear" w:color="auto" w:fill="F2DCDC" w:themeFill="accent2" w:themeFillTint="32"/>
           </w:tcPr>
           <w:p>
             <w:pPr>
@@ -669,88 +843,25 @@
           <w:tcPr>
             <w:tcW w:w="9380" w:type="dxa"/>
             <w:gridSpan w:val="3"/>
-            <w:shd w:val="clear" w:color="auto" w:fill="F2DCDB" w:themeFill="accent2" w:themeFillTint="32"/>
-          </w:tcPr>
-          <w:p>
-            <w:pPr>
-              <w:jc w:val="center"/>
-              <w:rPr>
-                <w:rFonts w:ascii="微软雅黑" w:hAnsi="微软雅黑"/>
-                <w:b w:val="1"/>
-                <w:sz w:val="18"/>
-              </w:rPr>
-            </w:pPr>
-            <w:r>
-              <w:rPr>
-                <w:rFonts w:ascii="Segoe UI Emoji" w:hAnsi="Segoe UI Emoji"/>
-                <w:b w:val="1"/>
-                <w:sz w:val="18"/>
-              </w:rPr>
-              <w:t>☐</w:t>
-            </w:r>
-            <w:r>
-              <w:rPr>
-                <w:rFonts w:ascii="微软雅黑" w:hAnsi="微软雅黑"/>
-                <w:b w:val="1"/>
-                <w:sz w:val="18"/>
-              </w:rPr>
-              <w:t xml:space="preserve">黄褐色     </w:t>
-            </w:r>
-            <w:r>
-              <w:rPr>
-                <w:rFonts w:ascii="Segoe UI Emoji" w:hAnsi="Segoe UI Emoji"/>
-                <w:b w:val="1"/>
-                <w:sz w:val="18"/>
-              </w:rPr>
-              <w:t>☐</w:t>
-            </w:r>
-            <w:r>
-              <w:rPr>
-                <w:rFonts w:ascii="微软雅黑" w:hAnsi="微软雅黑"/>
-                <w:b w:val="1"/>
-                <w:sz w:val="18"/>
-              </w:rPr>
-              <w:t xml:space="preserve">红褐色    </w:t>
-            </w:r>
-            <w:r>
-              <w:rPr>
-                <w:rFonts w:ascii="Segoe UI Emoji" w:hAnsi="Segoe UI Emoji"/>
-                <w:b w:val="1"/>
-                <w:sz w:val="18"/>
-              </w:rPr>
-              <w:t>☐</w:t>
-            </w:r>
-            <w:r>
-              <w:rPr>
-                <w:rFonts w:ascii="微软雅黑" w:hAnsi="微软雅黑"/>
-                <w:b w:val="1"/>
-                <w:sz w:val="18"/>
-              </w:rPr>
-              <w:t xml:space="preserve">棕色    </w:t>
-            </w:r>
-            <w:r>
-              <w:rPr>
-                <w:rFonts w:ascii="Segoe UI Emoji" w:hAnsi="Segoe UI Emoji"/>
-                <w:b w:val="1"/>
-                <w:sz w:val="18"/>
-              </w:rPr>
-              <w:t>☐</w:t>
-            </w:r>
-            <w:r>
-              <w:rPr>
-                <w:rFonts w:ascii="微软雅黑" w:hAnsi="微软雅黑"/>
-                <w:b w:val="1"/>
-                <w:sz w:val="18"/>
-              </w:rPr>
-              <w:t>黑色</w:t>
-            </w:r>
+            <w:shd w:val="clear" w:color="auto" w:fill="F2DCDC" w:themeFill="accent2" w:themeFillTint="32"/>
+          </w:tcPr>
+          <w:p>
+            <w:pPr>
+              <w:jc w:val="center"/>
+              <w:cnfStyle w:val="000000000000" w:firstRow="0" w:lastRow="0" w:firstColumn="0" w:lastColumn="0" w:oddVBand="0" w:evenVBand="0" w:oddHBand="0" w:evenHBand="0" w:firstRowFirstColumn="0" w:firstRowLastColumn="0" w:lastRowFirstColumn="0" w:lastRowLastColumn="0"/>
+              <w:rPr>
+                <w:rFonts w:ascii="微软雅黑" w:hAnsi="微软雅黑"/>
+                <w:b/>
+                <w:sz w:val="18"/>
+              </w:rPr>
+            </w:pPr>
           </w:p>
         </w:tc>
       </w:tr>
       <w:tr>
         <w:tc>
           <w:tcPr>
-            <w:cnfStyle w:val="001000000000"/>
+            <w:cnfStyle w:val="001000000000" w:firstRow="0" w:lastRow="0" w:firstColumn="1" w:lastColumn="0" w:oddVBand="0" w:evenVBand="0" w:oddHBand="0" w:evenHBand="0" w:firstRowFirstColumn="0" w:firstRowLastColumn="0" w:lastRowFirstColumn="0" w:lastRowLastColumn="0"/>
             <w:tcW w:w="1584" w:type="dxa"/>
           </w:tcPr>
           <w:p>
@@ -779,6 +890,7 @@
           <w:p>
             <w:pPr>
               <w:jc w:val="center"/>
+              <w:cnfStyle w:val="000000000000" w:firstRow="0" w:lastRow="0" w:firstColumn="0" w:lastColumn="0" w:oddVBand="0" w:evenVBand="0" w:oddHBand="0" w:evenHBand="0" w:firstRowFirstColumn="0" w:firstRowLastColumn="0" w:lastRowFirstColumn="0" w:lastRowLastColumn="0"/>
               <w:rPr>
                 <w:rFonts w:ascii="微软雅黑" w:hAnsi="微软雅黑"/>
                 <w:sz w:val="18"/>
@@ -790,9 +902,9 @@
       <w:tr>
         <w:tc>
           <w:tcPr>
-            <w:cnfStyle w:val="001000000000"/>
+            <w:cnfStyle w:val="001000000000" w:firstRow="0" w:lastRow="0" w:firstColumn="1" w:lastColumn="0" w:oddVBand="0" w:evenVBand="0" w:oddHBand="0" w:evenHBand="0" w:firstRowFirstColumn="0" w:firstRowLastColumn="0" w:lastRowFirstColumn="0" w:lastRowLastColumn="0"/>
             <w:tcW w:w="1584" w:type="dxa"/>
-            <w:shd w:val="clear" w:color="auto" w:fill="F2DCDB" w:themeFill="accent2" w:themeFillTint="32"/>
+            <w:shd w:val="clear" w:color="auto" w:fill="F2DCDC" w:themeFill="accent2" w:themeFillTint="32"/>
           </w:tcPr>
           <w:p>
             <w:pPr>
@@ -816,65 +928,78 @@
           <w:tcPr>
             <w:tcW w:w="3577" w:type="dxa"/>
             <w:gridSpan w:val="2"/>
-            <w:shd w:val="clear" w:color="auto" w:fill="F2DCDB" w:themeFill="accent2" w:themeFillTint="32"/>
-          </w:tcPr>
-          <w:p>
-            <w:pPr>
-              <w:jc w:val="center"/>
-              <w:rPr>
-                <w:rFonts w:ascii="微软雅黑" w:hAnsi="微软雅黑"/>
-                <w:sz w:val="18"/>
-              </w:rPr>
-            </w:pPr>
-            <w:r>
-              <w:rPr>
-                <w:rFonts w:ascii="Segoe UI Emoji" w:hAnsi="Segoe UI Emoji"/>
-                <w:sz w:val="18"/>
-              </w:rPr>
-              <w:t>☐</w:t>
-            </w:r>
-            <w:r>
-              <w:rPr>
-                <w:rFonts w:ascii="微软雅黑" w:hAnsi="微软雅黑"/>
-                <w:sz w:val="18"/>
-              </w:rPr>
-              <w:t xml:space="preserve">有      </w:t>
-            </w:r>
-            <w:r>
-              <w:rPr>
-                <w:rFonts w:ascii="Segoe UI Emoji" w:hAnsi="Segoe UI Emoji"/>
-                <w:sz w:val="18"/>
-              </w:rPr>
-              <w:t>☐</w:t>
-            </w:r>
-            <w:r>
-              <w:rPr>
-                <w:rFonts w:ascii="微软雅黑" w:hAnsi="微软雅黑"/>
-                <w:sz w:val="18"/>
-              </w:rPr>
-              <w:t>无</w:t>
-            </w:r>
+            <w:shd w:val="clear" w:color="auto" w:fill="F2DCDC" w:themeFill="accent2" w:themeFillTint="32"/>
+          </w:tcPr>
+          <w:p>
+            <w:pPr>
+              <w:jc w:val="center"/>
+              <w:cnfStyle w:val="000000000000" w:firstRow="0" w:lastRow="0" w:firstColumn="0" w:lastColumn="0" w:oddVBand="0" w:evenVBand="0" w:oddHBand="0" w:evenHBand="0" w:firstRowFirstColumn="0" w:firstRowLastColumn="0" w:lastRowFirstColumn="0" w:lastRowLastColumn="0"/>
+              <w:rPr>
+                <w:rFonts w:ascii="微软雅黑" w:hAnsi="微软雅黑"/>
+                <w:sz w:val="18"/>
+              </w:rPr>
+            </w:pPr>
           </w:p>
         </w:tc>
         <w:tc>
           <w:tcPr>
             <w:tcW w:w="5803" w:type="dxa"/>
-            <w:shd w:val="clear" w:color="auto" w:fill="F2DCDB" w:themeFill="accent2" w:themeFillTint="32"/>
-          </w:tcPr>
-          <w:p>
-            <w:pPr>
-              <w:jc w:val="center"/>
-              <w:rPr>
-                <w:rFonts w:ascii="微软雅黑" w:hAnsi="微软雅黑"/>
-                <w:sz w:val="18"/>
-              </w:rPr>
-            </w:pPr>
-            <w:r>
-              <w:rPr>
-                <w:rFonts w:ascii="微软雅黑" w:hAnsi="微软雅黑"/>
-                <w:sz w:val="18"/>
-              </w:rPr>
-              <w:t>若有，约（）个/（）倍视野</w:t>
+            <w:shd w:val="clear" w:color="auto" w:fill="F2DCDC" w:themeFill="accent2" w:themeFillTint="32"/>
+          </w:tcPr>
+          <w:p>
+            <w:pPr>
+              <w:jc w:val="center"/>
+              <w:cnfStyle w:val="000000000000" w:firstRow="0" w:lastRow="0" w:firstColumn="0" w:lastColumn="0" w:oddVBand="0" w:evenVBand="0" w:oddHBand="0" w:evenHBand="0" w:firstRowFirstColumn="0" w:firstRowLastColumn="0" w:lastRowFirstColumn="0" w:lastRowLastColumn="0"/>
+              <w:rPr>
+                <w:rFonts w:ascii="微软雅黑" w:hAnsi="微软雅黑"/>
+                <w:sz w:val="18"/>
+              </w:rPr>
+            </w:pPr>
+            <w:r>
+              <w:rPr>
+                <w:rFonts w:ascii="微软雅黑" w:hAnsi="微软雅黑"/>
+                <w:sz w:val="18"/>
+              </w:rPr>
+              <w:t>若有，约（）</w:t>
+            </w:r>
+            <w:proofErr w:type="gramStart"/>
+            <w:r>
+              <w:rPr>
+                <w:rFonts w:ascii="微软雅黑" w:hAnsi="微软雅黑"/>
+                <w:sz w:val="18"/>
+              </w:rPr>
+              <w:t>个</w:t>
+            </w:r>
+            <w:proofErr w:type="gramEnd"/>
+            <w:r>
+              <w:rPr>
+                <w:rFonts w:ascii="微软雅黑" w:hAnsi="微软雅黑"/>
+                <w:sz w:val="18"/>
+              </w:rPr>
+              <w:t>/</w:t>
+            </w:r>
+            <w:r>
+              <w:rPr>
+                <w:rFonts w:ascii="微软雅黑" w:hAnsi="微软雅黑"/>
+                <w:sz w:val="18"/>
+              </w:rPr>
+              <w:t>（）</w:t>
+            </w:r>
+            <w:proofErr w:type="gramStart"/>
+            <w:r>
+              <w:rPr>
+                <w:rFonts w:ascii="微软雅黑" w:hAnsi="微软雅黑"/>
+                <w:sz w:val="18"/>
+              </w:rPr>
+              <w:t>倍</w:t>
+            </w:r>
+            <w:proofErr w:type="gramEnd"/>
+            <w:r>
+              <w:rPr>
+                <w:rFonts w:ascii="微软雅黑" w:hAnsi="微软雅黑"/>
+                <w:sz w:val="18"/>
+              </w:rPr>
+              <w:t>视野</w:t>
             </w:r>
           </w:p>
         </w:tc>
@@ -882,7 +1007,7 @@
       <w:tr>
         <w:tc>
           <w:tcPr>
-            <w:cnfStyle w:val="001000000000"/>
+            <w:cnfStyle w:val="001000000000" w:firstRow="0" w:lastRow="0" w:firstColumn="1" w:lastColumn="0" w:oddVBand="0" w:evenVBand="0" w:oddHBand="0" w:evenHBand="0" w:firstRowFirstColumn="0" w:firstRowLastColumn="0" w:lastRowFirstColumn="0" w:lastRowLastColumn="0"/>
             <w:tcW w:w="1584" w:type="dxa"/>
           </w:tcPr>
           <w:p>
@@ -911,39 +1036,12 @@
           <w:p>
             <w:pPr>
               <w:jc w:val="center"/>
-              <w:rPr>
-                <w:rFonts w:ascii="微软雅黑" w:hAnsi="微软雅黑"/>
-                <w:sz w:val="18"/>
-              </w:rPr>
-            </w:pPr>
-            <w:r>
-              <w:rPr>
-                <w:rFonts w:ascii="Segoe UI Emoji" w:hAnsi="Segoe UI Emoji"/>
-                <w:sz w:val="18"/>
-              </w:rPr>
-              <w:t>☐</w:t>
-            </w:r>
-            <w:r>
-              <w:rPr>
-                <w:rFonts w:ascii="微软雅黑" w:hAnsi="微软雅黑"/>
-                <w:sz w:val="18"/>
-              </w:rPr>
-              <w:t xml:space="preserve">有      </w:t>
-            </w:r>
-            <w:r>
-              <w:rPr>
-                <w:rFonts w:ascii="Segoe UI Emoji" w:hAnsi="Segoe UI Emoji"/>
-                <w:sz w:val="18"/>
-              </w:rPr>
-              <w:t>☐</w:t>
-            </w:r>
-            <w:r>
-              <w:rPr>
-                <w:rFonts w:ascii="微软雅黑" w:hAnsi="微软雅黑"/>
-                <w:sz w:val="18"/>
-              </w:rPr>
-              <w:t>无</w:t>
-            </w:r>
+              <w:cnfStyle w:val="000000000000" w:firstRow="0" w:lastRow="0" w:firstColumn="0" w:lastColumn="0" w:oddVBand="0" w:evenVBand="0" w:oddHBand="0" w:evenHBand="0" w:firstRowFirstColumn="0" w:firstRowLastColumn="0" w:lastRowFirstColumn="0" w:lastRowLastColumn="0"/>
+              <w:rPr>
+                <w:rFonts w:ascii="微软雅黑" w:hAnsi="微软雅黑"/>
+                <w:sz w:val="18"/>
+              </w:rPr>
+            </w:pPr>
           </w:p>
         </w:tc>
         <w:tc>
@@ -953,30 +1051,70 @@
           <w:p>
             <w:pPr>
               <w:jc w:val="center"/>
-              <w:rPr>
-                <w:rFonts w:ascii="微软雅黑" w:hAnsi="微软雅黑"/>
-                <w:sz w:val="18"/>
-              </w:rPr>
-            </w:pPr>
-            <w:r>
-              <w:rPr>
-                <w:rFonts w:ascii="微软雅黑" w:hAnsi="微软雅黑"/>
-                <w:sz w:val="18"/>
-              </w:rPr>
-              <w:t>若有，约（）个/（）倍视野</w:t>
+              <w:cnfStyle w:val="000000000000" w:firstRow="0" w:lastRow="0" w:firstColumn="0" w:lastColumn="0" w:oddVBand="0" w:evenVBand="0" w:oddHBand="0" w:evenHBand="0" w:firstRowFirstColumn="0" w:firstRowLastColumn="0" w:lastRowFirstColumn="0" w:lastRowLastColumn="0"/>
+              <w:rPr>
+                <w:rFonts w:ascii="微软雅黑" w:hAnsi="微软雅黑"/>
+                <w:sz w:val="18"/>
+              </w:rPr>
+            </w:pPr>
+            <w:r>
+              <w:rPr>
+                <w:rFonts w:ascii="微软雅黑" w:hAnsi="微软雅黑"/>
+                <w:sz w:val="18"/>
+              </w:rPr>
+              <w:t>若有，约（）</w:t>
+            </w:r>
+            <w:proofErr w:type="gramStart"/>
+            <w:r>
+              <w:rPr>
+                <w:rFonts w:ascii="微软雅黑" w:hAnsi="微软雅黑"/>
+                <w:sz w:val="18"/>
+              </w:rPr>
+              <w:t>个</w:t>
+            </w:r>
+            <w:proofErr w:type="gramEnd"/>
+            <w:r>
+              <w:rPr>
+                <w:rFonts w:ascii="微软雅黑" w:hAnsi="微软雅黑"/>
+                <w:sz w:val="18"/>
+              </w:rPr>
+              <w:t>/</w:t>
+            </w:r>
+            <w:r>
+              <w:rPr>
+                <w:rFonts w:ascii="微软雅黑" w:hAnsi="微软雅黑"/>
+                <w:sz w:val="18"/>
+              </w:rPr>
+              <w:t>（）</w:t>
+            </w:r>
+            <w:proofErr w:type="gramStart"/>
+            <w:r>
+              <w:rPr>
+                <w:rFonts w:ascii="微软雅黑" w:hAnsi="微软雅黑"/>
+                <w:sz w:val="18"/>
+              </w:rPr>
+              <w:t>倍</w:t>
+            </w:r>
+            <w:proofErr w:type="gramEnd"/>
+            <w:r>
+              <w:rPr>
+                <w:rFonts w:ascii="微软雅黑" w:hAnsi="微软雅黑"/>
+                <w:sz w:val="18"/>
+              </w:rPr>
+              <w:t>视野</w:t>
             </w:r>
           </w:p>
         </w:tc>
       </w:tr>
       <w:tr>
         <w:trPr>
-          <w:trHeight w:hRule="atLeast" w:val="43"/>
+          <w:trHeight w:val="43"/>
         </w:trPr>
         <w:tc>
           <w:tcPr>
-            <w:cnfStyle w:val="001000000000"/>
+            <w:cnfStyle w:val="001000000000" w:firstRow="0" w:lastRow="0" w:firstColumn="1" w:lastColumn="0" w:oddVBand="0" w:evenVBand="0" w:oddHBand="0" w:evenHBand="0" w:firstRowFirstColumn="0" w:firstRowLastColumn="0" w:lastRowFirstColumn="0" w:lastRowLastColumn="0"/>
             <w:tcW w:w="1584" w:type="dxa"/>
-            <w:shd w:val="clear" w:color="auto" w:fill="F2DCDB" w:themeFill="accent2" w:themeFillTint="32"/>
+            <w:shd w:val="clear" w:color="auto" w:fill="F2DCDC" w:themeFill="accent2" w:themeFillTint="32"/>
           </w:tcPr>
           <w:p>
             <w:pPr>
@@ -1000,65 +1138,78 @@
           <w:tcPr>
             <w:tcW w:w="3577" w:type="dxa"/>
             <w:gridSpan w:val="2"/>
-            <w:shd w:val="clear" w:color="auto" w:fill="F2DCDB" w:themeFill="accent2" w:themeFillTint="32"/>
-          </w:tcPr>
-          <w:p>
-            <w:pPr>
-              <w:jc w:val="center"/>
-              <w:rPr>
-                <w:rFonts w:ascii="微软雅黑" w:hAnsi="微软雅黑"/>
-                <w:sz w:val="18"/>
-              </w:rPr>
-            </w:pPr>
-            <w:r>
-              <w:rPr>
-                <w:rFonts w:ascii="Segoe UI Emoji" w:hAnsi="Segoe UI Emoji"/>
-                <w:sz w:val="18"/>
-              </w:rPr>
-              <w:t>☐</w:t>
-            </w:r>
-            <w:r>
-              <w:rPr>
-                <w:rFonts w:ascii="微软雅黑" w:hAnsi="微软雅黑"/>
-                <w:sz w:val="18"/>
-              </w:rPr>
-              <w:t xml:space="preserve">有      </w:t>
-            </w:r>
-            <w:r>
-              <w:rPr>
-                <w:rFonts w:ascii="Segoe UI Emoji" w:hAnsi="Segoe UI Emoji"/>
-                <w:sz w:val="18"/>
-              </w:rPr>
-              <w:t>☐</w:t>
-            </w:r>
-            <w:r>
-              <w:rPr>
-                <w:rFonts w:ascii="微软雅黑" w:hAnsi="微软雅黑"/>
-                <w:sz w:val="18"/>
-              </w:rPr>
-              <w:t>无</w:t>
-            </w:r>
+            <w:shd w:val="clear" w:color="auto" w:fill="F2DCDC" w:themeFill="accent2" w:themeFillTint="32"/>
+          </w:tcPr>
+          <w:p>
+            <w:pPr>
+              <w:jc w:val="center"/>
+              <w:cnfStyle w:val="000000000000" w:firstRow="0" w:lastRow="0" w:firstColumn="0" w:lastColumn="0" w:oddVBand="0" w:evenVBand="0" w:oddHBand="0" w:evenHBand="0" w:firstRowFirstColumn="0" w:firstRowLastColumn="0" w:lastRowFirstColumn="0" w:lastRowLastColumn="0"/>
+              <w:rPr>
+                <w:rFonts w:ascii="微软雅黑" w:hAnsi="微软雅黑"/>
+                <w:sz w:val="18"/>
+              </w:rPr>
+            </w:pPr>
           </w:p>
         </w:tc>
         <w:tc>
           <w:tcPr>
             <w:tcW w:w="5803" w:type="dxa"/>
-            <w:shd w:val="clear" w:color="auto" w:fill="F2DCDB" w:themeFill="accent2" w:themeFillTint="32"/>
-          </w:tcPr>
-          <w:p>
-            <w:pPr>
-              <w:jc w:val="center"/>
-              <w:rPr>
-                <w:rFonts w:ascii="微软雅黑" w:hAnsi="微软雅黑"/>
-                <w:sz w:val="18"/>
-              </w:rPr>
-            </w:pPr>
-            <w:r>
-              <w:rPr>
-                <w:rFonts w:ascii="微软雅黑" w:hAnsi="微软雅黑"/>
-                <w:sz w:val="18"/>
-              </w:rPr>
-              <w:t>若有，约（）个/（）倍视野</w:t>
+            <w:shd w:val="clear" w:color="auto" w:fill="F2DCDC" w:themeFill="accent2" w:themeFillTint="32"/>
+          </w:tcPr>
+          <w:p>
+            <w:pPr>
+              <w:jc w:val="center"/>
+              <w:cnfStyle w:val="000000000000" w:firstRow="0" w:lastRow="0" w:firstColumn="0" w:lastColumn="0" w:oddVBand="0" w:evenVBand="0" w:oddHBand="0" w:evenHBand="0" w:firstRowFirstColumn="0" w:firstRowLastColumn="0" w:lastRowFirstColumn="0" w:lastRowLastColumn="0"/>
+              <w:rPr>
+                <w:rFonts w:ascii="微软雅黑" w:hAnsi="微软雅黑"/>
+                <w:sz w:val="18"/>
+              </w:rPr>
+            </w:pPr>
+            <w:r>
+              <w:rPr>
+                <w:rFonts w:ascii="微软雅黑" w:hAnsi="微软雅黑"/>
+                <w:sz w:val="18"/>
+              </w:rPr>
+              <w:t>若有，约（）</w:t>
+            </w:r>
+            <w:proofErr w:type="gramStart"/>
+            <w:r>
+              <w:rPr>
+                <w:rFonts w:ascii="微软雅黑" w:hAnsi="微软雅黑"/>
+                <w:sz w:val="18"/>
+              </w:rPr>
+              <w:t>个</w:t>
+            </w:r>
+            <w:proofErr w:type="gramEnd"/>
+            <w:r>
+              <w:rPr>
+                <w:rFonts w:ascii="微软雅黑" w:hAnsi="微软雅黑"/>
+                <w:sz w:val="18"/>
+              </w:rPr>
+              <w:t>/</w:t>
+            </w:r>
+            <w:r>
+              <w:rPr>
+                <w:rFonts w:ascii="微软雅黑" w:hAnsi="微软雅黑"/>
+                <w:sz w:val="18"/>
+              </w:rPr>
+              <w:t>（）</w:t>
+            </w:r>
+            <w:proofErr w:type="gramStart"/>
+            <w:r>
+              <w:rPr>
+                <w:rFonts w:ascii="微软雅黑" w:hAnsi="微软雅黑"/>
+                <w:sz w:val="18"/>
+              </w:rPr>
+              <w:t>倍</w:t>
+            </w:r>
+            <w:proofErr w:type="gramEnd"/>
+            <w:r>
+              <w:rPr>
+                <w:rFonts w:ascii="微软雅黑" w:hAnsi="微软雅黑"/>
+                <w:sz w:val="18"/>
+              </w:rPr>
+              <w:t>视野</w:t>
             </w:r>
           </w:p>
         </w:tc>
@@ -1066,7 +1217,7 @@
       <w:tr>
         <w:tc>
           <w:tcPr>
-            <w:cnfStyle w:val="001000000000"/>
+            <w:cnfStyle w:val="001000000000" w:firstRow="0" w:lastRow="0" w:firstColumn="1" w:lastColumn="0" w:oddVBand="0" w:evenVBand="0" w:oddHBand="0" w:evenHBand="0" w:firstRowFirstColumn="0" w:firstRowLastColumn="0" w:lastRowFirstColumn="0" w:lastRowLastColumn="0"/>
             <w:tcW w:w="1584" w:type="dxa"/>
           </w:tcPr>
           <w:p>
@@ -1095,39 +1246,12 @@
           <w:p>
             <w:pPr>
               <w:jc w:val="center"/>
-              <w:rPr>
-                <w:rFonts w:ascii="微软雅黑" w:hAnsi="微软雅黑"/>
-                <w:sz w:val="18"/>
-              </w:rPr>
-            </w:pPr>
-            <w:r>
-              <w:rPr>
-                <w:rFonts w:ascii="Segoe UI Emoji" w:hAnsi="Segoe UI Emoji"/>
-                <w:sz w:val="18"/>
-              </w:rPr>
-              <w:t>☐</w:t>
-            </w:r>
-            <w:r>
-              <w:rPr>
-                <w:rFonts w:ascii="微软雅黑" w:hAnsi="微软雅黑"/>
-                <w:sz w:val="18"/>
-              </w:rPr>
-              <w:t xml:space="preserve">有      </w:t>
-            </w:r>
-            <w:r>
-              <w:rPr>
-                <w:rFonts w:ascii="Segoe UI Emoji" w:hAnsi="Segoe UI Emoji"/>
-                <w:sz w:val="18"/>
-              </w:rPr>
-              <w:t>☐</w:t>
-            </w:r>
-            <w:r>
-              <w:rPr>
-                <w:rFonts w:ascii="微软雅黑" w:hAnsi="微软雅黑"/>
-                <w:sz w:val="18"/>
-              </w:rPr>
-              <w:t>无</w:t>
-            </w:r>
+              <w:cnfStyle w:val="000000000000" w:firstRow="0" w:lastRow="0" w:firstColumn="0" w:lastColumn="0" w:oddVBand="0" w:evenVBand="0" w:oddHBand="0" w:evenHBand="0" w:firstRowFirstColumn="0" w:firstRowLastColumn="0" w:lastRowFirstColumn="0" w:lastRowLastColumn="0"/>
+              <w:rPr>
+                <w:rFonts w:ascii="微软雅黑" w:hAnsi="微软雅黑"/>
+                <w:sz w:val="18"/>
+              </w:rPr>
+            </w:pPr>
           </w:p>
         </w:tc>
         <w:tc>
@@ -1137,17 +1261,57 @@
           <w:p>
             <w:pPr>
               <w:jc w:val="center"/>
-              <w:rPr>
-                <w:rFonts w:ascii="微软雅黑" w:hAnsi="微软雅黑"/>
-                <w:sz w:val="18"/>
-              </w:rPr>
-            </w:pPr>
-            <w:r>
-              <w:rPr>
-                <w:rFonts w:ascii="微软雅黑" w:hAnsi="微软雅黑"/>
-                <w:sz w:val="18"/>
-              </w:rPr>
-              <w:t>若有，约（）个/（）倍视野</w:t>
+              <w:cnfStyle w:val="000000000000" w:firstRow="0" w:lastRow="0" w:firstColumn="0" w:lastColumn="0" w:oddVBand="0" w:evenVBand="0" w:oddHBand="0" w:evenHBand="0" w:firstRowFirstColumn="0" w:firstRowLastColumn="0" w:lastRowFirstColumn="0" w:lastRowLastColumn="0"/>
+              <w:rPr>
+                <w:rFonts w:ascii="微软雅黑" w:hAnsi="微软雅黑"/>
+                <w:sz w:val="18"/>
+              </w:rPr>
+            </w:pPr>
+            <w:r>
+              <w:rPr>
+                <w:rFonts w:ascii="微软雅黑" w:hAnsi="微软雅黑"/>
+                <w:sz w:val="18"/>
+              </w:rPr>
+              <w:t>若有，约（）</w:t>
+            </w:r>
+            <w:proofErr w:type="gramStart"/>
+            <w:r>
+              <w:rPr>
+                <w:rFonts w:ascii="微软雅黑" w:hAnsi="微软雅黑"/>
+                <w:sz w:val="18"/>
+              </w:rPr>
+              <w:t>个</w:t>
+            </w:r>
+            <w:proofErr w:type="gramEnd"/>
+            <w:r>
+              <w:rPr>
+                <w:rFonts w:ascii="微软雅黑" w:hAnsi="微软雅黑"/>
+                <w:sz w:val="18"/>
+              </w:rPr>
+              <w:t>/</w:t>
+            </w:r>
+            <w:r>
+              <w:rPr>
+                <w:rFonts w:ascii="微软雅黑" w:hAnsi="微软雅黑"/>
+                <w:sz w:val="18"/>
+              </w:rPr>
+              <w:t>（）</w:t>
+            </w:r>
+            <w:proofErr w:type="gramStart"/>
+            <w:r>
+              <w:rPr>
+                <w:rFonts w:ascii="微软雅黑" w:hAnsi="微软雅黑"/>
+                <w:sz w:val="18"/>
+              </w:rPr>
+              <w:t>倍</w:t>
+            </w:r>
+            <w:proofErr w:type="gramEnd"/>
+            <w:r>
+              <w:rPr>
+                <w:rFonts w:ascii="微软雅黑" w:hAnsi="微软雅黑"/>
+                <w:sz w:val="18"/>
+              </w:rPr>
+              <w:t>视野</w:t>
             </w:r>
           </w:p>
         </w:tc>
@@ -1155,9 +1319,9 @@
       <w:tr>
         <w:tc>
           <w:tcPr>
-            <w:cnfStyle w:val="001000000000"/>
+            <w:cnfStyle w:val="001000000000" w:firstRow="0" w:lastRow="0" w:firstColumn="1" w:lastColumn="0" w:oddVBand="0" w:evenVBand="0" w:oddHBand="0" w:evenHBand="0" w:firstRowFirstColumn="0" w:firstRowLastColumn="0" w:lastRowFirstColumn="0" w:lastRowLastColumn="0"/>
             <w:tcW w:w="1584" w:type="dxa"/>
-            <w:shd w:val="clear" w:color="auto" w:fill="F2DCDB" w:themeFill="accent2" w:themeFillTint="32"/>
+            <w:shd w:val="clear" w:color="auto" w:fill="F2DCDC" w:themeFill="accent2" w:themeFillTint="32"/>
           </w:tcPr>
           <w:p>
             <w:pPr>
@@ -1181,54 +1345,28 @@
           <w:tcPr>
             <w:tcW w:w="3577" w:type="dxa"/>
             <w:gridSpan w:val="2"/>
-            <w:shd w:val="clear" w:color="auto" w:fill="F2DCDB" w:themeFill="accent2" w:themeFillTint="32"/>
-          </w:tcPr>
-          <w:p>
-            <w:pPr>
-              <w:jc w:val="center"/>
-              <w:rPr>
-                <w:rFonts w:ascii="微软雅黑" w:hAnsi="微软雅黑"/>
-                <w:sz w:val="18"/>
-              </w:rPr>
-            </w:pPr>
-            <w:r>
-              <w:rPr>
-                <w:rFonts w:ascii="Segoe UI Emoji" w:hAnsi="Segoe UI Emoji"/>
-                <w:sz w:val="18"/>
-              </w:rPr>
-              <w:t>☐</w:t>
-            </w:r>
-            <w:r>
-              <w:rPr>
-                <w:rFonts w:ascii="微软雅黑" w:hAnsi="微软雅黑"/>
-                <w:sz w:val="18"/>
-              </w:rPr>
-              <w:t xml:space="preserve">有      </w:t>
-            </w:r>
-            <w:r>
-              <w:rPr>
-                <w:rFonts w:ascii="Segoe UI Emoji" w:hAnsi="Segoe UI Emoji"/>
-                <w:sz w:val="18"/>
-              </w:rPr>
-              <w:t>☐</w:t>
-            </w:r>
-            <w:r>
-              <w:rPr>
-                <w:rFonts w:ascii="微软雅黑" w:hAnsi="微软雅黑"/>
-                <w:sz w:val="18"/>
-              </w:rPr>
-              <w:t>无</w:t>
-            </w:r>
+            <w:shd w:val="clear" w:color="auto" w:fill="F2DCDC" w:themeFill="accent2" w:themeFillTint="32"/>
+          </w:tcPr>
+          <w:p>
+            <w:pPr>
+              <w:jc w:val="center"/>
+              <w:cnfStyle w:val="000000000000" w:firstRow="0" w:lastRow="0" w:firstColumn="0" w:lastColumn="0" w:oddVBand="0" w:evenVBand="0" w:oddHBand="0" w:evenHBand="0" w:firstRowFirstColumn="0" w:firstRowLastColumn="0" w:lastRowFirstColumn="0" w:lastRowLastColumn="0"/>
+              <w:rPr>
+                <w:rFonts w:ascii="微软雅黑" w:hAnsi="微软雅黑"/>
+                <w:sz w:val="18"/>
+              </w:rPr>
+            </w:pPr>
           </w:p>
         </w:tc>
         <w:tc>
           <w:tcPr>
             <w:tcW w:w="5803" w:type="dxa"/>
-            <w:shd w:val="clear" w:color="auto" w:fill="F2DCDB" w:themeFill="accent2" w:themeFillTint="32"/>
-          </w:tcPr>
-          <w:p>
-            <w:pPr>
-              <w:jc w:val="center"/>
+            <w:shd w:val="clear" w:color="auto" w:fill="F2DCDC" w:themeFill="accent2" w:themeFillTint="32"/>
+          </w:tcPr>
+          <w:p>
+            <w:pPr>
+              <w:jc w:val="center"/>
+              <w:cnfStyle w:val="000000000000" w:firstRow="0" w:lastRow="0" w:firstColumn="0" w:lastColumn="0" w:oddVBand="0" w:evenVBand="0" w:oddHBand="0" w:evenHBand="0" w:firstRowFirstColumn="0" w:firstRowLastColumn="0" w:lastRowFirstColumn="0" w:lastRowLastColumn="0"/>
               <w:rPr>
                 <w:rFonts w:ascii="微软雅黑" w:hAnsi="微软雅黑"/>
                 <w:sz w:val="18"/>
@@ -1240,7 +1378,7 @@
       <w:tr>
         <w:tc>
           <w:tcPr>
-            <w:cnfStyle w:val="001000000000"/>
+            <w:cnfStyle w:val="001000000000" w:firstRow="0" w:lastRow="0" w:firstColumn="1" w:lastColumn="0" w:oddVBand="0" w:evenVBand="0" w:oddHBand="0" w:evenHBand="0" w:firstRowFirstColumn="0" w:firstRowLastColumn="0" w:lastRowFirstColumn="0" w:lastRowLastColumn="0"/>
             <w:tcW w:w="1584" w:type="dxa"/>
           </w:tcPr>
           <w:p>
@@ -1269,39 +1407,12 @@
           <w:p>
             <w:pPr>
               <w:jc w:val="center"/>
-              <w:rPr>
-                <w:rFonts w:ascii="微软雅黑" w:hAnsi="微软雅黑"/>
-                <w:sz w:val="18"/>
-              </w:rPr>
-            </w:pPr>
-            <w:r>
-              <w:rPr>
-                <w:rFonts w:ascii="Segoe UI Emoji" w:hAnsi="Segoe UI Emoji"/>
-                <w:sz w:val="18"/>
-              </w:rPr>
-              <w:t>☐</w:t>
-            </w:r>
-            <w:r>
-              <w:rPr>
-                <w:rFonts w:ascii="微软雅黑" w:hAnsi="微软雅黑"/>
-                <w:sz w:val="18"/>
-              </w:rPr>
-              <w:t xml:space="preserve">有      </w:t>
-            </w:r>
-            <w:r>
-              <w:rPr>
-                <w:rFonts w:ascii="Segoe UI Emoji" w:hAnsi="Segoe UI Emoji"/>
-                <w:sz w:val="18"/>
-              </w:rPr>
-              <w:t>☐</w:t>
-            </w:r>
-            <w:r>
-              <w:rPr>
-                <w:rFonts w:ascii="微软雅黑" w:hAnsi="微软雅黑"/>
-                <w:sz w:val="18"/>
-              </w:rPr>
-              <w:t>无</w:t>
-            </w:r>
+              <w:cnfStyle w:val="000000000000" w:firstRow="0" w:lastRow="0" w:firstColumn="0" w:lastColumn="0" w:oddVBand="0" w:evenVBand="0" w:oddHBand="0" w:evenHBand="0" w:firstRowFirstColumn="0" w:firstRowLastColumn="0" w:lastRowFirstColumn="0" w:lastRowLastColumn="0"/>
+              <w:rPr>
+                <w:rFonts w:ascii="微软雅黑" w:hAnsi="微软雅黑"/>
+                <w:sz w:val="18"/>
+              </w:rPr>
+            </w:pPr>
           </w:p>
         </w:tc>
         <w:tc>
@@ -1311,6 +1422,7 @@
           <w:p>
             <w:pPr>
               <w:jc w:val="center"/>
+              <w:cnfStyle w:val="000000000000" w:firstRow="0" w:lastRow="0" w:firstColumn="0" w:lastColumn="0" w:oddVBand="0" w:evenVBand="0" w:oddHBand="0" w:evenHBand="0" w:firstRowFirstColumn="0" w:firstRowLastColumn="0" w:lastRowFirstColumn="0" w:lastRowLastColumn="0"/>
               <w:rPr>
                 <w:rFonts w:ascii="微软雅黑" w:hAnsi="微软雅黑"/>
                 <w:sz w:val="18"/>
@@ -1322,9 +1434,9 @@
       <w:tr>
         <w:tc>
           <w:tcPr>
-            <w:cnfStyle w:val="001000000000"/>
+            <w:cnfStyle w:val="001000000000" w:firstRow="0" w:lastRow="0" w:firstColumn="1" w:lastColumn="0" w:oddVBand="0" w:evenVBand="0" w:oddHBand="0" w:evenHBand="0" w:firstRowFirstColumn="0" w:firstRowLastColumn="0" w:lastRowFirstColumn="0" w:lastRowLastColumn="0"/>
             <w:tcW w:w="1584" w:type="dxa"/>
-            <w:shd w:val="clear" w:color="auto" w:fill="F2DCDB" w:themeFill="accent2" w:themeFillTint="32"/>
+            <w:shd w:val="clear" w:color="auto" w:fill="F2DCDC" w:themeFill="accent2" w:themeFillTint="32"/>
           </w:tcPr>
           <w:p>
             <w:pPr>
@@ -1348,54 +1460,28 @@
           <w:tcPr>
             <w:tcW w:w="3577" w:type="dxa"/>
             <w:gridSpan w:val="2"/>
-            <w:shd w:val="clear" w:color="auto" w:fill="F2DCDB" w:themeFill="accent2" w:themeFillTint="32"/>
-          </w:tcPr>
-          <w:p>
-            <w:pPr>
-              <w:jc w:val="center"/>
-              <w:rPr>
-                <w:rFonts w:ascii="微软雅黑" w:hAnsi="微软雅黑"/>
-                <w:sz w:val="18"/>
-              </w:rPr>
-            </w:pPr>
-            <w:r>
-              <w:rPr>
-                <w:rFonts w:ascii="Segoe UI Emoji" w:hAnsi="Segoe UI Emoji"/>
-                <w:sz w:val="18"/>
-              </w:rPr>
-              <w:t>☐</w:t>
-            </w:r>
-            <w:r>
-              <w:rPr>
-                <w:rFonts w:ascii="微软雅黑" w:hAnsi="微软雅黑"/>
-                <w:sz w:val="18"/>
-              </w:rPr>
-              <w:t xml:space="preserve">有      </w:t>
-            </w:r>
-            <w:r>
-              <w:rPr>
-                <w:rFonts w:ascii="Segoe UI Emoji" w:hAnsi="Segoe UI Emoji"/>
-                <w:sz w:val="18"/>
-              </w:rPr>
-              <w:t>☐</w:t>
-            </w:r>
-            <w:r>
-              <w:rPr>
-                <w:rFonts w:ascii="微软雅黑" w:hAnsi="微软雅黑"/>
-                <w:sz w:val="18"/>
-              </w:rPr>
-              <w:t>无</w:t>
-            </w:r>
+            <w:shd w:val="clear" w:color="auto" w:fill="F2DCDC" w:themeFill="accent2" w:themeFillTint="32"/>
+          </w:tcPr>
+          <w:p>
+            <w:pPr>
+              <w:jc w:val="center"/>
+              <w:cnfStyle w:val="000000000000" w:firstRow="0" w:lastRow="0" w:firstColumn="0" w:lastColumn="0" w:oddVBand="0" w:evenVBand="0" w:oddHBand="0" w:evenHBand="0" w:firstRowFirstColumn="0" w:firstRowLastColumn="0" w:lastRowFirstColumn="0" w:lastRowLastColumn="0"/>
+              <w:rPr>
+                <w:rFonts w:ascii="微软雅黑" w:hAnsi="微软雅黑"/>
+                <w:sz w:val="18"/>
+              </w:rPr>
+            </w:pPr>
           </w:p>
         </w:tc>
         <w:tc>
           <w:tcPr>
             <w:tcW w:w="5803" w:type="dxa"/>
-            <w:shd w:val="clear" w:color="auto" w:fill="F2DCDB" w:themeFill="accent2" w:themeFillTint="32"/>
-          </w:tcPr>
-          <w:p>
-            <w:pPr>
-              <w:jc w:val="center"/>
+            <w:shd w:val="clear" w:color="auto" w:fill="F2DCDC" w:themeFill="accent2" w:themeFillTint="32"/>
+          </w:tcPr>
+          <w:p>
+            <w:pPr>
+              <w:jc w:val="center"/>
+              <w:cnfStyle w:val="000000000000" w:firstRow="0" w:lastRow="0" w:firstColumn="0" w:lastColumn="0" w:oddVBand="0" w:evenVBand="0" w:oddHBand="0" w:evenHBand="0" w:firstRowFirstColumn="0" w:firstRowLastColumn="0" w:lastRowFirstColumn="0" w:lastRowLastColumn="0"/>
               <w:rPr>
                 <w:rFonts w:ascii="微软雅黑" w:hAnsi="微软雅黑"/>
                 <w:sz w:val="18"/>
@@ -1407,7 +1493,7 @@
       <w:tr>
         <w:tc>
           <w:tcPr>
-            <w:cnfStyle w:val="001000000000"/>
+            <w:cnfStyle w:val="001000000000" w:firstRow="0" w:lastRow="0" w:firstColumn="1" w:lastColumn="0" w:oddVBand="0" w:evenVBand="0" w:oddHBand="0" w:evenHBand="0" w:firstRowFirstColumn="0" w:firstRowLastColumn="0" w:lastRowFirstColumn="0" w:lastRowLastColumn="0"/>
             <w:tcW w:w="1584" w:type="dxa"/>
           </w:tcPr>
           <w:p>
@@ -1436,39 +1522,12 @@
           <w:p>
             <w:pPr>
               <w:jc w:val="center"/>
-              <w:rPr>
-                <w:rFonts w:ascii="微软雅黑" w:hAnsi="微软雅黑"/>
-                <w:sz w:val="18"/>
-              </w:rPr>
-            </w:pPr>
-            <w:r>
-              <w:rPr>
-                <w:rFonts w:ascii="Segoe UI Emoji" w:hAnsi="Segoe UI Emoji"/>
-                <w:sz w:val="18"/>
-              </w:rPr>
-              <w:t>☐</w:t>
-            </w:r>
-            <w:r>
-              <w:rPr>
-                <w:rFonts w:ascii="微软雅黑" w:hAnsi="微软雅黑"/>
-                <w:sz w:val="18"/>
-              </w:rPr>
-              <w:t xml:space="preserve">有      </w:t>
-            </w:r>
-            <w:r>
-              <w:rPr>
-                <w:rFonts w:ascii="Segoe UI Emoji" w:hAnsi="Segoe UI Emoji"/>
-                <w:sz w:val="18"/>
-              </w:rPr>
-              <w:t>☐</w:t>
-            </w:r>
-            <w:r>
-              <w:rPr>
-                <w:rFonts w:ascii="微软雅黑" w:hAnsi="微软雅黑"/>
-                <w:sz w:val="18"/>
-              </w:rPr>
-              <w:t>无</w:t>
-            </w:r>
+              <w:cnfStyle w:val="000000000000" w:firstRow="0" w:lastRow="0" w:firstColumn="0" w:lastColumn="0" w:oddVBand="0" w:evenVBand="0" w:oddHBand="0" w:evenHBand="0" w:firstRowFirstColumn="0" w:firstRowLastColumn="0" w:lastRowFirstColumn="0" w:lastRowLastColumn="0"/>
+              <w:rPr>
+                <w:rFonts w:ascii="微软雅黑" w:hAnsi="微软雅黑"/>
+                <w:sz w:val="18"/>
+              </w:rPr>
+            </w:pPr>
           </w:p>
         </w:tc>
         <w:tc>
@@ -1478,6 +1537,7 @@
           <w:p>
             <w:pPr>
               <w:jc w:val="center"/>
+              <w:cnfStyle w:val="000000000000" w:firstRow="0" w:lastRow="0" w:firstColumn="0" w:lastColumn="0" w:oddVBand="0" w:evenVBand="0" w:oddHBand="0" w:evenHBand="0" w:firstRowFirstColumn="0" w:firstRowLastColumn="0" w:lastRowFirstColumn="0" w:lastRowLastColumn="0"/>
               <w:rPr>
                 <w:rFonts w:ascii="微软雅黑" w:hAnsi="微软雅黑"/>
                 <w:sz w:val="18"/>
@@ -1489,9 +1549,9 @@
       <w:tr>
         <w:tc>
           <w:tcPr>
-            <w:cnfStyle w:val="001000000000"/>
+            <w:cnfStyle w:val="001000000000" w:firstRow="0" w:lastRow="0" w:firstColumn="1" w:lastColumn="0" w:oddVBand="0" w:evenVBand="0" w:oddHBand="0" w:evenHBand="0" w:firstRowFirstColumn="0" w:firstRowLastColumn="0" w:lastRowFirstColumn="0" w:lastRowLastColumn="0"/>
             <w:tcW w:w="1584" w:type="dxa"/>
-            <w:shd w:val="clear" w:color="auto" w:fill="F2DCDB" w:themeFill="accent2" w:themeFillTint="32"/>
+            <w:shd w:val="clear" w:color="auto" w:fill="F2DCDC" w:themeFill="accent2" w:themeFillTint="32"/>
           </w:tcPr>
           <w:p>
             <w:pPr>
@@ -1515,54 +1575,28 @@
           <w:tcPr>
             <w:tcW w:w="3577" w:type="dxa"/>
             <w:gridSpan w:val="2"/>
-            <w:shd w:val="clear" w:color="auto" w:fill="F2DCDB" w:themeFill="accent2" w:themeFillTint="32"/>
-          </w:tcPr>
-          <w:p>
-            <w:pPr>
-              <w:jc w:val="center"/>
-              <w:rPr>
-                <w:rFonts w:ascii="微软雅黑" w:hAnsi="微软雅黑"/>
-                <w:sz w:val="18"/>
-              </w:rPr>
-            </w:pPr>
-            <w:r>
-              <w:rPr>
-                <w:rFonts w:ascii="Segoe UI Emoji" w:hAnsi="Segoe UI Emoji"/>
-                <w:sz w:val="18"/>
-              </w:rPr>
-              <w:t>☐</w:t>
-            </w:r>
-            <w:r>
-              <w:rPr>
-                <w:rFonts w:ascii="微软雅黑" w:hAnsi="微软雅黑"/>
-                <w:sz w:val="18"/>
-              </w:rPr>
-              <w:t xml:space="preserve">有      </w:t>
-            </w:r>
-            <w:r>
-              <w:rPr>
-                <w:rFonts w:ascii="Segoe UI Emoji" w:hAnsi="Segoe UI Emoji"/>
-                <w:sz w:val="18"/>
-              </w:rPr>
-              <w:t>☐</w:t>
-            </w:r>
-            <w:r>
-              <w:rPr>
-                <w:rFonts w:ascii="微软雅黑" w:hAnsi="微软雅黑"/>
-                <w:sz w:val="18"/>
-              </w:rPr>
-              <w:t>无</w:t>
-            </w:r>
+            <w:shd w:val="clear" w:color="auto" w:fill="F2DCDC" w:themeFill="accent2" w:themeFillTint="32"/>
+          </w:tcPr>
+          <w:p>
+            <w:pPr>
+              <w:jc w:val="center"/>
+              <w:cnfStyle w:val="000000000000" w:firstRow="0" w:lastRow="0" w:firstColumn="0" w:lastColumn="0" w:oddVBand="0" w:evenVBand="0" w:oddHBand="0" w:evenHBand="0" w:firstRowFirstColumn="0" w:firstRowLastColumn="0" w:lastRowFirstColumn="0" w:lastRowLastColumn="0"/>
+              <w:rPr>
+                <w:rFonts w:ascii="微软雅黑" w:hAnsi="微软雅黑"/>
+                <w:sz w:val="18"/>
+              </w:rPr>
+            </w:pPr>
           </w:p>
         </w:tc>
         <w:tc>
           <w:tcPr>
             <w:tcW w:w="5803" w:type="dxa"/>
-            <w:shd w:val="clear" w:color="auto" w:fill="F2DCDB" w:themeFill="accent2" w:themeFillTint="32"/>
-          </w:tcPr>
-          <w:p>
-            <w:pPr>
-              <w:jc w:val="center"/>
+            <w:shd w:val="clear" w:color="auto" w:fill="F2DCDC" w:themeFill="accent2" w:themeFillTint="32"/>
+          </w:tcPr>
+          <w:p>
+            <w:pPr>
+              <w:jc w:val="center"/>
+              <w:cnfStyle w:val="000000000000" w:firstRow="0" w:lastRow="0" w:firstColumn="0" w:lastColumn="0" w:oddVBand="0" w:evenVBand="0" w:oddHBand="0" w:evenHBand="0" w:firstRowFirstColumn="0" w:firstRowLastColumn="0" w:lastRowFirstColumn="0" w:lastRowLastColumn="0"/>
               <w:rPr>
                 <w:rFonts w:ascii="微软雅黑" w:hAnsi="微软雅黑"/>
                 <w:sz w:val="18"/>
@@ -1574,7 +1608,7 @@
       <w:tr>
         <w:tc>
           <w:tcPr>
-            <w:cnfStyle w:val="001000000000"/>
+            <w:cnfStyle w:val="001000000000" w:firstRow="0" w:lastRow="0" w:firstColumn="1" w:lastColumn="0" w:oddVBand="0" w:evenVBand="0" w:oddHBand="0" w:evenHBand="0" w:firstRowFirstColumn="0" w:firstRowLastColumn="0" w:lastRowFirstColumn="0" w:lastRowLastColumn="0"/>
             <w:tcW w:w="1584" w:type="dxa"/>
           </w:tcPr>
           <w:p>
@@ -1603,39 +1637,12 @@
           <w:p>
             <w:pPr>
               <w:jc w:val="center"/>
-              <w:rPr>
-                <w:rFonts w:ascii="微软雅黑" w:hAnsi="微软雅黑"/>
-                <w:sz w:val="18"/>
-              </w:rPr>
-            </w:pPr>
-            <w:r>
-              <w:rPr>
-                <w:rFonts w:ascii="Segoe UI Emoji" w:hAnsi="Segoe UI Emoji"/>
-                <w:sz w:val="18"/>
-              </w:rPr>
-              <w:t>☐</w:t>
-            </w:r>
-            <w:r>
-              <w:rPr>
-                <w:rFonts w:ascii="微软雅黑" w:hAnsi="微软雅黑"/>
-                <w:sz w:val="18"/>
-              </w:rPr>
-              <w:t xml:space="preserve">有      </w:t>
-            </w:r>
-            <w:r>
-              <w:rPr>
-                <w:rFonts w:ascii="Segoe UI Emoji" w:hAnsi="Segoe UI Emoji"/>
-                <w:sz w:val="18"/>
-              </w:rPr>
-              <w:t>☐</w:t>
-            </w:r>
-            <w:r>
-              <w:rPr>
-                <w:rFonts w:ascii="微软雅黑" w:hAnsi="微软雅黑"/>
-                <w:sz w:val="18"/>
-              </w:rPr>
-              <w:t>无</w:t>
-            </w:r>
+              <w:cnfStyle w:val="000000000000" w:firstRow="0" w:lastRow="0" w:firstColumn="0" w:lastColumn="0" w:oddVBand="0" w:evenVBand="0" w:oddHBand="0" w:evenHBand="0" w:firstRowFirstColumn="0" w:firstRowLastColumn="0" w:lastRowFirstColumn="0" w:lastRowLastColumn="0"/>
+              <w:rPr>
+                <w:rFonts w:ascii="微软雅黑" w:hAnsi="微软雅黑"/>
+                <w:sz w:val="18"/>
+              </w:rPr>
+            </w:pPr>
           </w:p>
         </w:tc>
         <w:tc>
@@ -1645,6 +1652,7 @@
           <w:p>
             <w:pPr>
               <w:jc w:val="center"/>
+              <w:cnfStyle w:val="000000000000" w:firstRow="0" w:lastRow="0" w:firstColumn="0" w:lastColumn="0" w:oddVBand="0" w:evenVBand="0" w:oddHBand="0" w:evenHBand="0" w:firstRowFirstColumn="0" w:firstRowLastColumn="0" w:lastRowFirstColumn="0" w:lastRowLastColumn="0"/>
               <w:rPr>
                 <w:rFonts w:ascii="微软雅黑" w:hAnsi="微软雅黑"/>
                 <w:sz w:val="18"/>
@@ -1655,13 +1663,13 @@
       </w:tr>
       <w:tr>
         <w:trPr>
-          <w:trHeight w:hRule="atLeast" w:val="956"/>
+          <w:trHeight w:val="956"/>
         </w:trPr>
         <w:tc>
           <w:tcPr>
-            <w:cnfStyle w:val="001000000000"/>
+            <w:cnfStyle w:val="001000000000" w:firstRow="0" w:lastRow="0" w:firstColumn="1" w:lastColumn="0" w:oddVBand="0" w:evenVBand="0" w:oddHBand="0" w:evenHBand="0" w:firstRowFirstColumn="0" w:firstRowLastColumn="0" w:lastRowFirstColumn="0" w:lastRowLastColumn="0"/>
             <w:tcW w:w="1584" w:type="dxa"/>
-            <w:shd w:val="clear" w:color="auto" w:fill="F2DCDB" w:themeFill="accent2" w:themeFillTint="32"/>
+            <w:shd w:val="clear" w:color="auto" w:fill="F2DCDC" w:themeFill="accent2" w:themeFillTint="32"/>
           </w:tcPr>
           <w:p>
             <w:pPr>
@@ -1694,21 +1702,36 @@
           <w:tcPr>
             <w:tcW w:w="9380" w:type="dxa"/>
             <w:gridSpan w:val="3"/>
-            <w:shd w:val="clear" w:color="auto" w:fill="F2DCDB" w:themeFill="accent2" w:themeFillTint="32"/>
-          </w:tcPr>
-          <w:p>
-            <w:pPr>
-              <w:rPr>
-                <w:rFonts w:ascii="微软雅黑" w:hAnsi="微软雅黑"/>
-                <w:sz w:val="18"/>
-              </w:rPr>
-            </w:pPr>
-            <w:r>
-              <w:rPr>
-                <w:rFonts w:ascii="微软雅黑" w:hAnsi="微软雅黑"/>
-                <w:sz w:val="18"/>
-              </w:rPr>
-              <w:t>{&lt;检查所见&gt;}</w:t>
+            <w:shd w:val="clear" w:color="auto" w:fill="F2DCDC" w:themeFill="accent2" w:themeFillTint="32"/>
+          </w:tcPr>
+          <w:p>
+            <w:pPr>
+              <w:cnfStyle w:val="000000000000" w:firstRow="0" w:lastRow="0" w:firstColumn="0" w:lastColumn="0" w:oddVBand="0" w:evenVBand="0" w:oddHBand="0" w:evenHBand="0" w:firstRowFirstColumn="0" w:firstRowLastColumn="0" w:lastRowFirstColumn="0" w:lastRowLastColumn="0"/>
+              <w:rPr>
+                <w:rFonts w:ascii="微软雅黑" w:hAnsi="微软雅黑"/>
+                <w:sz w:val="18"/>
+              </w:rPr>
+            </w:pPr>
+            <w:r>
+              <w:rPr>
+                <w:rFonts w:ascii="微软雅黑" w:hAnsi="微软雅黑"/>
+                <w:sz w:val="18"/>
+              </w:rPr>
+              <w:t>{&lt;</w:t>
+            </w:r>
+            <w:r>
+              <w:rPr>
+                <w:rFonts w:ascii="微软雅黑" w:hAnsi="微软雅黑"/>
+                <w:sz w:val="18"/>
+              </w:rPr>
+              <w:t>检查所见</w:t>
+            </w:r>
+            <w:r>
+              <w:rPr>
+                <w:rFonts w:ascii="微软雅黑" w:hAnsi="微软雅黑"/>
+                <w:sz w:val="18"/>
+              </w:rPr>
+              <w:t>&gt;}</w:t>
             </w:r>
           </w:p>
         </w:tc>
@@ -1716,7 +1739,7 @@
       <w:tr>
         <w:tc>
           <w:tcPr>
-            <w:cnfStyle w:val="001000000000"/>
+            <w:cnfStyle w:val="001000000000" w:firstRow="0" w:lastRow="0" w:firstColumn="1" w:lastColumn="0" w:oddVBand="0" w:evenVBand="0" w:oddHBand="0" w:evenHBand="0" w:firstRowFirstColumn="0" w:firstRowLastColumn="0" w:lastRowFirstColumn="0" w:lastRowLastColumn="0"/>
             <w:tcW w:w="10964" w:type="dxa"/>
             <w:gridSpan w:val="4"/>
           </w:tcPr>
@@ -1741,13 +1764,13 @@
       </w:tr>
       <w:tr>
         <w:trPr>
-          <w:trHeight w:hRule="atLeast" w:val="209"/>
+          <w:trHeight w:val="209"/>
         </w:trPr>
         <w:tc>
           <w:tcPr>
-            <w:cnfStyle w:val="001000000000"/>
+            <w:cnfStyle w:val="001000000000" w:firstRow="0" w:lastRow="0" w:firstColumn="1" w:lastColumn="0" w:oddVBand="0" w:evenVBand="0" w:oddHBand="0" w:evenHBand="0" w:firstRowFirstColumn="0" w:firstRowLastColumn="0" w:lastRowFirstColumn="0" w:lastRowLastColumn="0"/>
             <w:tcW w:w="1584" w:type="dxa"/>
-            <w:shd w:val="clear" w:color="auto" w:fill="F2DCDB" w:themeFill="accent2" w:themeFillTint="32"/>
+            <w:shd w:val="clear" w:color="auto" w:fill="F2DCDC" w:themeFill="accent2" w:themeFillTint="32"/>
           </w:tcPr>
           <w:p>
             <w:pPr>
@@ -1769,10 +1792,11 @@
         <w:tc>
           <w:tcPr>
             <w:tcW w:w="2239" w:type="dxa"/>
-            <w:shd w:val="clear" w:color="auto" w:fill="F2DCDB" w:themeFill="accent2" w:themeFillTint="32"/>
-          </w:tcPr>
-          <w:p>
-            <w:pPr>
+            <w:shd w:val="clear" w:color="auto" w:fill="F2DCDC" w:themeFill="accent2" w:themeFillTint="32"/>
+          </w:tcPr>
+          <w:p>
+            <w:pPr>
+              <w:cnfStyle w:val="000000000000" w:firstRow="0" w:lastRow="0" w:firstColumn="0" w:lastColumn="0" w:oddVBand="0" w:evenVBand="0" w:oddHBand="0" w:evenHBand="0" w:firstRowFirstColumn="0" w:firstRowLastColumn="0" w:lastRowFirstColumn="0" w:lastRowLastColumn="0"/>
               <w:rPr>
                 <w:rFonts w:ascii="微软雅黑" w:hAnsi="微软雅黑"/>
                 <w:sz w:val="18"/>
@@ -1783,19 +1807,20 @@
         <w:tc>
           <w:tcPr>
             <w:tcW w:w="1338" w:type="dxa"/>
-            <w:shd w:val="clear" w:color="auto" w:fill="F2DCDB" w:themeFill="accent2" w:themeFillTint="32"/>
-          </w:tcPr>
-          <w:p>
-            <w:pPr>
-              <w:rPr>
-                <w:rFonts w:ascii="微软雅黑" w:hAnsi="微软雅黑"/>
-                <w:sz w:val="18"/>
-              </w:rPr>
-            </w:pPr>
-            <w:r>
-              <w:rPr>
-                <w:rFonts w:ascii="微软雅黑" w:hAnsi="微软雅黑"/>
-                <w:b w:val="1"/>
+            <w:shd w:val="clear" w:color="auto" w:fill="F2DCDC" w:themeFill="accent2" w:themeFillTint="32"/>
+          </w:tcPr>
+          <w:p>
+            <w:pPr>
+              <w:cnfStyle w:val="000000000000" w:firstRow="0" w:lastRow="0" w:firstColumn="0" w:lastColumn="0" w:oddVBand="0" w:evenVBand="0" w:oddHBand="0" w:evenHBand="0" w:firstRowFirstColumn="0" w:firstRowLastColumn="0" w:lastRowFirstColumn="0" w:lastRowLastColumn="0"/>
+              <w:rPr>
+                <w:rFonts w:ascii="微软雅黑" w:hAnsi="微软雅黑"/>
+                <w:sz w:val="18"/>
+              </w:rPr>
+            </w:pPr>
+            <w:r>
+              <w:rPr>
+                <w:rFonts w:ascii="微软雅黑" w:hAnsi="微软雅黑"/>
+                <w:b/>
                 <w:sz w:val="18"/>
               </w:rPr>
               <w:t>日期：</w:t>
@@ -1805,21 +1830,36 @@
         <w:tc>
           <w:tcPr>
             <w:tcW w:w="5803" w:type="dxa"/>
-            <w:shd w:val="clear" w:color="auto" w:fill="F2DCDB" w:themeFill="accent2" w:themeFillTint="32"/>
-          </w:tcPr>
-          <w:p>
-            <w:pPr>
-              <w:rPr>
-                <w:rFonts w:ascii="微软雅黑" w:hAnsi="微软雅黑"/>
-                <w:sz w:val="18"/>
-              </w:rPr>
-            </w:pPr>
-            <w:r>
-              <w:rPr>
-                <w:rFonts w:ascii="微软雅黑" w:hAnsi="微软雅黑"/>
-                <w:sz w:val="18"/>
-              </w:rPr>
-              <w:t>{&lt;检查时间&gt;}</w:t>
+            <w:shd w:val="clear" w:color="auto" w:fill="F2DCDC" w:themeFill="accent2" w:themeFillTint="32"/>
+          </w:tcPr>
+          <w:p>
+            <w:pPr>
+              <w:cnfStyle w:val="000000000000" w:firstRow="0" w:lastRow="0" w:firstColumn="0" w:lastColumn="0" w:oddVBand="0" w:evenVBand="0" w:oddHBand="0" w:evenHBand="0" w:firstRowFirstColumn="0" w:firstRowLastColumn="0" w:lastRowFirstColumn="0" w:lastRowLastColumn="0"/>
+              <w:rPr>
+                <w:rFonts w:ascii="微软雅黑" w:hAnsi="微软雅黑"/>
+                <w:sz w:val="18"/>
+              </w:rPr>
+            </w:pPr>
+            <w:r>
+              <w:rPr>
+                <w:rFonts w:ascii="微软雅黑" w:hAnsi="微软雅黑"/>
+                <w:sz w:val="18"/>
+              </w:rPr>
+              <w:t>{&lt;</w:t>
+            </w:r>
+            <w:r>
+              <w:rPr>
+                <w:rFonts w:ascii="微软雅黑" w:hAnsi="微软雅黑"/>
+                <w:sz w:val="18"/>
+              </w:rPr>
+              <w:t>检查时间</w:t>
+            </w:r>
+            <w:r>
+              <w:rPr>
+                <w:rFonts w:ascii="微软雅黑" w:hAnsi="微软雅黑"/>
+                <w:sz w:val="18"/>
+              </w:rPr>
+              <w:t>&gt;}</w:t>
             </w:r>
           </w:p>
         </w:tc>
@@ -1829,7 +1869,7 @@
       <w:pPr>
         <w:rPr>
           <w:rFonts w:ascii="微软雅黑" w:hAnsi="微软雅黑"/>
-          <w:b w:val="1"/>
+          <w:b/>
           <w:sz w:val="10"/>
         </w:rPr>
       </w:pPr>
@@ -1838,52 +1878,104 @@
       <w:pPr>
         <w:rPr>
           <w:rFonts w:ascii="微软雅黑" w:hAnsi="微软雅黑"/>
-          <w:b w:val="1"/>
+          <w:b/>
           <w:sz w:val="28"/>
         </w:rPr>
       </w:pPr>
       <w:r>
         <w:rPr>
           <w:rFonts w:ascii="微软雅黑" w:hAnsi="微软雅黑"/>
-          <w:b w:val="1"/>
+          <w:b/>
           <w:sz w:val="28"/>
         </w:rPr>
-        <w:t>{&lt;image 600*600&gt;}</w:t>
+        <w:t xml:space="preserve">{&lt;image </w:t>
+      </w:r>
+      <w:r>
+        <w:rPr>
+          <w:rFonts w:ascii="微软雅黑" w:hAnsi="微软雅黑" w:hint="eastAsia"/>
+          <w:b/>
+          <w:sz w:val="28"/>
+        </w:rPr>
+        <w:t>1</w:t>
+      </w:r>
+      <w:r>
+        <w:rPr>
+          <w:rFonts w:ascii="微软雅黑" w:hAnsi="微软雅黑"/>
+          <w:b/>
+          <w:sz w:val="28"/>
+        </w:rPr>
+        <w:t>06</w:t>
+      </w:r>
+      <w:r>
+        <w:rPr>
+          <w:rFonts w:ascii="微软雅黑" w:hAnsi="微软雅黑"/>
+          <w:b/>
+          <w:sz w:val="28"/>
+        </w:rPr>
+        <w:t>0*</w:t>
+      </w:r>
+      <w:r>
+        <w:rPr>
+          <w:rFonts w:ascii="微软雅黑" w:hAnsi="微软雅黑" w:hint="eastAsia"/>
+          <w:b/>
+          <w:sz w:val="28"/>
+        </w:rPr>
+        <w:t>1</w:t>
+      </w:r>
+      <w:r>
+        <w:rPr>
+          <w:rFonts w:ascii="微软雅黑" w:hAnsi="微软雅黑"/>
+          <w:b/>
+          <w:sz w:val="28"/>
+        </w:rPr>
+        <w:t>06</w:t>
+      </w:r>
+      <w:r>
+        <w:rPr>
+          <w:rFonts w:ascii="微软雅黑" w:hAnsi="微软雅黑"/>
+          <w:b/>
+          <w:sz w:val="28"/>
+        </w:rPr>
+        <w:t>0&gt;}</w:t>
       </w:r>
     </w:p>
     <w:sectPr>
-      <w:headerReference xmlns:r="http://schemas.openxmlformats.org/officeDocument/2006/relationships" w:type="first" r:id="RelHdr1"/>
-      <w:headerReference xmlns:r="http://schemas.openxmlformats.org/officeDocument/2006/relationships" w:type="default" r:id="RelHdr2"/>
-      <w:headerReference xmlns:r="http://schemas.openxmlformats.org/officeDocument/2006/relationships" w:type="even" r:id="RelHdr3"/>
-      <w:footerReference xmlns:r="http://schemas.openxmlformats.org/officeDocument/2006/relationships" w:type="first" r:id="RelFtr1"/>
-      <w:footerReference xmlns:r="http://schemas.openxmlformats.org/officeDocument/2006/relationships" w:type="default" r:id="RelFtr2"/>
-      <w:footerReference xmlns:r="http://schemas.openxmlformats.org/officeDocument/2006/relationships" w:type="even" r:id="RelFtr3"/>
-      <w:type w:val="nextPage"/>
-      <w:pgSz w:w="11906" w:h="16838" w:code="0"/>
-      <w:pgMar w:left="567" w:right="567" w:top="567" w:bottom="567" w:header="720" w:footer="720" w:gutter="0"/>
-      <w:cols w:equalWidth="1" w:space="720"/>
+      <w:headerReference w:type="default" r:id="rId6"/>
+      <w:footerReference w:type="default" r:id="rId7"/>
+      <w:pgSz w:w="11906" w:h="16838"/>
+      <w:pgMar w:top="567" w:right="567" w:bottom="567" w:left="567" w:header="720" w:footer="720" w:gutter="0"/>
+      <w:cols w:space="720"/>
     </w:sectPr>
   </w:body>
 </w:document>
 </file>
 
-<file path=word/footer1.xml><?xml version="1.0" encoding="utf-8"?>
-<w:ftr xmlns:w="http://schemas.openxmlformats.org/wordprocessingml/2006/main" xmlns:wps="http://schemas.microsoft.com/office/word/2010/wordprocessingShape" xmlns:mc="http://schemas.openxmlformats.org/markup-compatibility/2006" xmlns:w10="urn:schemas-microsoft-com:office:word" xmlns:v="urn:schemas-microsoft-com:vml" xmlns:wp14="http://schemas.microsoft.com/office/word/2010/wordprocessingDrawing" mc:Ignorable="wp14">
-  <w:p>
-    <w:pPr>
-      <w:pStyle w:val="P1"/>
-    </w:pPr>
-  </w:p>
-</w:ftr>
+<file path=word/endnotes.xml><?xml version="1.0" encoding="utf-8"?>
+<w:endnotes xmlns:wpc="http://schemas.microsoft.com/office/word/2010/wordprocessingCanvas" xmlns:cx="http://schemas.microsoft.com/office/drawing/2014/chartex" xmlns:cx1="http://schemas.microsoft.com/office/drawing/2015/9/8/chartex" xmlns:cx2="http://schemas.microsoft.com/office/drawing/2015/10/21/chartex" xmlns:cx3="http://schemas.microsoft.com/office/drawing/2016/5/9/chartex" xmlns:cx4="http://schemas.microsoft.com/office/drawing/2016/5/10/chartex" xmlns:cx5="http://schemas.microsoft.com/office/drawing/2016/5/11/chartex" xmlns:cx6="http://schemas.microsoft.com/office/drawing/2016/5/12/chartex" xmlns:cx7="http://schemas.microsoft.com/office/drawing/2016/5/13/chartex" xmlns:cx8="http://schemas.microsoft.com/office/drawing/2016/5/14/chartex" xmlns:mc="http://schemas.openxmlformats.org/markup-compatibility/2006" xmlns:aink="http://schemas.microsoft.com/office/drawing/2016/ink" xmlns:am3d="http://schemas.microsoft.com/office/drawing/2017/model3d" xmlns:o="urn:schemas-microsoft-com:office:office" xmlns:oel="http://schemas.microsoft.com/office/2019/extlst" xmlns:r="http://schemas.openxmlformats.org/officeDocument/2006/relationships" xmlns:m="http://schemas.openxmlformats.org/officeDocument/2006/math" xmlns:v="urn:schemas-microsoft-com:vml" xmlns:wp14="http://schemas.microsoft.com/office/word/2010/wordprocessingDrawing" xmlns:wp="http://schemas.openxmlformats.org/drawingml/2006/wordprocessingDrawing" xmlns:w10="urn:schemas-microsoft-com:office:word" xmlns:w="http://schemas.openxmlformats.org/wordprocessingml/2006/main" xmlns:w14="http://schemas.microsoft.com/office/word/2010/wordml" xmlns:w15="http://schemas.microsoft.com/office/word/2012/wordml" xmlns:w16cex="http://schemas.microsoft.com/office/word/2018/wordml/cex" xmlns:w16cid="http://schemas.microsoft.com/office/word/2016/wordml/cid" xmlns:w16="http://schemas.microsoft.com/office/word/2018/wordml" xmlns:w16du="http://schemas.microsoft.com/office/word/2023/wordml/word16du" xmlns:w16sdtdh="http://schemas.microsoft.com/office/word/2020/wordml/sdtdatahash" xmlns:w16se="http://schemas.microsoft.com/office/word/2015/wordml/symex" xmlns:wpg="http://schemas.microsoft.com/office/word/2010/wordprocessingGroup" xmlns:wpi="http://schemas.microsoft.com/office/word/2010/wordprocessingInk" xmlns:wne="http://schemas.microsoft.com/office/word/2006/wordml" xmlns:wps="http://schemas.microsoft.com/office/word/2010/wordprocessingShape" mc:Ignorable="w14 w15 w16se w16cid w16 w16cex w16sdtdh wp14">
+  <w:endnote w:type="separator" w:id="-1">
+    <w:p>
+      <w:r>
+        <w:separator/>
+      </w:r>
+    </w:p>
+  </w:endnote>
+  <w:endnote w:type="continuationSeparator" w:id="0">
+    <w:p>
+      <w:r>
+        <w:continuationSeparator/>
+      </w:r>
+    </w:p>
+  </w:endnote>
+</w:endnotes>
 </file>
 
-<file path=word/footer2.xml><?xml version="1.0" encoding="utf-8"?>
-<w:ftr xmlns:w="http://schemas.openxmlformats.org/wordprocessingml/2006/main" xmlns:wps="http://schemas.microsoft.com/office/word/2010/wordprocessingShape" xmlns:mc="http://schemas.openxmlformats.org/markup-compatibility/2006" xmlns:w10="urn:schemas-microsoft-com:office:word" xmlns:v="urn:schemas-microsoft-com:vml" xmlns:wp14="http://schemas.microsoft.com/office/word/2010/wordprocessingDrawing" mc:Ignorable="wp14">
+<file path=word/footer1.xml><?xml version="1.0" encoding="utf-8"?>
+<w:ftr xmlns:wpc="http://schemas.microsoft.com/office/word/2010/wordprocessingCanvas" xmlns:cx="http://schemas.microsoft.com/office/drawing/2014/chartex" xmlns:cx1="http://schemas.microsoft.com/office/drawing/2015/9/8/chartex" xmlns:cx2="http://schemas.microsoft.com/office/drawing/2015/10/21/chartex" xmlns:cx3="http://schemas.microsoft.com/office/drawing/2016/5/9/chartex" xmlns:cx4="http://schemas.microsoft.com/office/drawing/2016/5/10/chartex" xmlns:cx5="http://schemas.microsoft.com/office/drawing/2016/5/11/chartex" xmlns:cx6="http://schemas.microsoft.com/office/drawing/2016/5/12/chartex" xmlns:cx7="http://schemas.microsoft.com/office/drawing/2016/5/13/chartex" xmlns:cx8="http://schemas.microsoft.com/office/drawing/2016/5/14/chartex" xmlns:mc="http://schemas.openxmlformats.org/markup-compatibility/2006" xmlns:aink="http://schemas.microsoft.com/office/drawing/2016/ink" xmlns:am3d="http://schemas.microsoft.com/office/drawing/2017/model3d" xmlns:o="urn:schemas-microsoft-com:office:office" xmlns:oel="http://schemas.microsoft.com/office/2019/extlst" xmlns:r="http://schemas.openxmlformats.org/officeDocument/2006/relationships" xmlns:m="http://schemas.openxmlformats.org/officeDocument/2006/math" xmlns:v="urn:schemas-microsoft-com:vml" xmlns:wp14="http://schemas.microsoft.com/office/word/2010/wordprocessingDrawing" xmlns:wp="http://schemas.openxmlformats.org/drawingml/2006/wordprocessingDrawing" xmlns:w10="urn:schemas-microsoft-com:office:word" xmlns:w="http://schemas.openxmlformats.org/wordprocessingml/2006/main" xmlns:w14="http://schemas.microsoft.com/office/word/2010/wordml" xmlns:w15="http://schemas.microsoft.com/office/word/2012/wordml" xmlns:w16cex="http://schemas.microsoft.com/office/word/2018/wordml/cex" xmlns:w16cid="http://schemas.microsoft.com/office/word/2016/wordml/cid" xmlns:w16="http://schemas.microsoft.com/office/word/2018/wordml" xmlns:w16du="http://schemas.microsoft.com/office/word/2023/wordml/word16du" xmlns:w16sdtdh="http://schemas.microsoft.com/office/word/2020/wordml/sdtdatahash" xmlns:w16se="http://schemas.microsoft.com/office/word/2015/wordml/symex" xmlns:wpg="http://schemas.microsoft.com/office/word/2010/wordprocessingGroup" xmlns:wpi="http://schemas.microsoft.com/office/word/2010/wordprocessingInk" xmlns:wne="http://schemas.microsoft.com/office/word/2006/wordml" xmlns:wps="http://schemas.microsoft.com/office/word/2010/wordprocessingShape" mc:Ignorable="w14 w15 w16se w16cid w16 w16cex w16sdtdh wp14">
   <w:p>
     <w:pPr>
       <w:rPr>
         <w:rFonts w:ascii="微软雅黑" w:hAnsi="微软雅黑"/>
-        <w:b w:val="1"/>
+        <w:b/>
         <w:color w:val="FF671F"/>
         <w:sz w:val="20"/>
         <w:lang w:bidi="ar"/>
@@ -1892,7 +1984,7 @@
     <w:r>
       <w:rPr>
         <w:rFonts w:ascii="微软雅黑" w:hAnsi="微软雅黑"/>
-        <w:b w:val="1"/>
+        <w:b/>
         <w:color w:val="FF671F"/>
         <w:sz w:val="20"/>
         <w:lang w:bidi="ar"/>
@@ -1904,8 +1996,8 @@
     <w:pPr>
       <w:jc w:val="center"/>
       <w:rPr>
-        <w:rFonts w:ascii="MicrosoftYaHei-Bold" w:hAnsi="MicrosoftYaHei-Bold"/>
-        <w:b w:val="1"/>
+        <w:rFonts w:ascii="MicrosoftYaHei-Bold" w:hAnsi="MicrosoftYaHei-Bold" w:hint="eastAsia"/>
+        <w:b/>
         <w:color w:val="FF671F"/>
         <w:sz w:val="15"/>
         <w:lang w:bidi="ar"/>
@@ -1950,11 +2042,12 @@
     <w:r>
       <w:rPr>
         <w:rFonts w:ascii="宋体" w:hAnsi="宋体"/>
+        <w:noProof/>
         <w:color w:val="000000"/>
         <w:sz w:val="20"/>
         <w:lang w:bidi="ar"/>
       </w:rPr>
-      <w:t>#</w:t>
+      <w:t>1</w:t>
     </w:r>
     <w:r>
       <w:rPr>
@@ -2004,11 +2097,12 @@
     <w:r>
       <w:rPr>
         <w:rFonts w:ascii="宋体" w:hAnsi="宋体"/>
+        <w:noProof/>
         <w:color w:val="000000"/>
         <w:sz w:val="20"/>
         <w:lang w:bidi="ar"/>
       </w:rPr>
-      <w:t>#</w:t>
+      <w:t>1</w:t>
     </w:r>
     <w:r>
       <w:rPr>
@@ -2032,47 +2126,50 @@
 </w:ftr>
 </file>
 
-<file path=word/footer3.xml><?xml version="1.0" encoding="utf-8"?>
-<w:ftr xmlns:w="http://schemas.openxmlformats.org/wordprocessingml/2006/main" xmlns:wps="http://schemas.microsoft.com/office/word/2010/wordprocessingShape" xmlns:mc="http://schemas.openxmlformats.org/markup-compatibility/2006" xmlns:w10="urn:schemas-microsoft-com:office:word" xmlns:v="urn:schemas-microsoft-com:vml" xmlns:wp14="http://schemas.microsoft.com/office/word/2010/wordprocessingDrawing" mc:Ignorable="wp14">
-  <w:p>
-    <w:pPr>
-      <w:pStyle w:val="P1"/>
-    </w:pPr>
-  </w:p>
-</w:ftr>
+<file path=word/footnotes.xml><?xml version="1.0" encoding="utf-8"?>
+<w:footnotes xmlns:wpc="http://schemas.microsoft.com/office/word/2010/wordprocessingCanvas" xmlns:cx="http://schemas.microsoft.com/office/drawing/2014/chartex" xmlns:cx1="http://schemas.microsoft.com/office/drawing/2015/9/8/chartex" xmlns:cx2="http://schemas.microsoft.com/office/drawing/2015/10/21/chartex" xmlns:cx3="http://schemas.microsoft.com/office/drawing/2016/5/9/chartex" xmlns:cx4="http://schemas.microsoft.com/office/drawing/2016/5/10/chartex" xmlns:cx5="http://schemas.microsoft.com/office/drawing/2016/5/11/chartex" xmlns:cx6="http://schemas.microsoft.com/office/drawing/2016/5/12/chartex" xmlns:cx7="http://schemas.microsoft.com/office/drawing/2016/5/13/chartex" xmlns:cx8="http://schemas.microsoft.com/office/drawing/2016/5/14/chartex" xmlns:mc="http://schemas.openxmlformats.org/markup-compatibility/2006" xmlns:aink="http://schemas.microsoft.com/office/drawing/2016/ink" xmlns:am3d="http://schemas.microsoft.com/office/drawing/2017/model3d" xmlns:o="urn:schemas-microsoft-com:office:office" xmlns:oel="http://schemas.microsoft.com/office/2019/extlst" xmlns:r="http://schemas.openxmlformats.org/officeDocument/2006/relationships" xmlns:m="http://schemas.openxmlformats.org/officeDocument/2006/math" xmlns:v="urn:schemas-microsoft-com:vml" xmlns:wp14="http://schemas.microsoft.com/office/word/2010/wordprocessingDrawing" xmlns:wp="http://schemas.openxmlformats.org/drawingml/2006/wordprocessingDrawing" xmlns:w10="urn:schemas-microsoft-com:office:word" xmlns:w="http://schemas.openxmlformats.org/wordprocessingml/2006/main" xmlns:w14="http://schemas.microsoft.com/office/word/2010/wordml" xmlns:w15="http://schemas.microsoft.com/office/word/2012/wordml" xmlns:w16cex="http://schemas.microsoft.com/office/word/2018/wordml/cex" xmlns:w16cid="http://schemas.microsoft.com/office/word/2016/wordml/cid" xmlns:w16="http://schemas.microsoft.com/office/word/2018/wordml" xmlns:w16du="http://schemas.microsoft.com/office/word/2023/wordml/word16du" xmlns:w16sdtdh="http://schemas.microsoft.com/office/word/2020/wordml/sdtdatahash" xmlns:w16se="http://schemas.microsoft.com/office/word/2015/wordml/symex" xmlns:wpg="http://schemas.microsoft.com/office/word/2010/wordprocessingGroup" xmlns:wpi="http://schemas.microsoft.com/office/word/2010/wordprocessingInk" xmlns:wne="http://schemas.microsoft.com/office/word/2006/wordml" xmlns:wps="http://schemas.microsoft.com/office/word/2010/wordprocessingShape" mc:Ignorable="w14 w15 w16se w16cid w16 w16cex w16sdtdh wp14">
+  <w:footnote w:type="separator" w:id="-1">
+    <w:p>
+      <w:r>
+        <w:separator/>
+      </w:r>
+    </w:p>
+  </w:footnote>
+  <w:footnote w:type="continuationSeparator" w:id="0">
+    <w:p>
+      <w:r>
+        <w:continuationSeparator/>
+      </w:r>
+    </w:p>
+  </w:footnote>
+</w:footnotes>
 </file>
 
 <file path=word/header1.xml><?xml version="1.0" encoding="utf-8"?>
-<w:hdr xmlns:w="http://schemas.openxmlformats.org/wordprocessingml/2006/main" xmlns:wps="http://schemas.microsoft.com/office/word/2010/wordprocessingShape" xmlns:mc="http://schemas.openxmlformats.org/markup-compatibility/2006" xmlns:w10="urn:schemas-microsoft-com:office:word" xmlns:v="urn:schemas-microsoft-com:vml" xmlns:wp14="http://schemas.microsoft.com/office/word/2010/wordprocessingDrawing" mc:Ignorable="wp14">
-  <w:p>
-    <w:pPr>
-      <w:pStyle w:val="P2"/>
-    </w:pPr>
-  </w:p>
-</w:hdr>
-</file>
-
-<file path=word/header2.xml><?xml version="1.0" encoding="utf-8"?>
-<w:hdr xmlns:w="http://schemas.openxmlformats.org/wordprocessingml/2006/main" xmlns:wps="http://schemas.microsoft.com/office/word/2010/wordprocessingShape" xmlns:mc="http://schemas.openxmlformats.org/markup-compatibility/2006" xmlns:w10="urn:schemas-microsoft-com:office:word" xmlns:v="urn:schemas-microsoft-com:vml" xmlns:wp14="http://schemas.microsoft.com/office/word/2010/wordprocessingDrawing" mc:Ignorable="wp14">
+<w:hdr xmlns:wpc="http://schemas.microsoft.com/office/word/2010/wordprocessingCanvas" xmlns:cx="http://schemas.microsoft.com/office/drawing/2014/chartex" xmlns:cx1="http://schemas.microsoft.com/office/drawing/2015/9/8/chartex" xmlns:cx2="http://schemas.microsoft.com/office/drawing/2015/10/21/chartex" xmlns:cx3="http://schemas.microsoft.com/office/drawing/2016/5/9/chartex" xmlns:cx4="http://schemas.microsoft.com/office/drawing/2016/5/10/chartex" xmlns:cx5="http://schemas.microsoft.com/office/drawing/2016/5/11/chartex" xmlns:cx6="http://schemas.microsoft.com/office/drawing/2016/5/12/chartex" xmlns:cx7="http://schemas.microsoft.com/office/drawing/2016/5/13/chartex" xmlns:cx8="http://schemas.microsoft.com/office/drawing/2016/5/14/chartex" xmlns:mc="http://schemas.openxmlformats.org/markup-compatibility/2006" xmlns:aink="http://schemas.microsoft.com/office/drawing/2016/ink" xmlns:am3d="http://schemas.microsoft.com/office/drawing/2017/model3d" xmlns:o="urn:schemas-microsoft-com:office:office" xmlns:oel="http://schemas.microsoft.com/office/2019/extlst" xmlns:r="http://schemas.openxmlformats.org/officeDocument/2006/relationships" xmlns:m="http://schemas.openxmlformats.org/officeDocument/2006/math" xmlns:v="urn:schemas-microsoft-com:vml" xmlns:wp14="http://schemas.microsoft.com/office/word/2010/wordprocessingDrawing" xmlns:wp="http://schemas.openxmlformats.org/drawingml/2006/wordprocessingDrawing" xmlns:w10="urn:schemas-microsoft-com:office:word" xmlns:w="http://schemas.openxmlformats.org/wordprocessingml/2006/main" xmlns:w14="http://schemas.microsoft.com/office/word/2010/wordml" xmlns:w15="http://schemas.microsoft.com/office/word/2012/wordml" xmlns:w16cex="http://schemas.microsoft.com/office/word/2018/wordml/cex" xmlns:w16cid="http://schemas.microsoft.com/office/word/2016/wordml/cid" xmlns:w16="http://schemas.microsoft.com/office/word/2018/wordml" xmlns:w16du="http://schemas.microsoft.com/office/word/2023/wordml/word16du" xmlns:w16sdtdh="http://schemas.microsoft.com/office/word/2020/wordml/sdtdatahash" xmlns:w16se="http://schemas.microsoft.com/office/word/2015/wordml/symex" xmlns:wpg="http://schemas.microsoft.com/office/word/2010/wordprocessingGroup" xmlns:wpi="http://schemas.microsoft.com/office/word/2010/wordprocessingInk" xmlns:wne="http://schemas.microsoft.com/office/word/2006/wordml" xmlns:wps="http://schemas.microsoft.com/office/word/2010/wordprocessingShape" mc:Ignorable="w14 w15 w16se w16cid w16 w16cex w16sdtdh wp14">
   <w:tbl>
     <w:tblPr>
-      <w:tblpPr w:leftFromText="180" w:rightFromText="180" w:tblpX="565" w:tblpY="498" w:horzAnchor="page" w:vertAnchor="page"/>
+      <w:tblpPr w:leftFromText="180" w:rightFromText="180" w:vertAnchor="page" w:horzAnchor="page" w:tblpX="565" w:tblpY="498"/>
       <w:tblOverlap w:val="never"/>
       <w:tblW w:w="0" w:type="auto"/>
       <w:tblBorders>
-        <w:top w:val="single" w:sz="4" w:space="0" w:shadow="0" w:frame="0" w:color="auto"/>
-        <w:left w:val="single" w:sz="4" w:space="0" w:shadow="0" w:frame="0" w:color="auto"/>
-        <w:bottom w:val="single" w:sz="4" w:space="0" w:shadow="0" w:frame="0" w:color="auto"/>
-        <w:right w:val="single" w:sz="4" w:space="0" w:shadow="0" w:frame="0" w:color="auto"/>
-        <w:insideH w:val="single" w:sz="4" w:space="0" w:shadow="0" w:frame="0" w:color="auto"/>
-        <w:insideV w:val="single" w:sz="4" w:space="0" w:shadow="0" w:frame="0" w:color="auto"/>
+        <w:top w:val="single" w:sz="4" w:space="0" w:color="auto"/>
+        <w:left w:val="single" w:sz="4" w:space="0" w:color="auto"/>
+        <w:bottom w:val="single" w:sz="4" w:space="0" w:color="auto"/>
+        <w:right w:val="single" w:sz="4" w:space="0" w:color="auto"/>
+        <w:insideH w:val="single" w:sz="4" w:space="0" w:color="auto"/>
+        <w:insideV w:val="single" w:sz="4" w:space="0" w:color="auto"/>
       </w:tblBorders>
-      <w:tblLook w:val="04A0"/>
+      <w:tblLook w:val="04A0" w:firstRow="1" w:lastRow="0" w:firstColumn="1" w:lastColumn="0" w:noHBand="0" w:noVBand="1"/>
     </w:tblPr>
-    <w:tblGrid/>
+    <w:tblGrid>
+      <w:gridCol w:w="3476"/>
+      <w:gridCol w:w="3852"/>
+      <w:gridCol w:w="3444"/>
+    </w:tblGrid>
     <w:tr>
       <w:trPr>
-        <w:trHeight w:hRule="atLeast" w:val="360"/>
+        <w:trHeight w:val="360"/>
       </w:trPr>
       <w:tc>
         <w:tcPr>
@@ -2088,13 +2185,18 @@
         </w:tcPr>
         <w:p>
           <w:pPr>
-            <w:pStyle w:val="P2"/>
+            <w:pStyle w:val="a4"/>
           </w:pPr>
           <w:r>
+            <w:rPr>
+              <w:noProof/>
+            </w:rPr>
             <w:drawing>
-              <wp:inline xmlns:wp="http://schemas.openxmlformats.org/drawingml/2006/wordprocessingDrawing">
+              <wp:inline distT="0" distB="0" distL="0" distR="0" wp14:anchorId="0D5871AF" wp14:editId="150E0631">
                 <wp:extent cx="622935" cy="259715"/>
+                <wp:effectExtent l="0" t="0" r="0" b="0"/>
                 <wp:docPr id="1" name="Picture 1"/>
+                <wp:cNvGraphicFramePr/>
                 <a:graphic xmlns:a="http://schemas.openxmlformats.org/drawingml/2006/main">
                   <a:graphicData uri="http://schemas.openxmlformats.org/drawingml/2006/picture">
                     <pic:pic xmlns:pic="http://schemas.openxmlformats.org/drawingml/2006/picture">
@@ -2103,7 +2205,7 @@
                         <pic:cNvPicPr/>
                       </pic:nvPicPr>
                       <pic:blipFill>
-                        <a:blip xmlns:r="http://schemas.openxmlformats.org/officeDocument/2006/relationships" r:embed="Relimage1"/>
+                        <a:blip r:embed="rId1"/>
                         <a:stretch>
                           <a:fillRect/>
                         </a:stretch>
@@ -2113,7 +2215,9 @@
                           <a:off x="0" y="0"/>
                           <a:ext cx="622935" cy="259715"/>
                         </a:xfrm>
-                        <a:prstGeom prst="rect"/>
+                        <a:prstGeom prst="rect">
+                          <a:avLst/>
+                        </a:prstGeom>
                         <a:noFill/>
                       </pic:spPr>
                     </pic:pic>
@@ -2138,18 +2242,38 @@
         </w:tcPr>
         <w:p>
           <w:pPr>
-            <w:pStyle w:val="P2"/>
+            <w:pStyle w:val="a4"/>
             <w:jc w:val="center"/>
           </w:pPr>
           <w:r>
             <w:rPr>
               <w:rFonts w:ascii="微软雅黑" w:hAnsi="微软雅黑"/>
-              <w:b w:val="1"/>
+              <w:b/>
               <w:color w:val="000000"/>
               <w:sz w:val="28"/>
               <w:lang w:bidi="ar"/>
             </w:rPr>
-            <w:t>{&lt;医院名称&gt;}</w:t>
+            <w:t>{&lt;</w:t>
+          </w:r>
+          <w:r>
+            <w:rPr>
+              <w:rFonts w:ascii="微软雅黑" w:hAnsi="微软雅黑"/>
+              <w:b/>
+              <w:color w:val="000000"/>
+              <w:sz w:val="28"/>
+              <w:lang w:bidi="ar"/>
+            </w:rPr>
+            <w:t>医院名称</w:t>
+          </w:r>
+          <w:r>
+            <w:rPr>
+              <w:rFonts w:ascii="微软雅黑" w:hAnsi="微软雅黑"/>
+              <w:b/>
+              <w:color w:val="000000"/>
+              <w:sz w:val="28"/>
+              <w:lang w:bidi="ar"/>
+            </w:rPr>
+            <w:t>&gt;}</w:t>
           </w:r>
         </w:p>
       </w:tc>
@@ -2167,7 +2291,7 @@
         </w:tcPr>
         <w:p>
           <w:pPr>
-            <w:pStyle w:val="P2"/>
+            <w:pStyle w:val="a4"/>
           </w:pPr>
           <w:r>
             <w:t xml:space="preserve">                                                     {&lt;</w:t>
@@ -2186,7 +2310,7 @@
     </w:tr>
     <w:tr>
       <w:trPr>
-        <w:trHeight w:hRule="atLeast" w:val="386"/>
+        <w:trHeight w:val="386"/>
       </w:trPr>
       <w:tc>
         <w:tcPr>
@@ -2202,7 +2326,7 @@
         </w:tcPr>
         <w:p>
           <w:pPr>
-            <w:pStyle w:val="P2"/>
+            <w:pStyle w:val="a4"/>
           </w:pPr>
         </w:p>
       </w:tc>
@@ -2220,7 +2344,7 @@
         </w:tcPr>
         <w:p>
           <w:pPr>
-            <w:pStyle w:val="P2"/>
+            <w:pStyle w:val="a4"/>
             <w:jc w:val="center"/>
           </w:pPr>
           <w:r>
@@ -2229,7 +2353,23 @@
               <w:color w:val="000000"/>
               <w:lang w:bidi="ar"/>
             </w:rPr>
-            <w:t>{&lt;医院简介&gt;}</w:t>
+            <w:t>{&lt;</w:t>
+          </w:r>
+          <w:r>
+            <w:rPr>
+              <w:rFonts w:ascii="微软雅黑" w:hAnsi="微软雅黑"/>
+              <w:color w:val="000000"/>
+              <w:lang w:bidi="ar"/>
+            </w:rPr>
+            <w:t>医院简介</w:t>
+          </w:r>
+          <w:r>
+            <w:rPr>
+              <w:rFonts w:ascii="微软雅黑" w:hAnsi="微软雅黑"/>
+              <w:color w:val="000000"/>
+              <w:lang w:bidi="ar"/>
+            </w:rPr>
+            <w:t>&gt;}</w:t>
           </w:r>
         </w:p>
       </w:tc>
@@ -2247,14 +2387,26 @@
         </w:tcPr>
         <w:p>
           <w:pPr>
-            <w:pStyle w:val="P2"/>
+            <w:pStyle w:val="a4"/>
             <w:jc w:val="right"/>
           </w:pPr>
           <w:r>
             <w:rPr>
               <w:rFonts w:ascii="微软雅黑" w:hAnsi="微软雅黑"/>
             </w:rPr>
-            <w:t>{&lt;医院地址&gt;}</w:t>
+            <w:t>{&lt;</w:t>
+          </w:r>
+          <w:r>
+            <w:rPr>
+              <w:rFonts w:ascii="微软雅黑" w:hAnsi="微软雅黑"/>
+            </w:rPr>
+            <w:t>医院地址</w:t>
+          </w:r>
+          <w:r>
+            <w:rPr>
+              <w:rFonts w:ascii="微软雅黑" w:hAnsi="微软雅黑"/>
+            </w:rPr>
+            <w:t>&gt;}</w:t>
           </w:r>
         </w:p>
       </w:tc>
@@ -2262,128 +2414,420 @@
   </w:tbl>
   <w:p>
     <w:pPr>
-      <w:pStyle w:val="P2"/>
+      <w:pStyle w:val="a4"/>
     </w:pPr>
   </w:p>
 </w:hdr>
 </file>
 
-<file path=word/header3.xml><?xml version="1.0" encoding="utf-8"?>
-<w:hdr xmlns:w="http://schemas.openxmlformats.org/wordprocessingml/2006/main" xmlns:wps="http://schemas.microsoft.com/office/word/2010/wordprocessingShape" xmlns:mc="http://schemas.openxmlformats.org/markup-compatibility/2006" xmlns:w10="urn:schemas-microsoft-com:office:word" xmlns:v="urn:schemas-microsoft-com:vml" xmlns:wp14="http://schemas.microsoft.com/office/word/2010/wordprocessingDrawing" mc:Ignorable="wp14">
-  <w:p>
-    <w:pPr>
-      <w:pStyle w:val="P2"/>
-    </w:pPr>
-  </w:p>
-</w:hdr>
-</file>
-
-<file path=word/numbering.xml><?xml version="1.0" encoding="utf-8"?>
-<w:numbering xmlns:w="http://schemas.openxmlformats.org/wordprocessingml/2006/main"/>
-</file>
-
 <file path=word/styles.xml><?xml version="1.0" encoding="utf-8"?>
-<w:styles xmlns:w="http://schemas.openxmlformats.org/wordprocessingml/2006/main">
+<w:styles xmlns:mc="http://schemas.openxmlformats.org/markup-compatibility/2006" xmlns:r="http://schemas.openxmlformats.org/officeDocument/2006/relationships" xmlns:w="http://schemas.openxmlformats.org/wordprocessingml/2006/main" xmlns:w14="http://schemas.microsoft.com/office/word/2010/wordml" xmlns:w15="http://schemas.microsoft.com/office/word/2012/wordml" xmlns:w16cex="http://schemas.microsoft.com/office/word/2018/wordml/cex" xmlns:w16cid="http://schemas.microsoft.com/office/word/2016/wordml/cid" xmlns:w16="http://schemas.microsoft.com/office/word/2018/wordml" xmlns:w16sdtdh="http://schemas.microsoft.com/office/word/2020/wordml/sdtdatahash" xmlns:w16se="http://schemas.microsoft.com/office/word/2015/wordml/symex" mc:Ignorable="w14 w15 w16se w16cid w16 w16cex w16sdtdh">
   <w:docDefaults>
     <w:rPrDefault>
       <w:rPr>
-        <w:rFonts w:ascii="Times New Roman" w:hAnsi="Times New Roman"/>
-        <w:b w:val="0"/>
-        <w:i w:val="0"/>
-        <w:caps w:val="0"/>
-        <w:strike w:val="0"/>
-        <w:noProof w:val="0"/>
-        <w:vanish w:val="0"/>
-        <w:color w:val="auto"/>
-        <w:sz w:val="20"/>
-        <w:u w:val="none"/>
-        <w:shd w:val="clear" w:color="auto" w:fill="auto"/>
-        <w:vertAlign w:val="baseline"/>
-        <w:lang w:val="en-US" w:bidi="ar-SA" w:eastAsia="zh-CN"/>
+        <w:rFonts w:ascii="Times New Roman" w:eastAsiaTheme="minorEastAsia" w:hAnsi="Times New Roman" w:cs="Times New Roman"/>
+        <w:lang w:val="en-US" w:eastAsia="zh-CN" w:bidi="ar-SA"/>
       </w:rPr>
     </w:rPrDefault>
-    <w:pPrDefault>
-      <w:pPr>
-        <w:keepNext w:val="0"/>
-        <w:keepLines w:val="0"/>
-        <w:widowControl w:val="1"/>
-        <w:suppressLineNumbers w:val="0"/>
-        <w:shd w:val="clear" w:fill="auto"/>
-        <w:suppressAutoHyphens w:val="0"/>
-        <w:spacing w:lineRule="auto" w:line="240" w:before="0" w:after="0" w:beforeAutospacing="0" w:afterAutospacing="0"/>
-        <w:ind w:firstLine="0" w:left="0" w:right="0"/>
-        <w:contextualSpacing w:val="0"/>
-        <w:jc w:val="left"/>
-      </w:pPr>
-    </w:pPrDefault>
+    <w:pPrDefault/>
   </w:docDefaults>
-  <w:style w:type="paragraph" w:styleId="P0" w:default="1">
+  <w:latentStyles w:defLockedState="0" w:defUIPriority="99" w:defSemiHidden="0" w:defUnhideWhenUsed="0" w:defQFormat="0" w:count="376">
+    <w:lsdException w:name="Normal" w:uiPriority="0" w:qFormat="1"/>
+    <w:lsdException w:name="heading 1" w:uiPriority="9" w:qFormat="1"/>
+    <w:lsdException w:name="heading 2" w:semiHidden="1" w:uiPriority="9" w:unhideWhenUsed="1" w:qFormat="1"/>
+    <w:lsdException w:name="heading 3" w:semiHidden="1" w:uiPriority="9" w:unhideWhenUsed="1" w:qFormat="1"/>
+    <w:lsdException w:name="heading 4" w:semiHidden="1" w:uiPriority="9" w:unhideWhenUsed="1" w:qFormat="1"/>
+    <w:lsdException w:name="heading 5" w:semiHidden="1" w:uiPriority="9" w:unhideWhenUsed="1" w:qFormat="1"/>
+    <w:lsdException w:name="heading 6" w:semiHidden="1" w:uiPriority="9" w:unhideWhenUsed="1" w:qFormat="1"/>
+    <w:lsdException w:name="heading 7" w:semiHidden="1" w:uiPriority="9" w:unhideWhenUsed="1" w:qFormat="1"/>
+    <w:lsdException w:name="heading 8" w:semiHidden="1" w:uiPriority="9" w:unhideWhenUsed="1" w:qFormat="1"/>
+    <w:lsdException w:name="heading 9" w:semiHidden="1" w:uiPriority="9" w:unhideWhenUsed="1" w:qFormat="1"/>
+    <w:lsdException w:name="index 1" w:semiHidden="1" w:unhideWhenUsed="1"/>
+    <w:lsdException w:name="index 2" w:semiHidden="1" w:unhideWhenUsed="1"/>
+    <w:lsdException w:name="index 3" w:semiHidden="1" w:unhideWhenUsed="1"/>
+    <w:lsdException w:name="index 4" w:semiHidden="1" w:unhideWhenUsed="1"/>
+    <w:lsdException w:name="index 5" w:semiHidden="1" w:unhideWhenUsed="1"/>
+    <w:lsdException w:name="index 6" w:semiHidden="1" w:unhideWhenUsed="1"/>
+    <w:lsdException w:name="index 7" w:semiHidden="1" w:unhideWhenUsed="1"/>
+    <w:lsdException w:name="index 8" w:semiHidden="1" w:unhideWhenUsed="1"/>
+    <w:lsdException w:name="index 9" w:semiHidden="1" w:unhideWhenUsed="1"/>
+    <w:lsdException w:name="toc 1" w:semiHidden="1" w:uiPriority="39" w:unhideWhenUsed="1"/>
+    <w:lsdException w:name="toc 2" w:semiHidden="1" w:uiPriority="39" w:unhideWhenUsed="1"/>
+    <w:lsdException w:name="toc 3" w:semiHidden="1" w:uiPriority="39" w:unhideWhenUsed="1"/>
+    <w:lsdException w:name="toc 4" w:semiHidden="1" w:uiPriority="39" w:unhideWhenUsed="1"/>
+    <w:lsdException w:name="toc 5" w:semiHidden="1" w:uiPriority="39" w:unhideWhenUsed="1"/>
+    <w:lsdException w:name="toc 6" w:semiHidden="1" w:uiPriority="39" w:unhideWhenUsed="1"/>
+    <w:lsdException w:name="toc 7" w:semiHidden="1" w:uiPriority="39" w:unhideWhenUsed="1"/>
+    <w:lsdException w:name="toc 8" w:semiHidden="1" w:uiPriority="39" w:unhideWhenUsed="1"/>
+    <w:lsdException w:name="toc 9" w:semiHidden="1" w:uiPriority="39" w:unhideWhenUsed="1"/>
+    <w:lsdException w:name="Normal Indent" w:semiHidden="1" w:unhideWhenUsed="1"/>
+    <w:lsdException w:name="footnote text" w:semiHidden="1" w:unhideWhenUsed="1"/>
+    <w:lsdException w:name="annotation text" w:semiHidden="1" w:unhideWhenUsed="1"/>
+    <w:lsdException w:name="header" w:semiHidden="1" w:unhideWhenUsed="1"/>
+    <w:lsdException w:name="footer" w:semiHidden="1" w:unhideWhenUsed="1"/>
+    <w:lsdException w:name="index heading" w:semiHidden="1" w:unhideWhenUsed="1"/>
+    <w:lsdException w:name="caption" w:semiHidden="1" w:uiPriority="35" w:unhideWhenUsed="1" w:qFormat="1"/>
+    <w:lsdException w:name="table of figures" w:semiHidden="1" w:unhideWhenUsed="1"/>
+    <w:lsdException w:name="envelope address" w:semiHidden="1" w:unhideWhenUsed="1"/>
+    <w:lsdException w:name="envelope return" w:semiHidden="1" w:unhideWhenUsed="1"/>
+    <w:lsdException w:name="footnote reference" w:semiHidden="1" w:unhideWhenUsed="1"/>
+    <w:lsdException w:name="annotation reference" w:semiHidden="1" w:unhideWhenUsed="1"/>
+    <w:lsdException w:name="line number" w:semiHidden="1" w:unhideWhenUsed="1"/>
+    <w:lsdException w:name="page number" w:semiHidden="1" w:unhideWhenUsed="1"/>
+    <w:lsdException w:name="endnote reference" w:semiHidden="1" w:unhideWhenUsed="1"/>
+    <w:lsdException w:name="endnote text" w:semiHidden="1" w:unhideWhenUsed="1"/>
+    <w:lsdException w:name="table of authorities" w:semiHidden="1" w:unhideWhenUsed="1"/>
+    <w:lsdException w:name="macro" w:semiHidden="1" w:unhideWhenUsed="1"/>
+    <w:lsdException w:name="toa heading" w:semiHidden="1" w:unhideWhenUsed="1"/>
+    <w:lsdException w:name="List" w:semiHidden="1" w:unhideWhenUsed="1"/>
+    <w:lsdException w:name="List Bullet" w:semiHidden="1" w:unhideWhenUsed="1"/>
+    <w:lsdException w:name="List Number" w:semiHidden="1" w:unhideWhenUsed="1"/>
+    <w:lsdException w:name="List 2" w:semiHidden="1" w:unhideWhenUsed="1"/>
+    <w:lsdException w:name="List 3" w:semiHidden="1" w:unhideWhenUsed="1"/>
+    <w:lsdException w:name="List 4" w:semiHidden="1" w:unhideWhenUsed="1"/>
+    <w:lsdException w:name="List 5" w:semiHidden="1" w:unhideWhenUsed="1"/>
+    <w:lsdException w:name="List Bullet 2" w:semiHidden="1" w:unhideWhenUsed="1"/>
+    <w:lsdException w:name="List Bullet 3" w:semiHidden="1" w:unhideWhenUsed="1"/>
+    <w:lsdException w:name="List Bullet 4" w:semiHidden="1" w:unhideWhenUsed="1"/>
+    <w:lsdException w:name="List Bullet 5" w:semiHidden="1" w:unhideWhenUsed="1"/>
+    <w:lsdException w:name="List Number 2" w:semiHidden="1" w:unhideWhenUsed="1"/>
+    <w:lsdException w:name="List Number 3" w:semiHidden="1" w:unhideWhenUsed="1"/>
+    <w:lsdException w:name="List Number 4" w:semiHidden="1" w:unhideWhenUsed="1"/>
+    <w:lsdException w:name="List Number 5" w:semiHidden="1" w:unhideWhenUsed="1"/>
+    <w:lsdException w:name="Title" w:uiPriority="10" w:qFormat="1"/>
+    <w:lsdException w:name="Closing" w:semiHidden="1" w:unhideWhenUsed="1"/>
+    <w:lsdException w:name="Signature" w:semiHidden="1" w:unhideWhenUsed="1"/>
+    <w:lsdException w:name="Default Paragraph Font" w:semiHidden="1" w:uiPriority="1" w:unhideWhenUsed="1"/>
+    <w:lsdException w:name="Body Text" w:semiHidden="1" w:unhideWhenUsed="1"/>
+    <w:lsdException w:name="Body Text Indent" w:semiHidden="1" w:unhideWhenUsed="1"/>
+    <w:lsdException w:name="List Continue" w:semiHidden="1" w:unhideWhenUsed="1"/>
+    <w:lsdException w:name="List Continue 2" w:semiHidden="1" w:unhideWhenUsed="1"/>
+    <w:lsdException w:name="List Continue 3" w:semiHidden="1" w:unhideWhenUsed="1"/>
+    <w:lsdException w:name="List Continue 4" w:semiHidden="1" w:unhideWhenUsed="1"/>
+    <w:lsdException w:name="List Continue 5" w:semiHidden="1" w:unhideWhenUsed="1"/>
+    <w:lsdException w:name="Message Header" w:semiHidden="1" w:unhideWhenUsed="1"/>
+    <w:lsdException w:name="Subtitle" w:uiPriority="11" w:qFormat="1"/>
+    <w:lsdException w:name="Salutation" w:semiHidden="1" w:unhideWhenUsed="1"/>
+    <w:lsdException w:name="Date" w:semiHidden="1" w:unhideWhenUsed="1"/>
+    <w:lsdException w:name="Body Text First Indent" w:semiHidden="1" w:unhideWhenUsed="1"/>
+    <w:lsdException w:name="Body Text First Indent 2" w:semiHidden="1" w:unhideWhenUsed="1"/>
+    <w:lsdException w:name="Note Heading" w:semiHidden="1" w:unhideWhenUsed="1"/>
+    <w:lsdException w:name="Body Text 2" w:semiHidden="1" w:unhideWhenUsed="1"/>
+    <w:lsdException w:name="Body Text 3" w:semiHidden="1" w:unhideWhenUsed="1"/>
+    <w:lsdException w:name="Body Text Indent 2" w:semiHidden="1" w:unhideWhenUsed="1"/>
+    <w:lsdException w:name="Body Text Indent 3" w:semiHidden="1" w:unhideWhenUsed="1"/>
+    <w:lsdException w:name="Block Text" w:semiHidden="1" w:unhideWhenUsed="1"/>
+    <w:lsdException w:name="Hyperlink" w:semiHidden="1" w:unhideWhenUsed="1"/>
+    <w:lsdException w:name="FollowedHyperlink" w:semiHidden="1" w:unhideWhenUsed="1"/>
+    <w:lsdException w:name="Strong" w:uiPriority="22" w:qFormat="1"/>
+    <w:lsdException w:name="Emphasis" w:uiPriority="20" w:qFormat="1"/>
+    <w:lsdException w:name="Document Map" w:semiHidden="1" w:unhideWhenUsed="1"/>
+    <w:lsdException w:name="Plain Text" w:semiHidden="1" w:unhideWhenUsed="1"/>
+    <w:lsdException w:name="E-mail Signature" w:semiHidden="1" w:unhideWhenUsed="1"/>
+    <w:lsdException w:name="HTML Top of Form" w:semiHidden="1" w:unhideWhenUsed="1"/>
+    <w:lsdException w:name="HTML Bottom of Form" w:semiHidden="1" w:unhideWhenUsed="1"/>
+    <w:lsdException w:name="Normal (Web)" w:semiHidden="1" w:unhideWhenUsed="1"/>
+    <w:lsdException w:name="HTML Acronym" w:semiHidden="1" w:unhideWhenUsed="1"/>
+    <w:lsdException w:name="HTML Address" w:semiHidden="1" w:unhideWhenUsed="1"/>
+    <w:lsdException w:name="HTML Cite" w:semiHidden="1" w:unhideWhenUsed="1"/>
+    <w:lsdException w:name="HTML Code" w:semiHidden="1" w:unhideWhenUsed="1"/>
+    <w:lsdException w:name="HTML Definition" w:semiHidden="1" w:unhideWhenUsed="1"/>
+    <w:lsdException w:name="HTML Keyboard" w:semiHidden="1" w:unhideWhenUsed="1"/>
+    <w:lsdException w:name="HTML Preformatted" w:semiHidden="1" w:unhideWhenUsed="1"/>
+    <w:lsdException w:name="HTML Sample" w:semiHidden="1" w:unhideWhenUsed="1"/>
+    <w:lsdException w:name="HTML Typewriter" w:semiHidden="1" w:unhideWhenUsed="1"/>
+    <w:lsdException w:name="HTML Variable" w:semiHidden="1" w:unhideWhenUsed="1"/>
+    <w:lsdException w:name="Normal Table" w:semiHidden="1" w:unhideWhenUsed="1"/>
+    <w:lsdException w:name="annotation subject" w:semiHidden="1" w:unhideWhenUsed="1"/>
+    <w:lsdException w:name="No List" w:semiHidden="1" w:unhideWhenUsed="1"/>
+    <w:lsdException w:name="Outline List 1" w:semiHidden="1" w:unhideWhenUsed="1"/>
+    <w:lsdException w:name="Outline List 2" w:semiHidden="1" w:unhideWhenUsed="1"/>
+    <w:lsdException w:name="Outline List 3" w:semiHidden="1" w:unhideWhenUsed="1"/>
+    <w:lsdException w:name="Table Simple 1" w:semiHidden="1" w:unhideWhenUsed="1"/>
+    <w:lsdException w:name="Table Simple 2" w:semiHidden="1" w:unhideWhenUsed="1"/>
+    <w:lsdException w:name="Table Simple 3" w:semiHidden="1" w:unhideWhenUsed="1"/>
+    <w:lsdException w:name="Table Classic 1" w:semiHidden="1" w:unhideWhenUsed="1"/>
+    <w:lsdException w:name="Table Classic 2" w:semiHidden="1" w:unhideWhenUsed="1"/>
+    <w:lsdException w:name="Table Classic 3" w:semiHidden="1" w:unhideWhenUsed="1"/>
+    <w:lsdException w:name="Table Classic 4" w:semiHidden="1" w:unhideWhenUsed="1"/>
+    <w:lsdException w:name="Table Colorful 1" w:semiHidden="1" w:unhideWhenUsed="1"/>
+    <w:lsdException w:name="Table Colorful 2" w:semiHidden="1" w:unhideWhenUsed="1"/>
+    <w:lsdException w:name="Table Colorful 3" w:semiHidden="1" w:unhideWhenUsed="1"/>
+    <w:lsdException w:name="Table Columns 1" w:semiHidden="1" w:unhideWhenUsed="1"/>
+    <w:lsdException w:name="Table Columns 2" w:semiHidden="1" w:unhideWhenUsed="1"/>
+    <w:lsdException w:name="Table Columns 3" w:semiHidden="1" w:unhideWhenUsed="1"/>
+    <w:lsdException w:name="Table Columns 4" w:semiHidden="1" w:unhideWhenUsed="1"/>
+    <w:lsdException w:name="Table Columns 5" w:semiHidden="1" w:unhideWhenUsed="1"/>
+    <w:lsdException w:name="Table Grid 1" w:semiHidden="1" w:unhideWhenUsed="1"/>
+    <w:lsdException w:name="Table Grid 2" w:semiHidden="1" w:unhideWhenUsed="1"/>
+    <w:lsdException w:name="Table Grid 3" w:semiHidden="1" w:unhideWhenUsed="1"/>
+    <w:lsdException w:name="Table Grid 4" w:semiHidden="1" w:unhideWhenUsed="1"/>
+    <w:lsdException w:name="Table Grid 5" w:semiHidden="1" w:unhideWhenUsed="1"/>
+    <w:lsdException w:name="Table Grid 6" w:semiHidden="1" w:unhideWhenUsed="1"/>
+    <w:lsdException w:name="Table Grid 7" w:semiHidden="1" w:unhideWhenUsed="1"/>
+    <w:lsdException w:name="Table Grid 8" w:semiHidden="1" w:unhideWhenUsed="1"/>
+    <w:lsdException w:name="Table List 1" w:semiHidden="1" w:unhideWhenUsed="1"/>
+    <w:lsdException w:name="Table List 2" w:semiHidden="1" w:unhideWhenUsed="1"/>
+    <w:lsdException w:name="Table List 3" w:semiHidden="1" w:unhideWhenUsed="1"/>
+    <w:lsdException w:name="Table List 4" w:semiHidden="1" w:unhideWhenUsed="1"/>
+    <w:lsdException w:name="Table List 5" w:semiHidden="1" w:unhideWhenUsed="1"/>
+    <w:lsdException w:name="Table List 6" w:semiHidden="1" w:unhideWhenUsed="1"/>
+    <w:lsdException w:name="Table List 7" w:semiHidden="1" w:unhideWhenUsed="1"/>
+    <w:lsdException w:name="Table List 8" w:semiHidden="1" w:unhideWhenUsed="1"/>
+    <w:lsdException w:name="Table 3D effects 1" w:semiHidden="1" w:unhideWhenUsed="1"/>
+    <w:lsdException w:name="Table 3D effects 2" w:semiHidden="1" w:unhideWhenUsed="1"/>
+    <w:lsdException w:name="Table 3D effects 3" w:semiHidden="1" w:unhideWhenUsed="1"/>
+    <w:lsdException w:name="Table Contemporary" w:semiHidden="1" w:unhideWhenUsed="1"/>
+    <w:lsdException w:name="Table Elegant" w:semiHidden="1" w:unhideWhenUsed="1"/>
+    <w:lsdException w:name="Table Professional" w:semiHidden="1" w:unhideWhenUsed="1"/>
+    <w:lsdException w:name="Table Subtle 1" w:semiHidden="1" w:unhideWhenUsed="1"/>
+    <w:lsdException w:name="Table Subtle 2" w:semiHidden="1" w:unhideWhenUsed="1"/>
+    <w:lsdException w:name="Table Web 1" w:semiHidden="1" w:unhideWhenUsed="1"/>
+    <w:lsdException w:name="Table Web 2" w:semiHidden="1" w:unhideWhenUsed="1"/>
+    <w:lsdException w:name="Table Web 3" w:semiHidden="1" w:unhideWhenUsed="1"/>
+    <w:lsdException w:name="Balloon Text" w:semiHidden="1" w:unhideWhenUsed="1"/>
+    <w:lsdException w:name="Table Grid" w:semiHidden="1" w:uiPriority="59" w:unhideWhenUsed="1"/>
+    <w:lsdException w:name="Table Theme" w:semiHidden="1" w:unhideWhenUsed="1"/>
+    <w:lsdException w:name="Placeholder Text" w:semiHidden="1"/>
+    <w:lsdException w:name="No Spacing" w:uiPriority="1" w:qFormat="1"/>
+    <w:lsdException w:name="Light Shading" w:uiPriority="60"/>
+    <w:lsdException w:name="Light List" w:uiPriority="61"/>
+    <w:lsdException w:name="Light Grid" w:uiPriority="62"/>
+    <w:lsdException w:name="Medium Shading 1" w:uiPriority="63"/>
+    <w:lsdException w:name="Medium Shading 2" w:uiPriority="64"/>
+    <w:lsdException w:name="Medium List 1" w:uiPriority="65"/>
+    <w:lsdException w:name="Medium List 2" w:uiPriority="66"/>
+    <w:lsdException w:name="Medium Grid 1" w:uiPriority="67"/>
+    <w:lsdException w:name="Medium Grid 2" w:uiPriority="68"/>
+    <w:lsdException w:name="Medium Grid 3" w:uiPriority="69"/>
+    <w:lsdException w:name="Dark List" w:uiPriority="70"/>
+    <w:lsdException w:name="Colorful Shading" w:uiPriority="71"/>
+    <w:lsdException w:name="Colorful List" w:uiPriority="72"/>
+    <w:lsdException w:name="Colorful Grid" w:uiPriority="73"/>
+    <w:lsdException w:name="Light Shading Accent 1" w:uiPriority="60"/>
+    <w:lsdException w:name="Light List Accent 1" w:uiPriority="61"/>
+    <w:lsdException w:name="Light Grid Accent 1" w:uiPriority="62"/>
+    <w:lsdException w:name="Medium Shading 1 Accent 1" w:uiPriority="63"/>
+    <w:lsdException w:name="Medium Shading 2 Accent 1" w:uiPriority="64"/>
+    <w:lsdException w:name="Medium List 1 Accent 1" w:uiPriority="65"/>
+    <w:lsdException w:name="Revision" w:semiHidden="1"/>
+    <w:lsdException w:name="List Paragraph" w:uiPriority="34" w:qFormat="1"/>
+    <w:lsdException w:name="Quote" w:uiPriority="29" w:qFormat="1"/>
+    <w:lsdException w:name="Intense Quote" w:uiPriority="30" w:qFormat="1"/>
+    <w:lsdException w:name="Medium List 2 Accent 1" w:uiPriority="66"/>
+    <w:lsdException w:name="Medium Grid 1 Accent 1" w:uiPriority="67"/>
+    <w:lsdException w:name="Medium Grid 2 Accent 1" w:uiPriority="68"/>
+    <w:lsdException w:name="Medium Grid 3 Accent 1" w:uiPriority="69"/>
+    <w:lsdException w:name="Dark List Accent 1" w:uiPriority="70"/>
+    <w:lsdException w:name="Colorful Shading Accent 1" w:uiPriority="71"/>
+    <w:lsdException w:name="Colorful List Accent 1" w:uiPriority="72"/>
+    <w:lsdException w:name="Colorful Grid Accent 1" w:uiPriority="73"/>
+    <w:lsdException w:name="Light Shading Accent 2" w:uiPriority="60"/>
+    <w:lsdException w:name="Light List Accent 2" w:uiPriority="61"/>
+    <w:lsdException w:name="Light Grid Accent 2" w:uiPriority="62"/>
+    <w:lsdException w:name="Medium Shading 1 Accent 2" w:uiPriority="63"/>
+    <w:lsdException w:name="Medium Shading 2 Accent 2" w:uiPriority="64"/>
+    <w:lsdException w:name="Medium List 1 Accent 2" w:uiPriority="65"/>
+    <w:lsdException w:name="Medium List 2 Accent 2" w:uiPriority="66"/>
+    <w:lsdException w:name="Medium Grid 1 Accent 2" w:uiPriority="67"/>
+    <w:lsdException w:name="Medium Grid 2 Accent 2" w:uiPriority="68"/>
+    <w:lsdException w:name="Medium Grid 3 Accent 2" w:uiPriority="69"/>
+    <w:lsdException w:name="Dark List Accent 2" w:uiPriority="70"/>
+    <w:lsdException w:name="Colorful Shading Accent 2" w:uiPriority="71"/>
+    <w:lsdException w:name="Colorful List Accent 2" w:uiPriority="72"/>
+    <w:lsdException w:name="Colorful Grid Accent 2" w:uiPriority="73"/>
+    <w:lsdException w:name="Light Shading Accent 3" w:uiPriority="60"/>
+    <w:lsdException w:name="Light List Accent 3" w:uiPriority="61"/>
+    <w:lsdException w:name="Light Grid Accent 3" w:uiPriority="62"/>
+    <w:lsdException w:name="Medium Shading 1 Accent 3" w:uiPriority="63"/>
+    <w:lsdException w:name="Medium Shading 2 Accent 3" w:uiPriority="64"/>
+    <w:lsdException w:name="Medium List 1 Accent 3" w:uiPriority="65"/>
+    <w:lsdException w:name="Medium List 2 Accent 3" w:uiPriority="66"/>
+    <w:lsdException w:name="Medium Grid 1 Accent 3" w:uiPriority="67"/>
+    <w:lsdException w:name="Medium Grid 2 Accent 3" w:uiPriority="68"/>
+    <w:lsdException w:name="Medium Grid 3 Accent 3" w:uiPriority="69"/>
+    <w:lsdException w:name="Dark List Accent 3" w:uiPriority="70"/>
+    <w:lsdException w:name="Colorful Shading Accent 3" w:uiPriority="71"/>
+    <w:lsdException w:name="Colorful List Accent 3" w:uiPriority="72"/>
+    <w:lsdException w:name="Colorful Grid Accent 3" w:uiPriority="73"/>
+    <w:lsdException w:name="Light Shading Accent 4" w:uiPriority="60"/>
+    <w:lsdException w:name="Light List Accent 4" w:uiPriority="61"/>
+    <w:lsdException w:name="Light Grid Accent 4" w:uiPriority="62"/>
+    <w:lsdException w:name="Medium Shading 1 Accent 4" w:uiPriority="63"/>
+    <w:lsdException w:name="Medium Shading 2 Accent 4" w:uiPriority="64"/>
+    <w:lsdException w:name="Medium List 1 Accent 4" w:uiPriority="65"/>
+    <w:lsdException w:name="Medium List 2 Accent 4" w:uiPriority="66"/>
+    <w:lsdException w:name="Medium Grid 1 Accent 4" w:uiPriority="67"/>
+    <w:lsdException w:name="Medium Grid 2 Accent 4" w:uiPriority="68"/>
+    <w:lsdException w:name="Medium Grid 3 Accent 4" w:uiPriority="69"/>
+    <w:lsdException w:name="Dark List Accent 4" w:uiPriority="70"/>
+    <w:lsdException w:name="Colorful Shading Accent 4" w:uiPriority="71"/>
+    <w:lsdException w:name="Colorful List Accent 4" w:uiPriority="72"/>
+    <w:lsdException w:name="Colorful Grid Accent 4" w:uiPriority="73"/>
+    <w:lsdException w:name="Light Shading Accent 5" w:uiPriority="60"/>
+    <w:lsdException w:name="Light List Accent 5" w:uiPriority="61"/>
+    <w:lsdException w:name="Light Grid Accent 5" w:uiPriority="62"/>
+    <w:lsdException w:name="Medium Shading 1 Accent 5" w:uiPriority="63"/>
+    <w:lsdException w:name="Medium Shading 2 Accent 5" w:uiPriority="64"/>
+    <w:lsdException w:name="Medium List 1 Accent 5" w:uiPriority="65"/>
+    <w:lsdException w:name="Medium List 2 Accent 5" w:uiPriority="66"/>
+    <w:lsdException w:name="Medium Grid 1 Accent 5" w:uiPriority="67"/>
+    <w:lsdException w:name="Medium Grid 2 Accent 5" w:uiPriority="68"/>
+    <w:lsdException w:name="Medium Grid 3 Accent 5" w:uiPriority="69"/>
+    <w:lsdException w:name="Dark List Accent 5" w:uiPriority="70"/>
+    <w:lsdException w:name="Colorful Shading Accent 5" w:uiPriority="71"/>
+    <w:lsdException w:name="Colorful List Accent 5" w:uiPriority="72"/>
+    <w:lsdException w:name="Colorful Grid Accent 5" w:uiPriority="73"/>
+    <w:lsdException w:name="Light Shading Accent 6" w:uiPriority="60"/>
+    <w:lsdException w:name="Light List Accent 6" w:uiPriority="61"/>
+    <w:lsdException w:name="Light Grid Accent 6" w:uiPriority="62"/>
+    <w:lsdException w:name="Medium Shading 1 Accent 6" w:uiPriority="63"/>
+    <w:lsdException w:name="Medium Shading 2 Accent 6" w:uiPriority="64"/>
+    <w:lsdException w:name="Medium List 1 Accent 6" w:uiPriority="65"/>
+    <w:lsdException w:name="Medium List 2 Accent 6" w:uiPriority="66"/>
+    <w:lsdException w:name="Medium Grid 1 Accent 6" w:uiPriority="67"/>
+    <w:lsdException w:name="Medium Grid 2 Accent 6" w:uiPriority="68"/>
+    <w:lsdException w:name="Medium Grid 3 Accent 6" w:uiPriority="69"/>
+    <w:lsdException w:name="Dark List Accent 6" w:uiPriority="70"/>
+    <w:lsdException w:name="Colorful Shading Accent 6" w:uiPriority="71"/>
+    <w:lsdException w:name="Colorful List Accent 6" w:uiPriority="72"/>
+    <w:lsdException w:name="Colorful Grid Accent 6" w:uiPriority="73"/>
+    <w:lsdException w:name="Subtle Emphasis" w:uiPriority="19" w:qFormat="1"/>
+    <w:lsdException w:name="Intense Emphasis" w:uiPriority="21" w:qFormat="1"/>
+    <w:lsdException w:name="Subtle Reference" w:uiPriority="31" w:qFormat="1"/>
+    <w:lsdException w:name="Intense Reference" w:uiPriority="32" w:qFormat="1"/>
+    <w:lsdException w:name="Book Title" w:uiPriority="33" w:qFormat="1"/>
+    <w:lsdException w:name="Bibliography" w:semiHidden="1" w:uiPriority="37" w:unhideWhenUsed="1"/>
+    <w:lsdException w:name="TOC Heading" w:semiHidden="1" w:uiPriority="39" w:unhideWhenUsed="1" w:qFormat="1"/>
+    <w:lsdException w:name="Plain Table 1" w:uiPriority="41"/>
+    <w:lsdException w:name="Plain Table 2" w:uiPriority="42"/>
+    <w:lsdException w:name="Plain Table 3" w:uiPriority="43"/>
+    <w:lsdException w:name="Plain Table 4" w:uiPriority="44"/>
+    <w:lsdException w:name="Plain Table 5" w:uiPriority="45"/>
+    <w:lsdException w:name="Grid Table Light" w:uiPriority="40"/>
+    <w:lsdException w:name="Grid Table 1 Light" w:uiPriority="46"/>
+    <w:lsdException w:name="Grid Table 2" w:uiPriority="47"/>
+    <w:lsdException w:name="Grid Table 3" w:uiPriority="48"/>
+    <w:lsdException w:name="Grid Table 4" w:uiPriority="49"/>
+    <w:lsdException w:name="Grid Table 5 Dark" w:uiPriority="50"/>
+    <w:lsdException w:name="Grid Table 6 Colorful" w:uiPriority="51"/>
+    <w:lsdException w:name="Grid Table 7 Colorful" w:uiPriority="52"/>
+    <w:lsdException w:name="Grid Table 1 Light Accent 1" w:uiPriority="46"/>
+    <w:lsdException w:name="Grid Table 2 Accent 1" w:uiPriority="47"/>
+    <w:lsdException w:name="Grid Table 3 Accent 1" w:uiPriority="48"/>
+    <w:lsdException w:name="Grid Table 4 Accent 1" w:uiPriority="49"/>
+    <w:lsdException w:name="Grid Table 5 Dark Accent 1" w:uiPriority="50"/>
+    <w:lsdException w:name="Grid Table 6 Colorful Accent 1" w:uiPriority="51"/>
+    <w:lsdException w:name="Grid Table 7 Colorful Accent 1" w:uiPriority="52"/>
+    <w:lsdException w:name="Grid Table 1 Light Accent 2" w:uiPriority="46"/>
+    <w:lsdException w:name="Grid Table 2 Accent 2" w:uiPriority="47"/>
+    <w:lsdException w:name="Grid Table 3 Accent 2" w:uiPriority="48"/>
+    <w:lsdException w:name="Grid Table 4 Accent 2" w:uiPriority="49"/>
+    <w:lsdException w:name="Grid Table 5 Dark Accent 2" w:uiPriority="50"/>
+    <w:lsdException w:name="Grid Table 6 Colorful Accent 2" w:uiPriority="51"/>
+    <w:lsdException w:name="Grid Table 7 Colorful Accent 2" w:uiPriority="52"/>
+    <w:lsdException w:name="Grid Table 1 Light Accent 3" w:uiPriority="46"/>
+    <w:lsdException w:name="Grid Table 2 Accent 3" w:uiPriority="47"/>
+    <w:lsdException w:name="Grid Table 3 Accent 3" w:uiPriority="48"/>
+    <w:lsdException w:name="Grid Table 4 Accent 3" w:uiPriority="49"/>
+    <w:lsdException w:name="Grid Table 5 Dark Accent 3" w:uiPriority="50"/>
+    <w:lsdException w:name="Grid Table 6 Colorful Accent 3" w:uiPriority="51"/>
+    <w:lsdException w:name="Grid Table 7 Colorful Accent 3" w:uiPriority="52"/>
+    <w:lsdException w:name="Grid Table 1 Light Accent 4" w:uiPriority="46"/>
+    <w:lsdException w:name="Grid Table 2 Accent 4" w:uiPriority="47"/>
+    <w:lsdException w:name="Grid Table 3 Accent 4" w:uiPriority="48"/>
+    <w:lsdException w:name="Grid Table 4 Accent 4" w:uiPriority="49"/>
+    <w:lsdException w:name="Grid Table 5 Dark Accent 4" w:uiPriority="50"/>
+    <w:lsdException w:name="Grid Table 6 Colorful Accent 4" w:uiPriority="51"/>
+    <w:lsdException w:name="Grid Table 7 Colorful Accent 4" w:uiPriority="52"/>
+    <w:lsdException w:name="Grid Table 1 Light Accent 5" w:uiPriority="46"/>
+    <w:lsdException w:name="Grid Table 2 Accent 5" w:uiPriority="47"/>
+    <w:lsdException w:name="Grid Table 3 Accent 5" w:uiPriority="48"/>
+    <w:lsdException w:name="Grid Table 4 Accent 5" w:uiPriority="49"/>
+    <w:lsdException w:name="Grid Table 5 Dark Accent 5" w:uiPriority="50"/>
+    <w:lsdException w:name="Grid Table 6 Colorful Accent 5" w:uiPriority="51"/>
+    <w:lsdException w:name="Grid Table 7 Colorful Accent 5" w:uiPriority="52"/>
+    <w:lsdException w:name="Grid Table 1 Light Accent 6" w:uiPriority="46"/>
+    <w:lsdException w:name="Grid Table 2 Accent 6" w:uiPriority="47"/>
+    <w:lsdException w:name="Grid Table 3 Accent 6" w:uiPriority="48"/>
+    <w:lsdException w:name="Grid Table 4 Accent 6" w:uiPriority="49"/>
+    <w:lsdException w:name="Grid Table 5 Dark Accent 6" w:uiPriority="50"/>
+    <w:lsdException w:name="Grid Table 6 Colorful Accent 6" w:uiPriority="51"/>
+    <w:lsdException w:name="Grid Table 7 Colorful Accent 6" w:uiPriority="52"/>
+    <w:lsdException w:name="List Table 1 Light" w:uiPriority="46"/>
+    <w:lsdException w:name="List Table 2" w:uiPriority="47"/>
+    <w:lsdException w:name="List Table 3" w:uiPriority="48"/>
+    <w:lsdException w:name="List Table 4" w:uiPriority="49"/>
+    <w:lsdException w:name="List Table 5 Dark" w:uiPriority="50"/>
+    <w:lsdException w:name="List Table 6 Colorful" w:uiPriority="51"/>
+    <w:lsdException w:name="List Table 7 Colorful" w:uiPriority="52"/>
+    <w:lsdException w:name="List Table 1 Light Accent 1" w:uiPriority="46"/>
+    <w:lsdException w:name="List Table 2 Accent 1" w:uiPriority="47"/>
+    <w:lsdException w:name="List Table 3 Accent 1" w:uiPriority="48"/>
+    <w:lsdException w:name="List Table 4 Accent 1" w:uiPriority="49"/>
+    <w:lsdException w:name="List Table 5 Dark Accent 1" w:uiPriority="50"/>
+    <w:lsdException w:name="List Table 6 Colorful Accent 1" w:uiPriority="51"/>
+    <w:lsdException w:name="List Table 7 Colorful Accent 1" w:uiPriority="52"/>
+    <w:lsdException w:name="List Table 1 Light Accent 2" w:uiPriority="46"/>
+    <w:lsdException w:name="List Table 2 Accent 2" w:uiPriority="47"/>
+    <w:lsdException w:name="List Table 3 Accent 2" w:uiPriority="48"/>
+    <w:lsdException w:name="List Table 4 Accent 2" w:uiPriority="49"/>
+    <w:lsdException w:name="List Table 5 Dark Accent 2" w:uiPriority="50"/>
+    <w:lsdException w:name="List Table 6 Colorful Accent 2" w:uiPriority="51"/>
+    <w:lsdException w:name="List Table 7 Colorful Accent 2" w:uiPriority="52"/>
+    <w:lsdException w:name="List Table 1 Light Accent 3" w:uiPriority="46"/>
+    <w:lsdException w:name="List Table 2 Accent 3" w:uiPriority="47"/>
+    <w:lsdException w:name="List Table 3 Accent 3" w:uiPriority="48"/>
+    <w:lsdException w:name="List Table 4 Accent 3" w:uiPriority="49"/>
+    <w:lsdException w:name="List Table 5 Dark Accent 3" w:uiPriority="50"/>
+    <w:lsdException w:name="List Table 6 Colorful Accent 3" w:uiPriority="51"/>
+    <w:lsdException w:name="List Table 7 Colorful Accent 3" w:uiPriority="52"/>
+    <w:lsdException w:name="List Table 1 Light Accent 4" w:uiPriority="46"/>
+    <w:lsdException w:name="List Table 2 Accent 4" w:uiPriority="47"/>
+    <w:lsdException w:name="List Table 3 Accent 4" w:uiPriority="48"/>
+    <w:lsdException w:name="List Table 4 Accent 4" w:uiPriority="49"/>
+    <w:lsdException w:name="List Table 5 Dark Accent 4" w:uiPriority="50"/>
+    <w:lsdException w:name="List Table 6 Colorful Accent 4" w:uiPriority="51"/>
+    <w:lsdException w:name="List Table 7 Colorful Accent 4" w:uiPriority="52"/>
+    <w:lsdException w:name="List Table 1 Light Accent 5" w:uiPriority="46"/>
+    <w:lsdException w:name="List Table 2 Accent 5" w:uiPriority="47"/>
+    <w:lsdException w:name="List Table 3 Accent 5" w:uiPriority="48"/>
+    <w:lsdException w:name="List Table 4 Accent 5" w:uiPriority="49"/>
+    <w:lsdException w:name="List Table 5 Dark Accent 5" w:uiPriority="50"/>
+    <w:lsdException w:name="List Table 6 Colorful Accent 5" w:uiPriority="51"/>
+    <w:lsdException w:name="List Table 7 Colorful Accent 5" w:uiPriority="52"/>
+    <w:lsdException w:name="List Table 1 Light Accent 6" w:uiPriority="46"/>
+    <w:lsdException w:name="List Table 2 Accent 6" w:uiPriority="47"/>
+    <w:lsdException w:name="List Table 3 Accent 6" w:uiPriority="48"/>
+    <w:lsdException w:name="List Table 4 Accent 6" w:uiPriority="49"/>
+    <w:lsdException w:name="List Table 5 Dark Accent 6" w:uiPriority="50"/>
+    <w:lsdException w:name="List Table 6 Colorful Accent 6" w:uiPriority="51"/>
+    <w:lsdException w:name="List Table 7 Colorful Accent 6" w:uiPriority="52"/>
+    <w:lsdException w:name="Mention" w:semiHidden="1" w:unhideWhenUsed="1"/>
+    <w:lsdException w:name="Smart Hyperlink" w:semiHidden="1" w:unhideWhenUsed="1"/>
+    <w:lsdException w:name="Hashtag" w:semiHidden="1" w:unhideWhenUsed="1"/>
+    <w:lsdException w:name="Unresolved Mention" w:semiHidden="1" w:unhideWhenUsed="1"/>
+    <w:lsdException w:name="Smart Link" w:semiHidden="1" w:unhideWhenUsed="1"/>
+  </w:latentStyles>
+  <w:style w:type="paragraph" w:default="1" w:styleId="a">
     <w:name w:val="Normal"/>
     <w:qFormat/>
-    <w:pPr/>
     <w:rPr>
       <w:rFonts w:ascii="Calibri" w:hAnsi="Calibri"/>
       <w:sz w:val="24"/>
     </w:rPr>
   </w:style>
-  <w:style w:type="paragraph" w:styleId="P1">
-    <w:name w:val="footer"/>
-    <w:basedOn w:val="P0"/>
-    <w:qFormat/>
-    <w:pPr>
-      <w:tabs>
-        <w:tab w:val="center" w:pos="4153" w:leader="none"/>
-        <w:tab w:val="right" w:pos="8306" w:leader="none"/>
-      </w:tabs>
-    </w:pPr>
-    <w:rPr>
-      <w:sz w:val="18"/>
-    </w:rPr>
+  <w:style w:type="character" w:default="1" w:styleId="a0">
+    <w:name w:val="Default Paragraph Font"/>
+    <w:uiPriority w:val="1"/>
+    <w:semiHidden/>
+    <w:unhideWhenUsed/>
   </w:style>
-  <w:style w:type="paragraph" w:styleId="P2">
-    <w:name w:val="header"/>
-    <w:basedOn w:val="P0"/>
-    <w:link w:val="C3"/>
-    <w:qFormat/>
-    <w:pPr>
-      <w:tabs>
-        <w:tab w:val="center" w:pos="4153" w:leader="none"/>
-        <w:tab w:val="right" w:pos="8306" w:leader="none"/>
-      </w:tabs>
-    </w:pPr>
-    <w:rPr>
-      <w:sz w:val="18"/>
-    </w:rPr>
-  </w:style>
-  <w:style w:type="character" w:styleId="C0" w:default="1">
-    <w:name w:val="Default Paragraph Font"/>
+  <w:style w:type="table" w:default="1" w:styleId="a1">
+    <w:name w:val="Normal Table"/>
+    <w:uiPriority w:val="99"/>
     <w:semiHidden/>
-    <w:rPr/>
-  </w:style>
-  <w:style w:type="character" w:styleId="C1">
-    <w:name w:val="Line Number"/>
-    <w:basedOn w:val="C0"/>
-    <w:semiHidden/>
-    <w:rPr/>
-  </w:style>
-  <w:style w:type="character" w:styleId="C2">
-    <w:name w:val="Hyperlink"/>
-    <w:rPr>
-      <w:color w:val="0000FF"/>
-      <w:u w:val="single"/>
-    </w:rPr>
-  </w:style>
-  <w:style w:type="character" w:styleId="C3">
-    <w:name w:val="页眉 字符"/>
-    <w:basedOn w:val="C0"/>
-    <w:link w:val="P2"/>
-    <w:rPr>
-      <w:sz w:val="18"/>
-    </w:rPr>
-  </w:style>
-  <w:style w:type="table" w:styleId="T0" w:default="1">
-    <w:name w:val="Normal Table"/>
-    <w:semiHidden/>
+    <w:unhideWhenUsed/>
     <w:tblPr>
       <w:tblInd w:w="0" w:type="dxa"/>
       <w:tblCellMar>
@@ -2393,111 +2837,167 @@
         <w:right w:w="108" w:type="dxa"/>
       </w:tblCellMar>
     </w:tblPr>
-    <w:trPr/>
-    <w:tcPr/>
   </w:style>
-  <w:style w:type="table" w:styleId="T1">
+  <w:style w:type="numbering" w:default="1" w:styleId="a2">
+    <w:name w:val="No List"/>
+    <w:uiPriority w:val="99"/>
+    <w:semiHidden/>
+    <w:unhideWhenUsed/>
+  </w:style>
+  <w:style w:type="paragraph" w:styleId="a3">
+    <w:name w:val="footer"/>
+    <w:basedOn w:val="a"/>
+    <w:qFormat/>
+    <w:pPr>
+      <w:tabs>
+        <w:tab w:val="center" w:pos="4153"/>
+        <w:tab w:val="right" w:pos="8306"/>
+      </w:tabs>
+    </w:pPr>
+    <w:rPr>
+      <w:sz w:val="18"/>
+    </w:rPr>
+  </w:style>
+  <w:style w:type="paragraph" w:styleId="a4">
+    <w:name w:val="header"/>
+    <w:basedOn w:val="a"/>
+    <w:link w:val="a5"/>
+    <w:qFormat/>
+    <w:pPr>
+      <w:tabs>
+        <w:tab w:val="center" w:pos="4153"/>
+        <w:tab w:val="right" w:pos="8306"/>
+      </w:tabs>
+    </w:pPr>
+    <w:rPr>
+      <w:sz w:val="18"/>
+    </w:rPr>
+  </w:style>
+  <w:style w:type="character" w:styleId="a6">
+    <w:name w:val="line number"/>
+    <w:basedOn w:val="a0"/>
+    <w:semiHidden/>
+  </w:style>
+  <w:style w:type="character" w:styleId="a7">
+    <w:name w:val="Hyperlink"/>
+    <w:rPr>
+      <w:color w:val="0000FF"/>
+      <w:u w:val="single"/>
+    </w:rPr>
+  </w:style>
+  <w:style w:type="character" w:customStyle="1" w:styleId="a5">
+    <w:name w:val="页眉 字符"/>
+    <w:basedOn w:val="a0"/>
+    <w:link w:val="a4"/>
+    <w:rPr>
+      <w:sz w:val="18"/>
+    </w:rPr>
+  </w:style>
+  <w:style w:type="table" w:styleId="1">
     <w:name w:val="Table Simple 1"/>
-    <w:basedOn w:val="T0"/>
+    <w:basedOn w:val="a1"/>
     <w:tblPr>
       <w:tblBorders>
-        <w:top w:val="single" w:sz="4" w:space="0" w:shadow="0" w:frame="0" w:color="000000"/>
-        <w:left w:val="single" w:sz="4" w:space="0" w:shadow="0" w:frame="0" w:color="000000"/>
-        <w:bottom w:val="single" w:sz="4" w:space="0" w:shadow="0" w:frame="0" w:color="000000"/>
-        <w:right w:val="single" w:sz="4" w:space="0" w:shadow="0" w:frame="0" w:color="000000"/>
-        <w:insideH w:val="single" w:sz="4" w:space="0" w:shadow="0" w:frame="0" w:color="000000"/>
-        <w:insideV w:val="single" w:sz="4" w:space="0" w:shadow="0" w:frame="0" w:color="000000"/>
+        <w:top w:val="single" w:sz="4" w:space="0" w:color="000000"/>
+        <w:left w:val="single" w:sz="4" w:space="0" w:color="000000"/>
+        <w:bottom w:val="single" w:sz="4" w:space="0" w:color="000000"/>
+        <w:right w:val="single" w:sz="4" w:space="0" w:color="000000"/>
+        <w:insideH w:val="single" w:sz="4" w:space="0" w:color="000000"/>
+        <w:insideV w:val="single" w:sz="4" w:space="0" w:color="000000"/>
       </w:tblBorders>
-      <w:tblCellMar>
-        <w:top w:w="0" w:type="dxa"/>
-        <w:left w:w="108" w:type="dxa"/>
-        <w:bottom w:w="0" w:type="dxa"/>
-        <w:right w:w="108" w:type="dxa"/>
-      </w:tblCellMar>
     </w:tblPr>
-    <w:trPr/>
-    <w:tcPr/>
   </w:style>
-  <w:style w:type="table" w:styleId="T2">
+  <w:style w:type="table" w:customStyle="1" w:styleId="4-21">
     <w:name w:val="网格表 4 - 着色 21"/>
-    <w:basedOn w:val="T0"/>
+    <w:basedOn w:val="a1"/>
     <w:qFormat/>
     <w:tblPr>
       <w:tblBorders>
-        <w:top w:val="single" w:sz="4" w:space="0" w:shadow="0" w:frame="0" w:color="D99694" w:themeColor="accent2" w:themeTint="99"/>
-        <w:left w:val="single" w:sz="4" w:space="0" w:shadow="0" w:frame="0" w:color="D99694" w:themeColor="accent2" w:themeTint="99"/>
-        <w:bottom w:val="single" w:sz="4" w:space="0" w:shadow="0" w:frame="0" w:color="D99694" w:themeColor="accent2" w:themeTint="99"/>
-        <w:right w:val="single" w:sz="4" w:space="0" w:shadow="0" w:frame="0" w:color="D99694" w:themeColor="accent2" w:themeTint="99"/>
-        <w:insideH w:val="single" w:sz="4" w:space="0" w:shadow="0" w:frame="0" w:color="D99694" w:themeColor="accent2" w:themeTint="99"/>
-        <w:insideV w:val="single" w:sz="4" w:space="0" w:shadow="0" w:frame="0" w:color="D99694" w:themeColor="accent2" w:themeTint="99"/>
+        <w:top w:val="single" w:sz="4" w:space="0" w:color="D99594" w:themeColor="accent2" w:themeTint="99"/>
+        <w:left w:val="single" w:sz="4" w:space="0" w:color="D99594" w:themeColor="accent2" w:themeTint="99"/>
+        <w:bottom w:val="single" w:sz="4" w:space="0" w:color="D99594" w:themeColor="accent2" w:themeTint="99"/>
+        <w:right w:val="single" w:sz="4" w:space="0" w:color="D99594" w:themeColor="accent2" w:themeTint="99"/>
+        <w:insideH w:val="single" w:sz="4" w:space="0" w:color="D99594" w:themeColor="accent2" w:themeTint="99"/>
+        <w:insideV w:val="single" w:sz="4" w:space="0" w:color="D99594" w:themeColor="accent2" w:themeTint="99"/>
       </w:tblBorders>
     </w:tblPr>
-    <w:trPr/>
-    <w:tcPr/>
-    <w:tblStylePr w:type="band1Horz">
-      <w:tblPr/>
-      <w:trPr/>
-      <w:tcPr>
-        <w:shd w:val="clear" w:color="auto" w:fill="F2DCDB" w:themeFill="accent2" w:themeFillTint="32"/>
-      </w:tcPr>
-    </w:tblStylePr>
-    <w:tblStylePr w:type="band1Vert">
-      <w:tblPr/>
-      <w:trPr/>
-      <w:tcPr>
-        <w:shd w:val="clear" w:color="auto" w:fill="F2DCDB" w:themeFill="accent2" w:themeFillTint="32"/>
-      </w:tcPr>
-    </w:tblStylePr>
-    <w:tblStylePr w:type="lastCol">
-      <w:rPr>
-        <w:b w:val="1"/>
-      </w:rPr>
-      <w:tblPr/>
-      <w:trPr/>
-      <w:tcPr/>
-    </w:tblStylePr>
-    <w:tblStylePr w:type="firstCol">
-      <w:rPr>
-        <w:b w:val="1"/>
-      </w:rPr>
-      <w:tblPr/>
-      <w:trPr/>
-      <w:tcPr/>
-    </w:tblStylePr>
-    <w:tblStylePr w:type="lastRow">
-      <w:rPr>
-        <w:b w:val="1"/>
-      </w:rPr>
-      <w:tblPr/>
-      <w:trPr/>
-      <w:tcPr>
-        <w:tcBorders>
-          <w:top w:val="double" w:sz="4" w:space="0" w:shadow="0" w:frame="0" w:color="C0504D" w:themeColor="accent2"/>
-        </w:tcBorders>
-      </w:tcPr>
-    </w:tblStylePr>
     <w:tblStylePr w:type="firstRow">
       <w:rPr>
-        <w:b w:val="1"/>
+        <w:b/>
         <w:color w:val="FFFFFF" w:themeColor="background1"/>
       </w:rPr>
       <w:tblPr/>
-      <w:trPr/>
       <w:tcPr>
         <w:tcBorders>
-          <w:top w:val="single" w:sz="4" w:space="0" w:shadow="0" w:frame="0" w:color="C0504D" w:themeColor="accent2"/>
-          <w:left w:val="single" w:sz="4" w:space="0" w:shadow="0" w:frame="0" w:color="C0504D" w:themeColor="accent2"/>
-          <w:bottom w:val="single" w:sz="4" w:space="0" w:shadow="0" w:frame="0" w:color="C0504D" w:themeColor="accent2"/>
-          <w:right w:val="single" w:sz="4" w:space="0" w:shadow="0" w:frame="0" w:color="C0504D" w:themeColor="accent2"/>
+          <w:top w:val="single" w:sz="4" w:space="0" w:color="C0504D" w:themeColor="accent2"/>
+          <w:left w:val="single" w:sz="4" w:space="0" w:color="C0504D" w:themeColor="accent2"/>
+          <w:bottom w:val="single" w:sz="4" w:space="0" w:color="C0504D" w:themeColor="accent2"/>
+          <w:right w:val="single" w:sz="4" w:space="0" w:color="C0504D" w:themeColor="accent2"/>
           <w:insideH w:val="nil"/>
           <w:insideV w:val="nil"/>
         </w:tcBorders>
         <w:shd w:val="clear" w:color="auto" w:fill="C0504D" w:themeFill="accent2"/>
       </w:tcPr>
     </w:tblStylePr>
+    <w:tblStylePr w:type="lastRow">
+      <w:rPr>
+        <w:b/>
+      </w:rPr>
+      <w:tblPr/>
+      <w:tcPr>
+        <w:tcBorders>
+          <w:top w:val="double" w:sz="4" w:space="0" w:color="C0504D" w:themeColor="accent2"/>
+        </w:tcBorders>
+      </w:tcPr>
+    </w:tblStylePr>
+    <w:tblStylePr w:type="firstCol">
+      <w:rPr>
+        <w:b/>
+      </w:rPr>
+    </w:tblStylePr>
+    <w:tblStylePr w:type="lastCol">
+      <w:rPr>
+        <w:b/>
+      </w:rPr>
+    </w:tblStylePr>
+    <w:tblStylePr w:type="band1Vert">
+      <w:tblPr/>
+      <w:tcPr>
+        <w:shd w:val="clear" w:color="auto" w:fill="F2DCDC" w:themeFill="accent2" w:themeFillTint="32"/>
+      </w:tcPr>
+    </w:tblStylePr>
+    <w:tblStylePr w:type="band1Horz">
+      <w:tblPr/>
+      <w:tcPr>
+        <w:shd w:val="clear" w:color="auto" w:fill="F2DCDC" w:themeFill="accent2" w:themeFillTint="32"/>
+      </w:tcPr>
+    </w:tblStylePr>
   </w:style>
-  <w:style w:type="numbering" w:styleId="N0">
-    <w:name w:val="No List"/>
+  <w:style w:type="paragraph" w:styleId="a8">
+    <w:name w:val="Balloon Text"/>
+    <w:basedOn w:val="a"/>
+    <w:link w:val="a9"/>
+    <w:uiPriority w:val="99"/>
+    <w:semiHidden/>
+    <w:unhideWhenUsed/>
+    <w:rsid w:val="00BA5F05"/>
+    <w:rPr>
+      <w:sz w:val="18"/>
+      <w:szCs w:val="18"/>
+    </w:rPr>
+  </w:style>
+  <w:style w:type="character" w:customStyle="1" w:styleId="a9">
+    <w:name w:val="批注框文本 字符"/>
+    <w:basedOn w:val="a0"/>
+    <w:link w:val="a8"/>
+    <w:uiPriority w:val="99"/>
+    <w:semiHidden/>
+    <w:rsid w:val="00BA5F05"/>
+    <w:rPr>
+      <w:rFonts w:ascii="Calibri" w:hAnsi="Calibri"/>
+      <w:sz w:val="18"/>
+      <w:szCs w:val="18"/>
+    </w:rPr>
   </w:style>
 </w:styles>
 </file>
